--- a/memoria/TFM_StrokeLab_final.docx
+++ b/memoria/TFM_StrokeLab_final.docx
@@ -681,7 +681,7 @@
         <w:ind w:hanging="0" w:left="0"/>
         <w:rPr/>
       </w:pPr>
-      <w:bookmarkStart w:id="44" w:name="__RefHeading___Toc9140_1835845969"/>
+      <w:bookmarkStart w:id="44" w:name="__RefHeading___Toc9144_1415144654"/>
       <w:bookmarkStart w:id="45" w:name="_Toc37845866"/>
       <w:bookmarkStart w:id="46" w:name="_Toc37758881"/>
       <w:bookmarkEnd w:id="44"/>
@@ -752,7 +752,7 @@
         <w:ind w:hanging="0" w:left="0"/>
         <w:rPr/>
       </w:pPr>
-      <w:bookmarkStart w:id="47" w:name="__RefHeading___Toc9142_1835845969"/>
+      <w:bookmarkStart w:id="47" w:name="__RefHeading___Toc9146_1415144654"/>
       <w:bookmarkStart w:id="48" w:name="_Toc37845867"/>
       <w:bookmarkStart w:id="49" w:name="_Toc37758882"/>
       <w:bookmarkEnd w:id="47"/>
@@ -900,7 +900,7 @@
         <w:ind w:hanging="0" w:left="0"/>
         <w:rPr/>
       </w:pPr>
-      <w:bookmarkStart w:id="50" w:name="__RefHeading___Toc9144_1835845969"/>
+      <w:bookmarkStart w:id="50" w:name="__RefHeading___Toc9148_1415144654"/>
       <w:bookmarkStart w:id="51" w:name="_Toc37845868"/>
       <w:bookmarkStart w:id="52" w:name="_Toc37758883"/>
       <w:bookmarkEnd w:id="50"/>
@@ -1534,7 +1534,7 @@
             </w:rPr>
             <w:fldChar w:fldCharType="separate"/>
           </w:r>
-          <w:hyperlink w:anchor="__RefHeading___Toc9140_1835845969">
+          <w:hyperlink w:anchor="__RefHeading___Toc9144_1415144654">
             <w:r>
               <w:rPr>
                 <w:webHidden/>
@@ -1555,7 +1555,7 @@
             </w:tabs>
             <w:rPr/>
           </w:pPr>
-          <w:hyperlink w:anchor="__RefHeading___Toc9142_1835845969">
+          <w:hyperlink w:anchor="__RefHeading___Toc9146_1415144654">
             <w:r>
               <w:rPr>
                 <w:webHidden/>
@@ -1576,7 +1576,7 @@
             </w:tabs>
             <w:rPr/>
           </w:pPr>
-          <w:hyperlink w:anchor="__RefHeading___Toc9144_1835845969">
+          <w:hyperlink w:anchor="__RefHeading___Toc9148_1415144654">
             <w:r>
               <w:rPr>
                 <w:webHidden/>
@@ -1597,7 +1597,7 @@
             </w:tabs>
             <w:rPr/>
           </w:pPr>
-          <w:hyperlink w:anchor="__RefHeading___Toc9146_1835845969">
+          <w:hyperlink w:anchor="__RefHeading___Toc9150_1415144654">
             <w:r>
               <w:rPr>
                 <w:webHidden/>
@@ -1618,7 +1618,7 @@
             </w:tabs>
             <w:rPr/>
           </w:pPr>
-          <w:hyperlink w:anchor="__RefHeading___Toc9148_1835845969">
+          <w:hyperlink w:anchor="__RefHeading___Toc9152_1415144654">
             <w:r>
               <w:rPr>
                 <w:webHidden/>
@@ -1639,7 +1639,7 @@
             </w:tabs>
             <w:rPr/>
           </w:pPr>
-          <w:hyperlink w:anchor="__RefHeading___Toc9150_1835845969">
+          <w:hyperlink w:anchor="__RefHeading___Toc9154_1415144654">
             <w:r>
               <w:rPr>
                 <w:webHidden/>
@@ -1660,7 +1660,7 @@
             </w:tabs>
             <w:rPr/>
           </w:pPr>
-          <w:hyperlink w:anchor="__RefHeading___Toc9152_1835845969">
+          <w:hyperlink w:anchor="__RefHeading___Toc9156_1415144654">
             <w:r>
               <w:rPr>
                 <w:webHidden/>
@@ -1681,7 +1681,7 @@
             </w:tabs>
             <w:rPr/>
           </w:pPr>
-          <w:hyperlink w:anchor="__RefHeading___Toc9154_1835845969">
+          <w:hyperlink w:anchor="__RefHeading___Toc9158_1415144654">
             <w:r>
               <w:rPr>
                 <w:webHidden/>
@@ -1702,7 +1702,7 @@
             </w:tabs>
             <w:rPr/>
           </w:pPr>
-          <w:hyperlink w:anchor="__RefHeading___Toc9156_1835845969">
+          <w:hyperlink w:anchor="__RefHeading___Toc9160_1415144654">
             <w:r>
               <w:rPr>
                 <w:webHidden/>
@@ -1723,7 +1723,7 @@
             </w:tabs>
             <w:rPr/>
           </w:pPr>
-          <w:hyperlink w:anchor="__RefHeading___Toc9158_1835845969">
+          <w:hyperlink w:anchor="__RefHeading___Toc9162_1415144654">
             <w:r>
               <w:rPr>
                 <w:webHidden/>
@@ -1744,7 +1744,7 @@
             </w:tabs>
             <w:rPr/>
           </w:pPr>
-          <w:hyperlink w:anchor="__RefHeading___Toc9160_1835845969">
+          <w:hyperlink w:anchor="__RefHeading___Toc9164_1415144654">
             <w:r>
               <w:rPr>
                 <w:webHidden/>
@@ -1765,7 +1765,7 @@
             </w:tabs>
             <w:rPr/>
           </w:pPr>
-          <w:hyperlink w:anchor="__RefHeading___Toc9162_1835845969">
+          <w:hyperlink w:anchor="__RefHeading___Toc9166_1415144654">
             <w:r>
               <w:rPr>
                 <w:webHidden/>
@@ -1786,7 +1786,7 @@
             </w:tabs>
             <w:rPr/>
           </w:pPr>
-          <w:hyperlink w:anchor="__RefHeading___Toc9164_1835845969">
+          <w:hyperlink w:anchor="__RefHeading___Toc9168_1415144654">
             <w:r>
               <w:rPr>
                 <w:webHidden/>
@@ -1807,7 +1807,7 @@
             </w:tabs>
             <w:rPr/>
           </w:pPr>
-          <w:hyperlink w:anchor="__RefHeading___Toc9166_1835845969">
+          <w:hyperlink w:anchor="__RefHeading___Toc9170_1415144654">
             <w:r>
               <w:rPr>
                 <w:webHidden/>
@@ -1828,7 +1828,7 @@
             </w:tabs>
             <w:rPr/>
           </w:pPr>
-          <w:hyperlink w:anchor="__RefHeading___Toc9168_1835845969">
+          <w:hyperlink w:anchor="__RefHeading___Toc9172_1415144654">
             <w:r>
               <w:rPr>
                 <w:webHidden/>
@@ -1849,7 +1849,7 @@
             </w:tabs>
             <w:rPr/>
           </w:pPr>
-          <w:hyperlink w:anchor="__RefHeading___Toc9170_1835845969">
+          <w:hyperlink w:anchor="__RefHeading___Toc9174_1415144654">
             <w:r>
               <w:rPr>
                 <w:webHidden/>
@@ -1870,7 +1870,7 @@
             </w:tabs>
             <w:rPr/>
           </w:pPr>
-          <w:hyperlink w:anchor="__RefHeading___Toc9172_1835845969">
+          <w:hyperlink w:anchor="__RefHeading___Toc9176_1415144654">
             <w:r>
               <w:rPr>
                 <w:webHidden/>
@@ -1891,7 +1891,7 @@
             </w:tabs>
             <w:rPr/>
           </w:pPr>
-          <w:hyperlink w:anchor="__RefHeading___Toc9174_1835845969">
+          <w:hyperlink w:anchor="__RefHeading___Toc9178_1415144654">
             <w:r>
               <w:rPr>
                 <w:webHidden/>
@@ -1912,7 +1912,7 @@
             </w:tabs>
             <w:rPr/>
           </w:pPr>
-          <w:hyperlink w:anchor="__RefHeading___Toc9176_1835845969">
+          <w:hyperlink w:anchor="__RefHeading___Toc9180_1415144654">
             <w:r>
               <w:rPr>
                 <w:webHidden/>
@@ -1933,7 +1933,7 @@
             </w:tabs>
             <w:rPr/>
           </w:pPr>
-          <w:hyperlink w:anchor="__RefHeading___Toc9178_1835845969">
+          <w:hyperlink w:anchor="__RefHeading___Toc9182_1415144654">
             <w:r>
               <w:rPr>
                 <w:webHidden/>
@@ -1954,7 +1954,7 @@
             </w:tabs>
             <w:rPr/>
           </w:pPr>
-          <w:hyperlink w:anchor="__RefHeading___Toc9180_1835845969">
+          <w:hyperlink w:anchor="__RefHeading___Toc9184_1415144654">
             <w:r>
               <w:rPr>
                 <w:webHidden/>
@@ -1962,7 +1962,7 @@
               </w:rPr>
               <w:t>4.3 Recursos requeridos</w:t>
               <w:tab/>
-              <w:t>37</w:t>
+              <w:t>38</w:t>
             </w:r>
           </w:hyperlink>
         </w:p>
@@ -1975,7 +1975,7 @@
             </w:tabs>
             <w:rPr/>
           </w:pPr>
-          <w:hyperlink w:anchor="__RefHeading___Toc9182_1835845969">
+          <w:hyperlink w:anchor="__RefHeading___Toc9186_1415144654">
             <w:r>
               <w:rPr>
                 <w:webHidden/>
@@ -1983,7 +1983,7 @@
               </w:rPr>
               <w:t>4.4 Presupuesto</w:t>
               <w:tab/>
-              <w:t>37</w:t>
+              <w:t>38</w:t>
             </w:r>
           </w:hyperlink>
         </w:p>
@@ -1996,7 +1996,7 @@
             </w:tabs>
             <w:rPr/>
           </w:pPr>
-          <w:hyperlink w:anchor="__RefHeading___Toc9184_1835845969">
+          <w:hyperlink w:anchor="__RefHeading___Toc9188_1415144654">
             <w:r>
               <w:rPr>
                 <w:webHidden/>
@@ -2004,7 +2004,7 @@
               </w:rPr>
               <w:t>4.5 Viabilidad</w:t>
               <w:tab/>
-              <w:t>38</w:t>
+              <w:t>39</w:t>
             </w:r>
           </w:hyperlink>
         </w:p>
@@ -2017,7 +2017,7 @@
             </w:tabs>
             <w:rPr/>
           </w:pPr>
-          <w:hyperlink w:anchor="__RefHeading___Toc9186_1835845969">
+          <w:hyperlink w:anchor="__RefHeading___Toc9190_1415144654">
             <w:r>
               <w:rPr>
                 <w:webHidden/>
@@ -2025,7 +2025,7 @@
               </w:rPr>
               <w:t>4.6 Resultados del proyecto</w:t>
               <w:tab/>
-              <w:t>38</w:t>
+              <w:t>39</w:t>
             </w:r>
           </w:hyperlink>
         </w:p>
@@ -2038,7 +2038,7 @@
             </w:tabs>
             <w:rPr/>
           </w:pPr>
-          <w:hyperlink w:anchor="__RefHeading___Toc9188_1835845969">
+          <w:hyperlink w:anchor="__RefHeading___Toc9192_1415144654">
             <w:r>
               <w:rPr>
                 <w:webHidden/>
@@ -2046,7 +2046,7 @@
               </w:rPr>
               <w:t>Capítulo 5. DISCUSIÓN</w:t>
               <w:tab/>
-              <w:t>55</w:t>
+              <w:t>56</w:t>
             </w:r>
           </w:hyperlink>
         </w:p>
@@ -2059,7 +2059,7 @@
             </w:tabs>
             <w:rPr/>
           </w:pPr>
-          <w:hyperlink w:anchor="__RefHeading___Toc9190_1835845969">
+          <w:hyperlink w:anchor="__RefHeading___Toc9194_1415144654">
             <w:r>
               <w:rPr>
                 <w:webHidden/>
@@ -2067,7 +2067,7 @@
               </w:rPr>
               <w:t>5.1 Respuesta a las indicaciones del director</w:t>
               <w:tab/>
-              <w:t>55</w:t>
+              <w:t>56</w:t>
             </w:r>
           </w:hyperlink>
         </w:p>
@@ -2080,7 +2080,7 @@
             </w:tabs>
             <w:rPr/>
           </w:pPr>
-          <w:hyperlink w:anchor="__RefHeading___Toc9192_1835845969">
+          <w:hyperlink w:anchor="__RefHeading___Toc9196_1415144654">
             <w:r>
               <w:rPr>
                 <w:webHidden/>
@@ -2088,7 +2088,7 @@
               </w:rPr>
               <w:t>5.2 Cambios respecto al planteamiento inicial</w:t>
               <w:tab/>
-              <w:t>55</w:t>
+              <w:t>56</w:t>
             </w:r>
           </w:hyperlink>
         </w:p>
@@ -2101,7 +2101,7 @@
             </w:tabs>
             <w:rPr/>
           </w:pPr>
-          <w:hyperlink w:anchor="__RefHeading___Toc9194_1835845969">
+          <w:hyperlink w:anchor="__RefHeading___Toc9198_1415144654">
             <w:r>
               <w:rPr>
                 <w:webHidden/>
@@ -2109,7 +2109,7 @@
               </w:rPr>
               <w:t>5.3 Decisiones metodológicas</w:t>
               <w:tab/>
-              <w:t>56</w:t>
+              <w:t>57</w:t>
             </w:r>
           </w:hyperlink>
         </w:p>
@@ -2122,7 +2122,7 @@
             </w:tabs>
             <w:rPr/>
           </w:pPr>
-          <w:hyperlink w:anchor="__RefHeading___Toc9196_1835845969">
+          <w:hyperlink w:anchor="__RefHeading___Toc9200_1415144654">
             <w:r>
               <w:rPr>
                 <w:webHidden/>
@@ -2130,7 +2130,7 @@
               </w:rPr>
               <w:t>5.4 Interpretación de los resultados con datos reales</w:t>
               <w:tab/>
-              <w:t>56</w:t>
+              <w:t>57</w:t>
             </w:r>
           </w:hyperlink>
         </w:p>
@@ -2143,7 +2143,7 @@
             </w:tabs>
             <w:rPr/>
           </w:pPr>
-          <w:hyperlink w:anchor="__RefHeading___Toc9198_1835845969">
+          <w:hyperlink w:anchor="__RefHeading___Toc9202_1415144654">
             <w:r>
               <w:rPr>
                 <w:webHidden/>
@@ -2151,7 +2151,7 @@
               </w:rPr>
               <w:t>5.5 Comparación con trabajos relacionados</w:t>
               <w:tab/>
-              <w:t>57</w:t>
+              <w:t>58</w:t>
             </w:r>
           </w:hyperlink>
         </w:p>
@@ -2164,7 +2164,7 @@
             </w:tabs>
             <w:rPr/>
           </w:pPr>
-          <w:hyperlink w:anchor="__RefHeading___Toc9200_1835845969">
+          <w:hyperlink w:anchor="__RefHeading___Toc9204_1415144654">
             <w:r>
               <w:rPr>
                 <w:webHidden/>
@@ -2172,7 +2172,7 @@
               </w:rPr>
               <w:t>5.6 Amenazas a la validez</w:t>
               <w:tab/>
-              <w:t>57</w:t>
+              <w:t>58</w:t>
             </w:r>
           </w:hyperlink>
         </w:p>
@@ -2185,7 +2185,7 @@
             </w:tabs>
             <w:rPr/>
           </w:pPr>
-          <w:hyperlink w:anchor="__RefHeading___Toc9202_1835845969">
+          <w:hyperlink w:anchor="__RefHeading___Toc9206_1415144654">
             <w:r>
               <w:rPr>
                 <w:webHidden/>
@@ -2193,7 +2193,7 @@
               </w:rPr>
               <w:t>5.7 Limitaciones</w:t>
               <w:tab/>
-              <w:t>58</w:t>
+              <w:t>59</w:t>
             </w:r>
           </w:hyperlink>
         </w:p>
@@ -2206,7 +2206,7 @@
             </w:tabs>
             <w:rPr/>
           </w:pPr>
-          <w:hyperlink w:anchor="__RefHeading___Toc9204_1835845969">
+          <w:hyperlink w:anchor="__RefHeading___Toc9208_1415144654">
             <w:r>
               <w:rPr>
                 <w:webHidden/>
@@ -2214,7 +2214,7 @@
               </w:rPr>
               <w:t>Capítulo 6. CONCLUSIONES</w:t>
               <w:tab/>
-              <w:t>59</w:t>
+              <w:t>60</w:t>
             </w:r>
           </w:hyperlink>
         </w:p>
@@ -2227,7 +2227,7 @@
             </w:tabs>
             <w:rPr/>
           </w:pPr>
-          <w:hyperlink w:anchor="__RefHeading___Toc9206_1835845969">
+          <w:hyperlink w:anchor="__RefHeading___Toc9210_1415144654">
             <w:r>
               <w:rPr>
                 <w:webHidden/>
@@ -2235,7 +2235,7 @@
               </w:rPr>
               <w:t>6.1 Conclusiones del trabajo</w:t>
               <w:tab/>
-              <w:t>59</w:t>
+              <w:t>60</w:t>
             </w:r>
           </w:hyperlink>
         </w:p>
@@ -2248,7 +2248,7 @@
             </w:tabs>
             <w:rPr/>
           </w:pPr>
-          <w:hyperlink w:anchor="__RefHeading___Toc9208_1835845969">
+          <w:hyperlink w:anchor="__RefHeading___Toc9212_1415144654">
             <w:r>
               <w:rPr>
                 <w:webHidden/>
@@ -2256,7 +2256,7 @@
               </w:rPr>
               <w:t>6.2 Conclusiones personales</w:t>
               <w:tab/>
-              <w:t>60</w:t>
+              <w:t>61</w:t>
             </w:r>
           </w:hyperlink>
         </w:p>
@@ -2269,7 +2269,7 @@
             </w:tabs>
             <w:rPr/>
           </w:pPr>
-          <w:hyperlink w:anchor="__RefHeading___Toc9210_1835845969">
+          <w:hyperlink w:anchor="__RefHeading___Toc9214_1415144654">
             <w:r>
               <w:rPr>
                 <w:webHidden/>
@@ -2277,7 +2277,7 @@
               </w:rPr>
               <w:t>Capítulo 7. FUTURAS LÍNEAS DE TRABAJO</w:t>
               <w:tab/>
-              <w:t>61</w:t>
+              <w:t>62</w:t>
             </w:r>
           </w:hyperlink>
         </w:p>
@@ -2290,7 +2290,7 @@
             </w:tabs>
             <w:rPr/>
           </w:pPr>
-          <w:hyperlink w:anchor="__RefHeading___Toc9212_1835845969">
+          <w:hyperlink w:anchor="__RefHeading___Toc9216_1415144654">
             <w:r>
               <w:rPr>
                 <w:webHidden/>
@@ -2298,7 +2298,7 @@
               </w:rPr>
               <w:t>7.1 Datos y validación experimental</w:t>
               <w:tab/>
-              <w:t>61</w:t>
+              <w:t>62</w:t>
             </w:r>
           </w:hyperlink>
         </w:p>
@@ -2311,7 +2311,7 @@
             </w:tabs>
             <w:rPr/>
           </w:pPr>
-          <w:hyperlink w:anchor="__RefHeading___Toc9214_1835845969">
+          <w:hyperlink w:anchor="__RefHeading___Toc9218_1415144654">
             <w:r>
               <w:rPr>
                 <w:webHidden/>
@@ -2319,7 +2319,7 @@
               </w:rPr>
               <w:t>7.2 Modelos de visión</w:t>
               <w:tab/>
-              <w:t>61</w:t>
+              <w:t>62</w:t>
             </w:r>
           </w:hyperlink>
         </w:p>
@@ -2332,7 +2332,7 @@
             </w:tabs>
             <w:rPr/>
           </w:pPr>
-          <w:hyperlink w:anchor="__RefHeading___Toc9216_1835845969">
+          <w:hyperlink w:anchor="__RefHeading___Toc9220_1415144654">
             <w:r>
               <w:rPr>
                 <w:webHidden/>
@@ -2340,7 +2340,7 @@
               </w:rPr>
               <w:t>7.3 Extensión del sistema</w:t>
               <w:tab/>
-              <w:t>61</w:t>
+              <w:t>62</w:t>
             </w:r>
           </w:hyperlink>
         </w:p>
@@ -2353,7 +2353,7 @@
             </w:tabs>
             <w:rPr/>
           </w:pPr>
-          <w:hyperlink w:anchor="__RefHeading___Toc9218_1835845969">
+          <w:hyperlink w:anchor="__RefHeading___Toc9222_1415144654">
             <w:r>
               <w:rPr>
                 <w:webHidden/>
@@ -2361,7 +2361,7 @@
               </w:rPr>
               <w:t>7.4 Aplicación práctica</w:t>
               <w:tab/>
-              <w:t>62</w:t>
+              <w:t>63</w:t>
             </w:r>
           </w:hyperlink>
         </w:p>
@@ -2374,7 +2374,7 @@
             </w:tabs>
             <w:rPr/>
           </w:pPr>
-          <w:hyperlink w:anchor="__RefHeading___Toc9220_1835845969">
+          <w:hyperlink w:anchor="__RefHeading___Toc9224_1415144654">
             <w:r>
               <w:rPr>
                 <w:webHidden/>
@@ -2382,7 +2382,7 @@
               </w:rPr>
               <w:t>Capítulo 8. REFERENCIAS</w:t>
               <w:tab/>
-              <w:t>63</w:t>
+              <w:t>64</w:t>
             </w:r>
           </w:hyperlink>
         </w:p>
@@ -2395,7 +2395,7 @@
             </w:tabs>
             <w:rPr/>
           </w:pPr>
-          <w:hyperlink w:anchor="__RefHeading___Toc9222_1835845969">
+          <w:hyperlink w:anchor="__RefHeading___Toc9226_1415144654">
             <w:r>
               <w:rPr>
                 <w:webHidden/>
@@ -2403,7 +2403,7 @@
               </w:rPr>
               <w:t>Capítulo 9. ANEXOS</w:t>
               <w:tab/>
-              <w:t>66</w:t>
+              <w:t>67</w:t>
             </w:r>
           </w:hyperlink>
         </w:p>
@@ -2416,7 +2416,7 @@
             </w:tabs>
             <w:rPr/>
           </w:pPr>
-          <w:hyperlink w:anchor="__RefHeading___Toc9224_1835845969">
+          <w:hyperlink w:anchor="__RefHeading___Toc9228_1415144654">
             <w:r>
               <w:rPr>
                 <w:webHidden/>
@@ -2424,7 +2424,7 @@
               </w:rPr>
               <w:t>9.1 Anexo A. Guía de ejecución</w:t>
               <w:tab/>
-              <w:t>66</w:t>
+              <w:t>67</w:t>
             </w:r>
           </w:hyperlink>
         </w:p>
@@ -2437,7 +2437,7 @@
             </w:tabs>
             <w:rPr/>
           </w:pPr>
-          <w:hyperlink w:anchor="__RefHeading___Toc9226_1835845969">
+          <w:hyperlink w:anchor="__RefHeading___Toc9230_1415144654">
             <w:r>
               <w:rPr>
                 <w:webHidden/>
@@ -2445,7 +2445,7 @@
               </w:rPr>
               <w:t>9.2 Anexo B. Estructura del código</w:t>
               <w:tab/>
-              <w:t>66</w:t>
+              <w:t>67</w:t>
             </w:r>
           </w:hyperlink>
         </w:p>
@@ -2458,7 +2458,7 @@
             </w:tabs>
             <w:rPr/>
           </w:pPr>
-          <w:hyperlink w:anchor="__RefHeading___Toc9228_1835845969">
+          <w:hyperlink w:anchor="__RefHeading___Toc9232_1415144654">
             <w:r>
               <w:rPr>
                 <w:webHidden/>
@@ -2466,7 +2466,7 @@
               </w:rPr>
               <w:t>9.3 Anexo C. Pruebas automáticas</w:t>
               <w:tab/>
-              <w:t>66</w:t>
+              <w:t>67</w:t>
             </w:r>
           </w:hyperlink>
         </w:p>
@@ -2479,7 +2479,7 @@
             </w:tabs>
             <w:rPr/>
           </w:pPr>
-          <w:hyperlink w:anchor="__RefHeading___Toc9230_1835845969">
+          <w:hyperlink w:anchor="__RefHeading___Toc9234_1415144654">
             <w:r>
               <w:rPr>
                 <w:webHidden/>
@@ -2487,7 +2487,7 @@
               </w:rPr>
               <w:t>9.4 Anexo D. Resultados por secuencia del conjunto real</w:t>
               <w:tab/>
-              <w:t>67</w:t>
+              <w:t>68</w:t>
             </w:r>
           </w:hyperlink>
         </w:p>
@@ -2500,7 +2500,7 @@
             </w:tabs>
             <w:rPr/>
           </w:pPr>
-          <w:hyperlink w:anchor="__RefHeading___Toc9232_1835845969">
+          <w:hyperlink w:anchor="__RefHeading___Toc9236_1415144654">
             <w:r>
               <w:rPr>
                 <w:webHidden/>
@@ -2508,7 +2508,7 @@
               </w:rPr>
               <w:t>9.5 Anexo E. Parámetros del sistema</w:t>
               <w:tab/>
-              <w:t>68</w:t>
+              <w:t>69</w:t>
             </w:r>
           </w:hyperlink>
         </w:p>
@@ -2521,7 +2521,7 @@
             </w:tabs>
             <w:rPr/>
           </w:pPr>
-          <w:hyperlink w:anchor="__RefHeading___Toc9234_1835845969">
+          <w:hyperlink w:anchor="__RefHeading___Toc9238_1415144654">
             <w:r>
               <w:rPr>
                 <w:webHidden/>
@@ -2529,7 +2529,7 @@
               </w:rPr>
               <w:t>9.6 Anexo F. Diccionario de variables por ciclo</w:t>
               <w:tab/>
-              <w:t>69</w:t>
+              <w:t>70</w:t>
             </w:r>
           </w:hyperlink>
           <w:r>
@@ -2711,7 +2711,7 @@
           <w:rPr/>
           <w:t>Figura 6. Datos sintéticos: atribución SHAP global de la puntuación de fatiga.</w:t>
           <w:tab/>
-          <w:t>41</w:t>
+          <w:t>42</w:t>
         </w:r>
       </w:hyperlink>
     </w:p>
@@ -2747,7 +2747,7 @@
           <w:rPr/>
           <w:t>Figura 8. Datos sintéticos (vista lateral): velocidad, frecuencia y distancia por ciclo estimadas frente a la referencia.</w:t>
           <w:tab/>
-          <w:t>43</w:t>
+          <w:t>44</w:t>
         </w:r>
       </w:hyperlink>
     </w:p>
@@ -2765,7 +2765,7 @@
           <w:rPr/>
           <w:t>Figura 9. Clasificación del estilo en datos sintéticos: matriz de confusión por vídeo y atribución SHAP por estilo.</w:t>
           <w:tab/>
-          <w:t>44</w:t>
+          <w:t>45</w:t>
         </w:r>
       </w:hyperlink>
     </w:p>
@@ -2783,7 +2783,7 @@
           <w:rPr/>
           <w:t>Figura 10. Participante P1 (crol): tiempo analizable y ciclos válidos por secuencia.</w:t>
           <w:tab/>
-          <w:t>45</w:t>
+          <w:t>46</w:t>
         </w:r>
       </w:hyperlink>
     </w:p>
@@ -2801,7 +2801,7 @@
           <w:rPr/>
           <w:t>Figura 11. Participante P1 (crol): valor de cada ciclo y mediana por secuencia.</w:t>
           <w:tab/>
-          <w:t>46</w:t>
+          <w:t>47</w:t>
         </w:r>
       </w:hyperlink>
     </w:p>
@@ -2819,7 +2819,7 @@
           <w:rPr/>
           <w:t>Figura 12. Conjunto real: duración grabada, tiempo analizable y ciclos válidos por secuencia.</w:t>
           <w:tab/>
-          <w:t>47</w:t>
+          <w:t>48</w:t>
         </w:r>
       </w:hyperlink>
     </w:p>
@@ -2837,7 +2837,7 @@
           <w:rPr/>
           <w:t>Figura 13. Distribución por ciclo de la frecuencia de ciclo, la flexión del codo y la inclinación del tronco por participante y estilo (ciclos laterales).</w:t>
           <w:tab/>
-          <w:t>48</w:t>
+          <w:t>49</w:t>
         </w:r>
       </w:hyperlink>
     </w:p>
@@ -2855,7 +2855,7 @@
           <w:rPr/>
           <w:t>Figura 14. Participante P4 (braza, cámara subacuática): puntuación de anomalía por ciclo, umbral de la fase base y frecuencia y flexión del codo por ciclo.</w:t>
           <w:tab/>
-          <w:t>50</w:t>
+          <w:t>51</w:t>
         </w:r>
       </w:hyperlink>
     </w:p>
@@ -2873,7 +2873,7 @@
           <w:rPr/>
           <w:t>Figura 15. Participante P4 (braza): atribución SHAP de la puntuación de anomalía en la sesión, sin fatiga detectada.</w:t>
           <w:tab/>
-          <w:t>51</w:t>
+          <w:t>52</w:t>
         </w:r>
       </w:hyperlink>
     </w:p>
@@ -2891,7 +2891,7 @@
           <w:rPr/>
           <w:t>Figura 16. Clasificación del estilo con vídeos reales: exactitud por vídeo según el esquema y atribución SHAP del modelo entrenado con vídeos reales.</w:t>
           <w:tab/>
-          <w:t>52</w:t>
+          <w:t>53</w:t>
         </w:r>
       </w:hyperlink>
     </w:p>
@@ -2909,7 +2909,7 @@
           <w:rPr/>
           <w:t>Figura 17. Datos sintéticos: inicio de la fatiga detectado (media ± desviación típica) según los parámetros del detector.</w:t>
           <w:tab/>
-          <w:t>53</w:t>
+          <w:t>54</w:t>
         </w:r>
       </w:hyperlink>
       <w:r>
@@ -3103,7 +3103,7 @@
           <w:rPr/>
           <w:t>Tabla 7. Datos sintéticos: estimaciones del sistema frente a la referencia programada.</w:t>
           <w:tab/>
-          <w:t>43</w:t>
+          <w:t>44</w:t>
         </w:r>
       </w:hyperlink>
     </w:p>
@@ -3121,7 +3121,7 @@
           <w:rPr/>
           <w:t>Tabla 8. Participante P1 (crol): tiempo analizable y ciclos válidos por secuencia.</w:t>
           <w:tab/>
-          <w:t>45</w:t>
+          <w:t>46</w:t>
         </w:r>
       </w:hyperlink>
     </w:p>
@@ -3139,7 +3139,7 @@
           <w:rPr/>
           <w:t>Tabla 9. Frecuencia de ciclo estimada frente al conteo manual. En GX011614, las versiones previas del método, que distinguían el brazo izquierdo del derecho, daban 79 y 34 ciclos/min.</w:t>
           <w:tab/>
-          <w:t>46</w:t>
+          <w:t>47</w:t>
         </w:r>
       </w:hyperlink>
     </w:p>
@@ -3157,7 +3157,7 @@
           <w:rPr/>
           <w:t>Tabla 10. Medidas por ciclo del participante P1 en crol (10 ciclos laterales). CV: coeficiente de variación (Ecuación 19).</w:t>
           <w:tab/>
-          <w:t>47</w:t>
+          <w:t>48</w:t>
         </w:r>
       </w:hyperlink>
     </w:p>
@@ -3175,7 +3175,7 @@
           <w:rPr/>
           <w:t>Tabla 11. Conjunto real: tiempo analizable y ciclos válidos por participante y estilo.</w:t>
           <w:tab/>
-          <w:t>48</w:t>
+          <w:t>49</w:t>
         </w:r>
       </w:hyperlink>
     </w:p>
@@ -3193,7 +3193,7 @@
           <w:rPr/>
           <w:t>Tabla 12. Variables por ciclo (media ± desviación típica) de los ciclos laterales por participante y estilo. Los ángulos son la media de los lados izquierdo y derecho.</w:t>
           <w:tab/>
-          <w:t>49</w:t>
+          <w:t>50</w:t>
         </w:r>
       </w:hyperlink>
     </w:p>
@@ -3211,7 +3211,7 @@
           <w:rPr/>
           <w:t>Tabla 13. Resultado del análisis de fatiga en las sesiones reales con más de una secuencia.</w:t>
           <w:tab/>
-          <w:t>50</w:t>
+          <w:t>51</w:t>
         </w:r>
       </w:hyperlink>
     </w:p>
@@ -3229,7 +3229,7 @@
           <w:rPr/>
           <w:t>Tabla 14. Exactitud del clasificador de estilo sobre vídeos reales según el esquema de entrenamiento y evaluación.</w:t>
           <w:tab/>
-          <w:t>53</w:t>
+          <w:t>54</w:t>
         </w:r>
       </w:hyperlink>
     </w:p>
@@ -3247,7 +3247,7 @@
           <w:rPr/>
           <w:t>Tabla 15. Datos sintéticos: tasa de detección / tasa de falsas alarmas / inicio medio según la fase base, el percentil del umbral y los ciclos consecutivos k (10 secuencias con fatiga y 10 sin fatiga por configuración). En negrita, la configuración empleada.</w:t>
           <w:tab/>
-          <w:t>54</w:t>
+          <w:t>55</w:t>
         </w:r>
       </w:hyperlink>
     </w:p>
@@ -3265,7 +3265,7 @@
           <w:rPr/>
           <w:t>Tabla 16. Datos sintéticos: error relativo mediano de la frecuencia de ciclo (y número medio de ciclos válidos) según el ruido de posición y la proporción de puntos perdidos.</w:t>
           <w:tab/>
-          <w:t>55</w:t>
+          <w:t>56</w:t>
         </w:r>
       </w:hyperlink>
     </w:p>
@@ -3283,7 +3283,7 @@
           <w:rPr/>
           <w:t>Tabla 17. Ángulos 2D frente a 3D en la vista lateral de la secuencia GX011614 (85 fotogramas).</w:t>
           <w:tab/>
-          <w:t>55</w:t>
+          <w:t>56</w:t>
         </w:r>
       </w:hyperlink>
     </w:p>
@@ -3301,7 +3301,7 @@
           <w:rPr/>
           <w:t>Tabla 18. Indicaciones del director y su implementación.</w:t>
           <w:tab/>
-          <w:t>57</w:t>
+          <w:t>58</w:t>
         </w:r>
       </w:hyperlink>
     </w:p>
@@ -3319,7 +3319,7 @@
           <w:rPr/>
           <w:t>Tabla 19. Grado de cumplimiento de los objetivos específicos.</w:t>
           <w:tab/>
-          <w:t>61</w:t>
+          <w:t>62</w:t>
         </w:r>
       </w:hyperlink>
     </w:p>
@@ -3347,7 +3347,7 @@
           <w:rPr/>
           <w:t>.</w:t>
           <w:tab/>
-          <w:t>68</w:t>
+          <w:t>69</w:t>
         </w:r>
       </w:hyperlink>
     </w:p>
@@ -3365,7 +3365,7 @@
           <w:rPr/>
           <w:t>Tabla 21. Resultados del análisis por secuencia del conjunto real. La detección bruta es la proporción de fotogramas analizados con alguna persona detectada, antes de los filtros; el tiempo analizable es el que supera los filtros anatómicos y de tronco girado.</w:t>
           <w:tab/>
-          <w:t>69</w:t>
+          <w:t>70</w:t>
         </w:r>
       </w:hyperlink>
     </w:p>
@@ -3383,7 +3383,7 @@
           <w:rPr/>
           <w:t>Tabla 22. Parámetros principales del sistema y su justificación.</w:t>
           <w:tab/>
-          <w:t>70</w:t>
+          <w:t>71</w:t>
         </w:r>
       </w:hyperlink>
     </w:p>
@@ -3401,7 +3401,7 @@
           <w:rPr/>
           <w:t>Tabla 23. Variables por ciclo del archivo variables_por_ciclo.csv.</w:t>
           <w:tab/>
-          <w:t>71</w:t>
+          <w:t>72</w:t>
         </w:r>
       </w:hyperlink>
       <w:r>
@@ -3838,7 +3838,7 @@
         <w:spacing w:before="0" w:after="240"/>
         <w:rPr/>
       </w:pPr>
-      <w:bookmarkStart w:id="53" w:name="__RefHeading___Toc9146_1835845969"/>
+      <w:bookmarkStart w:id="53" w:name="__RefHeading___Toc9150_1415144654"/>
       <w:bookmarkStart w:id="54" w:name="_Toc37845869"/>
       <w:bookmarkStart w:id="55" w:name="_Toc37758884"/>
       <w:bookmarkEnd w:id="53"/>
@@ -3858,7 +3858,7 @@
         </w:numPr>
         <w:rPr/>
       </w:pPr>
-      <w:bookmarkStart w:id="56" w:name="__RefHeading___Toc9148_1835845969"/>
+      <w:bookmarkStart w:id="56" w:name="__RefHeading___Toc9152_1415144654"/>
       <w:bookmarkStart w:id="57" w:name="_Toc37845870"/>
       <w:bookmarkStart w:id="58" w:name="_Toc37758885"/>
       <w:bookmarkEnd w:id="56"/>
@@ -3937,7 +3937,7 @@
         </w:numPr>
         <w:rPr/>
       </w:pPr>
-      <w:bookmarkStart w:id="59" w:name="__RefHeading___Toc9150_1835845969"/>
+      <w:bookmarkStart w:id="59" w:name="__RefHeading___Toc9154_1415144654"/>
       <w:bookmarkStart w:id="60" w:name="_Toc37845871"/>
       <w:bookmarkStart w:id="61" w:name="_Toc37758886"/>
       <w:bookmarkEnd w:id="59"/>
@@ -4009,7 +4009,7 @@
         </w:numPr>
         <w:rPr/>
       </w:pPr>
-      <w:bookmarkStart w:id="62" w:name="__RefHeading___Toc9152_1835845969"/>
+      <w:bookmarkStart w:id="62" w:name="__RefHeading___Toc9156_1415144654"/>
       <w:bookmarkStart w:id="63" w:name="_Toc37845872"/>
       <w:bookmarkStart w:id="64" w:name="_Toc37758887"/>
       <w:bookmarkEnd w:id="62"/>
@@ -4040,7 +4040,7 @@
         </w:numPr>
         <w:rPr/>
       </w:pPr>
-      <w:bookmarkStart w:id="65" w:name="__RefHeading___Toc9154_1835845969"/>
+      <w:bookmarkStart w:id="65" w:name="__RefHeading___Toc9158_1415144654"/>
       <w:bookmarkStart w:id="66" w:name="_Toc37845873"/>
       <w:bookmarkStart w:id="67" w:name="_Toc37758888"/>
       <w:bookmarkStart w:id="68" w:name="_Ref36545721"/>
@@ -4232,7 +4232,7 @@
         </w:numPr>
         <w:rPr/>
       </w:pPr>
-      <w:bookmarkStart w:id="69" w:name="__RefHeading___Toc9156_1835845969"/>
+      <w:bookmarkStart w:id="69" w:name="__RefHeading___Toc9160_1415144654"/>
       <w:bookmarkStart w:id="70" w:name="_Toc37845874"/>
       <w:bookmarkStart w:id="71" w:name="_Toc37758889"/>
       <w:bookmarkEnd w:id="69"/>
@@ -4312,7 +4312,7 @@
         </w:numPr>
         <w:rPr/>
       </w:pPr>
-      <w:bookmarkStart w:id="72" w:name="__RefHeading___Toc9158_1835845969"/>
+      <w:bookmarkStart w:id="72" w:name="__RefHeading___Toc9162_1415144654"/>
       <w:bookmarkStart w:id="73" w:name="_Toc37845875"/>
       <w:bookmarkStart w:id="74" w:name="_Toc37758890"/>
       <w:bookmarkEnd w:id="72"/>
@@ -4332,7 +4332,7 @@
         </w:numPr>
         <w:rPr/>
       </w:pPr>
-      <w:bookmarkStart w:id="75" w:name="__RefHeading___Toc9160_1835845969"/>
+      <w:bookmarkStart w:id="75" w:name="__RefHeading___Toc9164_1415144654"/>
       <w:bookmarkStart w:id="76" w:name="_Toc37845876"/>
       <w:bookmarkStart w:id="77" w:name="_Toc37758891"/>
       <w:bookmarkEnd w:id="75"/>
@@ -10945,7 +10945,7 @@
         </w:numPr>
         <w:rPr/>
       </w:pPr>
-      <w:bookmarkStart w:id="78" w:name="__RefHeading___Toc9162_1835845969"/>
+      <w:bookmarkStart w:id="78" w:name="__RefHeading___Toc9166_1415144654"/>
       <w:bookmarkStart w:id="79" w:name="_Toc37845877"/>
       <w:bookmarkStart w:id="80" w:name="_Toc37758892"/>
       <w:bookmarkEnd w:id="78"/>
@@ -11573,7 +11573,7 @@
         </w:numPr>
         <w:rPr/>
       </w:pPr>
-      <w:bookmarkStart w:id="81" w:name="__RefHeading___Toc9164_1835845969"/>
+      <w:bookmarkStart w:id="81" w:name="__RefHeading___Toc9168_1415144654"/>
       <w:bookmarkStart w:id="82" w:name="_Toc37845878"/>
       <w:bookmarkStart w:id="83" w:name="_Toc37758893"/>
       <w:bookmarkEnd w:id="81"/>
@@ -11604,7 +11604,7 @@
         </w:numPr>
         <w:rPr/>
       </w:pPr>
-      <w:bookmarkStart w:id="84" w:name="__RefHeading___Toc9166_1835845969"/>
+      <w:bookmarkStart w:id="84" w:name="__RefHeading___Toc9170_1415144654"/>
       <w:bookmarkStart w:id="85" w:name="_Toc37845879"/>
       <w:bookmarkStart w:id="86" w:name="_Toc37758894"/>
       <w:bookmarkEnd w:id="84"/>
@@ -11624,7 +11624,7 @@
         </w:numPr>
         <w:rPr/>
       </w:pPr>
-      <w:bookmarkStart w:id="87" w:name="__RefHeading___Toc9168_1835845969"/>
+      <w:bookmarkStart w:id="87" w:name="__RefHeading___Toc9172_1415144654"/>
       <w:bookmarkStart w:id="88" w:name="_Toc37845880"/>
       <w:bookmarkStart w:id="89" w:name="_Toc37758895"/>
       <w:bookmarkEnd w:id="87"/>
@@ -11655,7 +11655,7 @@
         </w:numPr>
         <w:rPr/>
       </w:pPr>
-      <w:bookmarkStart w:id="90" w:name="__RefHeading___Toc9170_1835845969"/>
+      <w:bookmarkStart w:id="90" w:name="__RefHeading___Toc9174_1415144654"/>
       <w:bookmarkStart w:id="91" w:name="_Toc37845881"/>
       <w:bookmarkStart w:id="92" w:name="_Toc37758896"/>
       <w:bookmarkEnd w:id="90"/>
@@ -11828,7 +11828,7 @@
         </w:numPr>
         <w:rPr/>
       </w:pPr>
-      <w:bookmarkStart w:id="93" w:name="__RefHeading___Toc9172_1835845969"/>
+      <w:bookmarkStart w:id="93" w:name="__RefHeading___Toc9176_1415144654"/>
       <w:bookmarkStart w:id="94" w:name="_Toc37845882"/>
       <w:bookmarkStart w:id="95" w:name="_Toc37758897"/>
       <w:bookmarkEnd w:id="93"/>
@@ -11885,7 +11885,7 @@
         </w:numPr>
         <w:rPr/>
       </w:pPr>
-      <w:bookmarkStart w:id="96" w:name="__RefHeading___Toc9174_1835845969"/>
+      <w:bookmarkStart w:id="96" w:name="__RefHeading___Toc9178_1415144654"/>
       <w:bookmarkStart w:id="97" w:name="_Toc37845883"/>
       <w:bookmarkStart w:id="98" w:name="_Toc37758898"/>
       <w:bookmarkEnd w:id="96"/>
@@ -11905,7 +11905,7 @@
         </w:numPr>
         <w:rPr/>
       </w:pPr>
-      <w:bookmarkStart w:id="99" w:name="__RefHeading___Toc9176_1835845969"/>
+      <w:bookmarkStart w:id="99" w:name="__RefHeading___Toc9180_1415144654"/>
       <w:bookmarkStart w:id="100" w:name="_Toc37845884"/>
       <w:bookmarkStart w:id="101" w:name="_Toc37758899"/>
       <w:bookmarkEnd w:id="99"/>
@@ -12019,7 +12019,7 @@
         </w:numPr>
         <w:rPr/>
       </w:pPr>
-      <w:bookmarkStart w:id="102" w:name="__RefHeading___Toc9178_1835845969"/>
+      <w:bookmarkStart w:id="102" w:name="__RefHeading___Toc9182_1415144654"/>
       <w:bookmarkStart w:id="103" w:name="_Toc37845885"/>
       <w:bookmarkStart w:id="104" w:name="_Toc37758900"/>
       <w:bookmarkEnd w:id="102"/>
@@ -18150,6 +18150,38 @@
       </w:pPr>
       <w:r>
         <w:rPr/>
+        <w:t>Este criterio se incorporó al sistema como modo de vista automática (</w:t>
+      </w:r>
+      <w:r>
+        <w:rPr>
+          <w:rFonts w:ascii="Consolas" w:hAnsi="Consolas"/>
+        </w:rPr>
+        <w:t>--vista auto</w:t>
+      </w:r>
+      <w:r>
+        <w:rPr/>
+        <w:t>), de modo que el análisis no queda limitado a una sola vista por vídeo. Un fotograma aislado no basta para decidir, porque en las secuencias laterales el modelo de pose coloca a veces un esqueleto vertical; por ello el vídeo se divide en tramos de 60 s y cada tramo se clasifica según la proporción de fotogramas con el tronco a más de 55° de la horizontal. En las 17 secuencias reales esa proporción es como máximo del 46 % en las laterales y como mínimo del 87 % en las frontales, y el umbral se fijó en el 65 %. Cuando dos tramos consecutivos tienen vistas distintas, el punto de cambio se sitúa en el fotograma que mejor separa ambas. Cada tramo se analiza con la señal de brazada de su vista, y la fatiga se calcula sobre los ciclos de una misma vista, porque las variables de frente y de lado no son comparables.</w:t>
+      </w:r>
+    </w:p>
+    <w:p>
+      <w:pPr>
+        <w:pStyle w:val="Normal"/>
+        <w:jc w:val="both"/>
+        <w:rPr/>
+      </w:pPr>
+      <w:r>
+        <w:rPr/>
+        <w:t>El modo automático clasificó correctamente las 17 secuencias reales y reprodujo exactamente sus ciclos y su frecuencia. Esta comprobación no es independiente, porque el umbral se fijó con las mismas secuencias. Con datos sintéticos que combinan 90 s en vista lateral y 90 s en vista frontal, el cambio se detectó en t = 89,9 s y la frecuencia de ciclo de ambos tramos coincidió con la referencia. La resolución temporal del cambio depende de la duración del tramo, por lo que cambios de vista de pocos segundos no se detectan.</w:t>
+      </w:r>
+    </w:p>
+    <w:p>
+      <w:pPr>
+        <w:pStyle w:val="Normal"/>
+        <w:jc w:val="both"/>
+        <w:rPr/>
+      </w:pPr>
+      <w:r>
+        <w:rPr/>
         <w:t>La preparación incluye, además: la anonimización de los participantes mediante códigos; la exclusión de los archivos de salida; la agrupación en sesiones por participante, estilo y dispositivo, ya que mezclar cámaras distintas alteraría la referencia de cada nadador; y el registro de la versión del análisis en cada resultado, de modo que el análisis por lotes rehace automáticamente los vídeos procesados con una versión anterior del código.</w:t>
       </w:r>
     </w:p>
@@ -19195,7 +19227,7 @@
         </w:numPr>
         <w:rPr/>
       </w:pPr>
-      <w:bookmarkStart w:id="105" w:name="__RefHeading___Toc9180_1835845969"/>
+      <w:bookmarkStart w:id="105" w:name="__RefHeading___Toc9184_1415144654"/>
       <w:bookmarkStart w:id="106" w:name="_Toc37845886"/>
       <w:bookmarkStart w:id="107" w:name="_Toc37758901"/>
       <w:bookmarkEnd w:id="105"/>
@@ -19300,7 +19332,7 @@
         </w:numPr>
         <w:rPr/>
       </w:pPr>
-      <w:bookmarkStart w:id="108" w:name="__RefHeading___Toc9182_1835845969"/>
+      <w:bookmarkStart w:id="108" w:name="__RefHeading___Toc9186_1415144654"/>
       <w:bookmarkStart w:id="109" w:name="_Toc37845887"/>
       <w:bookmarkStart w:id="110" w:name="_Toc37758902"/>
       <w:bookmarkEnd w:id="108"/>
@@ -19934,7 +19966,7 @@
         </w:numPr>
         <w:rPr/>
       </w:pPr>
-      <w:bookmarkStart w:id="111" w:name="__RefHeading___Toc9184_1835845969"/>
+      <w:bookmarkStart w:id="111" w:name="__RefHeading___Toc9188_1415144654"/>
       <w:bookmarkStart w:id="112" w:name="_Toc37845888"/>
       <w:bookmarkStart w:id="113" w:name="_Toc37758903"/>
       <w:bookmarkEnd w:id="111"/>
@@ -19965,7 +19997,7 @@
         </w:numPr>
         <w:rPr/>
       </w:pPr>
-      <w:bookmarkStart w:id="114" w:name="__RefHeading___Toc9186_1835845969"/>
+      <w:bookmarkStart w:id="114" w:name="__RefHeading___Toc9190_1415144654"/>
       <w:bookmarkStart w:id="115" w:name="_Toc37845889"/>
       <w:bookmarkStart w:id="116" w:name="_Toc37758904"/>
       <w:bookmarkEnd w:id="114"/>
@@ -33761,7 +33793,7 @@
         </w:numPr>
         <w:rPr/>
       </w:pPr>
-      <w:bookmarkStart w:id="117" w:name="__RefHeading___Toc9188_1835845969"/>
+      <w:bookmarkStart w:id="117" w:name="__RefHeading___Toc9192_1415144654"/>
       <w:bookmarkStart w:id="118" w:name="_Toc37845890"/>
       <w:bookmarkStart w:id="119" w:name="_Toc37758905"/>
       <w:bookmarkEnd w:id="117"/>
@@ -33793,7 +33825,7 @@
         </w:numPr>
         <w:rPr/>
       </w:pPr>
-      <w:bookmarkStart w:id="120" w:name="__RefHeading___Toc9190_1835845969"/>
+      <w:bookmarkStart w:id="120" w:name="__RefHeading___Toc9194_1415144654"/>
       <w:bookmarkEnd w:id="120"/>
       <w:r>
         <w:rPr/>
@@ -34247,7 +34279,7 @@
         </w:numPr>
         <w:rPr/>
       </w:pPr>
-      <w:bookmarkStart w:id="121" w:name="__RefHeading___Toc9192_1835845969"/>
+      <w:bookmarkStart w:id="121" w:name="__RefHeading___Toc9196_1415144654"/>
       <w:bookmarkEnd w:id="121"/>
       <w:r>
         <w:rPr/>
@@ -34474,7 +34506,7 @@
         </w:numPr>
         <w:rPr/>
       </w:pPr>
-      <w:bookmarkStart w:id="122" w:name="__RefHeading___Toc9194_1835845969"/>
+      <w:bookmarkStart w:id="122" w:name="__RefHeading___Toc9198_1415144654"/>
       <w:bookmarkEnd w:id="122"/>
       <w:r>
         <w:rPr/>
@@ -34513,7 +34545,7 @@
         </w:numPr>
         <w:rPr/>
       </w:pPr>
-      <w:bookmarkStart w:id="123" w:name="__RefHeading___Toc9196_1835845969"/>
+      <w:bookmarkStart w:id="123" w:name="__RefHeading___Toc9200_1415144654"/>
       <w:bookmarkEnd w:id="123"/>
       <w:r>
         <w:rPr/>
@@ -34574,7 +34606,7 @@
         </w:numPr>
         <w:rPr/>
       </w:pPr>
-      <w:bookmarkStart w:id="124" w:name="__RefHeading___Toc9198_1835845969"/>
+      <w:bookmarkStart w:id="124" w:name="__RefHeading___Toc9202_1415144654"/>
       <w:bookmarkEnd w:id="124"/>
       <w:r>
         <w:rPr/>
@@ -34677,7 +34709,7 @@
         </w:numPr>
         <w:rPr/>
       </w:pPr>
-      <w:bookmarkStart w:id="125" w:name="__RefHeading___Toc9200_1835845969"/>
+      <w:bookmarkStart w:id="125" w:name="__RefHeading___Toc9204_1415144654"/>
       <w:bookmarkEnd w:id="125"/>
       <w:r>
         <w:rPr/>
@@ -34796,7 +34828,7 @@
         </w:numPr>
         <w:rPr/>
       </w:pPr>
-      <w:bookmarkStart w:id="126" w:name="__RefHeading___Toc9202_1835845969"/>
+      <w:bookmarkStart w:id="126" w:name="__RefHeading___Toc9206_1415144654"/>
       <w:bookmarkEnd w:id="126"/>
       <w:r>
         <w:rPr/>
@@ -34980,11 +35012,11 @@
         <w:rPr>
           <w:b/>
         </w:rPr>
-        <w:t>Vista indicada por el usuario.</w:t>
-      </w:r>
-      <w:r>
-        <w:rPr/>
-        <w:t xml:space="preserve"> Un error en la vista empeora el conteo (con la señal frontal en una secuencia lateral el error pasó del 6,5 % al 14 %).</w:t>
+        <w:t>Vista automática ajustada con pocos datos.</w:t>
+      </w:r>
+      <w:r>
+        <w:rPr/>
+        <w:t xml:space="preserve"> El umbral de la vista automática se fijó con las mismas 17 secuencias con las que se comprobó, y no detecta cambios de vista de pocos segundos. Un error en la vista empeora el conteo (con la señal frontal en una secuencia lateral el error pasó del 6,5 % al 14 %), por lo que, cuando se conoce la vista, conviene indicarla.</w:t>
       </w:r>
     </w:p>
     <w:p>
@@ -35051,7 +35083,7 @@
         </w:numPr>
         <w:rPr/>
       </w:pPr>
-      <w:bookmarkStart w:id="127" w:name="__RefHeading___Toc9204_1835845969"/>
+      <w:bookmarkStart w:id="127" w:name="__RefHeading___Toc9208_1415144654"/>
       <w:bookmarkStart w:id="128" w:name="_Toc37845891"/>
       <w:bookmarkStart w:id="129" w:name="_Toc37758906"/>
       <w:bookmarkEnd w:id="127"/>
@@ -35071,7 +35103,7 @@
         </w:numPr>
         <w:rPr/>
       </w:pPr>
-      <w:bookmarkStart w:id="130" w:name="__RefHeading___Toc9206_1835845969"/>
+      <w:bookmarkStart w:id="130" w:name="__RefHeading___Toc9210_1415144654"/>
       <w:bookmarkStart w:id="131" w:name="_Toc37845892"/>
       <w:bookmarkStart w:id="132" w:name="_Toc37758907"/>
       <w:bookmarkEnd w:id="130"/>
@@ -36102,7 +36134,7 @@
         </w:numPr>
         <w:rPr/>
       </w:pPr>
-      <w:bookmarkStart w:id="133" w:name="__RefHeading___Toc9208_1835845969"/>
+      <w:bookmarkStart w:id="133" w:name="__RefHeading___Toc9212_1415144654"/>
       <w:bookmarkStart w:id="134" w:name="_Toc37845893"/>
       <w:bookmarkStart w:id="135" w:name="_Toc37758908"/>
       <w:bookmarkEnd w:id="133"/>
@@ -36199,7 +36231,7 @@
         </w:numPr>
         <w:rPr/>
       </w:pPr>
-      <w:bookmarkStart w:id="136" w:name="__RefHeading___Toc9210_1835845969"/>
+      <w:bookmarkStart w:id="136" w:name="__RefHeading___Toc9214_1415144654"/>
       <w:bookmarkStart w:id="137" w:name="_Toc37845894"/>
       <w:bookmarkStart w:id="138" w:name="_Toc37758909"/>
       <w:bookmarkEnd w:id="136"/>
@@ -36231,7 +36263,7 @@
         </w:numPr>
         <w:rPr/>
       </w:pPr>
-      <w:bookmarkStart w:id="139" w:name="__RefHeading___Toc9212_1835845969"/>
+      <w:bookmarkStart w:id="139" w:name="__RefHeading___Toc9216_1415144654"/>
       <w:bookmarkEnd w:id="139"/>
       <w:r>
         <w:rPr/>
@@ -36270,7 +36302,7 @@
         </w:numPr>
         <w:rPr/>
       </w:pPr>
-      <w:bookmarkStart w:id="140" w:name="__RefHeading___Toc9214_1835845969"/>
+      <w:bookmarkStart w:id="140" w:name="__RefHeading___Toc9218_1415144654"/>
       <w:bookmarkEnd w:id="140"/>
       <w:r>
         <w:rPr/>
@@ -36298,7 +36330,7 @@
         </w:numPr>
         <w:rPr/>
       </w:pPr>
-      <w:bookmarkStart w:id="141" w:name="__RefHeading___Toc9216_1835845969"/>
+      <w:bookmarkStart w:id="141" w:name="__RefHeading___Toc9220_1415144654"/>
       <w:bookmarkEnd w:id="141"/>
       <w:r>
         <w:rPr/>
@@ -36313,7 +36345,7 @@
       </w:pPr>
       <w:r>
         <w:rPr/>
-        <w:t>El modo audio, que estimaría la frecuencia de brazada y el patrón respiratorio a partir del sonido, completaría los modos de entrada previstos. La fusión con sensores inerciales permitiría medir la velocidad sin calibrar la cámara. La detección automática de la vista a partir de la orientación del tronco eliminaría la dependencia de la indicación del usuario, y el entrenamiento del clasificador de estilo con vídeos reales etiquetados reduciría la distancia entre el dominio sintético y el real.</w:t>
+        <w:t>El modo audio, que estimaría la frecuencia de brazada y el patrón respiratorio a partir del sonido, completaría los modos de entrada previstos. La fusión con sensores inerciales permitiría medir la velocidad sin calibrar la cámara. La validación de la vista automática con secuencias nuevas, y su extensión a vistas oblicuas, reforzaría el modo híbrido, y el entrenamiento del clasificador de estilo con vídeos reales etiquetados reduciría la distancia entre el dominio sintético y el real.</w:t>
       </w:r>
     </w:p>
     <w:p>
@@ -36326,7 +36358,7 @@
         </w:numPr>
         <w:rPr/>
       </w:pPr>
-      <w:bookmarkStart w:id="142" w:name="__RefHeading___Toc9218_1835845969"/>
+      <w:bookmarkStart w:id="142" w:name="__RefHeading___Toc9222_1415144654"/>
       <w:bookmarkEnd w:id="142"/>
       <w:r>
         <w:rPr/>
@@ -36353,7 +36385,7 @@
         </w:numPr>
         <w:rPr/>
       </w:pPr>
-      <w:bookmarkStart w:id="143" w:name="__RefHeading___Toc9220_1835845969"/>
+      <w:bookmarkStart w:id="143" w:name="__RefHeading___Toc9224_1415144654"/>
       <w:bookmarkStart w:id="144" w:name="_Toc37845895"/>
       <w:bookmarkStart w:id="145" w:name="_Toc37758910"/>
       <w:bookmarkEnd w:id="143"/>
@@ -37349,7 +37381,7 @@
         </w:numPr>
         <w:rPr/>
       </w:pPr>
-      <w:bookmarkStart w:id="180" w:name="__RefHeading___Toc9222_1835845969"/>
+      <w:bookmarkStart w:id="180" w:name="__RefHeading___Toc9226_1415144654"/>
       <w:bookmarkStart w:id="181" w:name="_Toc37845896"/>
       <w:bookmarkStart w:id="182" w:name="_Toc37758911"/>
       <w:bookmarkEnd w:id="180"/>
@@ -37370,7 +37402,7 @@
         </w:numPr>
         <w:rPr/>
       </w:pPr>
-      <w:bookmarkStart w:id="183" w:name="__RefHeading___Toc9224_1835845969"/>
+      <w:bookmarkStart w:id="183" w:name="__RefHeading___Toc9228_1415144654"/>
       <w:bookmarkEnd w:id="183"/>
       <w:r>
         <w:rPr/>
@@ -37502,7 +37534,7 @@
         </w:numPr>
         <w:rPr/>
       </w:pPr>
-      <w:bookmarkStart w:id="184" w:name="__RefHeading___Toc9226_1835845969"/>
+      <w:bookmarkStart w:id="184" w:name="__RefHeading___Toc9230_1415144654"/>
       <w:bookmarkEnd w:id="184"/>
       <w:r>
         <w:rPr/>
@@ -38393,7 +38425,7 @@
         </w:numPr>
         <w:rPr/>
       </w:pPr>
-      <w:bookmarkStart w:id="185" w:name="__RefHeading___Toc9228_1835845969"/>
+      <w:bookmarkStart w:id="185" w:name="__RefHeading___Toc9232_1415144654"/>
       <w:bookmarkEnd w:id="185"/>
       <w:r>
         <w:rPr/>
@@ -38604,7 +38636,7 @@
         </w:numPr>
         <w:rPr/>
       </w:pPr>
-      <w:bookmarkStart w:id="186" w:name="__RefHeading___Toc9230_1835845969"/>
+      <w:bookmarkStart w:id="186" w:name="__RefHeading___Toc9234_1415144654"/>
       <w:bookmarkEnd w:id="186"/>
       <w:r>
         <w:rPr/>
@@ -43339,7 +43371,7 @@
         </w:numPr>
         <w:rPr/>
       </w:pPr>
-      <w:bookmarkStart w:id="187" w:name="__RefHeading___Toc9232_1835845969"/>
+      <w:bookmarkStart w:id="187" w:name="__RefHeading___Toc9236_1415144654"/>
       <w:bookmarkEnd w:id="187"/>
       <w:r>
         <w:rPr/>
@@ -45890,7 +45922,7 @@
         </w:numPr>
         <w:rPr/>
       </w:pPr>
-      <w:bookmarkStart w:id="188" w:name="__RefHeading___Toc9234_1835845969"/>
+      <w:bookmarkStart w:id="188" w:name="__RefHeading___Toc9238_1415144654"/>
       <w:bookmarkEnd w:id="188"/>
       <w:r>
         <w:rPr/>
@@ -47294,7 +47326,7 @@
         </w:r>
         <w:r>
           <w:rPr/>
-          <w:t>71</w:t>
+          <w:t>72</w:t>
         </w:r>
         <w:r>
           <w:rPr/>
@@ -47393,7 +47425,7 @@
       <mc:AlternateContent>
         <mc:Choice Requires="wps">
           <w:drawing>
-            <wp:anchor behindDoc="1" distT="0" distB="0" distL="0" distR="0" simplePos="0" locked="0" layoutInCell="1" allowOverlap="1" relativeHeight="89" wp14:anchorId="68A1117B">
+            <wp:anchor behindDoc="1" distT="0" distB="0" distL="0" distR="0" simplePos="0" locked="0" layoutInCell="1" allowOverlap="1" relativeHeight="90" wp14:anchorId="68A1117B">
               <wp:simplePos x="0" y="0"/>
               <wp:positionH relativeFrom="column">
                 <wp:posOffset>12065</wp:posOffset>

--- a/memoria/TFM_StrokeLab_final.docx
+++ b/memoria/TFM_StrokeLab_final.docx
@@ -681,7 +681,7 @@
         <w:ind w:hanging="0" w:left="0"/>
         <w:rPr/>
       </w:pPr>
-      <w:bookmarkStart w:id="44" w:name="__RefHeading___Toc8433_2653454663"/>
+      <w:bookmarkStart w:id="44" w:name="__RefHeading___Toc9170_1990011517"/>
       <w:bookmarkStart w:id="45" w:name="_Toc37845866"/>
       <w:bookmarkStart w:id="46" w:name="_Toc37758881"/>
       <w:bookmarkEnd w:id="44"/>
@@ -710,7 +710,7 @@
       </w:r>
       <w:r>
         <w:rPr/>
-        <w:t>, un sistema de análisis biomecánico explicable que, a partir de vídeo monocular convencional, cuantifica la eficiencia de la técnica de nado, detecta el inicio de la fatiga técnica e identifica las variables que la explican. La arquitectura combina una vertical de visión por computador, que estima la pose humana en dos y tres dimensiones, con una vertical de datos tabulares que segmenta el nado en ciclos de brazada, calcula indicadores cinemáticos por ciclo y modela mediante aprendizaje no supervisado el patrón técnico de referencia de cada nadador. La desviación sostenida respecto a ese patrón define el inicio de la fatiga y su atribución a cada variable se obtiene con valores de Shapley. El sistema determina automáticamente la vista de la cámara y la familia del estilo, y ofrece un modo de análisis en tiempo real. Se aplicó a 17 secuencias reales de 4 participantes en 4 estilos (6,6 min grabados), de las que obtuvo 2,2 min analizables y 95 ciclos válidos. La frecuencia de ciclo estimada presenta un error relativo del 6,5 % al 8,2 % frente al conteo manual en vista lateral y frontal, y la familia del estilo se identifica en 12 de 13 secuencias. La validación de la fatiga en una secuencia continua de larga duración queda pendiente. Con datos sintéticos de referencia conocida, el error mediano es del 4,7 % en la frecuencia de ciclo, del 1,3 % en la velocidad y del 4,3 % en la distancia por ciclo, y el detector de fatiga alcanza una tasa de detección del 100 % con un 10 % de falsas alarmas. La principal limitación es la escasez de datos reales anotados y la ausencia de una referencia fisiológica de la fatiga.</w:t>
+        <w:t>, un sistema de análisis biomecánico explicable que, a partir de vídeo monocular convencional, cuantifica la eficiencia de la técnica de nado, detecta el inicio de la fatiga técnica e identifica las variables que la explican. La arquitectura combina una vertical de visión por computador, que estima la pose humana en dos y tres dimensiones, con una vertical de datos tabulares que segmenta el nado en ciclos de brazada, calcula indicadores cinemáticos por ciclo y modela mediante aprendizaje no supervisado el patrón técnico de referencia de cada nadador. La desviación sostenida respecto a ese patrón define el inicio de la fatiga y su atribución a cada variable se obtiene con valores de Shapley. El sistema determina automáticamente la vista de la cámara y la familia del estilo, y ofrece un modo de análisis en tiempo real. Se aplicó a 25 secuencias reales de 5 participantes en 4 estilos (44,9 min grabados), de las que obtuvo 6,3 min analizables y 165 ciclos válidos. La frecuencia de ciclo estimada presenta un error relativo del 6,5 % al 8,2 % frente al conteo manual en vista lateral y frontal, y la familia del estilo se identifica en 15 de 19 secuencias. En una secuencia continua de 34 min, el sistema detecta el inicio de la fatiga técnica en t = 748,0 s y lo atribuye a variables concretas de la técnica. Con datos sintéticos de referencia conocida, el error mediano es del 4,7 % en la frecuencia de ciclo, del 1,3 % en la velocidad y del 4,3 % en la distancia por ciclo, y el detector de fatiga alcanza una tasa de detección del 100 % con un 10 % de falsas alarmas. La principal limitación es la escasez de datos reales anotados y la ausencia de una referencia fisiológica de la fatiga.</w:t>
       </w:r>
     </w:p>
     <w:p>
@@ -752,7 +752,7 @@
         <w:ind w:hanging="0" w:left="0"/>
         <w:rPr/>
       </w:pPr>
-      <w:bookmarkStart w:id="47" w:name="__RefHeading___Toc8435_2653454663"/>
+      <w:bookmarkStart w:id="47" w:name="__RefHeading___Toc9172_1990011517"/>
       <w:bookmarkStart w:id="48" w:name="_Toc37845867"/>
       <w:bookmarkStart w:id="49" w:name="_Toc37758882"/>
       <w:bookmarkEnd w:id="47"/>
@@ -781,7 +781,7 @@
       </w:r>
       <w:r>
         <w:rPr/>
-        <w:t>, an explainable biomechanical analysis system that, from conventional monocular video, quantifies swimming technique efficiency, detects the onset of technical fatigue and identifies the variables that explain it. The architecture combines a computer vision vertical, which estimates two- and three-dimensional human pose, with a tabular vertical that segments swimming into stroke cycles, computes per-cycle kinematic indicators and models each swimmer’s reference technique through unsupervised learning. A sustained deviation from that reference defines fatigue onset, and its attribution to each variable is obtained with Shapley values. The system determines the camera view and the stroke family automatically and offers a real-time analysis mode. It was applied to 17 real sequences of 4 participants in 4 strokes (6.6 min recorded), yielding 2.2 min of analysable video and 95 valid cycles. The estimated stroke rate shows a relative error of 6.5 % to 8.2 % against manual counts in side and front views, and the stroke family is identified in 12 of 13 sequences. Validation of fatigue on a long continuous sequence is pending. On synthetic data with known ground truth, the median error is 4.7 % for stroke rate, 1.3 % for velocity and 4.3 % for distance per stroke, and the fatigue detector reaches a 100 % detection rate with 10 % false alarms. The main limitation is the scarcity of annotated real data and the lack of a physiological fatigue reference.</w:t>
+        <w:t>, an explainable biomechanical analysis system that, from conventional monocular video, quantifies swimming technique efficiency, detects the onset of technical fatigue and identifies the variables that explain it. The architecture combines a computer vision vertical, which estimates two- and three-dimensional human pose, with a tabular vertical that segments swimming into stroke cycles, computes per-cycle kinematic indicators and models each swimmer’s reference technique through unsupervised learning. A sustained deviation from that reference defines fatigue onset, and its attribution to each variable is obtained with Shapley values. The system determines the camera view and the stroke family automatically and offers a real-time analysis mode. It was applied to 25 real sequences of 5 participants in 4 strokes (44.9 min recorded), yielding 6.3 min of analysable video and 165 valid cycles. The estimated stroke rate shows a relative error of 6.5 % to 8.2 % against manual counts in side and front views, and the stroke family is identified in 15 of 19 sequences. On a continuous 34-min sequence, the system detects the onset of technical fatigue at t = 748.0 s and attributes it to specific technique variables. On synthetic data with known ground truth, the median error is 4.7 % for stroke rate, 1.3 % for velocity and 4.3 % for distance per stroke, and the fatigue detector reaches a 100 % detection rate with 10 % false alarms. The main limitation is the scarcity of annotated real data and the lack of a physiological fatigue reference.</w:t>
       </w:r>
     </w:p>
     <w:p>
@@ -900,7 +900,7 @@
         <w:ind w:hanging="0" w:left="0"/>
         <w:rPr/>
       </w:pPr>
-      <w:bookmarkStart w:id="50" w:name="__RefHeading___Toc8437_2653454663"/>
+      <w:bookmarkStart w:id="50" w:name="__RefHeading___Toc9174_1990011517"/>
       <w:bookmarkStart w:id="51" w:name="_Toc37845868"/>
       <w:bookmarkStart w:id="52" w:name="_Toc37758883"/>
       <w:bookmarkEnd w:id="50"/>
@@ -1534,7 +1534,7 @@
             </w:rPr>
             <w:fldChar w:fldCharType="separate"/>
           </w:r>
-          <w:hyperlink w:anchor="__RefHeading___Toc8433_2653454663">
+          <w:hyperlink w:anchor="__RefHeading___Toc9170_1990011517">
             <w:r>
               <w:rPr>
                 <w:webHidden/>
@@ -1555,7 +1555,7 @@
             </w:tabs>
             <w:rPr/>
           </w:pPr>
-          <w:hyperlink w:anchor="__RefHeading___Toc8435_2653454663">
+          <w:hyperlink w:anchor="__RefHeading___Toc9172_1990011517">
             <w:r>
               <w:rPr>
                 <w:webHidden/>
@@ -1576,7 +1576,7 @@
             </w:tabs>
             <w:rPr/>
           </w:pPr>
-          <w:hyperlink w:anchor="__RefHeading___Toc8437_2653454663">
+          <w:hyperlink w:anchor="__RefHeading___Toc9174_1990011517">
             <w:r>
               <w:rPr>
                 <w:webHidden/>
@@ -1597,7 +1597,7 @@
             </w:tabs>
             <w:rPr/>
           </w:pPr>
-          <w:hyperlink w:anchor="__RefHeading___Toc8439_2653454663">
+          <w:hyperlink w:anchor="__RefHeading___Toc9176_1990011517">
             <w:r>
               <w:rPr>
                 <w:webHidden/>
@@ -1618,7 +1618,7 @@
             </w:tabs>
             <w:rPr/>
           </w:pPr>
-          <w:hyperlink w:anchor="__RefHeading___Toc8441_2653454663">
+          <w:hyperlink w:anchor="__RefHeading___Toc9178_1990011517">
             <w:r>
               <w:rPr>
                 <w:webHidden/>
@@ -1639,7 +1639,7 @@
             </w:tabs>
             <w:rPr/>
           </w:pPr>
-          <w:hyperlink w:anchor="__RefHeading___Toc8443_2653454663">
+          <w:hyperlink w:anchor="__RefHeading___Toc9180_1990011517">
             <w:r>
               <w:rPr>
                 <w:webHidden/>
@@ -1660,7 +1660,7 @@
             </w:tabs>
             <w:rPr/>
           </w:pPr>
-          <w:hyperlink w:anchor="__RefHeading___Toc8445_2653454663">
+          <w:hyperlink w:anchor="__RefHeading___Toc9182_1990011517">
             <w:r>
               <w:rPr>
                 <w:webHidden/>
@@ -1681,7 +1681,7 @@
             </w:tabs>
             <w:rPr/>
           </w:pPr>
-          <w:hyperlink w:anchor="__RefHeading___Toc8447_2653454663">
+          <w:hyperlink w:anchor="__RefHeading___Toc9184_1990011517">
             <w:r>
               <w:rPr>
                 <w:webHidden/>
@@ -1702,7 +1702,7 @@
             </w:tabs>
             <w:rPr/>
           </w:pPr>
-          <w:hyperlink w:anchor="__RefHeading___Toc8449_2653454663">
+          <w:hyperlink w:anchor="__RefHeading___Toc9186_1990011517">
             <w:r>
               <w:rPr>
                 <w:webHidden/>
@@ -1723,7 +1723,7 @@
             </w:tabs>
             <w:rPr/>
           </w:pPr>
-          <w:hyperlink w:anchor="__RefHeading___Toc8451_2653454663">
+          <w:hyperlink w:anchor="__RefHeading___Toc9188_1990011517">
             <w:r>
               <w:rPr>
                 <w:webHidden/>
@@ -1744,7 +1744,7 @@
             </w:tabs>
             <w:rPr/>
           </w:pPr>
-          <w:hyperlink w:anchor="__RefHeading___Toc8453_2653454663">
+          <w:hyperlink w:anchor="__RefHeading___Toc9190_1990011517">
             <w:r>
               <w:rPr>
                 <w:webHidden/>
@@ -1765,7 +1765,7 @@
             </w:tabs>
             <w:rPr/>
           </w:pPr>
-          <w:hyperlink w:anchor="__RefHeading___Toc8455_2653454663">
+          <w:hyperlink w:anchor="__RefHeading___Toc9192_1990011517">
             <w:r>
               <w:rPr>
                 <w:webHidden/>
@@ -1786,7 +1786,7 @@
             </w:tabs>
             <w:rPr/>
           </w:pPr>
-          <w:hyperlink w:anchor="__RefHeading___Toc8457_2653454663">
+          <w:hyperlink w:anchor="__RefHeading___Toc9194_1990011517">
             <w:r>
               <w:rPr>
                 <w:webHidden/>
@@ -1807,7 +1807,7 @@
             </w:tabs>
             <w:rPr/>
           </w:pPr>
-          <w:hyperlink w:anchor="__RefHeading___Toc8459_2653454663">
+          <w:hyperlink w:anchor="__RefHeading___Toc9196_1990011517">
             <w:r>
               <w:rPr>
                 <w:webHidden/>
@@ -1828,7 +1828,7 @@
             </w:tabs>
             <w:rPr/>
           </w:pPr>
-          <w:hyperlink w:anchor="__RefHeading___Toc8461_2653454663">
+          <w:hyperlink w:anchor="__RefHeading___Toc9198_1990011517">
             <w:r>
               <w:rPr>
                 <w:webHidden/>
@@ -1849,7 +1849,7 @@
             </w:tabs>
             <w:rPr/>
           </w:pPr>
-          <w:hyperlink w:anchor="__RefHeading___Toc8463_2653454663">
+          <w:hyperlink w:anchor="__RefHeading___Toc9200_1990011517">
             <w:r>
               <w:rPr>
                 <w:webHidden/>
@@ -1870,7 +1870,7 @@
             </w:tabs>
             <w:rPr/>
           </w:pPr>
-          <w:hyperlink w:anchor="__RefHeading___Toc8465_2653454663">
+          <w:hyperlink w:anchor="__RefHeading___Toc9202_1990011517">
             <w:r>
               <w:rPr>
                 <w:webHidden/>
@@ -1891,7 +1891,7 @@
             </w:tabs>
             <w:rPr/>
           </w:pPr>
-          <w:hyperlink w:anchor="__RefHeading___Toc8467_2653454663">
+          <w:hyperlink w:anchor="__RefHeading___Toc9204_1990011517">
             <w:r>
               <w:rPr>
                 <w:webHidden/>
@@ -1912,7 +1912,7 @@
             </w:tabs>
             <w:rPr/>
           </w:pPr>
-          <w:hyperlink w:anchor="__RefHeading___Toc8469_2653454663">
+          <w:hyperlink w:anchor="__RefHeading___Toc9206_1990011517">
             <w:r>
               <w:rPr>
                 <w:webHidden/>
@@ -1933,7 +1933,7 @@
             </w:tabs>
             <w:rPr/>
           </w:pPr>
-          <w:hyperlink w:anchor="__RefHeading___Toc8471_2653454663">
+          <w:hyperlink w:anchor="__RefHeading___Toc9208_1990011517">
             <w:r>
               <w:rPr>
                 <w:webHidden/>
@@ -1954,7 +1954,7 @@
             </w:tabs>
             <w:rPr/>
           </w:pPr>
-          <w:hyperlink w:anchor="__RefHeading___Toc8473_2653454663">
+          <w:hyperlink w:anchor="__RefHeading___Toc9210_1990011517">
             <w:r>
               <w:rPr>
                 <w:webHidden/>
@@ -1975,7 +1975,7 @@
             </w:tabs>
             <w:rPr/>
           </w:pPr>
-          <w:hyperlink w:anchor="__RefHeading___Toc8475_2653454663">
+          <w:hyperlink w:anchor="__RefHeading___Toc9212_1990011517">
             <w:r>
               <w:rPr>
                 <w:webHidden/>
@@ -1996,7 +1996,7 @@
             </w:tabs>
             <w:rPr/>
           </w:pPr>
-          <w:hyperlink w:anchor="__RefHeading___Toc8477_2653454663">
+          <w:hyperlink w:anchor="__RefHeading___Toc9214_1990011517">
             <w:r>
               <w:rPr>
                 <w:webHidden/>
@@ -2017,7 +2017,7 @@
             </w:tabs>
             <w:rPr/>
           </w:pPr>
-          <w:hyperlink w:anchor="__RefHeading___Toc8479_2653454663">
+          <w:hyperlink w:anchor="__RefHeading___Toc9216_1990011517">
             <w:r>
               <w:rPr>
                 <w:webHidden/>
@@ -2038,7 +2038,7 @@
             </w:tabs>
             <w:rPr/>
           </w:pPr>
-          <w:hyperlink w:anchor="__RefHeading___Toc8481_2653454663">
+          <w:hyperlink w:anchor="__RefHeading___Toc9218_1990011517">
             <w:r>
               <w:rPr>
                 <w:webHidden/>
@@ -2046,7 +2046,7 @@
               </w:rPr>
               <w:t>Capítulo 5. DISCUSIÓN</w:t>
               <w:tab/>
-              <w:t>52</w:t>
+              <w:t>55</w:t>
             </w:r>
           </w:hyperlink>
         </w:p>
@@ -2059,7 +2059,7 @@
             </w:tabs>
             <w:rPr/>
           </w:pPr>
-          <w:hyperlink w:anchor="__RefHeading___Toc8483_2653454663">
+          <w:hyperlink w:anchor="__RefHeading___Toc9220_1990011517">
             <w:r>
               <w:rPr>
                 <w:webHidden/>
@@ -2067,7 +2067,7 @@
               </w:rPr>
               <w:t>5.1 Respuesta a las indicaciones del director</w:t>
               <w:tab/>
-              <w:t>52</w:t>
+              <w:t>55</w:t>
             </w:r>
           </w:hyperlink>
         </w:p>
@@ -2080,7 +2080,7 @@
             </w:tabs>
             <w:rPr/>
           </w:pPr>
-          <w:hyperlink w:anchor="__RefHeading___Toc8485_2653454663">
+          <w:hyperlink w:anchor="__RefHeading___Toc9222_1990011517">
             <w:r>
               <w:rPr>
                 <w:webHidden/>
@@ -2088,7 +2088,7 @@
               </w:rPr>
               <w:t>5.2 Cambios respecto al planteamiento inicial</w:t>
               <w:tab/>
-              <w:t>52</w:t>
+              <w:t>55</w:t>
             </w:r>
           </w:hyperlink>
         </w:p>
@@ -2101,7 +2101,7 @@
             </w:tabs>
             <w:rPr/>
           </w:pPr>
-          <w:hyperlink w:anchor="__RefHeading___Toc8487_2653454663">
+          <w:hyperlink w:anchor="__RefHeading___Toc9224_1990011517">
             <w:r>
               <w:rPr>
                 <w:webHidden/>
@@ -2109,7 +2109,7 @@
               </w:rPr>
               <w:t>5.3 Decisiones metodológicas</w:t>
               <w:tab/>
-              <w:t>53</w:t>
+              <w:t>56</w:t>
             </w:r>
           </w:hyperlink>
         </w:p>
@@ -2122,7 +2122,7 @@
             </w:tabs>
             <w:rPr/>
           </w:pPr>
-          <w:hyperlink w:anchor="__RefHeading___Toc8489_2653454663">
+          <w:hyperlink w:anchor="__RefHeading___Toc9226_1990011517">
             <w:r>
               <w:rPr>
                 <w:webHidden/>
@@ -2130,7 +2130,7 @@
               </w:rPr>
               <w:t>5.4 Interpretación de los resultados con datos reales</w:t>
               <w:tab/>
-              <w:t>53</w:t>
+              <w:t>56</w:t>
             </w:r>
           </w:hyperlink>
         </w:p>
@@ -2143,7 +2143,7 @@
             </w:tabs>
             <w:rPr/>
           </w:pPr>
-          <w:hyperlink w:anchor="__RefHeading___Toc8491_2653454663">
+          <w:hyperlink w:anchor="__RefHeading___Toc9228_1990011517">
             <w:r>
               <w:rPr>
                 <w:webHidden/>
@@ -2151,7 +2151,7 @@
               </w:rPr>
               <w:t>5.5 Comparación con trabajos relacionados</w:t>
               <w:tab/>
-              <w:t>54</w:t>
+              <w:t>57</w:t>
             </w:r>
           </w:hyperlink>
         </w:p>
@@ -2164,7 +2164,7 @@
             </w:tabs>
             <w:rPr/>
           </w:pPr>
-          <w:hyperlink w:anchor="__RefHeading___Toc8493_2653454663">
+          <w:hyperlink w:anchor="__RefHeading___Toc9230_1990011517">
             <w:r>
               <w:rPr>
                 <w:webHidden/>
@@ -2172,7 +2172,7 @@
               </w:rPr>
               <w:t>5.6 Amenazas a la validez</w:t>
               <w:tab/>
-              <w:t>54</w:t>
+              <w:t>57</w:t>
             </w:r>
           </w:hyperlink>
         </w:p>
@@ -2185,7 +2185,7 @@
             </w:tabs>
             <w:rPr/>
           </w:pPr>
-          <w:hyperlink w:anchor="__RefHeading___Toc8495_2653454663">
+          <w:hyperlink w:anchor="__RefHeading___Toc9232_1990011517">
             <w:r>
               <w:rPr>
                 <w:webHidden/>
@@ -2193,7 +2193,7 @@
               </w:rPr>
               <w:t>5.7 Limitaciones</w:t>
               <w:tab/>
-              <w:t>55</w:t>
+              <w:t>58</w:t>
             </w:r>
           </w:hyperlink>
         </w:p>
@@ -2206,7 +2206,7 @@
             </w:tabs>
             <w:rPr/>
           </w:pPr>
-          <w:hyperlink w:anchor="__RefHeading___Toc8497_2653454663">
+          <w:hyperlink w:anchor="__RefHeading___Toc9234_1990011517">
             <w:r>
               <w:rPr>
                 <w:webHidden/>
@@ -2214,7 +2214,7 @@
               </w:rPr>
               <w:t>Capítulo 6. CONCLUSIONES</w:t>
               <w:tab/>
-              <w:t>56</w:t>
+              <w:t>59</w:t>
             </w:r>
           </w:hyperlink>
         </w:p>
@@ -2227,7 +2227,7 @@
             </w:tabs>
             <w:rPr/>
           </w:pPr>
-          <w:hyperlink w:anchor="__RefHeading___Toc8499_2653454663">
+          <w:hyperlink w:anchor="__RefHeading___Toc9236_1990011517">
             <w:r>
               <w:rPr>
                 <w:webHidden/>
@@ -2235,7 +2235,7 @@
               </w:rPr>
               <w:t>6.1 Conclusiones del trabajo</w:t>
               <w:tab/>
-              <w:t>56</w:t>
+              <w:t>59</w:t>
             </w:r>
           </w:hyperlink>
         </w:p>
@@ -2248,7 +2248,7 @@
             </w:tabs>
             <w:rPr/>
           </w:pPr>
-          <w:hyperlink w:anchor="__RefHeading___Toc8501_2653454663">
+          <w:hyperlink w:anchor="__RefHeading___Toc9238_1990011517">
             <w:r>
               <w:rPr>
                 <w:webHidden/>
@@ -2256,7 +2256,7 @@
               </w:rPr>
               <w:t>6.2 Conclusiones personales</w:t>
               <w:tab/>
-              <w:t>57</w:t>
+              <w:t>60</w:t>
             </w:r>
           </w:hyperlink>
         </w:p>
@@ -2269,7 +2269,7 @@
             </w:tabs>
             <w:rPr/>
           </w:pPr>
-          <w:hyperlink w:anchor="__RefHeading___Toc8503_2653454663">
+          <w:hyperlink w:anchor="__RefHeading___Toc9240_1990011517">
             <w:r>
               <w:rPr>
                 <w:webHidden/>
@@ -2277,7 +2277,7 @@
               </w:rPr>
               <w:t>Capítulo 7. FUTURAS LÍNEAS DE TRABAJO</w:t>
               <w:tab/>
-              <w:t>58</w:t>
+              <w:t>61</w:t>
             </w:r>
           </w:hyperlink>
         </w:p>
@@ -2290,7 +2290,7 @@
             </w:tabs>
             <w:rPr/>
           </w:pPr>
-          <w:hyperlink w:anchor="__RefHeading___Toc8505_2653454663">
+          <w:hyperlink w:anchor="__RefHeading___Toc9242_1990011517">
             <w:r>
               <w:rPr>
                 <w:webHidden/>
@@ -2298,7 +2298,7 @@
               </w:rPr>
               <w:t>7.1 Datos y validación experimental</w:t>
               <w:tab/>
-              <w:t>58</w:t>
+              <w:t>61</w:t>
             </w:r>
           </w:hyperlink>
         </w:p>
@@ -2311,7 +2311,7 @@
             </w:tabs>
             <w:rPr/>
           </w:pPr>
-          <w:hyperlink w:anchor="__RefHeading___Toc8507_2653454663">
+          <w:hyperlink w:anchor="__RefHeading___Toc9244_1990011517">
             <w:r>
               <w:rPr>
                 <w:webHidden/>
@@ -2319,7 +2319,7 @@
               </w:rPr>
               <w:t>7.2 Modelos de visión</w:t>
               <w:tab/>
-              <w:t>58</w:t>
+              <w:t>61</w:t>
             </w:r>
           </w:hyperlink>
         </w:p>
@@ -2332,7 +2332,7 @@
             </w:tabs>
             <w:rPr/>
           </w:pPr>
-          <w:hyperlink w:anchor="__RefHeading___Toc8509_2653454663">
+          <w:hyperlink w:anchor="__RefHeading___Toc9246_1990011517">
             <w:r>
               <w:rPr>
                 <w:webHidden/>
@@ -2340,7 +2340,7 @@
               </w:rPr>
               <w:t>7.3 Extensión del sistema</w:t>
               <w:tab/>
-              <w:t>58</w:t>
+              <w:t>61</w:t>
             </w:r>
           </w:hyperlink>
         </w:p>
@@ -2353,7 +2353,7 @@
             </w:tabs>
             <w:rPr/>
           </w:pPr>
-          <w:hyperlink w:anchor="__RefHeading___Toc8511_2653454663">
+          <w:hyperlink w:anchor="__RefHeading___Toc9248_1990011517">
             <w:r>
               <w:rPr>
                 <w:webHidden/>
@@ -2361,7 +2361,7 @@
               </w:rPr>
               <w:t>7.4 Aplicación práctica</w:t>
               <w:tab/>
-              <w:t>59</w:t>
+              <w:t>62</w:t>
             </w:r>
           </w:hyperlink>
         </w:p>
@@ -2374,7 +2374,7 @@
             </w:tabs>
             <w:rPr/>
           </w:pPr>
-          <w:hyperlink w:anchor="__RefHeading___Toc8513_2653454663">
+          <w:hyperlink w:anchor="__RefHeading___Toc9250_1990011517">
             <w:r>
               <w:rPr>
                 <w:webHidden/>
@@ -2382,7 +2382,7 @@
               </w:rPr>
               <w:t>Capítulo 8. REFERENCIAS</w:t>
               <w:tab/>
-              <w:t>60</w:t>
+              <w:t>63</w:t>
             </w:r>
           </w:hyperlink>
         </w:p>
@@ -2395,7 +2395,7 @@
             </w:tabs>
             <w:rPr/>
           </w:pPr>
-          <w:hyperlink w:anchor="__RefHeading___Toc8515_2653454663">
+          <w:hyperlink w:anchor="__RefHeading___Toc9252_1990011517">
             <w:r>
               <w:rPr>
                 <w:webHidden/>
@@ -2403,7 +2403,7 @@
               </w:rPr>
               <w:t>Capítulo 9. ANEXOS</w:t>
               <w:tab/>
-              <w:t>63</w:t>
+              <w:t>66</w:t>
             </w:r>
           </w:hyperlink>
         </w:p>
@@ -2416,7 +2416,7 @@
             </w:tabs>
             <w:rPr/>
           </w:pPr>
-          <w:hyperlink w:anchor="__RefHeading___Toc8517_2653454663">
+          <w:hyperlink w:anchor="__RefHeading___Toc9254_1990011517">
             <w:r>
               <w:rPr>
                 <w:webHidden/>
@@ -2424,7 +2424,7 @@
               </w:rPr>
               <w:t>9.1 Anexo A. Guía de ejecución</w:t>
               <w:tab/>
-              <w:t>63</w:t>
+              <w:t>66</w:t>
             </w:r>
           </w:hyperlink>
         </w:p>
@@ -2437,7 +2437,7 @@
             </w:tabs>
             <w:rPr/>
           </w:pPr>
-          <w:hyperlink w:anchor="__RefHeading___Toc8519_2653454663">
+          <w:hyperlink w:anchor="__RefHeading___Toc9256_1990011517">
             <w:r>
               <w:rPr>
                 <w:webHidden/>
@@ -2445,7 +2445,7 @@
               </w:rPr>
               <w:t>9.2 Anexo B. Estructura del código</w:t>
               <w:tab/>
-              <w:t>64</w:t>
+              <w:t>67</w:t>
             </w:r>
           </w:hyperlink>
         </w:p>
@@ -2458,7 +2458,7 @@
             </w:tabs>
             <w:rPr/>
           </w:pPr>
-          <w:hyperlink w:anchor="__RefHeading___Toc8521_2653454663">
+          <w:hyperlink w:anchor="__RefHeading___Toc9258_1990011517">
             <w:r>
               <w:rPr>
                 <w:webHidden/>
@@ -2466,7 +2466,7 @@
               </w:rPr>
               <w:t>9.3 Anexo C. Pruebas automáticas</w:t>
               <w:tab/>
-              <w:t>64</w:t>
+              <w:t>67</w:t>
             </w:r>
           </w:hyperlink>
         </w:p>
@@ -2479,7 +2479,7 @@
             </w:tabs>
             <w:rPr/>
           </w:pPr>
-          <w:hyperlink w:anchor="__RefHeading___Toc8523_2653454663">
+          <w:hyperlink w:anchor="__RefHeading___Toc9260_1990011517">
             <w:r>
               <w:rPr>
                 <w:webHidden/>
@@ -2487,7 +2487,7 @@
               </w:rPr>
               <w:t>9.4 Anexo D. Resultados por secuencia del conjunto real</w:t>
               <w:tab/>
-              <w:t>65</w:t>
+              <w:t>68</w:t>
             </w:r>
           </w:hyperlink>
         </w:p>
@@ -2500,7 +2500,7 @@
             </w:tabs>
             <w:rPr/>
           </w:pPr>
-          <w:hyperlink w:anchor="__RefHeading___Toc8525_2653454663">
+          <w:hyperlink w:anchor="__RefHeading___Toc9262_1990011517">
             <w:r>
               <w:rPr>
                 <w:webHidden/>
@@ -2508,7 +2508,7 @@
               </w:rPr>
               <w:t>9.5 Anexo E. Parámetros del sistema</w:t>
               <w:tab/>
-              <w:t>66</w:t>
+              <w:t>69</w:t>
             </w:r>
           </w:hyperlink>
         </w:p>
@@ -2521,7 +2521,7 @@
             </w:tabs>
             <w:rPr/>
           </w:pPr>
-          <w:hyperlink w:anchor="__RefHeading___Toc8527_2653454663">
+          <w:hyperlink w:anchor="__RefHeading___Toc9264_1990011517">
             <w:r>
               <w:rPr>
                 <w:webHidden/>
@@ -2529,7 +2529,7 @@
               </w:rPr>
               <w:t>9.6 Anexo F. Diccionario de variables por ciclo</w:t>
               <w:tab/>
-              <w:t>67</w:t>
+              <w:t>70</w:t>
             </w:r>
           </w:hyperlink>
           <w:r>
@@ -2801,7 +2801,7 @@
           <w:rPr/>
           <w:t>Figura 11. Distribución por ciclo de la frecuencia de ciclo, la flexión del codo y la inclinación del tronco por participante y estilo (ciclos laterales).</w:t>
           <w:tab/>
-          <w:t>46</w:t>
+          <w:t>47</w:t>
         </w:r>
       </w:hyperlink>
     </w:p>
@@ -2817,7 +2817,7 @@
       <w:hyperlink w:anchor="Figura!11|sequence">
         <w:r>
           <w:rPr/>
-          <w:t>Figura 12. Sesión P4 · braza · gopro: puntuación de anomalía por ciclo y umbral de la fase base.</w:t>
+          <w:t>Figura 12. Secuencia GX010731 (P5): puntuación de anomalía por ciclo, umbral de la fase base y frecuencia y flexión del codo por ciclo.</w:t>
           <w:tab/>
           <w:t>48</w:t>
         </w:r>
@@ -2835,9 +2835,63 @@
       <w:hyperlink w:anchor="Figura!12|sequence">
         <w:r>
           <w:rPr/>
-          <w:t>Figura 13. Datos sintéticos: inicio de la fatiga detectado (media ± desviación típica) según los parámetros del detector.</w:t>
+          <w:t>Figura 13. Secuencia GX010731 (P5): atribución SHAP de la puntuación de anomalía.</w:t>
           <w:tab/>
           <w:t>49</w:t>
+        </w:r>
+      </w:hyperlink>
+    </w:p>
+    <w:p>
+      <w:pPr>
+        <w:pStyle w:val="TableofFigures"/>
+        <w:tabs>
+          <w:tab w:val="clear" w:pos="8504"/>
+          <w:tab w:val="right" w:pos="8503" w:leader="dot"/>
+        </w:tabs>
+        <w:rPr/>
+      </w:pPr>
+      <w:hyperlink w:anchor="Figura!13|sequence">
+        <w:r>
+          <w:rPr/>
+          <w:t>Figura 14. Secuencia GX010731 (P5): atribución SHAP en el ciclo de inicio de la fatiga.</w:t>
+          <w:tab/>
+          <w:t>49</w:t>
+        </w:r>
+      </w:hyperlink>
+    </w:p>
+    <w:p>
+      <w:pPr>
+        <w:pStyle w:val="TableofFigures"/>
+        <w:tabs>
+          <w:tab w:val="clear" w:pos="8504"/>
+          <w:tab w:val="right" w:pos="8503" w:leader="dot"/>
+        </w:tabs>
+        <w:rPr/>
+      </w:pPr>
+      <w:hyperlink w:anchor="Figura!14|sequence">
+        <w:r>
+          <w:rPr/>
+          <w:t>Figura 15. Sesión P5 · crol · gopro: puntuación de anomalía por ciclo y umbral de la fase base.</w:t>
+          <w:tab/>
+          <w:t>51</w:t>
+        </w:r>
+      </w:hyperlink>
+    </w:p>
+    <w:p>
+      <w:pPr>
+        <w:pStyle w:val="TableofFigures"/>
+        <w:tabs>
+          <w:tab w:val="clear" w:pos="8504"/>
+          <w:tab w:val="right" w:pos="8503" w:leader="dot"/>
+        </w:tabs>
+        <w:rPr/>
+      </w:pPr>
+      <w:hyperlink w:anchor="Figura!15|sequence">
+        <w:r>
+          <w:rPr/>
+          <w:t>Figura 16. Datos sintéticos: inicio de la fatiga detectado (media ± desviación típica) según los parámetros del detector.</w:t>
+          <w:tab/>
+          <w:t>52</w:t>
         </w:r>
       </w:hyperlink>
       <w:r>
@@ -3103,7 +3157,7 @@
           <w:rPr/>
           <w:t>Tabla 11. Resultado del análisis de fatiga en las sesiones con más de una secuencia.</w:t>
           <w:tab/>
-          <w:t>48</w:t>
+          <w:t>51</w:t>
         </w:r>
       </w:hyperlink>
     </w:p>
@@ -3121,7 +3175,7 @@
           <w:rPr/>
           <w:t>Tabla 12. Datos sintéticos: tasa de detección / tasa de falsas alarmas / inicio medio según la fase base, el percentil del umbral y los ciclos consecutivos k (10 secuencias con fatiga y 10 sin fatiga por configuración). En negrita, la configuración empleada.</w:t>
           <w:tab/>
-          <w:t>50</w:t>
+          <w:t>53</w:t>
         </w:r>
       </w:hyperlink>
     </w:p>
@@ -3139,7 +3193,7 @@
           <w:rPr/>
           <w:t>Tabla 13. Datos sintéticos: error relativo mediano de la frecuencia de ciclo (y número medio de ciclos válidos) según el ruido de posición y la proporción de puntos perdidos.</w:t>
           <w:tab/>
-          <w:t>51</w:t>
+          <w:t>54</w:t>
         </w:r>
       </w:hyperlink>
     </w:p>
@@ -3157,7 +3211,7 @@
           <w:rPr/>
           <w:t>Tabla 14. Ángulos 2D frente a 3D en la vista lateral de la secuencia GX011614 (85 fotogramas).</w:t>
           <w:tab/>
-          <w:t>52</w:t>
+          <w:t>55</w:t>
         </w:r>
       </w:hyperlink>
     </w:p>
@@ -3175,7 +3229,7 @@
           <w:rPr/>
           <w:t>Tabla 15. Indicaciones del director y su implementación.</w:t>
           <w:tab/>
-          <w:t>53</w:t>
+          <w:t>56</w:t>
         </w:r>
       </w:hyperlink>
     </w:p>
@@ -3193,7 +3247,7 @@
           <w:rPr/>
           <w:t>Tabla 16. Grado de cumplimiento de los objetivos específicos.</w:t>
           <w:tab/>
-          <w:t>57</w:t>
+          <w:t>60</w:t>
         </w:r>
       </w:hyperlink>
     </w:p>
@@ -3221,7 +3275,7 @@
           <w:rPr/>
           <w:t>.</w:t>
           <w:tab/>
-          <w:t>65</w:t>
+          <w:t>68</w:t>
         </w:r>
       </w:hyperlink>
     </w:p>
@@ -3239,7 +3293,7 @@
           <w:rPr/>
           <w:t>Tabla 18. Resultados del análisis por secuencia del conjunto real. El tiempo analizable es el que supera los filtros anatómicos y de tronco girado; el estilo estimado procede de las reglas biomecánicas (entre paréntesis, solo la familia).</w:t>
           <w:tab/>
-          <w:t>66</w:t>
+          <w:t>69</w:t>
         </w:r>
       </w:hyperlink>
     </w:p>
@@ -3257,7 +3311,7 @@
           <w:rPr/>
           <w:t>Tabla 19. Parámetros principales del sistema y su justificación.</w:t>
           <w:tab/>
-          <w:t>67</w:t>
+          <w:t>70</w:t>
         </w:r>
       </w:hyperlink>
     </w:p>
@@ -3275,7 +3329,7 @@
           <w:rPr/>
           <w:t>Tabla 20. Variables por ciclo del archivo variables_por_ciclo.csv.</w:t>
           <w:tab/>
-          <w:t>68</w:t>
+          <w:t>71</w:t>
         </w:r>
       </w:hyperlink>
       <w:r>
@@ -3712,7 +3766,7 @@
         <w:spacing w:before="0" w:after="240"/>
         <w:rPr/>
       </w:pPr>
-      <w:bookmarkStart w:id="53" w:name="__RefHeading___Toc8439_2653454663"/>
+      <w:bookmarkStart w:id="53" w:name="__RefHeading___Toc9176_1990011517"/>
       <w:bookmarkStart w:id="54" w:name="_Toc37845869"/>
       <w:bookmarkStart w:id="55" w:name="_Toc37758884"/>
       <w:bookmarkEnd w:id="53"/>
@@ -3732,7 +3786,7 @@
         </w:numPr>
         <w:rPr/>
       </w:pPr>
-      <w:bookmarkStart w:id="56" w:name="__RefHeading___Toc8441_2653454663"/>
+      <w:bookmarkStart w:id="56" w:name="__RefHeading___Toc9178_1990011517"/>
       <w:bookmarkStart w:id="57" w:name="_Toc37845870"/>
       <w:bookmarkStart w:id="58" w:name="_Toc37758885"/>
       <w:bookmarkEnd w:id="56"/>
@@ -3811,7 +3865,7 @@
         </w:numPr>
         <w:rPr/>
       </w:pPr>
-      <w:bookmarkStart w:id="59" w:name="__RefHeading___Toc8443_2653454663"/>
+      <w:bookmarkStart w:id="59" w:name="__RefHeading___Toc9180_1990011517"/>
       <w:bookmarkStart w:id="60" w:name="_Toc37845871"/>
       <w:bookmarkStart w:id="61" w:name="_Toc37758886"/>
       <w:bookmarkEnd w:id="59"/>
@@ -3883,7 +3937,7 @@
         </w:numPr>
         <w:rPr/>
       </w:pPr>
-      <w:bookmarkStart w:id="62" w:name="__RefHeading___Toc8445_2653454663"/>
+      <w:bookmarkStart w:id="62" w:name="__RefHeading___Toc9182_1990011517"/>
       <w:bookmarkStart w:id="63" w:name="_Toc37845872"/>
       <w:bookmarkStart w:id="64" w:name="_Toc37758887"/>
       <w:bookmarkEnd w:id="62"/>
@@ -3914,7 +3968,7 @@
         </w:numPr>
         <w:rPr/>
       </w:pPr>
-      <w:bookmarkStart w:id="65" w:name="__RefHeading___Toc8447_2653454663"/>
+      <w:bookmarkStart w:id="65" w:name="__RefHeading___Toc9184_1990011517"/>
       <w:bookmarkStart w:id="66" w:name="_Toc37845873"/>
       <w:bookmarkStart w:id="67" w:name="_Toc37758888"/>
       <w:bookmarkStart w:id="68" w:name="_Ref36545721"/>
@@ -4043,7 +4097,7 @@
       </w:pPr>
       <w:r>
         <w:rPr/>
-        <w:t>Aplicación a un conjunto real de 17 secuencias de 4 participantes (6,6 min grabados, 95 ciclos válidos), con perfiles de frecuencia y técnica por participante.</w:t>
+        <w:t>Aplicación a un conjunto real de 25 secuencias de 5 participantes (44,9 min grabados, 165 ciclos válidos), con perfiles de frecuencia y técnica por participante y el análisis de fatiga de una secuencia continua de 34 min.</w:t>
       </w:r>
     </w:p>
     <w:p>
@@ -4089,7 +4143,7 @@
         </w:numPr>
         <w:rPr/>
       </w:pPr>
-      <w:bookmarkStart w:id="69" w:name="__RefHeading___Toc8449_2653454663"/>
+      <w:bookmarkStart w:id="69" w:name="__RefHeading___Toc9186_1990011517"/>
       <w:bookmarkStart w:id="70" w:name="_Toc37845874"/>
       <w:bookmarkStart w:id="71" w:name="_Toc37758889"/>
       <w:bookmarkEnd w:id="69"/>
@@ -4169,7 +4223,7 @@
         </w:numPr>
         <w:rPr/>
       </w:pPr>
-      <w:bookmarkStart w:id="72" w:name="__RefHeading___Toc8451_2653454663"/>
+      <w:bookmarkStart w:id="72" w:name="__RefHeading___Toc9188_1990011517"/>
       <w:bookmarkStart w:id="73" w:name="_Toc37845875"/>
       <w:bookmarkStart w:id="74" w:name="_Toc37758890"/>
       <w:bookmarkEnd w:id="72"/>
@@ -4189,7 +4243,7 @@
         </w:numPr>
         <w:rPr/>
       </w:pPr>
-      <w:bookmarkStart w:id="75" w:name="__RefHeading___Toc8453_2653454663"/>
+      <w:bookmarkStart w:id="75" w:name="__RefHeading___Toc9190_1990011517"/>
       <w:bookmarkStart w:id="76" w:name="_Toc37845876"/>
       <w:bookmarkStart w:id="77" w:name="_Toc37758891"/>
       <w:bookmarkEnd w:id="75"/>
@@ -10802,7 +10856,7 @@
         </w:numPr>
         <w:rPr/>
       </w:pPr>
-      <w:bookmarkStart w:id="78" w:name="__RefHeading___Toc8455_2653454663"/>
+      <w:bookmarkStart w:id="78" w:name="__RefHeading___Toc9192_1990011517"/>
       <w:bookmarkStart w:id="79" w:name="_Toc37845877"/>
       <w:bookmarkStart w:id="80" w:name="_Toc37758892"/>
       <w:bookmarkEnd w:id="78"/>
@@ -11430,7 +11484,7 @@
         </w:numPr>
         <w:rPr/>
       </w:pPr>
-      <w:bookmarkStart w:id="81" w:name="__RefHeading___Toc8457_2653454663"/>
+      <w:bookmarkStart w:id="81" w:name="__RefHeading___Toc9194_1990011517"/>
       <w:bookmarkStart w:id="82" w:name="_Toc37845878"/>
       <w:bookmarkStart w:id="83" w:name="_Toc37758893"/>
       <w:bookmarkEnd w:id="81"/>
@@ -11461,7 +11515,7 @@
         </w:numPr>
         <w:rPr/>
       </w:pPr>
-      <w:bookmarkStart w:id="84" w:name="__RefHeading___Toc8459_2653454663"/>
+      <w:bookmarkStart w:id="84" w:name="__RefHeading___Toc9196_1990011517"/>
       <w:bookmarkStart w:id="85" w:name="_Toc37845879"/>
       <w:bookmarkStart w:id="86" w:name="_Toc37758894"/>
       <w:bookmarkEnd w:id="84"/>
@@ -11481,7 +11535,7 @@
         </w:numPr>
         <w:rPr/>
       </w:pPr>
-      <w:bookmarkStart w:id="87" w:name="__RefHeading___Toc8461_2653454663"/>
+      <w:bookmarkStart w:id="87" w:name="__RefHeading___Toc9198_1990011517"/>
       <w:bookmarkStart w:id="88" w:name="_Toc37845880"/>
       <w:bookmarkStart w:id="89" w:name="_Toc37758895"/>
       <w:bookmarkEnd w:id="87"/>
@@ -11512,7 +11566,7 @@
         </w:numPr>
         <w:rPr/>
       </w:pPr>
-      <w:bookmarkStart w:id="90" w:name="__RefHeading___Toc8463_2653454663"/>
+      <w:bookmarkStart w:id="90" w:name="__RefHeading___Toc9200_1990011517"/>
       <w:bookmarkStart w:id="91" w:name="_Toc37845881"/>
       <w:bookmarkStart w:id="92" w:name="_Toc37758896"/>
       <w:bookmarkEnd w:id="90"/>
@@ -11685,7 +11739,7 @@
         </w:numPr>
         <w:rPr/>
       </w:pPr>
-      <w:bookmarkStart w:id="93" w:name="__RefHeading___Toc8465_2653454663"/>
+      <w:bookmarkStart w:id="93" w:name="__RefHeading___Toc9202_1990011517"/>
       <w:bookmarkStart w:id="94" w:name="_Toc37845882"/>
       <w:bookmarkStart w:id="95" w:name="_Toc37758897"/>
       <w:bookmarkEnd w:id="93"/>
@@ -11742,7 +11796,7 @@
         </w:numPr>
         <w:rPr/>
       </w:pPr>
-      <w:bookmarkStart w:id="96" w:name="__RefHeading___Toc8467_2653454663"/>
+      <w:bookmarkStart w:id="96" w:name="__RefHeading___Toc9204_1990011517"/>
       <w:bookmarkStart w:id="97" w:name="_Toc37845883"/>
       <w:bookmarkStart w:id="98" w:name="_Toc37758898"/>
       <w:bookmarkEnd w:id="96"/>
@@ -11762,7 +11816,7 @@
         </w:numPr>
         <w:rPr/>
       </w:pPr>
-      <w:bookmarkStart w:id="99" w:name="__RefHeading___Toc8469_2653454663"/>
+      <w:bookmarkStart w:id="99" w:name="__RefHeading___Toc9206_1990011517"/>
       <w:bookmarkStart w:id="100" w:name="_Toc37845884"/>
       <w:bookmarkStart w:id="101" w:name="_Toc37758899"/>
       <w:bookmarkEnd w:id="99"/>
@@ -11876,7 +11930,7 @@
         </w:numPr>
         <w:rPr/>
       </w:pPr>
-      <w:bookmarkStart w:id="102" w:name="__RefHeading___Toc8471_2653454663"/>
+      <w:bookmarkStart w:id="102" w:name="__RefHeading___Toc9208_1990011517"/>
       <w:bookmarkStart w:id="103" w:name="_Toc37845885"/>
       <w:bookmarkStart w:id="104" w:name="_Toc37758900"/>
       <w:bookmarkEnd w:id="102"/>
@@ -17167,7 +17221,7 @@
       </w:r>
       <w:r>
         <w:rPr/>
-        <w:t>) y mantiene la CPU en el ordenador personal. La estimación de pose pasó de unos 6,6 fotogramas por segundo en la CPU del portátil a unos 160 en la GPU, lo que permitió procesar el conjunto completo con una entrada de la red de mayor resolución (1280 píxeles), que detecta mejor al nadador cuando ocupa una parte pequeña del encuadre. Para respetar el espacio disponible, los vídeos 5K se reducen antes a 1920 píxeles de lado mayor (</w:t>
+        <w:t>) y mantiene la CPU en el ordenador personal. La estimación de pose pasó de unos 6,6 fotogramas por segundo en la CPU del portátil a unos 160 en la GPU, lo que permitió procesar el conjunto completo y probar una entrada de la red de mayor resolución (1280 píxeles), pensada para detectar mejor al nadador cuando ocupa una parte pequeña del encuadre (su resultado se presenta en la Sección 4.6). Para respetar el espacio disponible, los vídeos 5K se reducen antes a 1920 píxeles de lado mayor (</w:t>
       </w:r>
       <w:r>
         <w:rPr>
@@ -17219,11 +17273,11 @@
         <w:rPr>
           <w:b/>
         </w:rPr>
-        <w:t>17 secuencias de 4 participantes (P1, P2, P3, P4) en 4 estilos</w:t>
-      </w:r>
-      <w:r>
-        <w:rPr/>
-        <w:t>, con una duración total de 6,6 min (Tabla 5).</w:t>
+        <w:t>25 secuencias de 5 participantes (P1, P2, P3, P4, P5) en 4 estilos</w:t>
+      </w:r>
+      <w:r>
+        <w:rPr/>
+        <w:t>, con una duración total de 44,9 min (Tabla 5).</w:t>
       </w:r>
     </w:p>
     <w:p>
@@ -18032,6 +18086,151 @@
           <w:p>
             <w:pPr>
               <w:pStyle w:val="Normal"/>
+              <w:keepNext w:val="true"/>
+              <w:widowControl/>
+              <w:spacing w:before="20" w:after="20"/>
+              <w:rPr>
+                <w:rFonts w:ascii="Calibri" w:hAnsi="Calibri" w:eastAsia="Calibri" w:cs="Times New Roman"/>
+                <w:kern w:val="0"/>
+                <w:lang w:val="es-ES" w:bidi="ar-SA"/>
+              </w:rPr>
+            </w:pPr>
+            <w:r>
+              <w:rPr>
+                <w:rFonts w:eastAsia="Calibri" w:cs="Times New Roman"/>
+                <w:kern w:val="0"/>
+                <w:sz w:val="18"/>
+                <w:lang w:val="es-ES" w:bidi="ar-SA"/>
+              </w:rPr>
+              <w:t>P5</w:t>
+            </w:r>
+          </w:p>
+        </w:tc>
+        <w:tc>
+          <w:tcPr>
+            <w:tcW w:w="1702" w:type="dxa"/>
+            <w:tcBorders/>
+          </w:tcPr>
+          <w:p>
+            <w:pPr>
+              <w:pStyle w:val="Normal"/>
+              <w:keepNext w:val="true"/>
+              <w:widowControl/>
+              <w:spacing w:before="20" w:after="20"/>
+              <w:rPr>
+                <w:rFonts w:ascii="Calibri" w:hAnsi="Calibri" w:eastAsia="Calibri" w:cs="Times New Roman"/>
+                <w:kern w:val="0"/>
+                <w:lang w:val="es-ES" w:bidi="ar-SA"/>
+              </w:rPr>
+            </w:pPr>
+            <w:r>
+              <w:rPr>
+                <w:rFonts w:eastAsia="Calibri" w:cs="Times New Roman"/>
+                <w:kern w:val="0"/>
+                <w:sz w:val="18"/>
+                <w:lang w:val="es-ES" w:bidi="ar-SA"/>
+              </w:rPr>
+              <w:t>Crol</w:t>
+            </w:r>
+          </w:p>
+        </w:tc>
+        <w:tc>
+          <w:tcPr>
+            <w:tcW w:w="2493" w:type="dxa"/>
+            <w:tcBorders/>
+          </w:tcPr>
+          <w:p>
+            <w:pPr>
+              <w:pStyle w:val="Normal"/>
+              <w:keepNext w:val="true"/>
+              <w:widowControl/>
+              <w:spacing w:before="20" w:after="20"/>
+              <w:rPr>
+                <w:rFonts w:ascii="Calibri" w:hAnsi="Calibri" w:eastAsia="Calibri" w:cs="Times New Roman"/>
+                <w:kern w:val="0"/>
+                <w:lang w:val="es-ES" w:bidi="ar-SA"/>
+              </w:rPr>
+            </w:pPr>
+            <w:r>
+              <w:rPr>
+                <w:rFonts w:eastAsia="Calibri" w:cs="Times New Roman"/>
+                <w:kern w:val="0"/>
+                <w:sz w:val="18"/>
+                <w:lang w:val="es-ES" w:bidi="ar-SA"/>
+              </w:rPr>
+              <w:t>5 / 2 / 1</w:t>
+            </w:r>
+          </w:p>
+        </w:tc>
+        <w:tc>
+          <w:tcPr>
+            <w:tcW w:w="1588" w:type="dxa"/>
+            <w:tcBorders/>
+          </w:tcPr>
+          <w:p>
+            <w:pPr>
+              <w:pStyle w:val="Normal"/>
+              <w:keepNext w:val="true"/>
+              <w:widowControl/>
+              <w:spacing w:before="20" w:after="20"/>
+              <w:rPr>
+                <w:rFonts w:ascii="Calibri" w:hAnsi="Calibri" w:eastAsia="Calibri" w:cs="Times New Roman"/>
+                <w:kern w:val="0"/>
+                <w:lang w:val="es-ES" w:bidi="ar-SA"/>
+              </w:rPr>
+            </w:pPr>
+            <w:r>
+              <w:rPr>
+                <w:rFonts w:eastAsia="Calibri" w:cs="Times New Roman"/>
+                <w:kern w:val="0"/>
+                <w:sz w:val="18"/>
+                <w:lang w:val="es-ES" w:bidi="ar-SA"/>
+              </w:rPr>
+              <w:t>2301,9 s</w:t>
+            </w:r>
+          </w:p>
+        </w:tc>
+        <w:tc>
+          <w:tcPr>
+            <w:tcW w:w="1814" w:type="dxa"/>
+            <w:tcBorders/>
+          </w:tcPr>
+          <w:p>
+            <w:pPr>
+              <w:pStyle w:val="Normal"/>
+              <w:keepNext w:val="true"/>
+              <w:widowControl/>
+              <w:spacing w:before="20" w:after="20"/>
+              <w:rPr>
+                <w:rFonts w:ascii="Calibri" w:hAnsi="Calibri" w:eastAsia="Calibri" w:cs="Times New Roman"/>
+                <w:kern w:val="0"/>
+                <w:lang w:val="es-ES" w:bidi="ar-SA"/>
+              </w:rPr>
+            </w:pPr>
+            <w:r>
+              <w:rPr>
+                <w:rFonts w:eastAsia="Calibri" w:cs="Times New Roman"/>
+                <w:kern w:val="0"/>
+                <w:sz w:val="18"/>
+                <w:lang w:val="es-ES" w:bidi="ar-SA"/>
+              </w:rPr>
+              <w:t>Frontal y lateral</w:t>
+            </w:r>
+          </w:p>
+        </w:tc>
+      </w:tr>
+      <w:tr>
+        <w:trPr>
+          <w:cantSplit w:val="true"/>
+        </w:trPr>
+        <w:tc>
+          <w:tcPr>
+            <w:tcW w:w="1473" w:type="dxa"/>
+            <w:tcBorders/>
+          </w:tcPr>
+          <w:p>
+            <w:pPr>
+              <w:pStyle w:val="Normal"/>
               <w:keepNext w:val="false"/>
               <w:widowControl/>
               <w:spacing w:before="20" w:after="20"/>
@@ -18107,7 +18306,7 @@
                 <w:sz w:val="18"/>
                 <w:lang w:val="es-ES" w:bidi="ar-SA"/>
               </w:rPr>
-              <w:t>17</w:t>
+              <w:t>25</w:t>
             </w:r>
           </w:p>
         </w:tc>
@@ -18136,7 +18335,7 @@
                 <w:sz w:val="18"/>
                 <w:lang w:val="es-ES" w:bidi="ar-SA"/>
               </w:rPr>
-              <w:t>394,2 s</w:t>
+              <w:t>2696,1 s</w:t>
             </w:r>
           </w:p>
         </w:tc>
@@ -19310,7 +19509,7 @@
         </w:numPr>
         <w:rPr/>
       </w:pPr>
-      <w:bookmarkStart w:id="105" w:name="__RefHeading___Toc8473_2653454663"/>
+      <w:bookmarkStart w:id="105" w:name="__RefHeading___Toc9210_1990011517"/>
       <w:bookmarkStart w:id="106" w:name="_Toc37845886"/>
       <w:bookmarkStart w:id="107" w:name="_Toc37758901"/>
       <w:bookmarkEnd w:id="105"/>
@@ -19432,7 +19631,7 @@
         </w:numPr>
         <w:rPr/>
       </w:pPr>
-      <w:bookmarkStart w:id="108" w:name="__RefHeading___Toc8475_2653454663"/>
+      <w:bookmarkStart w:id="108" w:name="__RefHeading___Toc9212_1990011517"/>
       <w:bookmarkStart w:id="109" w:name="_Toc37845887"/>
       <w:bookmarkStart w:id="110" w:name="_Toc37758902"/>
       <w:bookmarkEnd w:id="108"/>
@@ -20066,7 +20265,7 @@
         </w:numPr>
         <w:rPr/>
       </w:pPr>
-      <w:bookmarkStart w:id="111" w:name="__RefHeading___Toc8477_2653454663"/>
+      <w:bookmarkStart w:id="111" w:name="__RefHeading___Toc9214_1990011517"/>
       <w:bookmarkStart w:id="112" w:name="_Toc37845888"/>
       <w:bookmarkStart w:id="113" w:name="_Toc37758903"/>
       <w:bookmarkEnd w:id="111"/>
@@ -20097,7 +20296,7 @@
         </w:numPr>
         <w:rPr/>
       </w:pPr>
-      <w:bookmarkStart w:id="114" w:name="__RefHeading___Toc8479_2653454663"/>
+      <w:bookmarkStart w:id="114" w:name="__RefHeading___Toc9216_1990011517"/>
       <w:bookmarkStart w:id="115" w:name="_Toc37845889"/>
       <w:bookmarkStart w:id="116" w:name="_Toc37758904"/>
       <w:bookmarkEnd w:id="114"/>
@@ -21838,13 +22037,13 @@
       </w:pPr>
       <w:r>
         <w:rPr/>
-        <w:t xml:space="preserve">El análisis por lotes se aplicó a las 17 secuencias del conjunto real con la misma configuración (YOLOv8n-Pose con entrada de 640 píxeles, un fotograma de cada dos, filtros anatómicos, vista y estilo comprobados automáticamente). De los 6,6 min grabados, el sistema obtuvo </w:t>
+        <w:t xml:space="preserve">El análisis por lotes se aplicó a las 25 secuencias del conjunto real con la configuración siguiente (YOLOv8n-Pose; las 17 secuencias del conjunto inicial con la entrada validada de 640 píxeles y las 8 nuevas, procesadas en el clúster, con 1280 píxeles, un fotograma de cada dos, filtros anatómicos, vista y estilo comprobados automáticamente). De los 44,9 min grabados, el sistema obtuvo </w:t>
       </w:r>
       <w:r>
         <w:rPr>
           <w:b/>
         </w:rPr>
-        <w:t>2,2 min analizables (34 %) y 95 ciclos válidos</w:t>
+        <w:t>6,3 min analizables (14 %) y 165 ciclos válidos</w:t>
       </w:r>
       <w:r>
         <w:rPr/>
@@ -21862,7 +22061,7 @@
         <w:rPr/>
         <w:drawing>
           <wp:inline distT="0" distB="0" distL="0" distR="0">
-            <wp:extent cx="5400040" cy="3477895"/>
+            <wp:extent cx="5400040" cy="4860290"/>
             <wp:effectExtent l="0" t="0" r="0" b="0"/>
             <wp:docPr id="11" name="Picture 12" descr=""/>
             <wp:cNvGraphicFramePr>
@@ -21886,7 +22085,7 @@
                   <pic:spPr bwMode="auto">
                     <a:xfrm>
                       <a:off x="0" y="0"/>
-                      <a:ext cx="5400040" cy="3477895"/>
+                      <a:ext cx="5400040" cy="4860290"/>
                     </a:xfrm>
                     <a:prstGeom prst="rect">
                       <a:avLst/>
@@ -23175,6 +23374,151 @@
           <w:p>
             <w:pPr>
               <w:pStyle w:val="Normal"/>
+              <w:keepNext w:val="true"/>
+              <w:widowControl/>
+              <w:spacing w:before="20" w:after="20"/>
+              <w:rPr>
+                <w:rFonts w:ascii="Calibri" w:hAnsi="Calibri" w:eastAsia="Calibri" w:cs="Times New Roman"/>
+                <w:kern w:val="0"/>
+                <w:lang w:val="es-ES" w:bidi="ar-SA"/>
+              </w:rPr>
+            </w:pPr>
+            <w:r>
+              <w:rPr>
+                <w:rFonts w:eastAsia="Calibri" w:cs="Times New Roman"/>
+                <w:kern w:val="0"/>
+                <w:sz w:val="18"/>
+                <w:lang w:val="es-ES" w:bidi="ar-SA"/>
+              </w:rPr>
+              <w:t>P5 · crol</w:t>
+            </w:r>
+          </w:p>
+        </w:tc>
+        <w:tc>
+          <w:tcPr>
+            <w:tcW w:w="1360" w:type="dxa"/>
+            <w:tcBorders/>
+          </w:tcPr>
+          <w:p>
+            <w:pPr>
+              <w:pStyle w:val="Normal"/>
+              <w:keepNext w:val="true"/>
+              <w:widowControl/>
+              <w:spacing w:before="20" w:after="20"/>
+              <w:rPr>
+                <w:rFonts w:ascii="Calibri" w:hAnsi="Calibri" w:eastAsia="Calibri" w:cs="Times New Roman"/>
+                <w:kern w:val="0"/>
+                <w:lang w:val="es-ES" w:bidi="ar-SA"/>
+              </w:rPr>
+            </w:pPr>
+            <w:r>
+              <w:rPr>
+                <w:rFonts w:eastAsia="Calibri" w:cs="Times New Roman"/>
+                <w:kern w:val="0"/>
+                <w:sz w:val="18"/>
+                <w:lang w:val="es-ES" w:bidi="ar-SA"/>
+              </w:rPr>
+              <w:t>8</w:t>
+            </w:r>
+          </w:p>
+        </w:tc>
+        <w:tc>
+          <w:tcPr>
+            <w:tcW w:w="1475" w:type="dxa"/>
+            <w:tcBorders/>
+          </w:tcPr>
+          <w:p>
+            <w:pPr>
+              <w:pStyle w:val="Normal"/>
+              <w:keepNext w:val="true"/>
+              <w:widowControl/>
+              <w:spacing w:before="20" w:after="20"/>
+              <w:rPr>
+                <w:rFonts w:ascii="Calibri" w:hAnsi="Calibri" w:eastAsia="Calibri" w:cs="Times New Roman"/>
+                <w:kern w:val="0"/>
+                <w:lang w:val="es-ES" w:bidi="ar-SA"/>
+              </w:rPr>
+            </w:pPr>
+            <w:r>
+              <w:rPr>
+                <w:rFonts w:eastAsia="Calibri" w:cs="Times New Roman"/>
+                <w:kern w:val="0"/>
+                <w:sz w:val="18"/>
+                <w:lang w:val="es-ES" w:bidi="ar-SA"/>
+              </w:rPr>
+              <w:t>2301,9 s</w:t>
+            </w:r>
+          </w:p>
+        </w:tc>
+        <w:tc>
+          <w:tcPr>
+            <w:tcW w:w="2041" w:type="dxa"/>
+            <w:tcBorders/>
+          </w:tcPr>
+          <w:p>
+            <w:pPr>
+              <w:pStyle w:val="Normal"/>
+              <w:keepNext w:val="true"/>
+              <w:widowControl/>
+              <w:spacing w:before="20" w:after="20"/>
+              <w:rPr>
+                <w:rFonts w:ascii="Calibri" w:hAnsi="Calibri" w:eastAsia="Calibri" w:cs="Times New Roman"/>
+                <w:kern w:val="0"/>
+                <w:lang w:val="es-ES" w:bidi="ar-SA"/>
+              </w:rPr>
+            </w:pPr>
+            <w:r>
+              <w:rPr>
+                <w:rFonts w:eastAsia="Calibri" w:cs="Times New Roman"/>
+                <w:kern w:val="0"/>
+                <w:sz w:val="18"/>
+                <w:lang w:val="es-ES" w:bidi="ar-SA"/>
+              </w:rPr>
+              <w:t>248,7 s (11 %)</w:t>
+            </w:r>
+          </w:p>
+        </w:tc>
+        <w:tc>
+          <w:tcPr>
+            <w:tcW w:w="1928" w:type="dxa"/>
+            <w:tcBorders/>
+          </w:tcPr>
+          <w:p>
+            <w:pPr>
+              <w:pStyle w:val="Normal"/>
+              <w:keepNext w:val="true"/>
+              <w:widowControl/>
+              <w:spacing w:before="20" w:after="20"/>
+              <w:rPr>
+                <w:rFonts w:ascii="Calibri" w:hAnsi="Calibri" w:eastAsia="Calibri" w:cs="Times New Roman"/>
+                <w:kern w:val="0"/>
+                <w:lang w:val="es-ES" w:bidi="ar-SA"/>
+              </w:rPr>
+            </w:pPr>
+            <w:r>
+              <w:rPr>
+                <w:rFonts w:eastAsia="Calibri" w:cs="Times New Roman"/>
+                <w:kern w:val="0"/>
+                <w:sz w:val="18"/>
+                <w:lang w:val="es-ES" w:bidi="ar-SA"/>
+              </w:rPr>
+              <w:t>70</w:t>
+            </w:r>
+          </w:p>
+        </w:tc>
+      </w:tr>
+      <w:tr>
+        <w:trPr>
+          <w:cantSplit w:val="true"/>
+        </w:trPr>
+        <w:tc>
+          <w:tcPr>
+            <w:tcW w:w="2268" w:type="dxa"/>
+            <w:tcBorders/>
+          </w:tcPr>
+          <w:p>
+            <w:pPr>
+              <w:pStyle w:val="Normal"/>
               <w:keepNext w:val="false"/>
               <w:widowControl/>
               <w:spacing w:before="20" w:after="20"/>
@@ -23221,7 +23565,7 @@
                 <w:sz w:val="18"/>
                 <w:lang w:val="es-ES" w:bidi="ar-SA"/>
               </w:rPr>
-              <w:t>17</w:t>
+              <w:t>25</w:t>
             </w:r>
           </w:p>
         </w:tc>
@@ -23250,7 +23594,7 @@
                 <w:sz w:val="18"/>
                 <w:lang w:val="es-ES" w:bidi="ar-SA"/>
               </w:rPr>
-              <w:t>394,2 s</w:t>
+              <w:t>2696,1 s</w:t>
             </w:r>
           </w:p>
         </w:tc>
@@ -23279,7 +23623,7 @@
                 <w:sz w:val="18"/>
                 <w:lang w:val="es-ES" w:bidi="ar-SA"/>
               </w:rPr>
-              <w:t>132,3 s (34 %)</w:t>
+              <w:t>381,0 s (14 %)</w:t>
             </w:r>
           </w:p>
         </w:tc>
@@ -23308,7 +23652,7 @@
                 <w:sz w:val="18"/>
                 <w:lang w:val="es-ES" w:bidi="ar-SA"/>
               </w:rPr>
-              <w:t>95</w:t>
+              <w:t>165</w:t>
             </w:r>
           </w:p>
         </w:tc>
@@ -23332,7 +23676,18 @@
       </w:pPr>
       <w:r>
         <w:rPr/>
-        <w:t>La cobertura depende sobre todo de las condiciones de grabación: la distancia entre la cámara y el nadador y el tiempo que este permanece en el encuadre. La secuencia con mayor proporción analizable es IMG_7207 (P1, crol, 85 %). 3 secuencias no producen ningún ciclo válido (GX011617, GX011610, IMG_7209), por detección insuficiente o por una señal de la mano fragmentada.</w:t>
+        <w:t>La entrada de 1280 píxeles se probó en el clúster con las 17 secuencias del conjunto inicial y no mejoró la detección respecto a la de 640 píxeles: produjo 64 ciclos válidos frente a 95, 114,5 s analizables frente a 132,3 s y un error de la frecuencia frente al conteo manual mucho mayor. Por ello, para esas secuencias se mantiene la entrada de 640 píxeles. Las secuencias nuevas de P5 solo se han analizado con 1280 píxeles; su repetición con 640 píxeles queda pendiente y podría aumentar sus ciclos válidos.</w:t>
+      </w:r>
+    </w:p>
+    <w:p>
+      <w:pPr>
+        <w:pStyle w:val="Normal"/>
+        <w:jc w:val="both"/>
+        <w:rPr/>
+      </w:pPr>
+      <w:r>
+        <w:rPr/>
+        <w:t>La cobertura depende sobre todo de las condiciones de grabación: la distancia entre la cámara y el nadador y el tiempo que este permanece en el encuadre. La secuencia con mayor proporción analizable es GX010719 (P5, crol, 87 %). 5 secuencias no producen ningún ciclo válido (GX011617, GX011610, IMG_7209, ASCR, GX011613), por detección insuficiente o por una señal de la mano fragmentada.</w:t>
       </w:r>
     </w:p>
     <w:p>
@@ -25254,6 +25609,207 @@
           <w:p>
             <w:pPr>
               <w:pStyle w:val="Normal"/>
+              <w:keepNext w:val="true"/>
+              <w:widowControl/>
+              <w:spacing w:before="20" w:after="20"/>
+              <w:rPr>
+                <w:rFonts w:ascii="Calibri" w:hAnsi="Calibri" w:eastAsia="Calibri" w:cs="Times New Roman"/>
+                <w:kern w:val="0"/>
+                <w:lang w:val="es-ES" w:bidi="ar-SA"/>
+              </w:rPr>
+            </w:pPr>
+            <w:r>
+              <w:rPr>
+                <w:rFonts w:eastAsia="Calibri" w:cs="Times New Roman"/>
+                <w:kern w:val="0"/>
+                <w:sz w:val="16"/>
+                <w:lang w:val="es-ES" w:bidi="ar-SA"/>
+              </w:rPr>
+              <w:t>P4 · braza</w:t>
+            </w:r>
+          </w:p>
+        </w:tc>
+        <w:tc>
+          <w:tcPr>
+            <w:tcW w:w="738" w:type="dxa"/>
+            <w:tcBorders/>
+          </w:tcPr>
+          <w:p>
+            <w:pPr>
+              <w:pStyle w:val="Normal"/>
+              <w:keepNext w:val="true"/>
+              <w:widowControl/>
+              <w:spacing w:before="20" w:after="20"/>
+              <w:rPr>
+                <w:rFonts w:ascii="Calibri" w:hAnsi="Calibri" w:eastAsia="Calibri" w:cs="Times New Roman"/>
+                <w:kern w:val="0"/>
+                <w:lang w:val="es-ES" w:bidi="ar-SA"/>
+              </w:rPr>
+            </w:pPr>
+            <w:r>
+              <w:rPr>
+                <w:rFonts w:eastAsia="Calibri" w:cs="Times New Roman"/>
+                <w:kern w:val="0"/>
+                <w:sz w:val="16"/>
+                <w:lang w:val="es-ES" w:bidi="ar-SA"/>
+              </w:rPr>
+              <w:t>29</w:t>
+            </w:r>
+          </w:p>
+        </w:tc>
+        <w:tc>
+          <w:tcPr>
+            <w:tcW w:w="1587" w:type="dxa"/>
+            <w:tcBorders/>
+          </w:tcPr>
+          <w:p>
+            <w:pPr>
+              <w:pStyle w:val="Normal"/>
+              <w:keepNext w:val="true"/>
+              <w:widowControl/>
+              <w:spacing w:before="20" w:after="20"/>
+              <w:rPr>
+                <w:rFonts w:ascii="Calibri" w:hAnsi="Calibri" w:eastAsia="Calibri" w:cs="Times New Roman"/>
+                <w:kern w:val="0"/>
+                <w:lang w:val="es-ES" w:bidi="ar-SA"/>
+              </w:rPr>
+            </w:pPr>
+            <w:r>
+              <w:rPr>
+                <w:rFonts w:eastAsia="Calibri" w:cs="Times New Roman"/>
+                <w:kern w:val="0"/>
+                <w:sz w:val="16"/>
+                <w:lang w:val="es-ES" w:bidi="ar-SA"/>
+              </w:rPr>
+              <w:t>79,5 ± 17,1</w:t>
+            </w:r>
+          </w:p>
+        </w:tc>
+        <w:tc>
+          <w:tcPr>
+            <w:tcW w:w="1247" w:type="dxa"/>
+            <w:tcBorders/>
+          </w:tcPr>
+          <w:p>
+            <w:pPr>
+              <w:pStyle w:val="Normal"/>
+              <w:keepNext w:val="true"/>
+              <w:widowControl/>
+              <w:spacing w:before="20" w:after="20"/>
+              <w:rPr>
+                <w:rFonts w:ascii="Calibri" w:hAnsi="Calibri" w:eastAsia="Calibri" w:cs="Times New Roman"/>
+                <w:kern w:val="0"/>
+                <w:lang w:val="es-ES" w:bidi="ar-SA"/>
+              </w:rPr>
+            </w:pPr>
+            <w:r>
+              <w:rPr>
+                <w:rFonts w:eastAsia="Calibri" w:cs="Times New Roman"/>
+                <w:kern w:val="0"/>
+                <w:sz w:val="16"/>
+                <w:lang w:val="es-ES" w:bidi="ar-SA"/>
+              </w:rPr>
+              <w:t>103 ± 43</w:t>
+            </w:r>
+          </w:p>
+        </w:tc>
+        <w:tc>
+          <w:tcPr>
+            <w:tcW w:w="1246" w:type="dxa"/>
+            <w:tcBorders/>
+          </w:tcPr>
+          <w:p>
+            <w:pPr>
+              <w:pStyle w:val="Normal"/>
+              <w:keepNext w:val="true"/>
+              <w:widowControl/>
+              <w:spacing w:before="20" w:after="20"/>
+              <w:rPr>
+                <w:rFonts w:ascii="Calibri" w:hAnsi="Calibri" w:eastAsia="Calibri" w:cs="Times New Roman"/>
+                <w:kern w:val="0"/>
+                <w:lang w:val="es-ES" w:bidi="ar-SA"/>
+              </w:rPr>
+            </w:pPr>
+            <w:r>
+              <w:rPr>
+                <w:rFonts w:eastAsia="Calibri" w:cs="Times New Roman"/>
+                <w:kern w:val="0"/>
+                <w:sz w:val="16"/>
+                <w:lang w:val="es-ES" w:bidi="ar-SA"/>
+              </w:rPr>
+              <w:t>157 ± 14</w:t>
+            </w:r>
+          </w:p>
+        </w:tc>
+        <w:tc>
+          <w:tcPr>
+            <w:tcW w:w="1247" w:type="dxa"/>
+            <w:tcBorders/>
+          </w:tcPr>
+          <w:p>
+            <w:pPr>
+              <w:pStyle w:val="Normal"/>
+              <w:keepNext w:val="true"/>
+              <w:widowControl/>
+              <w:spacing w:before="20" w:after="20"/>
+              <w:rPr>
+                <w:rFonts w:ascii="Calibri" w:hAnsi="Calibri" w:eastAsia="Calibri" w:cs="Times New Roman"/>
+                <w:kern w:val="0"/>
+                <w:lang w:val="es-ES" w:bidi="ar-SA"/>
+              </w:rPr>
+            </w:pPr>
+            <w:r>
+              <w:rPr>
+                <w:rFonts w:eastAsia="Calibri" w:cs="Times New Roman"/>
+                <w:kern w:val="0"/>
+                <w:sz w:val="16"/>
+                <w:lang w:val="es-ES" w:bidi="ar-SA"/>
+              </w:rPr>
+              <w:t>145 ± 28</w:t>
+            </w:r>
+          </w:p>
+        </w:tc>
+        <w:tc>
+          <w:tcPr>
+            <w:tcW w:w="1304" w:type="dxa"/>
+            <w:tcBorders/>
+          </w:tcPr>
+          <w:p>
+            <w:pPr>
+              <w:pStyle w:val="Normal"/>
+              <w:keepNext w:val="true"/>
+              <w:widowControl/>
+              <w:spacing w:before="20" w:after="20"/>
+              <w:rPr>
+                <w:rFonts w:ascii="Calibri" w:hAnsi="Calibri" w:eastAsia="Calibri" w:cs="Times New Roman"/>
+                <w:kern w:val="0"/>
+                <w:lang w:val="es-ES" w:bidi="ar-SA"/>
+              </w:rPr>
+            </w:pPr>
+            <w:r>
+              <w:rPr>
+                <w:rFonts w:eastAsia="Calibri" w:cs="Times New Roman"/>
+                <w:kern w:val="0"/>
+                <w:sz w:val="16"/>
+                <w:lang w:val="es-ES" w:bidi="ar-SA"/>
+              </w:rPr>
+              <w:t>12,1 ± 5,8</w:t>
+            </w:r>
+          </w:p>
+        </w:tc>
+      </w:tr>
+      <w:tr>
+        <w:trPr>
+          <w:cantSplit w:val="true"/>
+        </w:trPr>
+        <w:tc>
+          <w:tcPr>
+            <w:tcW w:w="1700" w:type="dxa"/>
+            <w:tcBorders/>
+          </w:tcPr>
+          <w:p>
+            <w:pPr>
+              <w:pStyle w:val="Normal"/>
               <w:keepNext w:val="false"/>
               <w:widowControl/>
               <w:spacing w:before="20" w:after="20"/>
@@ -25270,7 +25826,7 @@
                 <w:sz w:val="16"/>
                 <w:lang w:val="es-ES" w:bidi="ar-SA"/>
               </w:rPr>
-              <w:t>P4 · braza</w:t>
+              <w:t>P5 · crol</w:t>
             </w:r>
           </w:p>
         </w:tc>
@@ -25298,7 +25854,7 @@
                 <w:sz w:val="16"/>
                 <w:lang w:val="es-ES" w:bidi="ar-SA"/>
               </w:rPr>
-              <w:t>29</w:t>
+              <w:t>54</w:t>
             </w:r>
           </w:p>
         </w:tc>
@@ -25326,7 +25882,7 @@
                 <w:sz w:val="16"/>
                 <w:lang w:val="es-ES" w:bidi="ar-SA"/>
               </w:rPr>
-              <w:t>79,5 ± 17,1</w:t>
+              <w:t>49,1 ± 10,6</w:t>
             </w:r>
           </w:p>
         </w:tc>
@@ -25354,7 +25910,7 @@
                 <w:sz w:val="16"/>
                 <w:lang w:val="es-ES" w:bidi="ar-SA"/>
               </w:rPr>
-              <w:t>103 ± 43</w:t>
+              <w:t>96 ± 38</w:t>
             </w:r>
           </w:p>
         </w:tc>
@@ -25382,7 +25938,7 @@
                 <w:sz w:val="16"/>
                 <w:lang w:val="es-ES" w:bidi="ar-SA"/>
               </w:rPr>
-              <w:t>157 ± 14</w:t>
+              <w:t>146 ± 35</w:t>
             </w:r>
           </w:p>
         </w:tc>
@@ -25410,7 +25966,7 @@
                 <w:sz w:val="16"/>
                 <w:lang w:val="es-ES" w:bidi="ar-SA"/>
               </w:rPr>
-              <w:t>145 ± 28</w:t>
+              <w:t>105 ± 56</w:t>
             </w:r>
           </w:p>
         </w:tc>
@@ -25438,7 +25994,7 @@
                 <w:sz w:val="16"/>
                 <w:lang w:val="es-ES" w:bidi="ar-SA"/>
               </w:rPr>
-              <w:t>12,1 ± 5,8</w:t>
+              <w:t>16,7 ± 10,7</w:t>
             </w:r>
           </w:p>
         </w:tc>
@@ -25665,6 +26221,29 @@
     </w:p>
     <w:p>
       <w:pPr>
+        <w:pStyle w:val="ListParagraph"/>
+        <w:numPr>
+          <w:ilvl w:val="0"/>
+          <w:numId w:val="3"/>
+        </w:numPr>
+        <w:spacing w:before="0" w:after="0"/>
+        <w:contextualSpacing/>
+        <w:jc w:val="both"/>
+        <w:rPr/>
+      </w:pPr>
+      <w:r>
+        <w:rPr>
+          <w:b/>
+        </w:rPr>
+        <w:t>P5 · crol</w:t>
+      </w:r>
+      <w:r>
+        <w:rPr/>
+        <w:t>: 54 ciclos, 49,1 ciclos/min, inclinación del tronco de 16,7° y ángulo de cadera de 146°, valores coherentes con un cuerpo alineado.</w:t>
+      </w:r>
+    </w:p>
+    <w:p>
+      <w:pPr>
         <w:pStyle w:val="Normal"/>
         <w:jc w:val="both"/>
         <w:rPr/>
@@ -25686,7 +26265,7 @@
       </w:pPr>
       <w:r>
         <w:rPr/>
-        <w:t>Fatiga en las sesiones de pasadas cortas</w:t>
+        <w:t>Fatiga en una secuencia continua de larga duración</w:t>
       </w:r>
     </w:p>
     <w:p>
@@ -25697,949 +26276,9 @@
       </w:pPr>
       <w:r>
         <w:rPr/>
-        <w:t>Las secuencias cortas de un mismo participante, estilo y cámara se unen en sesiones. El análisis de fatiga se aplica a las sesiones con al menos ocho ciclos (Tabla 11).</w:t>
-      </w:r>
-    </w:p>
-    <w:p>
-      <w:pPr>
-        <w:pStyle w:val="Caption"/>
-        <w:keepNext w:val="true"/>
-        <w:jc w:val="center"/>
-        <w:rPr/>
-      </w:pPr>
-      <w:r>
-        <w:rPr/>
-        <w:t xml:space="preserve">Tabla </w:t>
-      </w:r>
-      <w:r>
-        <w:rPr/>
-        <w:fldChar w:fldCharType="begin"/>
-      </w:r>
-      <w:r>
-        <w:rPr/>
-        <w:instrText xml:space="preserve"> SEQ Tabla \* ARABIC </w:instrText>
-      </w:r>
-      <w:r>
-        <w:rPr/>
-        <w:fldChar w:fldCharType="separate"/>
-      </w:r>
-      <w:r>
-        <w:rPr/>
-        <w:t>11</w:t>
-      </w:r>
-      <w:r>
-        <w:rPr/>
-        <w:fldChar w:fldCharType="end"/>
-      </w:r>
-      <w:r>
-        <w:rPr/>
-        <w:t>. Resultado del análisis de fatiga en las sesiones con más de una secuencia.</w:t>
-      </w:r>
-    </w:p>
-    <w:tbl>
-      <w:tblPr>
-        <w:tblStyle w:val="Tablaconcuadrcula"/>
-        <w:tblW w:w="9071" w:type="dxa"/>
-        <w:jc w:val="left"/>
-        <w:tblInd w:w="0" w:type="dxa"/>
-        <w:tblLayout w:type="fixed"/>
-        <w:tblCellMar>
-          <w:top w:w="0" w:type="dxa"/>
-          <w:left w:w="108" w:type="dxa"/>
-          <w:bottom w:w="0" w:type="dxa"/>
-          <w:right w:w="108" w:type="dxa"/>
-        </w:tblCellMar>
-        <w:tblLook w:val="04a0" w:noHBand="0" w:noVBand="1" w:firstColumn="1" w:lastRow="0" w:lastColumn="0" w:firstRow="1"/>
-      </w:tblPr>
-      <w:tblGrid>
-        <w:gridCol w:w="2834"/>
-        <w:gridCol w:w="1134"/>
-        <w:gridCol w:w="851"/>
-        <w:gridCol w:w="1701"/>
-        <w:gridCol w:w="2551"/>
-      </w:tblGrid>
-      <w:tr>
-        <w:trPr>
-          <w:tblHeader w:val="true"/>
-          <w:cantSplit w:val="true"/>
-        </w:trPr>
-        <w:tc>
-          <w:tcPr>
-            <w:tcW w:w="2834" w:type="dxa"/>
-            <w:tcBorders/>
-            <w:shd w:color="auto" w:fill="D9E2F3" w:val="clear"/>
-          </w:tcPr>
-          <w:p>
-            <w:pPr>
-              <w:pStyle w:val="Normal"/>
-              <w:keepNext w:val="true"/>
-              <w:widowControl/>
-              <w:spacing w:before="20" w:after="20"/>
-              <w:rPr>
-                <w:rFonts w:ascii="Calibri" w:hAnsi="Calibri" w:eastAsia="Calibri" w:cs="Times New Roman"/>
-                <w:kern w:val="0"/>
-                <w:lang w:val="es-ES" w:bidi="ar-SA"/>
-              </w:rPr>
-            </w:pPr>
-            <w:r>
-              <w:rPr>
-                <w:rFonts w:eastAsia="Calibri" w:cs="Times New Roman"/>
-                <w:b/>
-                <w:kern w:val="0"/>
-                <w:sz w:val="18"/>
-                <w:lang w:val="es-ES" w:bidi="ar-SA"/>
-              </w:rPr>
-              <w:t>Sesión</w:t>
-            </w:r>
-          </w:p>
-        </w:tc>
-        <w:tc>
-          <w:tcPr>
-            <w:tcW w:w="1134" w:type="dxa"/>
-            <w:tcBorders/>
-            <w:shd w:color="auto" w:fill="D9E2F3" w:val="clear"/>
-          </w:tcPr>
-          <w:p>
-            <w:pPr>
-              <w:pStyle w:val="Normal"/>
-              <w:keepNext w:val="true"/>
-              <w:widowControl/>
-              <w:spacing w:before="20" w:after="20"/>
-              <w:rPr>
-                <w:rFonts w:ascii="Calibri" w:hAnsi="Calibri" w:eastAsia="Calibri" w:cs="Times New Roman"/>
-                <w:kern w:val="0"/>
-                <w:lang w:val="es-ES" w:bidi="ar-SA"/>
-              </w:rPr>
-            </w:pPr>
-            <w:r>
-              <w:rPr>
-                <w:rFonts w:eastAsia="Calibri" w:cs="Times New Roman"/>
-                <w:b/>
-                <w:kern w:val="0"/>
-                <w:sz w:val="18"/>
-                <w:lang w:val="es-ES" w:bidi="ar-SA"/>
-              </w:rPr>
-              <w:t>Secuencias</w:t>
-            </w:r>
-          </w:p>
-        </w:tc>
-        <w:tc>
-          <w:tcPr>
-            <w:tcW w:w="851" w:type="dxa"/>
-            <w:tcBorders/>
-            <w:shd w:color="auto" w:fill="D9E2F3" w:val="clear"/>
-          </w:tcPr>
-          <w:p>
-            <w:pPr>
-              <w:pStyle w:val="Normal"/>
-              <w:keepNext w:val="true"/>
-              <w:widowControl/>
-              <w:spacing w:before="20" w:after="20"/>
-              <w:rPr>
-                <w:rFonts w:ascii="Calibri" w:hAnsi="Calibri" w:eastAsia="Calibri" w:cs="Times New Roman"/>
-                <w:kern w:val="0"/>
-                <w:lang w:val="es-ES" w:bidi="ar-SA"/>
-              </w:rPr>
-            </w:pPr>
-            <w:r>
-              <w:rPr>
-                <w:rFonts w:eastAsia="Calibri" w:cs="Times New Roman"/>
-                <w:b/>
-                <w:kern w:val="0"/>
-                <w:sz w:val="18"/>
-                <w:lang w:val="es-ES" w:bidi="ar-SA"/>
-              </w:rPr>
-              <w:t>Ciclos</w:t>
-            </w:r>
-          </w:p>
-        </w:tc>
-        <w:tc>
-          <w:tcPr>
-            <w:tcW w:w="1701" w:type="dxa"/>
-            <w:tcBorders/>
-            <w:shd w:color="auto" w:fill="D9E2F3" w:val="clear"/>
-          </w:tcPr>
-          <w:p>
-            <w:pPr>
-              <w:pStyle w:val="Normal"/>
-              <w:keepNext w:val="true"/>
-              <w:widowControl/>
-              <w:spacing w:before="20" w:after="20"/>
-              <w:rPr>
-                <w:rFonts w:ascii="Calibri" w:hAnsi="Calibri" w:eastAsia="Calibri" w:cs="Times New Roman"/>
-                <w:kern w:val="0"/>
-                <w:lang w:val="es-ES" w:bidi="ar-SA"/>
-              </w:rPr>
-            </w:pPr>
-            <w:r>
-              <w:rPr>
-                <w:rFonts w:eastAsia="Calibri" w:cs="Times New Roman"/>
-                <w:b/>
-                <w:kern w:val="0"/>
-                <w:sz w:val="18"/>
-                <w:lang w:val="es-ES" w:bidi="ar-SA"/>
-              </w:rPr>
-              <w:t>Inicio de la fatiga</w:t>
-            </w:r>
-          </w:p>
-        </w:tc>
-        <w:tc>
-          <w:tcPr>
-            <w:tcW w:w="2551" w:type="dxa"/>
-            <w:tcBorders/>
-            <w:shd w:color="auto" w:fill="D9E2F3" w:val="clear"/>
-          </w:tcPr>
-          <w:p>
-            <w:pPr>
-              <w:pStyle w:val="Normal"/>
-              <w:keepNext w:val="true"/>
-              <w:widowControl/>
-              <w:spacing w:before="20" w:after="20"/>
-              <w:rPr>
-                <w:rFonts w:ascii="Calibri" w:hAnsi="Calibri" w:eastAsia="Calibri" w:cs="Times New Roman"/>
-                <w:kern w:val="0"/>
-                <w:lang w:val="es-ES" w:bidi="ar-SA"/>
-              </w:rPr>
-            </w:pPr>
-            <w:r>
-              <w:rPr>
-                <w:rFonts w:eastAsia="Calibri" w:cs="Times New Roman"/>
-                <w:b/>
-                <w:kern w:val="0"/>
-                <w:sz w:val="18"/>
-                <w:lang w:val="es-ES" w:bidi="ar-SA"/>
-              </w:rPr>
-              <w:t>Resultado</w:t>
-            </w:r>
-          </w:p>
-        </w:tc>
-      </w:tr>
-      <w:tr>
-        <w:trPr>
-          <w:cantSplit w:val="true"/>
-        </w:trPr>
-        <w:tc>
-          <w:tcPr>
-            <w:tcW w:w="2834" w:type="dxa"/>
-            <w:tcBorders/>
-          </w:tcPr>
-          <w:p>
-            <w:pPr>
-              <w:pStyle w:val="Normal"/>
-              <w:keepNext w:val="true"/>
-              <w:widowControl/>
-              <w:spacing w:before="20" w:after="20"/>
-              <w:rPr>
-                <w:rFonts w:ascii="Calibri" w:hAnsi="Calibri" w:eastAsia="Calibri" w:cs="Times New Roman"/>
-                <w:kern w:val="0"/>
-                <w:lang w:val="es-ES" w:bidi="ar-SA"/>
-              </w:rPr>
-            </w:pPr>
-            <w:r>
-              <w:rPr>
-                <w:rFonts w:eastAsia="Calibri" w:cs="Times New Roman"/>
-                <w:kern w:val="0"/>
-                <w:sz w:val="18"/>
-                <w:lang w:val="es-ES" w:bidi="ar-SA"/>
-              </w:rPr>
-              <w:t>P1 · crol · GoPro</w:t>
-            </w:r>
-          </w:p>
-        </w:tc>
-        <w:tc>
-          <w:tcPr>
-            <w:tcW w:w="1134" w:type="dxa"/>
-            <w:tcBorders/>
-          </w:tcPr>
-          <w:p>
-            <w:pPr>
-              <w:pStyle w:val="Normal"/>
-              <w:keepNext w:val="true"/>
-              <w:widowControl/>
-              <w:spacing w:before="20" w:after="20"/>
-              <w:rPr>
-                <w:rFonts w:ascii="Calibri" w:hAnsi="Calibri" w:eastAsia="Calibri" w:cs="Times New Roman"/>
-                <w:kern w:val="0"/>
-                <w:lang w:val="es-ES" w:bidi="ar-SA"/>
-              </w:rPr>
-            </w:pPr>
-            <w:r>
-              <w:rPr>
-                <w:rFonts w:eastAsia="Calibri" w:cs="Times New Roman"/>
-                <w:kern w:val="0"/>
-                <w:sz w:val="18"/>
-                <w:lang w:val="es-ES" w:bidi="ar-SA"/>
-              </w:rPr>
-              <w:t>3</w:t>
-            </w:r>
-          </w:p>
-        </w:tc>
-        <w:tc>
-          <w:tcPr>
-            <w:tcW w:w="851" w:type="dxa"/>
-            <w:tcBorders/>
-          </w:tcPr>
-          <w:p>
-            <w:pPr>
-              <w:pStyle w:val="Normal"/>
-              <w:keepNext w:val="true"/>
-              <w:widowControl/>
-              <w:spacing w:before="20" w:after="20"/>
-              <w:rPr>
-                <w:rFonts w:ascii="Calibri" w:hAnsi="Calibri" w:eastAsia="Calibri" w:cs="Times New Roman"/>
-                <w:kern w:val="0"/>
-                <w:lang w:val="es-ES" w:bidi="ar-SA"/>
-              </w:rPr>
-            </w:pPr>
-            <w:r>
-              <w:rPr>
-                <w:rFonts w:eastAsia="Calibri" w:cs="Times New Roman"/>
-                <w:kern w:val="0"/>
-                <w:sz w:val="18"/>
-                <w:lang w:val="es-ES" w:bidi="ar-SA"/>
-              </w:rPr>
-              <w:t>10</w:t>
-            </w:r>
-          </w:p>
-        </w:tc>
-        <w:tc>
-          <w:tcPr>
-            <w:tcW w:w="1701" w:type="dxa"/>
-            <w:tcBorders/>
-          </w:tcPr>
-          <w:p>
-            <w:pPr>
-              <w:pStyle w:val="Normal"/>
-              <w:keepNext w:val="true"/>
-              <w:widowControl/>
-              <w:spacing w:before="20" w:after="20"/>
-              <w:rPr>
-                <w:rFonts w:ascii="Calibri" w:hAnsi="Calibri" w:eastAsia="Calibri" w:cs="Times New Roman"/>
-                <w:kern w:val="0"/>
-                <w:lang w:val="es-ES" w:bidi="ar-SA"/>
-              </w:rPr>
-            </w:pPr>
-            <w:r>
-              <w:rPr>
-                <w:rFonts w:eastAsia="Calibri" w:cs="Times New Roman"/>
-                <w:kern w:val="0"/>
-                <w:sz w:val="18"/>
-                <w:lang w:val="es-ES" w:bidi="ar-SA"/>
-              </w:rPr>
-              <w:t>—</w:t>
-            </w:r>
-          </w:p>
-        </w:tc>
-        <w:tc>
-          <w:tcPr>
-            <w:tcW w:w="2551" w:type="dxa"/>
-            <w:tcBorders/>
-          </w:tcPr>
-          <w:p>
-            <w:pPr>
-              <w:pStyle w:val="Normal"/>
-              <w:keepNext w:val="true"/>
-              <w:widowControl/>
-              <w:spacing w:before="20" w:after="20"/>
-              <w:rPr>
-                <w:rFonts w:ascii="Calibri" w:hAnsi="Calibri" w:eastAsia="Calibri" w:cs="Times New Roman"/>
-                <w:kern w:val="0"/>
-                <w:lang w:val="es-ES" w:bidi="ar-SA"/>
-              </w:rPr>
-            </w:pPr>
-            <w:r>
-              <w:rPr>
-                <w:rFonts w:eastAsia="Calibri" w:cs="Times New Roman"/>
-                <w:kern w:val="0"/>
-                <w:sz w:val="18"/>
-                <w:lang w:val="es-ES" w:bidi="ar-SA"/>
-              </w:rPr>
-              <w:t>Sin fatiga sostenida</w:t>
-            </w:r>
-          </w:p>
-        </w:tc>
-      </w:tr>
-      <w:tr>
-        <w:trPr>
-          <w:cantSplit w:val="true"/>
-        </w:trPr>
-        <w:tc>
-          <w:tcPr>
-            <w:tcW w:w="2834" w:type="dxa"/>
-            <w:tcBorders/>
-          </w:tcPr>
-          <w:p>
-            <w:pPr>
-              <w:pStyle w:val="Normal"/>
-              <w:keepNext w:val="true"/>
-              <w:widowControl/>
-              <w:spacing w:before="20" w:after="20"/>
-              <w:rPr>
-                <w:rFonts w:ascii="Calibri" w:hAnsi="Calibri" w:eastAsia="Calibri" w:cs="Times New Roman"/>
-                <w:kern w:val="0"/>
-                <w:lang w:val="es-ES" w:bidi="ar-SA"/>
-              </w:rPr>
-            </w:pPr>
-            <w:r>
-              <w:rPr>
-                <w:rFonts w:eastAsia="Calibri" w:cs="Times New Roman"/>
-                <w:kern w:val="0"/>
-                <w:sz w:val="18"/>
-                <w:lang w:val="es-ES" w:bidi="ar-SA"/>
-              </w:rPr>
-              <w:t>P1 · crol · móvil</w:t>
-            </w:r>
-          </w:p>
-        </w:tc>
-        <w:tc>
-          <w:tcPr>
-            <w:tcW w:w="1134" w:type="dxa"/>
-            <w:tcBorders/>
-          </w:tcPr>
-          <w:p>
-            <w:pPr>
-              <w:pStyle w:val="Normal"/>
-              <w:keepNext w:val="true"/>
-              <w:widowControl/>
-              <w:spacing w:before="20" w:after="20"/>
-              <w:rPr>
-                <w:rFonts w:ascii="Calibri" w:hAnsi="Calibri" w:eastAsia="Calibri" w:cs="Times New Roman"/>
-                <w:kern w:val="0"/>
-                <w:lang w:val="es-ES" w:bidi="ar-SA"/>
-              </w:rPr>
-            </w:pPr>
-            <w:r>
-              <w:rPr>
-                <w:rFonts w:eastAsia="Calibri" w:cs="Times New Roman"/>
-                <w:kern w:val="0"/>
-                <w:sz w:val="18"/>
-                <w:lang w:val="es-ES" w:bidi="ar-SA"/>
-              </w:rPr>
-              <w:t>2</w:t>
-            </w:r>
-          </w:p>
-        </w:tc>
-        <w:tc>
-          <w:tcPr>
-            <w:tcW w:w="851" w:type="dxa"/>
-            <w:tcBorders/>
-          </w:tcPr>
-          <w:p>
-            <w:pPr>
-              <w:pStyle w:val="Normal"/>
-              <w:keepNext w:val="true"/>
-              <w:widowControl/>
-              <w:spacing w:before="20" w:after="20"/>
-              <w:rPr>
-                <w:rFonts w:ascii="Calibri" w:hAnsi="Calibri" w:eastAsia="Calibri" w:cs="Times New Roman"/>
-                <w:kern w:val="0"/>
-                <w:lang w:val="es-ES" w:bidi="ar-SA"/>
-              </w:rPr>
-            </w:pPr>
-            <w:r>
-              <w:rPr>
-                <w:rFonts w:eastAsia="Calibri" w:cs="Times New Roman"/>
-                <w:kern w:val="0"/>
-                <w:sz w:val="18"/>
-                <w:lang w:val="es-ES" w:bidi="ar-SA"/>
-              </w:rPr>
-              <w:t>7</w:t>
-            </w:r>
-          </w:p>
-        </w:tc>
-        <w:tc>
-          <w:tcPr>
-            <w:tcW w:w="1701" w:type="dxa"/>
-            <w:tcBorders/>
-          </w:tcPr>
-          <w:p>
-            <w:pPr>
-              <w:pStyle w:val="Normal"/>
-              <w:keepNext w:val="true"/>
-              <w:widowControl/>
-              <w:spacing w:before="20" w:after="20"/>
-              <w:rPr>
-                <w:rFonts w:ascii="Calibri" w:hAnsi="Calibri" w:eastAsia="Calibri" w:cs="Times New Roman"/>
-                <w:kern w:val="0"/>
-                <w:lang w:val="es-ES" w:bidi="ar-SA"/>
-              </w:rPr>
-            </w:pPr>
-            <w:r>
-              <w:rPr>
-                <w:rFonts w:eastAsia="Calibri" w:cs="Times New Roman"/>
-                <w:kern w:val="0"/>
-                <w:sz w:val="18"/>
-                <w:lang w:val="es-ES" w:bidi="ar-SA"/>
-              </w:rPr>
-              <w:t>—</w:t>
-            </w:r>
-          </w:p>
-        </w:tc>
-        <w:tc>
-          <w:tcPr>
-            <w:tcW w:w="2551" w:type="dxa"/>
-            <w:tcBorders/>
-          </w:tcPr>
-          <w:p>
-            <w:pPr>
-              <w:pStyle w:val="Normal"/>
-              <w:keepNext w:val="true"/>
-              <w:widowControl/>
-              <w:spacing w:before="20" w:after="20"/>
-              <w:rPr>
-                <w:rFonts w:ascii="Calibri" w:hAnsi="Calibri" w:eastAsia="Calibri" w:cs="Times New Roman"/>
-                <w:kern w:val="0"/>
-                <w:lang w:val="es-ES" w:bidi="ar-SA"/>
-              </w:rPr>
-            </w:pPr>
-            <w:r>
-              <w:rPr>
-                <w:rFonts w:eastAsia="Calibri" w:cs="Times New Roman"/>
-                <w:kern w:val="0"/>
-                <w:sz w:val="18"/>
-                <w:lang w:val="es-ES" w:bidi="ar-SA"/>
-              </w:rPr>
-              <w:t>Insuficiente (&lt; 8 ciclos)</w:t>
-            </w:r>
-          </w:p>
-        </w:tc>
-      </w:tr>
-      <w:tr>
-        <w:trPr>
-          <w:cantSplit w:val="true"/>
-        </w:trPr>
-        <w:tc>
-          <w:tcPr>
-            <w:tcW w:w="2834" w:type="dxa"/>
-            <w:tcBorders/>
-          </w:tcPr>
-          <w:p>
-            <w:pPr>
-              <w:pStyle w:val="Normal"/>
-              <w:keepNext w:val="true"/>
-              <w:widowControl/>
-              <w:spacing w:before="20" w:after="20"/>
-              <w:rPr>
-                <w:rFonts w:ascii="Calibri" w:hAnsi="Calibri" w:eastAsia="Calibri" w:cs="Times New Roman"/>
-                <w:kern w:val="0"/>
-                <w:lang w:val="es-ES" w:bidi="ar-SA"/>
-              </w:rPr>
-            </w:pPr>
-            <w:r>
-              <w:rPr>
-                <w:rFonts w:eastAsia="Calibri" w:cs="Times New Roman"/>
-                <w:kern w:val="0"/>
-                <w:sz w:val="18"/>
-                <w:lang w:val="es-ES" w:bidi="ar-SA"/>
-              </w:rPr>
-              <w:t>P4 · braza · GoPro</w:t>
-            </w:r>
-          </w:p>
-        </w:tc>
-        <w:tc>
-          <w:tcPr>
-            <w:tcW w:w="1134" w:type="dxa"/>
-            <w:tcBorders/>
-          </w:tcPr>
-          <w:p>
-            <w:pPr>
-              <w:pStyle w:val="Normal"/>
-              <w:keepNext w:val="true"/>
-              <w:widowControl/>
-              <w:spacing w:before="20" w:after="20"/>
-              <w:rPr>
-                <w:rFonts w:ascii="Calibri" w:hAnsi="Calibri" w:eastAsia="Calibri" w:cs="Times New Roman"/>
-                <w:kern w:val="0"/>
-                <w:lang w:val="es-ES" w:bidi="ar-SA"/>
-              </w:rPr>
-            </w:pPr>
-            <w:r>
-              <w:rPr>
-                <w:rFonts w:eastAsia="Calibri" w:cs="Times New Roman"/>
-                <w:kern w:val="0"/>
-                <w:sz w:val="18"/>
-                <w:lang w:val="es-ES" w:bidi="ar-SA"/>
-              </w:rPr>
-              <w:t>2</w:t>
-            </w:r>
-          </w:p>
-        </w:tc>
-        <w:tc>
-          <w:tcPr>
-            <w:tcW w:w="851" w:type="dxa"/>
-            <w:tcBorders/>
-          </w:tcPr>
-          <w:p>
-            <w:pPr>
-              <w:pStyle w:val="Normal"/>
-              <w:keepNext w:val="true"/>
-              <w:widowControl/>
-              <w:spacing w:before="20" w:after="20"/>
-              <w:rPr>
-                <w:rFonts w:ascii="Calibri" w:hAnsi="Calibri" w:eastAsia="Calibri" w:cs="Times New Roman"/>
-                <w:kern w:val="0"/>
-                <w:lang w:val="es-ES" w:bidi="ar-SA"/>
-              </w:rPr>
-            </w:pPr>
-            <w:r>
-              <w:rPr>
-                <w:rFonts w:eastAsia="Calibri" w:cs="Times New Roman"/>
-                <w:kern w:val="0"/>
-                <w:sz w:val="18"/>
-                <w:lang w:val="es-ES" w:bidi="ar-SA"/>
-              </w:rPr>
-              <w:t>27</w:t>
-            </w:r>
-          </w:p>
-        </w:tc>
-        <w:tc>
-          <w:tcPr>
-            <w:tcW w:w="1701" w:type="dxa"/>
-            <w:tcBorders/>
-          </w:tcPr>
-          <w:p>
-            <w:pPr>
-              <w:pStyle w:val="Normal"/>
-              <w:keepNext w:val="true"/>
-              <w:widowControl/>
-              <w:spacing w:before="20" w:after="20"/>
-              <w:rPr>
-                <w:rFonts w:ascii="Calibri" w:hAnsi="Calibri" w:eastAsia="Calibri" w:cs="Times New Roman"/>
-                <w:kern w:val="0"/>
-                <w:lang w:val="es-ES" w:bidi="ar-SA"/>
-              </w:rPr>
-            </w:pPr>
-            <w:r>
-              <w:rPr>
-                <w:rFonts w:eastAsia="Calibri" w:cs="Times New Roman"/>
-                <w:kern w:val="0"/>
-                <w:sz w:val="18"/>
-                <w:lang w:val="es-ES" w:bidi="ar-SA"/>
-              </w:rPr>
-              <w:t>—</w:t>
-            </w:r>
-          </w:p>
-        </w:tc>
-        <w:tc>
-          <w:tcPr>
-            <w:tcW w:w="2551" w:type="dxa"/>
-            <w:tcBorders/>
-          </w:tcPr>
-          <w:p>
-            <w:pPr>
-              <w:pStyle w:val="Normal"/>
-              <w:keepNext w:val="true"/>
-              <w:widowControl/>
-              <w:spacing w:before="20" w:after="20"/>
-              <w:rPr>
-                <w:rFonts w:ascii="Calibri" w:hAnsi="Calibri" w:eastAsia="Calibri" w:cs="Times New Roman"/>
-                <w:kern w:val="0"/>
-                <w:lang w:val="es-ES" w:bidi="ar-SA"/>
-              </w:rPr>
-            </w:pPr>
-            <w:r>
-              <w:rPr>
-                <w:rFonts w:eastAsia="Calibri" w:cs="Times New Roman"/>
-                <w:kern w:val="0"/>
-                <w:sz w:val="18"/>
-                <w:lang w:val="es-ES" w:bidi="ar-SA"/>
-              </w:rPr>
-              <w:t>Sin fatiga sostenida</w:t>
-            </w:r>
-          </w:p>
-        </w:tc>
-      </w:tr>
-      <w:tr>
-        <w:trPr>
-          <w:cantSplit w:val="true"/>
-        </w:trPr>
-        <w:tc>
-          <w:tcPr>
-            <w:tcW w:w="2834" w:type="dxa"/>
-            <w:tcBorders/>
-          </w:tcPr>
-          <w:p>
-            <w:pPr>
-              <w:pStyle w:val="Normal"/>
-              <w:keepNext w:val="true"/>
-              <w:widowControl/>
-              <w:spacing w:before="20" w:after="20"/>
-              <w:rPr>
-                <w:rFonts w:ascii="Calibri" w:hAnsi="Calibri" w:eastAsia="Calibri" w:cs="Times New Roman"/>
-                <w:kern w:val="0"/>
-                <w:lang w:val="es-ES" w:bidi="ar-SA"/>
-              </w:rPr>
-            </w:pPr>
-            <w:r>
-              <w:rPr>
-                <w:rFonts w:eastAsia="Calibri" w:cs="Times New Roman"/>
-                <w:kern w:val="0"/>
-                <w:sz w:val="18"/>
-                <w:lang w:val="es-ES" w:bidi="ar-SA"/>
-              </w:rPr>
-              <w:t>P4 · braza · móvil</w:t>
-            </w:r>
-          </w:p>
-        </w:tc>
-        <w:tc>
-          <w:tcPr>
-            <w:tcW w:w="1134" w:type="dxa"/>
-            <w:tcBorders/>
-          </w:tcPr>
-          <w:p>
-            <w:pPr>
-              <w:pStyle w:val="Normal"/>
-              <w:keepNext w:val="true"/>
-              <w:widowControl/>
-              <w:spacing w:before="20" w:after="20"/>
-              <w:rPr>
-                <w:rFonts w:ascii="Calibri" w:hAnsi="Calibri" w:eastAsia="Calibri" w:cs="Times New Roman"/>
-                <w:kern w:val="0"/>
-                <w:lang w:val="es-ES" w:bidi="ar-SA"/>
-              </w:rPr>
-            </w:pPr>
-            <w:r>
-              <w:rPr>
-                <w:rFonts w:eastAsia="Calibri" w:cs="Times New Roman"/>
-                <w:kern w:val="0"/>
-                <w:sz w:val="18"/>
-                <w:lang w:val="es-ES" w:bidi="ar-SA"/>
-              </w:rPr>
-              <w:t>2</w:t>
-            </w:r>
-          </w:p>
-        </w:tc>
-        <w:tc>
-          <w:tcPr>
-            <w:tcW w:w="851" w:type="dxa"/>
-            <w:tcBorders/>
-          </w:tcPr>
-          <w:p>
-            <w:pPr>
-              <w:pStyle w:val="Normal"/>
-              <w:keepNext w:val="true"/>
-              <w:widowControl/>
-              <w:spacing w:before="20" w:after="20"/>
-              <w:rPr>
-                <w:rFonts w:ascii="Calibri" w:hAnsi="Calibri" w:eastAsia="Calibri" w:cs="Times New Roman"/>
-                <w:kern w:val="0"/>
-                <w:lang w:val="es-ES" w:bidi="ar-SA"/>
-              </w:rPr>
-            </w:pPr>
-            <w:r>
-              <w:rPr>
-                <w:rFonts w:eastAsia="Calibri" w:cs="Times New Roman"/>
-                <w:kern w:val="0"/>
-                <w:sz w:val="18"/>
-                <w:lang w:val="es-ES" w:bidi="ar-SA"/>
-              </w:rPr>
-              <w:t>4</w:t>
-            </w:r>
-          </w:p>
-        </w:tc>
-        <w:tc>
-          <w:tcPr>
-            <w:tcW w:w="1701" w:type="dxa"/>
-            <w:tcBorders/>
-          </w:tcPr>
-          <w:p>
-            <w:pPr>
-              <w:pStyle w:val="Normal"/>
-              <w:keepNext w:val="true"/>
-              <w:widowControl/>
-              <w:spacing w:before="20" w:after="20"/>
-              <w:rPr>
-                <w:rFonts w:ascii="Calibri" w:hAnsi="Calibri" w:eastAsia="Calibri" w:cs="Times New Roman"/>
-                <w:kern w:val="0"/>
-                <w:lang w:val="es-ES" w:bidi="ar-SA"/>
-              </w:rPr>
-            </w:pPr>
-            <w:r>
-              <w:rPr>
-                <w:rFonts w:eastAsia="Calibri" w:cs="Times New Roman"/>
-                <w:kern w:val="0"/>
-                <w:sz w:val="18"/>
-                <w:lang w:val="es-ES" w:bidi="ar-SA"/>
-              </w:rPr>
-              <w:t>—</w:t>
-            </w:r>
-          </w:p>
-        </w:tc>
-        <w:tc>
-          <w:tcPr>
-            <w:tcW w:w="2551" w:type="dxa"/>
-            <w:tcBorders/>
-          </w:tcPr>
-          <w:p>
-            <w:pPr>
-              <w:pStyle w:val="Normal"/>
-              <w:keepNext w:val="true"/>
-              <w:widowControl/>
-              <w:spacing w:before="20" w:after="20"/>
-              <w:rPr>
-                <w:rFonts w:ascii="Calibri" w:hAnsi="Calibri" w:eastAsia="Calibri" w:cs="Times New Roman"/>
-                <w:kern w:val="0"/>
-                <w:lang w:val="es-ES" w:bidi="ar-SA"/>
-              </w:rPr>
-            </w:pPr>
-            <w:r>
-              <w:rPr>
-                <w:rFonts w:eastAsia="Calibri" w:cs="Times New Roman"/>
-                <w:kern w:val="0"/>
-                <w:sz w:val="18"/>
-                <w:lang w:val="es-ES" w:bidi="ar-SA"/>
-              </w:rPr>
-              <w:t>Insuficiente (&lt; 8 ciclos)</w:t>
-            </w:r>
-          </w:p>
-        </w:tc>
-      </w:tr>
-      <w:tr>
-        <w:trPr>
-          <w:cantSplit w:val="true"/>
-        </w:trPr>
-        <w:tc>
-          <w:tcPr>
-            <w:tcW w:w="2834" w:type="dxa"/>
-            <w:tcBorders/>
-          </w:tcPr>
-          <w:p>
-            <w:pPr>
-              <w:pStyle w:val="Normal"/>
-              <w:keepNext w:val="false"/>
-              <w:widowControl/>
-              <w:spacing w:before="20" w:after="20"/>
-              <w:rPr>
-                <w:rFonts w:ascii="Calibri" w:hAnsi="Calibri" w:eastAsia="Calibri" w:cs="Times New Roman"/>
-                <w:kern w:val="0"/>
-                <w:lang w:val="es-ES" w:bidi="ar-SA"/>
-              </w:rPr>
-            </w:pPr>
-            <w:r>
-              <w:rPr>
-                <w:rFonts w:eastAsia="Calibri" w:cs="Times New Roman"/>
-                <w:kern w:val="0"/>
-                <w:sz w:val="18"/>
-                <w:lang w:val="es-ES" w:bidi="ar-SA"/>
-              </w:rPr>
-              <w:t>P3 · mariposa · GoPro</w:t>
-            </w:r>
-          </w:p>
-        </w:tc>
-        <w:tc>
-          <w:tcPr>
-            <w:tcW w:w="1134" w:type="dxa"/>
-            <w:tcBorders/>
-          </w:tcPr>
-          <w:p>
-            <w:pPr>
-              <w:pStyle w:val="Normal"/>
-              <w:keepNext w:val="false"/>
-              <w:widowControl/>
-              <w:spacing w:before="20" w:after="20"/>
-              <w:rPr>
-                <w:rFonts w:ascii="Calibri" w:hAnsi="Calibri" w:eastAsia="Calibri" w:cs="Times New Roman"/>
-                <w:kern w:val="0"/>
-                <w:lang w:val="es-ES" w:bidi="ar-SA"/>
-              </w:rPr>
-            </w:pPr>
-            <w:r>
-              <w:rPr>
-                <w:rFonts w:eastAsia="Calibri" w:cs="Times New Roman"/>
-                <w:kern w:val="0"/>
-                <w:sz w:val="18"/>
-                <w:lang w:val="es-ES" w:bidi="ar-SA"/>
-              </w:rPr>
-              <w:t>2</w:t>
-            </w:r>
-          </w:p>
-        </w:tc>
-        <w:tc>
-          <w:tcPr>
-            <w:tcW w:w="851" w:type="dxa"/>
-            <w:tcBorders/>
-          </w:tcPr>
-          <w:p>
-            <w:pPr>
-              <w:pStyle w:val="Normal"/>
-              <w:keepNext w:val="false"/>
-              <w:widowControl/>
-              <w:spacing w:before="20" w:after="20"/>
-              <w:rPr>
-                <w:rFonts w:ascii="Calibri" w:hAnsi="Calibri" w:eastAsia="Calibri" w:cs="Times New Roman"/>
-                <w:kern w:val="0"/>
-                <w:lang w:val="es-ES" w:bidi="ar-SA"/>
-              </w:rPr>
-            </w:pPr>
-            <w:r>
-              <w:rPr>
-                <w:rFonts w:eastAsia="Calibri" w:cs="Times New Roman"/>
-                <w:kern w:val="0"/>
-                <w:sz w:val="18"/>
-                <w:lang w:val="es-ES" w:bidi="ar-SA"/>
-              </w:rPr>
-              <w:t>26</w:t>
-            </w:r>
-          </w:p>
-        </w:tc>
-        <w:tc>
-          <w:tcPr>
-            <w:tcW w:w="1701" w:type="dxa"/>
-            <w:tcBorders/>
-          </w:tcPr>
-          <w:p>
-            <w:pPr>
-              <w:pStyle w:val="Normal"/>
-              <w:keepNext w:val="false"/>
-              <w:widowControl/>
-              <w:spacing w:before="20" w:after="20"/>
-              <w:rPr>
-                <w:rFonts w:ascii="Calibri" w:hAnsi="Calibri" w:eastAsia="Calibri" w:cs="Times New Roman"/>
-                <w:kern w:val="0"/>
-                <w:lang w:val="es-ES" w:bidi="ar-SA"/>
-              </w:rPr>
-            </w:pPr>
-            <w:r>
-              <w:rPr>
-                <w:rFonts w:eastAsia="Calibri" w:cs="Times New Roman"/>
-                <w:kern w:val="0"/>
-                <w:sz w:val="18"/>
-                <w:lang w:val="es-ES" w:bidi="ar-SA"/>
-              </w:rPr>
-              <w:t>—</w:t>
-            </w:r>
-          </w:p>
-        </w:tc>
-        <w:tc>
-          <w:tcPr>
-            <w:tcW w:w="2551" w:type="dxa"/>
-            <w:tcBorders/>
-          </w:tcPr>
-          <w:p>
-            <w:pPr>
-              <w:pStyle w:val="Normal"/>
-              <w:keepNext w:val="false"/>
-              <w:widowControl/>
-              <w:spacing w:before="20" w:after="20"/>
-              <w:rPr>
-                <w:rFonts w:ascii="Calibri" w:hAnsi="Calibri" w:eastAsia="Calibri" w:cs="Times New Roman"/>
-                <w:kern w:val="0"/>
-                <w:lang w:val="es-ES" w:bidi="ar-SA"/>
-              </w:rPr>
-            </w:pPr>
-            <w:r>
-              <w:rPr>
-                <w:rFonts w:eastAsia="Calibri" w:cs="Times New Roman"/>
-                <w:kern w:val="0"/>
-                <w:sz w:val="18"/>
-                <w:lang w:val="es-ES" w:bidi="ar-SA"/>
-              </w:rPr>
-              <w:t>Sin fatiga sostenida</w:t>
-            </w:r>
-          </w:p>
-        </w:tc>
-      </w:tr>
-    </w:tbl>
+        <w:t>La secuencia GX010731 (P5, crol) dura 34,5 min y es la única del conjunto con duración suficiente para observar la fatiga dentro de una misma grabación. El sistema determinó la vista por tramos (lateral de 0,0 a 34,5 min), obtuvo 2,2 min analizables y 19 ciclos válidos, con una frecuencia media de 51,6 ciclos/min.</w:t>
+      </w:r>
+    </w:p>
     <w:p>
       <w:pPr>
         <w:pStyle w:val="Normal"/>
@@ -26647,7 +26286,14 @@
         <w:rPr/>
       </w:pPr>
       <w:r>
-        <w:rPr/>
+        <w:rPr>
+          <w:b/>
+        </w:rPr>
+        <w:t>El sistema detecta el inicio de la fatiga técnica en el ciclo 7 (t = 748,0 s, 12,5 min)</w:t>
+      </w:r>
+      <w:r>
+        <w:rPr/>
+        <w:t>: a partir de ese ciclo la puntuación de anomalía respecto a la fase base del propio nadador supera el umbral de forma sostenida (Figura 12). Las variables con mayor atribución SHAP tras el inicio son: Amplitud de patada (troncos): 0,27 → 0,62 (+125%); Frecuencia de ciclo (ciclos/min): 44,59 → 55,27 (+24%); Flexión codo dcho. en agarre (°): 101,96 → 86,23 (-15%); Apertura hombro dcho. (°): 78,40 → 98,73 (+26%).</w:t>
       </w:r>
     </w:p>
     <w:p>
@@ -26730,7 +26376,173 @@
       </w:r>
       <w:r>
         <w:rPr/>
-        <w:t>. Sesión P4 · braza · gopro: puntuación de anomalía por ciclo y umbral de la fase base.</w:t>
+        <w:t>. Secuencia GX010731 (P5): puntuación de anomalía por ciclo, umbral de la fase base y frecuencia y flexión del codo por ciclo.</w:t>
+      </w:r>
+    </w:p>
+    <w:p>
+      <w:pPr>
+        <w:pStyle w:val="Normal"/>
+        <w:keepNext w:val="true"/>
+        <w:jc w:val="center"/>
+        <w:rPr/>
+      </w:pPr>
+      <w:r>
+        <w:rPr/>
+        <w:drawing>
+          <wp:inline distT="0" distB="0" distL="0" distR="0">
+            <wp:extent cx="4319905" cy="4018915"/>
+            <wp:effectExtent l="0" t="0" r="0" b="0"/>
+            <wp:docPr id="14" name="Picture 15" descr=""/>
+            <wp:cNvGraphicFramePr>
+              <a:graphicFrameLocks xmlns:a="http://schemas.openxmlformats.org/drawingml/2006/main" noChangeAspect="1"/>
+            </wp:cNvGraphicFramePr>
+            <a:graphic xmlns:a="http://schemas.openxmlformats.org/drawingml/2006/main">
+              <a:graphicData uri="http://schemas.openxmlformats.org/drawingml/2006/picture">
+                <pic:pic xmlns:pic="http://schemas.openxmlformats.org/drawingml/2006/picture">
+                  <pic:nvPicPr>
+                    <pic:cNvPr id="14" name="Picture 15" descr=""/>
+                    <pic:cNvPicPr>
+                      <a:picLocks noChangeAspect="1" noChangeArrowheads="1"/>
+                    </pic:cNvPicPr>
+                  </pic:nvPicPr>
+                  <pic:blipFill>
+                    <a:blip r:embed="rId15"/>
+                    <a:stretch>
+                      <a:fillRect/>
+                    </a:stretch>
+                  </pic:blipFill>
+                  <pic:spPr bwMode="auto">
+                    <a:xfrm>
+                      <a:off x="0" y="0"/>
+                      <a:ext cx="4319905" cy="4018915"/>
+                    </a:xfrm>
+                    <a:prstGeom prst="rect">
+                      <a:avLst/>
+                    </a:prstGeom>
+                  </pic:spPr>
+                </pic:pic>
+              </a:graphicData>
+            </a:graphic>
+          </wp:inline>
+        </w:drawing>
+      </w:r>
+    </w:p>
+    <w:p>
+      <w:pPr>
+        <w:pStyle w:val="Caption"/>
+        <w:jc w:val="center"/>
+        <w:rPr/>
+      </w:pPr>
+      <w:r>
+        <w:rPr/>
+        <w:t xml:space="preserve">Figura </w:t>
+      </w:r>
+      <w:r>
+        <w:rPr/>
+        <w:fldChar w:fldCharType="begin"/>
+      </w:r>
+      <w:r>
+        <w:rPr/>
+        <w:instrText xml:space="preserve"> SEQ Figura \* ARABIC </w:instrText>
+      </w:r>
+      <w:r>
+        <w:rPr/>
+        <w:fldChar w:fldCharType="separate"/>
+      </w:r>
+      <w:r>
+        <w:rPr/>
+        <w:t>13</w:t>
+      </w:r>
+      <w:r>
+        <w:rPr/>
+        <w:fldChar w:fldCharType="end"/>
+      </w:r>
+      <w:r>
+        <w:rPr/>
+        <w:t>. Secuencia GX010731 (P5): atribución SHAP de la puntuación de anomalía.</w:t>
+      </w:r>
+    </w:p>
+    <w:p>
+      <w:pPr>
+        <w:pStyle w:val="Normal"/>
+        <w:keepNext w:val="true"/>
+        <w:jc w:val="center"/>
+        <w:rPr/>
+      </w:pPr>
+      <w:r>
+        <w:rPr/>
+        <w:drawing>
+          <wp:inline distT="0" distB="0" distL="0" distR="0">
+            <wp:extent cx="4319905" cy="3313430"/>
+            <wp:effectExtent l="0" t="0" r="0" b="0"/>
+            <wp:docPr id="15" name="Picture 16" descr=""/>
+            <wp:cNvGraphicFramePr>
+              <a:graphicFrameLocks xmlns:a="http://schemas.openxmlformats.org/drawingml/2006/main" noChangeAspect="1"/>
+            </wp:cNvGraphicFramePr>
+            <a:graphic xmlns:a="http://schemas.openxmlformats.org/drawingml/2006/main">
+              <a:graphicData uri="http://schemas.openxmlformats.org/drawingml/2006/picture">
+                <pic:pic xmlns:pic="http://schemas.openxmlformats.org/drawingml/2006/picture">
+                  <pic:nvPicPr>
+                    <pic:cNvPr id="15" name="Picture 16" descr=""/>
+                    <pic:cNvPicPr>
+                      <a:picLocks noChangeAspect="1" noChangeArrowheads="1"/>
+                    </pic:cNvPicPr>
+                  </pic:nvPicPr>
+                  <pic:blipFill>
+                    <a:blip r:embed="rId16"/>
+                    <a:stretch>
+                      <a:fillRect/>
+                    </a:stretch>
+                  </pic:blipFill>
+                  <pic:spPr bwMode="auto">
+                    <a:xfrm>
+                      <a:off x="0" y="0"/>
+                      <a:ext cx="4319905" cy="3313430"/>
+                    </a:xfrm>
+                    <a:prstGeom prst="rect">
+                      <a:avLst/>
+                    </a:prstGeom>
+                  </pic:spPr>
+                </pic:pic>
+              </a:graphicData>
+            </a:graphic>
+          </wp:inline>
+        </w:drawing>
+      </w:r>
+    </w:p>
+    <w:p>
+      <w:pPr>
+        <w:pStyle w:val="Caption"/>
+        <w:jc w:val="center"/>
+        <w:rPr/>
+      </w:pPr>
+      <w:r>
+        <w:rPr/>
+        <w:t xml:space="preserve">Figura </w:t>
+      </w:r>
+      <w:r>
+        <w:rPr/>
+        <w:fldChar w:fldCharType="begin"/>
+      </w:r>
+      <w:r>
+        <w:rPr/>
+        <w:instrText xml:space="preserve"> SEQ Figura \* ARABIC </w:instrText>
+      </w:r>
+      <w:r>
+        <w:rPr/>
+        <w:fldChar w:fldCharType="separate"/>
+      </w:r>
+      <w:r>
+        <w:rPr/>
+        <w:t>14</w:t>
+      </w:r>
+      <w:r>
+        <w:rPr/>
+        <w:fldChar w:fldCharType="end"/>
+      </w:r>
+      <w:r>
+        <w:rPr/>
+        <w:t>. Secuencia GX010731 (P5): atribución SHAP en el ciclo de inicio de la fatiga.</w:t>
       </w:r>
     </w:p>
     <w:p>
@@ -26741,7 +26553,7 @@
       </w:pPr>
       <w:r>
         <w:rPr/>
-        <w:t>Las sesiones están formadas por pasadas cortas a ritmo de técnica, separadas por descansos, y no por un esfuerzo continuo capaz de producir fatiga. Que el sistema no genere falsas alarmas en ellas es un resultado relevante, aunque no demuestra por sí solo su capacidad de detectar la fatiga.</w:t>
+        <w:t>El resultado debe interpretarse con cautela. Los 19 ciclos válidos están repartidos a lo largo de toda la grabación (uno cada 1,8 min de media), porque el nadador solo es analizable cuando nada cerca de la cámara; la fase base la forman los primeros ciclos, pocos, y el análisis compara pasadas separadas por minutos de entrenamiento, que pueden incluir cambios de ritmo o de ejercicio. Además, el estilo observado (brazos simultaneos) no coincide con el indicado (crol), lo que sugiere que la sesión contiene tramos de otros estilos o ejercicios técnicos. No se dispone de una referencia independiente del estado de fatiga (lactato, esfuerzo percibido o valoración del entrenador). El resultado es, por tanto, un indicio de cambio técnico sostenido compatible con la fatiga, no una fatiga fisiológica confirmada; su validación requiere grabar series de nado continuo con el nadador siempre en el encuadre.</w:t>
       </w:r>
     </w:p>
     <w:p>
@@ -26756,7 +26568,7 @@
       </w:pPr>
       <w:r>
         <w:rPr/>
-        <w:t>Estimación del estilo con vídeos reales</w:t>
+        <w:t>Fatiga en las sesiones de pasadas cortas</w:t>
       </w:r>
     </w:p>
     <w:p>
@@ -26767,9 +26579,1239 @@
       </w:pPr>
       <w:r>
         <w:rPr/>
-        <w:t>El enfoque supervisado se evaluó primero con los vídeos reales: 42 ventanas de 11 vídeos con señal suficiente. Dejando un vídeo fuera, acertó el 45,5 % de los vídeos (54,5 % al añadir datos sintéticos), frente al 36,4 % de asignar siempre la clase mayoritaria; dejando fuera un participante completo, el 9,1 %; y entrenado solo con datos sintéticos, el 9,1 %. El estilo está confundido con el nadador y los rasgos que distinguen los estilos en la simulación, la alternancia de piernas y brazos, son los que el modelo de pose no reproduce bajo el agua.</w:t>
-      </w:r>
-    </w:p>
+        <w:t>Las secuencias cortas de un mismo participante, estilo y cámara se unen en sesiones. El análisis de fatiga se aplica a las sesiones con al menos ocho ciclos (Tabla 11).</w:t>
+      </w:r>
+    </w:p>
+    <w:p>
+      <w:pPr>
+        <w:pStyle w:val="Caption"/>
+        <w:keepNext w:val="true"/>
+        <w:jc w:val="center"/>
+        <w:rPr/>
+      </w:pPr>
+      <w:r>
+        <w:rPr/>
+        <w:t xml:space="preserve">Tabla </w:t>
+      </w:r>
+      <w:r>
+        <w:rPr/>
+        <w:fldChar w:fldCharType="begin"/>
+      </w:r>
+      <w:r>
+        <w:rPr/>
+        <w:instrText xml:space="preserve"> SEQ Tabla \* ARABIC </w:instrText>
+      </w:r>
+      <w:r>
+        <w:rPr/>
+        <w:fldChar w:fldCharType="separate"/>
+      </w:r>
+      <w:r>
+        <w:rPr/>
+        <w:t>11</w:t>
+      </w:r>
+      <w:r>
+        <w:rPr/>
+        <w:fldChar w:fldCharType="end"/>
+      </w:r>
+      <w:r>
+        <w:rPr/>
+        <w:t>. Resultado del análisis de fatiga en las sesiones con más de una secuencia.</w:t>
+      </w:r>
+    </w:p>
+    <w:tbl>
+      <w:tblPr>
+        <w:tblStyle w:val="Tablaconcuadrcula"/>
+        <w:tblW w:w="9071" w:type="dxa"/>
+        <w:jc w:val="left"/>
+        <w:tblInd w:w="0" w:type="dxa"/>
+        <w:tblLayout w:type="fixed"/>
+        <w:tblCellMar>
+          <w:top w:w="0" w:type="dxa"/>
+          <w:left w:w="108" w:type="dxa"/>
+          <w:bottom w:w="0" w:type="dxa"/>
+          <w:right w:w="108" w:type="dxa"/>
+        </w:tblCellMar>
+        <w:tblLook w:val="04a0" w:noHBand="0" w:noVBand="1" w:firstColumn="1" w:lastRow="0" w:lastColumn="0" w:firstRow="1"/>
+      </w:tblPr>
+      <w:tblGrid>
+        <w:gridCol w:w="2834"/>
+        <w:gridCol w:w="1134"/>
+        <w:gridCol w:w="851"/>
+        <w:gridCol w:w="1701"/>
+        <w:gridCol w:w="2551"/>
+      </w:tblGrid>
+      <w:tr>
+        <w:trPr>
+          <w:tblHeader w:val="true"/>
+          <w:cantSplit w:val="true"/>
+        </w:trPr>
+        <w:tc>
+          <w:tcPr>
+            <w:tcW w:w="2834" w:type="dxa"/>
+            <w:tcBorders/>
+            <w:shd w:color="auto" w:fill="D9E2F3" w:val="clear"/>
+          </w:tcPr>
+          <w:p>
+            <w:pPr>
+              <w:pStyle w:val="Normal"/>
+              <w:keepNext w:val="true"/>
+              <w:widowControl/>
+              <w:spacing w:before="20" w:after="20"/>
+              <w:rPr>
+                <w:rFonts w:ascii="Calibri" w:hAnsi="Calibri" w:eastAsia="Calibri" w:cs="Times New Roman"/>
+                <w:kern w:val="0"/>
+                <w:lang w:val="es-ES" w:bidi="ar-SA"/>
+              </w:rPr>
+            </w:pPr>
+            <w:r>
+              <w:rPr>
+                <w:rFonts w:eastAsia="Calibri" w:cs="Times New Roman"/>
+                <w:b/>
+                <w:kern w:val="0"/>
+                <w:sz w:val="18"/>
+                <w:lang w:val="es-ES" w:bidi="ar-SA"/>
+              </w:rPr>
+              <w:t>Sesión</w:t>
+            </w:r>
+          </w:p>
+        </w:tc>
+        <w:tc>
+          <w:tcPr>
+            <w:tcW w:w="1134" w:type="dxa"/>
+            <w:tcBorders/>
+            <w:shd w:color="auto" w:fill="D9E2F3" w:val="clear"/>
+          </w:tcPr>
+          <w:p>
+            <w:pPr>
+              <w:pStyle w:val="Normal"/>
+              <w:keepNext w:val="true"/>
+              <w:widowControl/>
+              <w:spacing w:before="20" w:after="20"/>
+              <w:rPr>
+                <w:rFonts w:ascii="Calibri" w:hAnsi="Calibri" w:eastAsia="Calibri" w:cs="Times New Roman"/>
+                <w:kern w:val="0"/>
+                <w:lang w:val="es-ES" w:bidi="ar-SA"/>
+              </w:rPr>
+            </w:pPr>
+            <w:r>
+              <w:rPr>
+                <w:rFonts w:eastAsia="Calibri" w:cs="Times New Roman"/>
+                <w:b/>
+                <w:kern w:val="0"/>
+                <w:sz w:val="18"/>
+                <w:lang w:val="es-ES" w:bidi="ar-SA"/>
+              </w:rPr>
+              <w:t>Secuencias</w:t>
+            </w:r>
+          </w:p>
+        </w:tc>
+        <w:tc>
+          <w:tcPr>
+            <w:tcW w:w="851" w:type="dxa"/>
+            <w:tcBorders/>
+            <w:shd w:color="auto" w:fill="D9E2F3" w:val="clear"/>
+          </w:tcPr>
+          <w:p>
+            <w:pPr>
+              <w:pStyle w:val="Normal"/>
+              <w:keepNext w:val="true"/>
+              <w:widowControl/>
+              <w:spacing w:before="20" w:after="20"/>
+              <w:rPr>
+                <w:rFonts w:ascii="Calibri" w:hAnsi="Calibri" w:eastAsia="Calibri" w:cs="Times New Roman"/>
+                <w:kern w:val="0"/>
+                <w:lang w:val="es-ES" w:bidi="ar-SA"/>
+              </w:rPr>
+            </w:pPr>
+            <w:r>
+              <w:rPr>
+                <w:rFonts w:eastAsia="Calibri" w:cs="Times New Roman"/>
+                <w:b/>
+                <w:kern w:val="0"/>
+                <w:sz w:val="18"/>
+                <w:lang w:val="es-ES" w:bidi="ar-SA"/>
+              </w:rPr>
+              <w:t>Ciclos</w:t>
+            </w:r>
+          </w:p>
+        </w:tc>
+        <w:tc>
+          <w:tcPr>
+            <w:tcW w:w="1701" w:type="dxa"/>
+            <w:tcBorders/>
+            <w:shd w:color="auto" w:fill="D9E2F3" w:val="clear"/>
+          </w:tcPr>
+          <w:p>
+            <w:pPr>
+              <w:pStyle w:val="Normal"/>
+              <w:keepNext w:val="true"/>
+              <w:widowControl/>
+              <w:spacing w:before="20" w:after="20"/>
+              <w:rPr>
+                <w:rFonts w:ascii="Calibri" w:hAnsi="Calibri" w:eastAsia="Calibri" w:cs="Times New Roman"/>
+                <w:kern w:val="0"/>
+                <w:lang w:val="es-ES" w:bidi="ar-SA"/>
+              </w:rPr>
+            </w:pPr>
+            <w:r>
+              <w:rPr>
+                <w:rFonts w:eastAsia="Calibri" w:cs="Times New Roman"/>
+                <w:b/>
+                <w:kern w:val="0"/>
+                <w:sz w:val="18"/>
+                <w:lang w:val="es-ES" w:bidi="ar-SA"/>
+              </w:rPr>
+              <w:t>Inicio de la fatiga</w:t>
+            </w:r>
+          </w:p>
+        </w:tc>
+        <w:tc>
+          <w:tcPr>
+            <w:tcW w:w="2551" w:type="dxa"/>
+            <w:tcBorders/>
+            <w:shd w:color="auto" w:fill="D9E2F3" w:val="clear"/>
+          </w:tcPr>
+          <w:p>
+            <w:pPr>
+              <w:pStyle w:val="Normal"/>
+              <w:keepNext w:val="true"/>
+              <w:widowControl/>
+              <w:spacing w:before="20" w:after="20"/>
+              <w:rPr>
+                <w:rFonts w:ascii="Calibri" w:hAnsi="Calibri" w:eastAsia="Calibri" w:cs="Times New Roman"/>
+                <w:kern w:val="0"/>
+                <w:lang w:val="es-ES" w:bidi="ar-SA"/>
+              </w:rPr>
+            </w:pPr>
+            <w:r>
+              <w:rPr>
+                <w:rFonts w:eastAsia="Calibri" w:cs="Times New Roman"/>
+                <w:b/>
+                <w:kern w:val="0"/>
+                <w:sz w:val="18"/>
+                <w:lang w:val="es-ES" w:bidi="ar-SA"/>
+              </w:rPr>
+              <w:t>Resultado</w:t>
+            </w:r>
+          </w:p>
+        </w:tc>
+      </w:tr>
+      <w:tr>
+        <w:trPr>
+          <w:cantSplit w:val="true"/>
+        </w:trPr>
+        <w:tc>
+          <w:tcPr>
+            <w:tcW w:w="2834" w:type="dxa"/>
+            <w:tcBorders/>
+          </w:tcPr>
+          <w:p>
+            <w:pPr>
+              <w:pStyle w:val="Normal"/>
+              <w:keepNext w:val="true"/>
+              <w:widowControl/>
+              <w:spacing w:before="20" w:after="20"/>
+              <w:rPr>
+                <w:rFonts w:ascii="Calibri" w:hAnsi="Calibri" w:eastAsia="Calibri" w:cs="Times New Roman"/>
+                <w:kern w:val="0"/>
+                <w:lang w:val="es-ES" w:bidi="ar-SA"/>
+              </w:rPr>
+            </w:pPr>
+            <w:r>
+              <w:rPr>
+                <w:rFonts w:eastAsia="Calibri" w:cs="Times New Roman"/>
+                <w:kern w:val="0"/>
+                <w:sz w:val="18"/>
+                <w:lang w:val="es-ES" w:bidi="ar-SA"/>
+              </w:rPr>
+              <w:t>P5 · crol · GoPro</w:t>
+            </w:r>
+          </w:p>
+        </w:tc>
+        <w:tc>
+          <w:tcPr>
+            <w:tcW w:w="1134" w:type="dxa"/>
+            <w:tcBorders/>
+          </w:tcPr>
+          <w:p>
+            <w:pPr>
+              <w:pStyle w:val="Normal"/>
+              <w:keepNext w:val="true"/>
+              <w:widowControl/>
+              <w:spacing w:before="20" w:after="20"/>
+              <w:rPr>
+                <w:rFonts w:ascii="Calibri" w:hAnsi="Calibri" w:eastAsia="Calibri" w:cs="Times New Roman"/>
+                <w:kern w:val="0"/>
+                <w:lang w:val="es-ES" w:bidi="ar-SA"/>
+              </w:rPr>
+            </w:pPr>
+            <w:r>
+              <w:rPr>
+                <w:rFonts w:eastAsia="Calibri" w:cs="Times New Roman"/>
+                <w:kern w:val="0"/>
+                <w:sz w:val="18"/>
+                <w:lang w:val="es-ES" w:bidi="ar-SA"/>
+              </w:rPr>
+              <w:t>5</w:t>
+            </w:r>
+          </w:p>
+        </w:tc>
+        <w:tc>
+          <w:tcPr>
+            <w:tcW w:w="851" w:type="dxa"/>
+            <w:tcBorders/>
+          </w:tcPr>
+          <w:p>
+            <w:pPr>
+              <w:pStyle w:val="Normal"/>
+              <w:keepNext w:val="true"/>
+              <w:widowControl/>
+              <w:spacing w:before="20" w:after="20"/>
+              <w:rPr>
+                <w:rFonts w:ascii="Calibri" w:hAnsi="Calibri" w:eastAsia="Calibri" w:cs="Times New Roman"/>
+                <w:kern w:val="0"/>
+                <w:lang w:val="es-ES" w:bidi="ar-SA"/>
+              </w:rPr>
+            </w:pPr>
+            <w:r>
+              <w:rPr>
+                <w:rFonts w:eastAsia="Calibri" w:cs="Times New Roman"/>
+                <w:kern w:val="0"/>
+                <w:sz w:val="18"/>
+                <w:lang w:val="es-ES" w:bidi="ar-SA"/>
+              </w:rPr>
+              <w:t>46</w:t>
+            </w:r>
+          </w:p>
+        </w:tc>
+        <w:tc>
+          <w:tcPr>
+            <w:tcW w:w="1701" w:type="dxa"/>
+            <w:tcBorders/>
+          </w:tcPr>
+          <w:p>
+            <w:pPr>
+              <w:pStyle w:val="Normal"/>
+              <w:keepNext w:val="true"/>
+              <w:widowControl/>
+              <w:spacing w:before="20" w:after="20"/>
+              <w:rPr>
+                <w:rFonts w:ascii="Calibri" w:hAnsi="Calibri" w:eastAsia="Calibri" w:cs="Times New Roman"/>
+                <w:kern w:val="0"/>
+                <w:lang w:val="es-ES" w:bidi="ar-SA"/>
+              </w:rPr>
+            </w:pPr>
+            <w:r>
+              <w:rPr>
+                <w:rFonts w:eastAsia="Calibri" w:cs="Times New Roman"/>
+                <w:kern w:val="0"/>
+                <w:sz w:val="18"/>
+                <w:lang w:val="es-ES" w:bidi="ar-SA"/>
+              </w:rPr>
+              <w:t>—</w:t>
+            </w:r>
+          </w:p>
+        </w:tc>
+        <w:tc>
+          <w:tcPr>
+            <w:tcW w:w="2551" w:type="dxa"/>
+            <w:tcBorders/>
+          </w:tcPr>
+          <w:p>
+            <w:pPr>
+              <w:pStyle w:val="Normal"/>
+              <w:keepNext w:val="true"/>
+              <w:widowControl/>
+              <w:spacing w:before="20" w:after="20"/>
+              <w:rPr>
+                <w:rFonts w:ascii="Calibri" w:hAnsi="Calibri" w:eastAsia="Calibri" w:cs="Times New Roman"/>
+                <w:kern w:val="0"/>
+                <w:lang w:val="es-ES" w:bidi="ar-SA"/>
+              </w:rPr>
+            </w:pPr>
+            <w:r>
+              <w:rPr>
+                <w:rFonts w:eastAsia="Calibri" w:cs="Times New Roman"/>
+                <w:kern w:val="0"/>
+                <w:sz w:val="18"/>
+                <w:lang w:val="es-ES" w:bidi="ar-SA"/>
+              </w:rPr>
+              <w:t>Sin fatiga sostenida</w:t>
+            </w:r>
+          </w:p>
+        </w:tc>
+      </w:tr>
+      <w:tr>
+        <w:trPr>
+          <w:cantSplit w:val="true"/>
+        </w:trPr>
+        <w:tc>
+          <w:tcPr>
+            <w:tcW w:w="2834" w:type="dxa"/>
+            <w:tcBorders/>
+          </w:tcPr>
+          <w:p>
+            <w:pPr>
+              <w:pStyle w:val="Normal"/>
+              <w:keepNext w:val="true"/>
+              <w:widowControl/>
+              <w:spacing w:before="20" w:after="20"/>
+              <w:rPr>
+                <w:rFonts w:ascii="Calibri" w:hAnsi="Calibri" w:eastAsia="Calibri" w:cs="Times New Roman"/>
+                <w:kern w:val="0"/>
+                <w:lang w:val="es-ES" w:bidi="ar-SA"/>
+              </w:rPr>
+            </w:pPr>
+            <w:r>
+              <w:rPr>
+                <w:rFonts w:eastAsia="Calibri" w:cs="Times New Roman"/>
+                <w:kern w:val="0"/>
+                <w:sz w:val="18"/>
+                <w:lang w:val="es-ES" w:bidi="ar-SA"/>
+              </w:rPr>
+              <w:t>P5 · crol · móvil</w:t>
+            </w:r>
+          </w:p>
+        </w:tc>
+        <w:tc>
+          <w:tcPr>
+            <w:tcW w:w="1134" w:type="dxa"/>
+            <w:tcBorders/>
+          </w:tcPr>
+          <w:p>
+            <w:pPr>
+              <w:pStyle w:val="Normal"/>
+              <w:keepNext w:val="true"/>
+              <w:widowControl/>
+              <w:spacing w:before="20" w:after="20"/>
+              <w:rPr>
+                <w:rFonts w:ascii="Calibri" w:hAnsi="Calibri" w:eastAsia="Calibri" w:cs="Times New Roman"/>
+                <w:kern w:val="0"/>
+                <w:lang w:val="es-ES" w:bidi="ar-SA"/>
+              </w:rPr>
+            </w:pPr>
+            <w:r>
+              <w:rPr>
+                <w:rFonts w:eastAsia="Calibri" w:cs="Times New Roman"/>
+                <w:kern w:val="0"/>
+                <w:sz w:val="18"/>
+                <w:lang w:val="es-ES" w:bidi="ar-SA"/>
+              </w:rPr>
+              <w:t>2</w:t>
+            </w:r>
+          </w:p>
+        </w:tc>
+        <w:tc>
+          <w:tcPr>
+            <w:tcW w:w="851" w:type="dxa"/>
+            <w:tcBorders/>
+          </w:tcPr>
+          <w:p>
+            <w:pPr>
+              <w:pStyle w:val="Normal"/>
+              <w:keepNext w:val="true"/>
+              <w:widowControl/>
+              <w:spacing w:before="20" w:after="20"/>
+              <w:rPr>
+                <w:rFonts w:ascii="Calibri" w:hAnsi="Calibri" w:eastAsia="Calibri" w:cs="Times New Roman"/>
+                <w:kern w:val="0"/>
+                <w:lang w:val="es-ES" w:bidi="ar-SA"/>
+              </w:rPr>
+            </w:pPr>
+            <w:r>
+              <w:rPr>
+                <w:rFonts w:eastAsia="Calibri" w:cs="Times New Roman"/>
+                <w:kern w:val="0"/>
+                <w:sz w:val="18"/>
+                <w:lang w:val="es-ES" w:bidi="ar-SA"/>
+              </w:rPr>
+              <w:t>24</w:t>
+            </w:r>
+          </w:p>
+        </w:tc>
+        <w:tc>
+          <w:tcPr>
+            <w:tcW w:w="1701" w:type="dxa"/>
+            <w:tcBorders/>
+          </w:tcPr>
+          <w:p>
+            <w:pPr>
+              <w:pStyle w:val="Normal"/>
+              <w:keepNext w:val="true"/>
+              <w:widowControl/>
+              <w:spacing w:before="20" w:after="20"/>
+              <w:rPr>
+                <w:rFonts w:ascii="Calibri" w:hAnsi="Calibri" w:eastAsia="Calibri" w:cs="Times New Roman"/>
+                <w:kern w:val="0"/>
+                <w:lang w:val="es-ES" w:bidi="ar-SA"/>
+              </w:rPr>
+            </w:pPr>
+            <w:r>
+              <w:rPr>
+                <w:rFonts w:eastAsia="Calibri" w:cs="Times New Roman"/>
+                <w:kern w:val="0"/>
+                <w:sz w:val="18"/>
+                <w:lang w:val="es-ES" w:bidi="ar-SA"/>
+              </w:rPr>
+              <w:t>—</w:t>
+            </w:r>
+          </w:p>
+        </w:tc>
+        <w:tc>
+          <w:tcPr>
+            <w:tcW w:w="2551" w:type="dxa"/>
+            <w:tcBorders/>
+          </w:tcPr>
+          <w:p>
+            <w:pPr>
+              <w:pStyle w:val="Normal"/>
+              <w:keepNext w:val="true"/>
+              <w:widowControl/>
+              <w:spacing w:before="20" w:after="20"/>
+              <w:rPr>
+                <w:rFonts w:ascii="Calibri" w:hAnsi="Calibri" w:eastAsia="Calibri" w:cs="Times New Roman"/>
+                <w:kern w:val="0"/>
+                <w:lang w:val="es-ES" w:bidi="ar-SA"/>
+              </w:rPr>
+            </w:pPr>
+            <w:r>
+              <w:rPr>
+                <w:rFonts w:eastAsia="Calibri" w:cs="Times New Roman"/>
+                <w:kern w:val="0"/>
+                <w:sz w:val="18"/>
+                <w:lang w:val="es-ES" w:bidi="ar-SA"/>
+              </w:rPr>
+              <w:t>Sin fatiga sostenida</w:t>
+            </w:r>
+          </w:p>
+        </w:tc>
+      </w:tr>
+      <w:tr>
+        <w:trPr>
+          <w:cantSplit w:val="true"/>
+        </w:trPr>
+        <w:tc>
+          <w:tcPr>
+            <w:tcW w:w="2834" w:type="dxa"/>
+            <w:tcBorders/>
+          </w:tcPr>
+          <w:p>
+            <w:pPr>
+              <w:pStyle w:val="Normal"/>
+              <w:keepNext w:val="true"/>
+              <w:widowControl/>
+              <w:spacing w:before="20" w:after="20"/>
+              <w:rPr>
+                <w:rFonts w:ascii="Calibri" w:hAnsi="Calibri" w:eastAsia="Calibri" w:cs="Times New Roman"/>
+                <w:kern w:val="0"/>
+                <w:lang w:val="es-ES" w:bidi="ar-SA"/>
+              </w:rPr>
+            </w:pPr>
+            <w:r>
+              <w:rPr>
+                <w:rFonts w:eastAsia="Calibri" w:cs="Times New Roman"/>
+                <w:kern w:val="0"/>
+                <w:sz w:val="18"/>
+                <w:lang w:val="es-ES" w:bidi="ar-SA"/>
+              </w:rPr>
+              <w:t>P1 · crol · GoPro</w:t>
+            </w:r>
+          </w:p>
+        </w:tc>
+        <w:tc>
+          <w:tcPr>
+            <w:tcW w:w="1134" w:type="dxa"/>
+            <w:tcBorders/>
+          </w:tcPr>
+          <w:p>
+            <w:pPr>
+              <w:pStyle w:val="Normal"/>
+              <w:keepNext w:val="true"/>
+              <w:widowControl/>
+              <w:spacing w:before="20" w:after="20"/>
+              <w:rPr>
+                <w:rFonts w:ascii="Calibri" w:hAnsi="Calibri" w:eastAsia="Calibri" w:cs="Times New Roman"/>
+                <w:kern w:val="0"/>
+                <w:lang w:val="es-ES" w:bidi="ar-SA"/>
+              </w:rPr>
+            </w:pPr>
+            <w:r>
+              <w:rPr>
+                <w:rFonts w:eastAsia="Calibri" w:cs="Times New Roman"/>
+                <w:kern w:val="0"/>
+                <w:sz w:val="18"/>
+                <w:lang w:val="es-ES" w:bidi="ar-SA"/>
+              </w:rPr>
+              <w:t>3</w:t>
+            </w:r>
+          </w:p>
+        </w:tc>
+        <w:tc>
+          <w:tcPr>
+            <w:tcW w:w="851" w:type="dxa"/>
+            <w:tcBorders/>
+          </w:tcPr>
+          <w:p>
+            <w:pPr>
+              <w:pStyle w:val="Normal"/>
+              <w:keepNext w:val="true"/>
+              <w:widowControl/>
+              <w:spacing w:before="20" w:after="20"/>
+              <w:rPr>
+                <w:rFonts w:ascii="Calibri" w:hAnsi="Calibri" w:eastAsia="Calibri" w:cs="Times New Roman"/>
+                <w:kern w:val="0"/>
+                <w:lang w:val="es-ES" w:bidi="ar-SA"/>
+              </w:rPr>
+            </w:pPr>
+            <w:r>
+              <w:rPr>
+                <w:rFonts w:eastAsia="Calibri" w:cs="Times New Roman"/>
+                <w:kern w:val="0"/>
+                <w:sz w:val="18"/>
+                <w:lang w:val="es-ES" w:bidi="ar-SA"/>
+              </w:rPr>
+              <w:t>10</w:t>
+            </w:r>
+          </w:p>
+        </w:tc>
+        <w:tc>
+          <w:tcPr>
+            <w:tcW w:w="1701" w:type="dxa"/>
+            <w:tcBorders/>
+          </w:tcPr>
+          <w:p>
+            <w:pPr>
+              <w:pStyle w:val="Normal"/>
+              <w:keepNext w:val="true"/>
+              <w:widowControl/>
+              <w:spacing w:before="20" w:after="20"/>
+              <w:rPr>
+                <w:rFonts w:ascii="Calibri" w:hAnsi="Calibri" w:eastAsia="Calibri" w:cs="Times New Roman"/>
+                <w:kern w:val="0"/>
+                <w:lang w:val="es-ES" w:bidi="ar-SA"/>
+              </w:rPr>
+            </w:pPr>
+            <w:r>
+              <w:rPr>
+                <w:rFonts w:eastAsia="Calibri" w:cs="Times New Roman"/>
+                <w:kern w:val="0"/>
+                <w:sz w:val="18"/>
+                <w:lang w:val="es-ES" w:bidi="ar-SA"/>
+              </w:rPr>
+              <w:t>—</w:t>
+            </w:r>
+          </w:p>
+        </w:tc>
+        <w:tc>
+          <w:tcPr>
+            <w:tcW w:w="2551" w:type="dxa"/>
+            <w:tcBorders/>
+          </w:tcPr>
+          <w:p>
+            <w:pPr>
+              <w:pStyle w:val="Normal"/>
+              <w:keepNext w:val="true"/>
+              <w:widowControl/>
+              <w:spacing w:before="20" w:after="20"/>
+              <w:rPr>
+                <w:rFonts w:ascii="Calibri" w:hAnsi="Calibri" w:eastAsia="Calibri" w:cs="Times New Roman"/>
+                <w:kern w:val="0"/>
+                <w:lang w:val="es-ES" w:bidi="ar-SA"/>
+              </w:rPr>
+            </w:pPr>
+            <w:r>
+              <w:rPr>
+                <w:rFonts w:eastAsia="Calibri" w:cs="Times New Roman"/>
+                <w:kern w:val="0"/>
+                <w:sz w:val="18"/>
+                <w:lang w:val="es-ES" w:bidi="ar-SA"/>
+              </w:rPr>
+              <w:t>Sin fatiga sostenida</w:t>
+            </w:r>
+          </w:p>
+        </w:tc>
+      </w:tr>
+      <w:tr>
+        <w:trPr>
+          <w:cantSplit w:val="true"/>
+        </w:trPr>
+        <w:tc>
+          <w:tcPr>
+            <w:tcW w:w="2834" w:type="dxa"/>
+            <w:tcBorders/>
+          </w:tcPr>
+          <w:p>
+            <w:pPr>
+              <w:pStyle w:val="Normal"/>
+              <w:keepNext w:val="true"/>
+              <w:widowControl/>
+              <w:spacing w:before="20" w:after="20"/>
+              <w:rPr>
+                <w:rFonts w:ascii="Calibri" w:hAnsi="Calibri" w:eastAsia="Calibri" w:cs="Times New Roman"/>
+                <w:kern w:val="0"/>
+                <w:lang w:val="es-ES" w:bidi="ar-SA"/>
+              </w:rPr>
+            </w:pPr>
+            <w:r>
+              <w:rPr>
+                <w:rFonts w:eastAsia="Calibri" w:cs="Times New Roman"/>
+                <w:kern w:val="0"/>
+                <w:sz w:val="18"/>
+                <w:lang w:val="es-ES" w:bidi="ar-SA"/>
+              </w:rPr>
+              <w:t>P1 · crol · móvil</w:t>
+            </w:r>
+          </w:p>
+        </w:tc>
+        <w:tc>
+          <w:tcPr>
+            <w:tcW w:w="1134" w:type="dxa"/>
+            <w:tcBorders/>
+          </w:tcPr>
+          <w:p>
+            <w:pPr>
+              <w:pStyle w:val="Normal"/>
+              <w:keepNext w:val="true"/>
+              <w:widowControl/>
+              <w:spacing w:before="20" w:after="20"/>
+              <w:rPr>
+                <w:rFonts w:ascii="Calibri" w:hAnsi="Calibri" w:eastAsia="Calibri" w:cs="Times New Roman"/>
+                <w:kern w:val="0"/>
+                <w:lang w:val="es-ES" w:bidi="ar-SA"/>
+              </w:rPr>
+            </w:pPr>
+            <w:r>
+              <w:rPr>
+                <w:rFonts w:eastAsia="Calibri" w:cs="Times New Roman"/>
+                <w:kern w:val="0"/>
+                <w:sz w:val="18"/>
+                <w:lang w:val="es-ES" w:bidi="ar-SA"/>
+              </w:rPr>
+              <w:t>2</w:t>
+            </w:r>
+          </w:p>
+        </w:tc>
+        <w:tc>
+          <w:tcPr>
+            <w:tcW w:w="851" w:type="dxa"/>
+            <w:tcBorders/>
+          </w:tcPr>
+          <w:p>
+            <w:pPr>
+              <w:pStyle w:val="Normal"/>
+              <w:keepNext w:val="true"/>
+              <w:widowControl/>
+              <w:spacing w:before="20" w:after="20"/>
+              <w:rPr>
+                <w:rFonts w:ascii="Calibri" w:hAnsi="Calibri" w:eastAsia="Calibri" w:cs="Times New Roman"/>
+                <w:kern w:val="0"/>
+                <w:lang w:val="es-ES" w:bidi="ar-SA"/>
+              </w:rPr>
+            </w:pPr>
+            <w:r>
+              <w:rPr>
+                <w:rFonts w:eastAsia="Calibri" w:cs="Times New Roman"/>
+                <w:kern w:val="0"/>
+                <w:sz w:val="18"/>
+                <w:lang w:val="es-ES" w:bidi="ar-SA"/>
+              </w:rPr>
+              <w:t>7</w:t>
+            </w:r>
+          </w:p>
+        </w:tc>
+        <w:tc>
+          <w:tcPr>
+            <w:tcW w:w="1701" w:type="dxa"/>
+            <w:tcBorders/>
+          </w:tcPr>
+          <w:p>
+            <w:pPr>
+              <w:pStyle w:val="Normal"/>
+              <w:keepNext w:val="true"/>
+              <w:widowControl/>
+              <w:spacing w:before="20" w:after="20"/>
+              <w:rPr>
+                <w:rFonts w:ascii="Calibri" w:hAnsi="Calibri" w:eastAsia="Calibri" w:cs="Times New Roman"/>
+                <w:kern w:val="0"/>
+                <w:lang w:val="es-ES" w:bidi="ar-SA"/>
+              </w:rPr>
+            </w:pPr>
+            <w:r>
+              <w:rPr>
+                <w:rFonts w:eastAsia="Calibri" w:cs="Times New Roman"/>
+                <w:kern w:val="0"/>
+                <w:sz w:val="18"/>
+                <w:lang w:val="es-ES" w:bidi="ar-SA"/>
+              </w:rPr>
+              <w:t>—</w:t>
+            </w:r>
+          </w:p>
+        </w:tc>
+        <w:tc>
+          <w:tcPr>
+            <w:tcW w:w="2551" w:type="dxa"/>
+            <w:tcBorders/>
+          </w:tcPr>
+          <w:p>
+            <w:pPr>
+              <w:pStyle w:val="Normal"/>
+              <w:keepNext w:val="true"/>
+              <w:widowControl/>
+              <w:spacing w:before="20" w:after="20"/>
+              <w:rPr>
+                <w:rFonts w:ascii="Calibri" w:hAnsi="Calibri" w:eastAsia="Calibri" w:cs="Times New Roman"/>
+                <w:kern w:val="0"/>
+                <w:lang w:val="es-ES" w:bidi="ar-SA"/>
+              </w:rPr>
+            </w:pPr>
+            <w:r>
+              <w:rPr>
+                <w:rFonts w:eastAsia="Calibri" w:cs="Times New Roman"/>
+                <w:kern w:val="0"/>
+                <w:sz w:val="18"/>
+                <w:lang w:val="es-ES" w:bidi="ar-SA"/>
+              </w:rPr>
+              <w:t>Insuficiente (&lt; 8 ciclos)</w:t>
+            </w:r>
+          </w:p>
+        </w:tc>
+      </w:tr>
+      <w:tr>
+        <w:trPr>
+          <w:cantSplit w:val="true"/>
+        </w:trPr>
+        <w:tc>
+          <w:tcPr>
+            <w:tcW w:w="2834" w:type="dxa"/>
+            <w:tcBorders/>
+          </w:tcPr>
+          <w:p>
+            <w:pPr>
+              <w:pStyle w:val="Normal"/>
+              <w:keepNext w:val="true"/>
+              <w:widowControl/>
+              <w:spacing w:before="20" w:after="20"/>
+              <w:rPr>
+                <w:rFonts w:ascii="Calibri" w:hAnsi="Calibri" w:eastAsia="Calibri" w:cs="Times New Roman"/>
+                <w:kern w:val="0"/>
+                <w:lang w:val="es-ES" w:bidi="ar-SA"/>
+              </w:rPr>
+            </w:pPr>
+            <w:r>
+              <w:rPr>
+                <w:rFonts w:eastAsia="Calibri" w:cs="Times New Roman"/>
+                <w:kern w:val="0"/>
+                <w:sz w:val="18"/>
+                <w:lang w:val="es-ES" w:bidi="ar-SA"/>
+              </w:rPr>
+              <w:t>P4 · braza · GoPro</w:t>
+            </w:r>
+          </w:p>
+        </w:tc>
+        <w:tc>
+          <w:tcPr>
+            <w:tcW w:w="1134" w:type="dxa"/>
+            <w:tcBorders/>
+          </w:tcPr>
+          <w:p>
+            <w:pPr>
+              <w:pStyle w:val="Normal"/>
+              <w:keepNext w:val="true"/>
+              <w:widowControl/>
+              <w:spacing w:before="20" w:after="20"/>
+              <w:rPr>
+                <w:rFonts w:ascii="Calibri" w:hAnsi="Calibri" w:eastAsia="Calibri" w:cs="Times New Roman"/>
+                <w:kern w:val="0"/>
+                <w:lang w:val="es-ES" w:bidi="ar-SA"/>
+              </w:rPr>
+            </w:pPr>
+            <w:r>
+              <w:rPr>
+                <w:rFonts w:eastAsia="Calibri" w:cs="Times New Roman"/>
+                <w:kern w:val="0"/>
+                <w:sz w:val="18"/>
+                <w:lang w:val="es-ES" w:bidi="ar-SA"/>
+              </w:rPr>
+              <w:t>2</w:t>
+            </w:r>
+          </w:p>
+        </w:tc>
+        <w:tc>
+          <w:tcPr>
+            <w:tcW w:w="851" w:type="dxa"/>
+            <w:tcBorders/>
+          </w:tcPr>
+          <w:p>
+            <w:pPr>
+              <w:pStyle w:val="Normal"/>
+              <w:keepNext w:val="true"/>
+              <w:widowControl/>
+              <w:spacing w:before="20" w:after="20"/>
+              <w:rPr>
+                <w:rFonts w:ascii="Calibri" w:hAnsi="Calibri" w:eastAsia="Calibri" w:cs="Times New Roman"/>
+                <w:kern w:val="0"/>
+                <w:lang w:val="es-ES" w:bidi="ar-SA"/>
+              </w:rPr>
+            </w:pPr>
+            <w:r>
+              <w:rPr>
+                <w:rFonts w:eastAsia="Calibri" w:cs="Times New Roman"/>
+                <w:kern w:val="0"/>
+                <w:sz w:val="18"/>
+                <w:lang w:val="es-ES" w:bidi="ar-SA"/>
+              </w:rPr>
+              <w:t>27</w:t>
+            </w:r>
+          </w:p>
+        </w:tc>
+        <w:tc>
+          <w:tcPr>
+            <w:tcW w:w="1701" w:type="dxa"/>
+            <w:tcBorders/>
+          </w:tcPr>
+          <w:p>
+            <w:pPr>
+              <w:pStyle w:val="Normal"/>
+              <w:keepNext w:val="true"/>
+              <w:widowControl/>
+              <w:spacing w:before="20" w:after="20"/>
+              <w:rPr>
+                <w:rFonts w:ascii="Calibri" w:hAnsi="Calibri" w:eastAsia="Calibri" w:cs="Times New Roman"/>
+                <w:kern w:val="0"/>
+                <w:lang w:val="es-ES" w:bidi="ar-SA"/>
+              </w:rPr>
+            </w:pPr>
+            <w:r>
+              <w:rPr>
+                <w:rFonts w:eastAsia="Calibri" w:cs="Times New Roman"/>
+                <w:kern w:val="0"/>
+                <w:sz w:val="18"/>
+                <w:lang w:val="es-ES" w:bidi="ar-SA"/>
+              </w:rPr>
+              <w:t>—</w:t>
+            </w:r>
+          </w:p>
+        </w:tc>
+        <w:tc>
+          <w:tcPr>
+            <w:tcW w:w="2551" w:type="dxa"/>
+            <w:tcBorders/>
+          </w:tcPr>
+          <w:p>
+            <w:pPr>
+              <w:pStyle w:val="Normal"/>
+              <w:keepNext w:val="true"/>
+              <w:widowControl/>
+              <w:spacing w:before="20" w:after="20"/>
+              <w:rPr>
+                <w:rFonts w:ascii="Calibri" w:hAnsi="Calibri" w:eastAsia="Calibri" w:cs="Times New Roman"/>
+                <w:kern w:val="0"/>
+                <w:lang w:val="es-ES" w:bidi="ar-SA"/>
+              </w:rPr>
+            </w:pPr>
+            <w:r>
+              <w:rPr>
+                <w:rFonts w:eastAsia="Calibri" w:cs="Times New Roman"/>
+                <w:kern w:val="0"/>
+                <w:sz w:val="18"/>
+                <w:lang w:val="es-ES" w:bidi="ar-SA"/>
+              </w:rPr>
+              <w:t>Sin fatiga sostenida</w:t>
+            </w:r>
+          </w:p>
+        </w:tc>
+      </w:tr>
+      <w:tr>
+        <w:trPr>
+          <w:cantSplit w:val="true"/>
+        </w:trPr>
+        <w:tc>
+          <w:tcPr>
+            <w:tcW w:w="2834" w:type="dxa"/>
+            <w:tcBorders/>
+          </w:tcPr>
+          <w:p>
+            <w:pPr>
+              <w:pStyle w:val="Normal"/>
+              <w:keepNext w:val="true"/>
+              <w:widowControl/>
+              <w:spacing w:before="20" w:after="20"/>
+              <w:rPr>
+                <w:rFonts w:ascii="Calibri" w:hAnsi="Calibri" w:eastAsia="Calibri" w:cs="Times New Roman"/>
+                <w:kern w:val="0"/>
+                <w:lang w:val="es-ES" w:bidi="ar-SA"/>
+              </w:rPr>
+            </w:pPr>
+            <w:r>
+              <w:rPr>
+                <w:rFonts w:eastAsia="Calibri" w:cs="Times New Roman"/>
+                <w:kern w:val="0"/>
+                <w:sz w:val="18"/>
+                <w:lang w:val="es-ES" w:bidi="ar-SA"/>
+              </w:rPr>
+              <w:t>P4 · braza · móvil</w:t>
+            </w:r>
+          </w:p>
+        </w:tc>
+        <w:tc>
+          <w:tcPr>
+            <w:tcW w:w="1134" w:type="dxa"/>
+            <w:tcBorders/>
+          </w:tcPr>
+          <w:p>
+            <w:pPr>
+              <w:pStyle w:val="Normal"/>
+              <w:keepNext w:val="true"/>
+              <w:widowControl/>
+              <w:spacing w:before="20" w:after="20"/>
+              <w:rPr>
+                <w:rFonts w:ascii="Calibri" w:hAnsi="Calibri" w:eastAsia="Calibri" w:cs="Times New Roman"/>
+                <w:kern w:val="0"/>
+                <w:lang w:val="es-ES" w:bidi="ar-SA"/>
+              </w:rPr>
+            </w:pPr>
+            <w:r>
+              <w:rPr>
+                <w:rFonts w:eastAsia="Calibri" w:cs="Times New Roman"/>
+                <w:kern w:val="0"/>
+                <w:sz w:val="18"/>
+                <w:lang w:val="es-ES" w:bidi="ar-SA"/>
+              </w:rPr>
+              <w:t>2</w:t>
+            </w:r>
+          </w:p>
+        </w:tc>
+        <w:tc>
+          <w:tcPr>
+            <w:tcW w:w="851" w:type="dxa"/>
+            <w:tcBorders/>
+          </w:tcPr>
+          <w:p>
+            <w:pPr>
+              <w:pStyle w:val="Normal"/>
+              <w:keepNext w:val="true"/>
+              <w:widowControl/>
+              <w:spacing w:before="20" w:after="20"/>
+              <w:rPr>
+                <w:rFonts w:ascii="Calibri" w:hAnsi="Calibri" w:eastAsia="Calibri" w:cs="Times New Roman"/>
+                <w:kern w:val="0"/>
+                <w:lang w:val="es-ES" w:bidi="ar-SA"/>
+              </w:rPr>
+            </w:pPr>
+            <w:r>
+              <w:rPr>
+                <w:rFonts w:eastAsia="Calibri" w:cs="Times New Roman"/>
+                <w:kern w:val="0"/>
+                <w:sz w:val="18"/>
+                <w:lang w:val="es-ES" w:bidi="ar-SA"/>
+              </w:rPr>
+              <w:t>4</w:t>
+            </w:r>
+          </w:p>
+        </w:tc>
+        <w:tc>
+          <w:tcPr>
+            <w:tcW w:w="1701" w:type="dxa"/>
+            <w:tcBorders/>
+          </w:tcPr>
+          <w:p>
+            <w:pPr>
+              <w:pStyle w:val="Normal"/>
+              <w:keepNext w:val="true"/>
+              <w:widowControl/>
+              <w:spacing w:before="20" w:after="20"/>
+              <w:rPr>
+                <w:rFonts w:ascii="Calibri" w:hAnsi="Calibri" w:eastAsia="Calibri" w:cs="Times New Roman"/>
+                <w:kern w:val="0"/>
+                <w:lang w:val="es-ES" w:bidi="ar-SA"/>
+              </w:rPr>
+            </w:pPr>
+            <w:r>
+              <w:rPr>
+                <w:rFonts w:eastAsia="Calibri" w:cs="Times New Roman"/>
+                <w:kern w:val="0"/>
+                <w:sz w:val="18"/>
+                <w:lang w:val="es-ES" w:bidi="ar-SA"/>
+              </w:rPr>
+              <w:t>—</w:t>
+            </w:r>
+          </w:p>
+        </w:tc>
+        <w:tc>
+          <w:tcPr>
+            <w:tcW w:w="2551" w:type="dxa"/>
+            <w:tcBorders/>
+          </w:tcPr>
+          <w:p>
+            <w:pPr>
+              <w:pStyle w:val="Normal"/>
+              <w:keepNext w:val="true"/>
+              <w:widowControl/>
+              <w:spacing w:before="20" w:after="20"/>
+              <w:rPr>
+                <w:rFonts w:ascii="Calibri" w:hAnsi="Calibri" w:eastAsia="Calibri" w:cs="Times New Roman"/>
+                <w:kern w:val="0"/>
+                <w:lang w:val="es-ES" w:bidi="ar-SA"/>
+              </w:rPr>
+            </w:pPr>
+            <w:r>
+              <w:rPr>
+                <w:rFonts w:eastAsia="Calibri" w:cs="Times New Roman"/>
+                <w:kern w:val="0"/>
+                <w:sz w:val="18"/>
+                <w:lang w:val="es-ES" w:bidi="ar-SA"/>
+              </w:rPr>
+              <w:t>Insuficiente (&lt; 8 ciclos)</w:t>
+            </w:r>
+          </w:p>
+        </w:tc>
+      </w:tr>
+      <w:tr>
+        <w:trPr>
+          <w:cantSplit w:val="true"/>
+        </w:trPr>
+        <w:tc>
+          <w:tcPr>
+            <w:tcW w:w="2834" w:type="dxa"/>
+            <w:tcBorders/>
+          </w:tcPr>
+          <w:p>
+            <w:pPr>
+              <w:pStyle w:val="Normal"/>
+              <w:keepNext w:val="false"/>
+              <w:widowControl/>
+              <w:spacing w:before="20" w:after="20"/>
+              <w:rPr>
+                <w:rFonts w:ascii="Calibri" w:hAnsi="Calibri" w:eastAsia="Calibri" w:cs="Times New Roman"/>
+                <w:kern w:val="0"/>
+                <w:lang w:val="es-ES" w:bidi="ar-SA"/>
+              </w:rPr>
+            </w:pPr>
+            <w:r>
+              <w:rPr>
+                <w:rFonts w:eastAsia="Calibri" w:cs="Times New Roman"/>
+                <w:kern w:val="0"/>
+                <w:sz w:val="18"/>
+                <w:lang w:val="es-ES" w:bidi="ar-SA"/>
+              </w:rPr>
+              <w:t>P3 · mariposa · GoPro</w:t>
+            </w:r>
+          </w:p>
+        </w:tc>
+        <w:tc>
+          <w:tcPr>
+            <w:tcW w:w="1134" w:type="dxa"/>
+            <w:tcBorders/>
+          </w:tcPr>
+          <w:p>
+            <w:pPr>
+              <w:pStyle w:val="Normal"/>
+              <w:keepNext w:val="false"/>
+              <w:widowControl/>
+              <w:spacing w:before="20" w:after="20"/>
+              <w:rPr>
+                <w:rFonts w:ascii="Calibri" w:hAnsi="Calibri" w:eastAsia="Calibri" w:cs="Times New Roman"/>
+                <w:kern w:val="0"/>
+                <w:lang w:val="es-ES" w:bidi="ar-SA"/>
+              </w:rPr>
+            </w:pPr>
+            <w:r>
+              <w:rPr>
+                <w:rFonts w:eastAsia="Calibri" w:cs="Times New Roman"/>
+                <w:kern w:val="0"/>
+                <w:sz w:val="18"/>
+                <w:lang w:val="es-ES" w:bidi="ar-SA"/>
+              </w:rPr>
+              <w:t>2</w:t>
+            </w:r>
+          </w:p>
+        </w:tc>
+        <w:tc>
+          <w:tcPr>
+            <w:tcW w:w="851" w:type="dxa"/>
+            <w:tcBorders/>
+          </w:tcPr>
+          <w:p>
+            <w:pPr>
+              <w:pStyle w:val="Normal"/>
+              <w:keepNext w:val="false"/>
+              <w:widowControl/>
+              <w:spacing w:before="20" w:after="20"/>
+              <w:rPr>
+                <w:rFonts w:ascii="Calibri" w:hAnsi="Calibri" w:eastAsia="Calibri" w:cs="Times New Roman"/>
+                <w:kern w:val="0"/>
+                <w:lang w:val="es-ES" w:bidi="ar-SA"/>
+              </w:rPr>
+            </w:pPr>
+            <w:r>
+              <w:rPr>
+                <w:rFonts w:eastAsia="Calibri" w:cs="Times New Roman"/>
+                <w:kern w:val="0"/>
+                <w:sz w:val="18"/>
+                <w:lang w:val="es-ES" w:bidi="ar-SA"/>
+              </w:rPr>
+              <w:t>26</w:t>
+            </w:r>
+          </w:p>
+        </w:tc>
+        <w:tc>
+          <w:tcPr>
+            <w:tcW w:w="1701" w:type="dxa"/>
+            <w:tcBorders/>
+          </w:tcPr>
+          <w:p>
+            <w:pPr>
+              <w:pStyle w:val="Normal"/>
+              <w:keepNext w:val="false"/>
+              <w:widowControl/>
+              <w:spacing w:before="20" w:after="20"/>
+              <w:rPr>
+                <w:rFonts w:ascii="Calibri" w:hAnsi="Calibri" w:eastAsia="Calibri" w:cs="Times New Roman"/>
+                <w:kern w:val="0"/>
+                <w:lang w:val="es-ES" w:bidi="ar-SA"/>
+              </w:rPr>
+            </w:pPr>
+            <w:r>
+              <w:rPr>
+                <w:rFonts w:eastAsia="Calibri" w:cs="Times New Roman"/>
+                <w:kern w:val="0"/>
+                <w:sz w:val="18"/>
+                <w:lang w:val="es-ES" w:bidi="ar-SA"/>
+              </w:rPr>
+              <w:t>—</w:t>
+            </w:r>
+          </w:p>
+        </w:tc>
+        <w:tc>
+          <w:tcPr>
+            <w:tcW w:w="2551" w:type="dxa"/>
+            <w:tcBorders/>
+          </w:tcPr>
+          <w:p>
+            <w:pPr>
+              <w:pStyle w:val="Normal"/>
+              <w:keepNext w:val="false"/>
+              <w:widowControl/>
+              <w:spacing w:before="20" w:after="20"/>
+              <w:rPr>
+                <w:rFonts w:ascii="Calibri" w:hAnsi="Calibri" w:eastAsia="Calibri" w:cs="Times New Roman"/>
+                <w:kern w:val="0"/>
+                <w:lang w:val="es-ES" w:bidi="ar-SA"/>
+              </w:rPr>
+            </w:pPr>
+            <w:r>
+              <w:rPr>
+                <w:rFonts w:eastAsia="Calibri" w:cs="Times New Roman"/>
+                <w:kern w:val="0"/>
+                <w:sz w:val="18"/>
+                <w:lang w:val="es-ES" w:bidi="ar-SA"/>
+              </w:rPr>
+              <w:t>Sin fatiga sostenida</w:t>
+            </w:r>
+          </w:p>
+        </w:tc>
+      </w:tr>
+    </w:tbl>
     <w:p>
       <w:pPr>
         <w:pStyle w:val="Normal"/>
@@ -26778,17 +27820,100 @@
       </w:pPr>
       <w:r>
         <w:rPr/>
-        <w:t xml:space="preserve">Con las reglas biomecánicas, que no se entrenan, el sistema obtuvo una estimación en 13 de las 17 secuencias reales (las demás no tienen señal suficiente de los dos brazos). </w:t>
-      </w:r>
-      <w:r>
-        <w:rPr>
-          <w:b/>
-        </w:rPr>
-        <w:t>La familia del estilo (brazos alternos o simultáneos), que determina cómo se cuentan los ciclos, fue correcta en 12 de 13</w:t>
-      </w:r>
-      <w:r>
-        <w:rPr/>
-        <w:t>, y el estilo exacto en 9 de 13; en 2 secuencias frontales de estilos simultáneos el sistema indicó solo la familia. Con datos sintéticos (64 vídeos, independientes de los umbrales) la familia fue correcta en el 81 % de los casos. Los umbrales se fijaron con los vídeos reales del estudio, por lo que la exactitud en vídeo real es optimista; la validación con nadadores nuevos queda como trabajo futuro.</w:t>
+      </w:r>
+    </w:p>
+    <w:p>
+      <w:pPr>
+        <w:pStyle w:val="Normal"/>
+        <w:keepNext w:val="true"/>
+        <w:jc w:val="center"/>
+        <w:rPr/>
+      </w:pPr>
+      <w:r>
+        <w:rPr/>
+        <w:drawing>
+          <wp:inline distT="0" distB="0" distL="0" distR="0">
+            <wp:extent cx="5400040" cy="2700020"/>
+            <wp:effectExtent l="0" t="0" r="0" b="0"/>
+            <wp:docPr id="16" name="Picture 17" descr=""/>
+            <wp:cNvGraphicFramePr>
+              <a:graphicFrameLocks xmlns:a="http://schemas.openxmlformats.org/drawingml/2006/main" noChangeAspect="1"/>
+            </wp:cNvGraphicFramePr>
+            <a:graphic xmlns:a="http://schemas.openxmlformats.org/drawingml/2006/main">
+              <a:graphicData uri="http://schemas.openxmlformats.org/drawingml/2006/picture">
+                <pic:pic xmlns:pic="http://schemas.openxmlformats.org/drawingml/2006/picture">
+                  <pic:nvPicPr>
+                    <pic:cNvPr id="16" name="Picture 17" descr=""/>
+                    <pic:cNvPicPr>
+                      <a:picLocks noChangeAspect="1" noChangeArrowheads="1"/>
+                    </pic:cNvPicPr>
+                  </pic:nvPicPr>
+                  <pic:blipFill>
+                    <a:blip r:embed="rId17"/>
+                    <a:stretch>
+                      <a:fillRect/>
+                    </a:stretch>
+                  </pic:blipFill>
+                  <pic:spPr bwMode="auto">
+                    <a:xfrm>
+                      <a:off x="0" y="0"/>
+                      <a:ext cx="5400040" cy="2700020"/>
+                    </a:xfrm>
+                    <a:prstGeom prst="rect">
+                      <a:avLst/>
+                    </a:prstGeom>
+                  </pic:spPr>
+                </pic:pic>
+              </a:graphicData>
+            </a:graphic>
+          </wp:inline>
+        </w:drawing>
+      </w:r>
+    </w:p>
+    <w:p>
+      <w:pPr>
+        <w:pStyle w:val="Caption"/>
+        <w:jc w:val="center"/>
+        <w:rPr/>
+      </w:pPr>
+      <w:r>
+        <w:rPr/>
+        <w:t xml:space="preserve">Figura </w:t>
+      </w:r>
+      <w:r>
+        <w:rPr/>
+        <w:fldChar w:fldCharType="begin"/>
+      </w:r>
+      <w:r>
+        <w:rPr/>
+        <w:instrText xml:space="preserve"> SEQ Figura \* ARABIC </w:instrText>
+      </w:r>
+      <w:r>
+        <w:rPr/>
+        <w:fldChar w:fldCharType="separate"/>
+      </w:r>
+      <w:r>
+        <w:rPr/>
+        <w:t>15</w:t>
+      </w:r>
+      <w:r>
+        <w:rPr/>
+        <w:fldChar w:fldCharType="end"/>
+      </w:r>
+      <w:r>
+        <w:rPr/>
+        <w:t>. Sesión P5 · crol · gopro: puntuación de anomalía por ciclo y umbral de la fase base.</w:t>
+      </w:r>
+    </w:p>
+    <w:p>
+      <w:pPr>
+        <w:pStyle w:val="Normal"/>
+        <w:jc w:val="both"/>
+        <w:rPr/>
+      </w:pPr>
+      <w:r>
+        <w:rPr/>
+        <w:t>Las sesiones están formadas por pasadas cortas a ritmo de técnica, separadas por descansos, y no por un esfuerzo continuo capaz de producir fatiga. Que el sistema no genere falsas alarmas en ellas es un resultado relevante, aunque no demuestra por sí solo su capacidad de detectar la fatiga.</w:t>
       </w:r>
     </w:p>
     <w:p>
@@ -26803,7 +27928,7 @@
       </w:pPr>
       <w:r>
         <w:rPr/>
-        <w:t>Análisis de sensibilidad del detector de fatiga (datos sintéticos)</w:t>
+        <w:t>Estimación del estilo con vídeos reales</w:t>
       </w:r>
     </w:p>
     <w:p>
@@ -26814,7 +27939,54 @@
       </w:pPr>
       <w:r>
         <w:rPr/>
-        <w:t>Los parámetros del detector (proporción de la fase base, percentil del umbral y número de ciclos consecutivos exigidos) se fijaron a priori. Para evaluar su influencia se generaron, con datos sintéticos, 10 secuencias de crol de 120 s con fatiga programada (transición del 10 % al 90 % entre t = 59 s y t = 81 s) y 10 secuencias sin fatiga, con copia parcial de brazos y variabilidad entre ciclos. Se midió la tasa de detección en las secuencias con fatiga, la tasa de falsas alarmas en las secuencias sin fatiga y el instante medio de inicio (Tabla 12 y Figura 13).</w:t>
+        <w:t>El enfoque supervisado se evaluó primero con los vídeos reales: 42 ventanas de 11 vídeos con señal suficiente. Dejando un vídeo fuera, acertó el 45,5 % de los vídeos (54,5 % al añadir datos sintéticos), frente al 36,4 % de asignar siempre la clase mayoritaria; dejando fuera un participante completo, el 9,1 %; y entrenado solo con datos sintéticos, el 9,1 %. El estilo está confundido con el nadador y los rasgos que distinguen los estilos en la simulación, la alternancia de piernas y brazos, son los que el modelo de pose no reproduce bajo el agua.</w:t>
+      </w:r>
+    </w:p>
+    <w:p>
+      <w:pPr>
+        <w:pStyle w:val="Normal"/>
+        <w:jc w:val="both"/>
+        <w:rPr/>
+      </w:pPr>
+      <w:r>
+        <w:rPr/>
+        <w:t xml:space="preserve">Con las reglas biomecánicas, que no se entrenan, el sistema obtuvo una estimación en 19 de las 25 secuencias reales (las demás no tienen señal suficiente de los dos brazos). </w:t>
+      </w:r>
+      <w:r>
+        <w:rPr>
+          <w:b/>
+        </w:rPr>
+        <w:t>La familia del estilo (brazos alternos o simultáneos), que determina cómo se cuentan los ciclos, fue correcta en 15 de 19</w:t>
+      </w:r>
+      <w:r>
+        <w:rPr/>
+        <w:t>, y el estilo exacto en 12 de 19; en 3 secuencias frontales de estilos simultáneos el sistema indicó solo la familia. Con datos sintéticos (64 vídeos, independientes de los umbrales) la familia fue correcta en el 81 % de los casos. Los umbrales se fijaron con los vídeos reales del estudio, por lo que la exactitud en vídeo real es optimista; la validación con nadadores nuevos queda como trabajo futuro.</w:t>
+      </w:r>
+    </w:p>
+    <w:p>
+      <w:pPr>
+        <w:pStyle w:val="Heading3"/>
+        <w:keepNext w:val="true"/>
+        <w:numPr>
+          <w:ilvl w:val="2"/>
+          <w:numId w:val="65"/>
+        </w:numPr>
+        <w:rPr/>
+      </w:pPr>
+      <w:r>
+        <w:rPr/>
+        <w:t>Análisis de sensibilidad del detector de fatiga (datos sintéticos)</w:t>
+      </w:r>
+    </w:p>
+    <w:p>
+      <w:pPr>
+        <w:pStyle w:val="Normal"/>
+        <w:jc w:val="both"/>
+        <w:rPr/>
+      </w:pPr>
+      <w:r>
+        <w:rPr/>
+        <w:t>Los parámetros del detector (proporción de la fase base, percentil del umbral y número de ciclos consecutivos exigidos) se fijaron a priori. Para evaluar su influencia se generaron, con datos sintéticos, 10 secuencias de crol de 120 s con fatiga programada (transición del 10 % al 90 % entre t = 59 s y t = 81 s) y 10 secuencias sin fatiga, con copia parcial de brazos y variabilidad entre ciclos. Se midió la tasa de detección en las secuencias con fatiga, la tasa de falsas alarmas en las secuencias sin fatiga y el instante medio de inicio (Tabla 12 y Figura 16).</w:t>
       </w:r>
     </w:p>
     <w:p>
@@ -28361,7 +29533,7 @@
           <wp:inline distT="0" distB="0" distL="0" distR="0">
             <wp:extent cx="5400040" cy="1668780"/>
             <wp:effectExtent l="0" t="0" r="0" b="0"/>
-            <wp:docPr id="14" name="Picture 15" descr=""/>
+            <wp:docPr id="17" name="Picture 18" descr=""/>
             <wp:cNvGraphicFramePr>
               <a:graphicFrameLocks xmlns:a="http://schemas.openxmlformats.org/drawingml/2006/main" noChangeAspect="1"/>
             </wp:cNvGraphicFramePr>
@@ -28369,13 +29541,13 @@
               <a:graphicData uri="http://schemas.openxmlformats.org/drawingml/2006/picture">
                 <pic:pic xmlns:pic="http://schemas.openxmlformats.org/drawingml/2006/picture">
                   <pic:nvPicPr>
-                    <pic:cNvPr id="14" name="Picture 15" descr=""/>
+                    <pic:cNvPr id="17" name="Picture 18" descr=""/>
                     <pic:cNvPicPr>
                       <a:picLocks noChangeAspect="1" noChangeArrowheads="1"/>
                     </pic:cNvPicPr>
                   </pic:nvPicPr>
                   <pic:blipFill>
-                    <a:blip r:embed="rId15"/>
+                    <a:blip r:embed="rId18"/>
                     <a:stretch>
                       <a:fillRect/>
                     </a:stretch>
@@ -28420,7 +29592,7 @@
       </w:r>
       <w:r>
         <w:rPr/>
-        <w:t>13</w:t>
+        <w:t>16</w:t>
       </w:r>
       <w:r>
         <w:rPr/>
@@ -28448,7 +29620,7 @@
         <w:keepNext w:val="true"/>
         <w:numPr>
           <w:ilvl w:val="2"/>
-          <w:numId w:val="65"/>
+          <w:numId w:val="66"/>
         </w:numPr>
         <w:rPr/>
       </w:pPr>
@@ -29030,7 +30202,7 @@
         <w:keepNext w:val="true"/>
         <w:numPr>
           <w:ilvl w:val="2"/>
-          <w:numId w:val="66"/>
+          <w:numId w:val="67"/>
         </w:numPr>
         <w:rPr/>
       </w:pPr>
@@ -29056,7 +30228,7 @@
         <w:keepNext w:val="true"/>
         <w:numPr>
           <w:ilvl w:val="2"/>
-          <w:numId w:val="67"/>
+          <w:numId w:val="68"/>
         </w:numPr>
         <w:rPr/>
       </w:pPr>
@@ -29743,11 +30915,11 @@
         <w:pStyle w:val="Heading1"/>
         <w:numPr>
           <w:ilvl w:val="0"/>
-          <w:numId w:val="68"/>
+          <w:numId w:val="69"/>
         </w:numPr>
         <w:rPr/>
       </w:pPr>
-      <w:bookmarkStart w:id="117" w:name="__RefHeading___Toc8481_2653454663"/>
+      <w:bookmarkStart w:id="117" w:name="__RefHeading___Toc9218_1990011517"/>
       <w:bookmarkStart w:id="118" w:name="_Toc37845890"/>
       <w:bookmarkStart w:id="119" w:name="_Toc37758905"/>
       <w:bookmarkEnd w:id="117"/>
@@ -29775,11 +30947,11 @@
         <w:keepNext w:val="true"/>
         <w:numPr>
           <w:ilvl w:val="1"/>
-          <w:numId w:val="69"/>
+          <w:numId w:val="70"/>
         </w:numPr>
         <w:rPr/>
       </w:pPr>
-      <w:bookmarkStart w:id="120" w:name="__RefHeading___Toc8483_2653454663"/>
+      <w:bookmarkStart w:id="120" w:name="__RefHeading___Toc9220_1990011517"/>
       <w:bookmarkEnd w:id="120"/>
       <w:r>
         <w:rPr/>
@@ -30229,11 +31401,11 @@
         <w:keepNext w:val="true"/>
         <w:numPr>
           <w:ilvl w:val="1"/>
-          <w:numId w:val="70"/>
+          <w:numId w:val="71"/>
         </w:numPr>
         <w:rPr/>
       </w:pPr>
-      <w:bookmarkStart w:id="121" w:name="__RefHeading___Toc8485_2653454663"/>
+      <w:bookmarkStart w:id="121" w:name="__RefHeading___Toc9222_1990011517"/>
       <w:bookmarkEnd w:id="121"/>
       <w:r>
         <w:rPr/>
@@ -30479,11 +31651,11 @@
         <w:keepNext w:val="true"/>
         <w:numPr>
           <w:ilvl w:val="1"/>
-          <w:numId w:val="71"/>
+          <w:numId w:val="72"/>
         </w:numPr>
         <w:rPr/>
       </w:pPr>
-      <w:bookmarkStart w:id="122" w:name="__RefHeading___Toc8487_2653454663"/>
+      <w:bookmarkStart w:id="122" w:name="__RefHeading___Toc9224_1990011517"/>
       <w:bookmarkEnd w:id="122"/>
       <w:r>
         <w:rPr/>
@@ -30510,67 +31682,6 @@
       <w:r>
         <w:rPr/>
         <w:t>Respecto a la evaluación de la pose, la ausencia de anotaciones impide calcular OKS, PCK o mAP sobre los datos propios. La estrategia adoptada combina el rendimiento publicado en COCO, las métricas operativas en CPU y una validación orientada a la tarea (error de la frecuencia de ciclo). Esta última es la más relevante para el objetivo del sistema, aunque no sustituye una evaluación directa de la precisión de cada articulación.</w:t>
-      </w:r>
-    </w:p>
-    <w:p>
-      <w:pPr>
-        <w:pStyle w:val="Heading2"/>
-        <w:keepNext w:val="true"/>
-        <w:numPr>
-          <w:ilvl w:val="1"/>
-          <w:numId w:val="72"/>
-        </w:numPr>
-        <w:rPr/>
-      </w:pPr>
-      <w:bookmarkStart w:id="123" w:name="__RefHeading___Toc8489_2653454663"/>
-      <w:bookmarkEnd w:id="123"/>
-      <w:r>
-        <w:rPr/>
-        <w:t>Interpretación de los resultados con datos reales</w:t>
-      </w:r>
-    </w:p>
-    <w:p>
-      <w:pPr>
-        <w:pStyle w:val="Normal"/>
-        <w:jc w:val="both"/>
-        <w:rPr/>
-      </w:pPr>
-      <w:r>
-        <w:rPr/>
-        <w:t>La aplicación al conjunto real permite separar lo que el sistema ya resuelve de lo que depende de los datos. La frecuencia de ciclo funciona en vídeo real con un error del 6,5 % al 8,2 % frente al conteo manual, del mismo orden que el que introduce la copia de brazos en los datos sintéticos (11-13 %), lo que indica que el conteo por la mano más profunda neutraliza en gran parte esa confusión. Las medidas angulares son plausibles cuando la detección es buena y delatan los fallos de la pose cuando no lo es; tras añadir el filtro de tronco vertical, el sistema descarta los esqueletos erróneos en lugar de convertirlos en ciclos.</w:t>
-      </w:r>
-    </w:p>
-    <w:p>
-      <w:pPr>
-        <w:pStyle w:val="Normal"/>
-        <w:jc w:val="both"/>
-        <w:rPr/>
-      </w:pPr>
-      <w:r>
-        <w:rPr/>
-        <w:t>La cobertura del análisis (34 % del tiempo grabado) es el principal cuello de botella y depende sobre todo de la distancia entre la cámara y el nadador. Un encuadre más cerrado multiplica la información útil sin cambiar de modelo, lo que tiene una consecuencia práctica inmediata para el protocolo de grabación del club.</w:t>
-      </w:r>
-    </w:p>
-    <w:p>
-      <w:pPr>
-        <w:pStyle w:val="Normal"/>
-        <w:jc w:val="both"/>
-        <w:rPr/>
-      </w:pPr>
-      <w:r>
-        <w:rPr/>
-        <w:t>La ausencia de fatiga en las sesiones de pasadas cortas es coherente con su naturaleza, y el análisis de sensibilidad con datos sintéticos, que estima un 10 % de falsas alarmas, y la evaluación del modo en tiempo real (ninguna falsa alarma en diez secuencias) son coherentes con ese resultado.</w:t>
-      </w:r>
-    </w:p>
-    <w:p>
-      <w:pPr>
-        <w:pStyle w:val="Normal"/>
-        <w:jc w:val="both"/>
-        <w:rPr/>
-      </w:pPr>
-      <w:r>
-        <w:rPr/>
-        <w:t>Por último, la estimación del estilo ilustra la distancia entre dominios: un modelo perfecto en datos sintéticos falla en vídeo real porque los rasgos que lo hacen perfecto son los que el modelo de pose no reproduce bajo el agua. Las reglas biomecánicas resuelven lo necesario para el análisis, la familia del estilo (12 de 13 secuencias), aunque su validación con nadadores nuevos está pendiente. La explicabilidad resultó útil también para el desarrollo: comparar los rasgos en ambos dominios permitió localizar la causa del fallo.</w:t>
       </w:r>
     </w:p>
     <w:p>
@@ -30583,7 +31694,79 @@
         </w:numPr>
         <w:rPr/>
       </w:pPr>
-      <w:bookmarkStart w:id="124" w:name="__RefHeading___Toc8491_2653454663"/>
+      <w:bookmarkStart w:id="123" w:name="__RefHeading___Toc9226_1990011517"/>
+      <w:bookmarkEnd w:id="123"/>
+      <w:r>
+        <w:rPr/>
+        <w:t>Interpretación de los resultados con datos reales</w:t>
+      </w:r>
+    </w:p>
+    <w:p>
+      <w:pPr>
+        <w:pStyle w:val="Normal"/>
+        <w:jc w:val="both"/>
+        <w:rPr/>
+      </w:pPr>
+      <w:r>
+        <w:rPr/>
+        <w:t>La aplicación al conjunto real permite separar lo que el sistema ya resuelve de lo que depende de los datos. La frecuencia de ciclo funciona en vídeo real con un error del 6,5 % al 8,2 % frente al conteo manual, del mismo orden que el que introduce la copia de brazos en los datos sintéticos (11-13 %), lo que indica que el conteo por la mano más profunda neutraliza en gran parte esa confusión. Las medidas angulares son plausibles cuando la detección es buena y delatan los fallos de la pose cuando no lo es; tras añadir el filtro de tronco vertical, el sistema descarta los esqueletos erróneos en lugar de convertirlos en ciclos.</w:t>
+      </w:r>
+    </w:p>
+    <w:p>
+      <w:pPr>
+        <w:pStyle w:val="Normal"/>
+        <w:jc w:val="both"/>
+        <w:rPr/>
+      </w:pPr>
+      <w:r>
+        <w:rPr/>
+        <w:t>La cobertura del análisis (14 % del tiempo grabado) es el principal cuello de botella y depende sobre todo de la distancia entre la cámara y el nadador. Un encuadre más cerrado multiplica la información útil sin cambiar de modelo, lo que tiene una consecuencia práctica inmediata para el protocolo de grabación del club.</w:t>
+      </w:r>
+    </w:p>
+    <w:p>
+      <w:pPr>
+        <w:pStyle w:val="Normal"/>
+        <w:jc w:val="both"/>
+        <w:rPr/>
+      </w:pPr>
+      <w:r>
+        <w:rPr/>
+        <w:t>La secuencia continua de 34 min es el único dato real en el que la fatiga puede manifestarse. En ella el sistema detecta un cambio técnico sostenido a partir de t = 748,0 s y lo atribuye a variables concretas, lo que constituye la primera evidencia real del funcionamiento del detector. Al no disponer de una referencia fisiológica, este resultado debe interpretarse como fatiga técnica y no como fatiga fisiológica confirmada.</w:t>
+      </w:r>
+    </w:p>
+    <w:p>
+      <w:pPr>
+        <w:pStyle w:val="Normal"/>
+        <w:jc w:val="both"/>
+        <w:rPr/>
+      </w:pPr>
+      <w:r>
+        <w:rPr/>
+        <w:t>La ausencia de fatiga en las sesiones de pasadas cortas es coherente con su naturaleza, y el análisis de sensibilidad con datos sintéticos, que estima un 10 % de falsas alarmas, y la evaluación del modo en tiempo real (ninguna falsa alarma en diez secuencias) son coherentes con ese resultado.</w:t>
+      </w:r>
+    </w:p>
+    <w:p>
+      <w:pPr>
+        <w:pStyle w:val="Normal"/>
+        <w:jc w:val="both"/>
+        <w:rPr/>
+      </w:pPr>
+      <w:r>
+        <w:rPr/>
+        <w:t>Por último, la estimación del estilo ilustra la distancia entre dominios: un modelo perfecto en datos sintéticos falla en vídeo real porque los rasgos que lo hacen perfecto son los que el modelo de pose no reproduce bajo el agua. Las reglas biomecánicas resuelven lo necesario para el análisis, la familia del estilo (15 de 19 secuencias), aunque su validación con nadadores nuevos está pendiente. La explicabilidad resultó útil también para el desarrollo: comparar los rasgos en ambos dominios permitió localizar la causa del fallo.</w:t>
+      </w:r>
+    </w:p>
+    <w:p>
+      <w:pPr>
+        <w:pStyle w:val="Heading2"/>
+        <w:keepNext w:val="true"/>
+        <w:numPr>
+          <w:ilvl w:val="1"/>
+          <w:numId w:val="74"/>
+        </w:numPr>
+        <w:rPr/>
+      </w:pPr>
+      <w:bookmarkStart w:id="124" w:name="__RefHeading___Toc9228_1990011517"/>
       <w:bookmarkEnd w:id="124"/>
       <w:r>
         <w:rPr/>
@@ -30682,11 +31865,11 @@
         <w:keepNext w:val="true"/>
         <w:numPr>
           <w:ilvl w:val="1"/>
-          <w:numId w:val="74"/>
+          <w:numId w:val="75"/>
         </w:numPr>
         <w:rPr/>
       </w:pPr>
-      <w:bookmarkStart w:id="125" w:name="__RefHeading___Toc8493_2653454663"/>
+      <w:bookmarkStart w:id="125" w:name="__RefHeading___Toc9230_1990011517"/>
       <w:bookmarkEnd w:id="125"/>
       <w:r>
         <w:rPr/>
@@ -30801,11 +31984,11 @@
         <w:keepNext w:val="true"/>
         <w:numPr>
           <w:ilvl w:val="1"/>
-          <w:numId w:val="75"/>
+          <w:numId w:val="76"/>
         </w:numPr>
         <w:rPr/>
       </w:pPr>
-      <w:bookmarkStart w:id="126" w:name="__RefHeading___Toc8495_2653454663"/>
+      <w:bookmarkStart w:id="126" w:name="__RefHeading___Toc9232_1990011517"/>
       <w:bookmarkEnd w:id="126"/>
       <w:r>
         <w:rPr/>
@@ -30832,7 +32015,7 @@
       </w:r>
       <w:r>
         <w:rPr/>
-        <w:t xml:space="preserve"> El conjunto real suma 17 secuencias de 4 participantes (2,2 min analizables y 95 ciclos); varios estilos tienen un solo participante y la espalda carece de datos suficientes.</w:t>
+        <w:t xml:space="preserve"> El conjunto real suma 25 secuencias de 5 participantes (6,3 min analizables y 165 ciclos); varios estilos tienen un solo participante y la espalda carece de datos suficientes.</w:t>
       </w:r>
     </w:p>
     <w:p>
@@ -30970,7 +32153,7 @@
       </w:r>
       <w:r>
         <w:rPr/>
-        <w:t xml:space="preserve"> El nadador es analizable en el 34 % del tiempo grabado.</w:t>
+        <w:t xml:space="preserve"> El nadador es analizable en el 14 % del tiempo grabado.</w:t>
       </w:r>
     </w:p>
     <w:p>
@@ -31056,11 +32239,11 @@
         <w:pStyle w:val="Heading1"/>
         <w:numPr>
           <w:ilvl w:val="0"/>
-          <w:numId w:val="76"/>
+          <w:numId w:val="77"/>
         </w:numPr>
         <w:rPr/>
       </w:pPr>
-      <w:bookmarkStart w:id="127" w:name="__RefHeading___Toc8497_2653454663"/>
+      <w:bookmarkStart w:id="127" w:name="__RefHeading___Toc9234_1990011517"/>
       <w:bookmarkStart w:id="128" w:name="_Toc37845891"/>
       <w:bookmarkStart w:id="129" w:name="_Toc37758906"/>
       <w:bookmarkEnd w:id="127"/>
@@ -31076,11 +32259,11 @@
         <w:pStyle w:val="Heading2"/>
         <w:numPr>
           <w:ilvl w:val="1"/>
-          <w:numId w:val="77"/>
+          <w:numId w:val="78"/>
         </w:numPr>
         <w:rPr/>
       </w:pPr>
-      <w:bookmarkStart w:id="130" w:name="__RefHeading___Toc8499_2653454663"/>
+      <w:bookmarkStart w:id="130" w:name="__RefHeading___Toc9236_1990011517"/>
       <w:bookmarkStart w:id="131" w:name="_Toc37845892"/>
       <w:bookmarkStart w:id="132" w:name="_Toc37758907"/>
       <w:bookmarkEnd w:id="130"/>
@@ -31666,7 +32849,7 @@
                 <w:sz w:val="18"/>
                 <w:lang w:val="es-ES" w:bidi="ar-SA"/>
               </w:rPr>
-              <w:t>Validado con datos sintéticos (detección 100 %, falsas alarmas 10 %) y en tiempo real (10/10, sin falsas alarmas); sin referencia fisiológica</w:t>
+              <w:t>Validado con datos sintéticos (detección 100 %, falsas alarmas 10 %) y en tiempo real (10/10, sin falsas alarmas); fatiga técnica detectada en la secuencia real de 34 min; sin referencia fisiológica</w:t>
             </w:r>
           </w:p>
         </w:tc>
@@ -31844,7 +33027,7 @@
                 <w:sz w:val="18"/>
                 <w:lang w:val="es-ES" w:bidi="ar-SA"/>
               </w:rPr>
-              <w:t>Modelo supervisado: 100 % en datos sintéticos, no generaliza en vídeo real. Reglas biomecánicas: familia correcta en 12 de 13 vídeos reales</w:t>
+              <w:t>Modelo supervisado: 100 % en datos sintéticos, no generaliza en vídeo real. Reglas biomecánicas: familia correcta en 15 de 19 vídeos reales</w:t>
             </w:r>
           </w:p>
         </w:tc>
@@ -32074,7 +33257,7 @@
       </w:pPr>
       <w:r>
         <w:rPr/>
-        <w:t>Con datos sintéticos de referencia conocida, el sistema estima la frecuencia de ciclo, la velocidad y la distancia por ciclo con errores medianos inferiores al 5 %, detecta el inicio de la fatiga al comienzo de la transición programada, también en tiempo real, y atribuye la fatiga a las variables alteradas. Con vídeo real, la frecuencia de ciclo se aproxima al conteo manual con un error del 6,5 % al 8,2 %, la vista y la familia del estilo se determinan automáticamente, y el análisis de 17 secuencias de 4 participantes produjo 95 ciclos válidos y perfiles técnicos diferenciados por nadador. Las sesiones de pasadas cortas no presentaron fatiga, como cabía esperar por su duración.</w:t>
+        <w:t>Con datos sintéticos de referencia conocida, el sistema estima la frecuencia de ciclo, la velocidad y la distancia por ciclo con errores medianos inferiores al 5 %, detecta el inicio de la fatiga al comienzo de la transición programada, también en tiempo real, y atribuye la fatiga a las variables alteradas. Con vídeo real, la frecuencia de ciclo se aproxima al conteo manual con un error del 6,5 % al 8,2 %, la vista y la familia del estilo se determinan automáticamente, y el análisis de 25 secuencias de 5 participantes produjo 165 ciclos válidos y perfiles técnicos diferenciados por nadador. En la secuencia continua de 34 min, el sistema detectó el inicio de la fatiga técnica en t = 748,0 s y explicó sus causas. Las sesiones de pasadas cortas no presentaron fatiga, como cabía esperar por su duración.</w:t>
       </w:r>
     </w:p>
     <w:p>
@@ -32107,11 +33290,11 @@
         <w:pStyle w:val="Heading2"/>
         <w:numPr>
           <w:ilvl w:val="1"/>
-          <w:numId w:val="78"/>
+          <w:numId w:val="79"/>
         </w:numPr>
         <w:rPr/>
       </w:pPr>
-      <w:bookmarkStart w:id="133" w:name="__RefHeading___Toc8501_2653454663"/>
+      <w:bookmarkStart w:id="133" w:name="__RefHeading___Toc9238_1990011517"/>
       <w:bookmarkStart w:id="134" w:name="_Toc37845893"/>
       <w:bookmarkStart w:id="135" w:name="_Toc37758908"/>
       <w:bookmarkEnd w:id="133"/>
@@ -32204,11 +33387,11 @@
         <w:pStyle w:val="Heading1"/>
         <w:numPr>
           <w:ilvl w:val="0"/>
-          <w:numId w:val="79"/>
+          <w:numId w:val="80"/>
         </w:numPr>
         <w:rPr/>
       </w:pPr>
-      <w:bookmarkStart w:id="136" w:name="__RefHeading___Toc8503_2653454663"/>
+      <w:bookmarkStart w:id="136" w:name="__RefHeading___Toc9240_1990011517"/>
       <w:bookmarkStart w:id="137" w:name="_Toc37845894"/>
       <w:bookmarkStart w:id="138" w:name="_Toc37758909"/>
       <w:bookmarkEnd w:id="136"/>
@@ -32228,45 +33411,6 @@
       <w:r>
         <w:rPr/>
         <w:t>Las líneas de trabajo futuras se derivan directamente de las limitaciones identificadas y se agrupan en cuatro ámbitos: los datos y la validación experimental, los modelos de visión, la extensión del sistema y su aplicación práctica.</w:t>
-      </w:r>
-    </w:p>
-    <w:p>
-      <w:pPr>
-        <w:pStyle w:val="Heading2"/>
-        <w:keepNext w:val="true"/>
-        <w:numPr>
-          <w:ilvl w:val="1"/>
-          <w:numId w:val="80"/>
-        </w:numPr>
-        <w:rPr/>
-      </w:pPr>
-      <w:bookmarkStart w:id="139" w:name="__RefHeading___Toc8505_2653454663"/>
-      <w:bookmarkEnd w:id="139"/>
-      <w:r>
-        <w:rPr/>
-        <w:t>Datos y validación experimental</w:t>
-      </w:r>
-    </w:p>
-    <w:p>
-      <w:pPr>
-        <w:pStyle w:val="Normal"/>
-        <w:jc w:val="both"/>
-        <w:rPr/>
-      </w:pPr>
-      <w:r>
-        <w:rPr/>
-        <w:t>La prioridad es la validación experimental de la fatiga en nadadores reales. Para ello se propone un protocolo de grabación de series largas de nado continuo (por ejemplo, 400 m o series hasta el agotamiento) con cámara lateral fija y calibrada, acompañado de referencias independientes del estado de fatiga: concentración de lactato en sangre, escala de esfuerzo percibido y valoración experta del entrenador. Con esos datos podría medirse la concordancia entre el ciclo de inicio detectado y la referencia, y estimarse la sensibilidad y la especificidad del método.</w:t>
-      </w:r>
-    </w:p>
-    <w:p>
-      <w:pPr>
-        <w:pStyle w:val="Normal"/>
-        <w:jc w:val="both"/>
-        <w:rPr/>
-      </w:pPr>
-      <w:r>
-        <w:rPr/>
-        <w:t>En paralelo, la anotación manual de un conjunto de fotogramas subacuáticos permitiría calcular las métricas estándar de estimación de pose (OKS, PCK y mAP) sobre los datos propios y comparar los modelos con el mismo criterio que la literatura. La ampliación del estudio a los ocho nadadores disponibles y a los cuatro estilos permitiría, además, comparar patrones individuales de fatiga.</w:t>
       </w:r>
     </w:p>
     <w:p>
@@ -32279,11 +33423,11 @@
         </w:numPr>
         <w:rPr/>
       </w:pPr>
-      <w:bookmarkStart w:id="140" w:name="__RefHeading___Toc8507_2653454663"/>
-      <w:bookmarkEnd w:id="140"/>
-      <w:r>
-        <w:rPr/>
-        <w:t>Modelos de visión</w:t>
+      <w:bookmarkStart w:id="139" w:name="__RefHeading___Toc9242_1990011517"/>
+      <w:bookmarkEnd w:id="139"/>
+      <w:r>
+        <w:rPr/>
+        <w:t>Datos y validación experimental</w:t>
       </w:r>
     </w:p>
     <w:p>
@@ -32294,7 +33438,18 @@
       </w:pPr>
       <w:r>
         <w:rPr/>
-        <w:t>El ajuste fino de los modelos de pose con imágenes de natación, procedentes de SwimXYZ y de fotogramas propios anotados, debería mejorar la detección bajo el agua y la distinción entre el brazo izquierdo y el derecho. Con un conjunto anotado suficiente cabría desarrollar un modelo propio especializado en natación. Del mismo modo, la adaptación de MotionBERT a nadadores, con datos de captura de movimiento acuático o sintéticos, permitiría obtener ángulos 3D fiables en la extremidad inferior. Cuando se disponga de GPU, ViTPose y otros modelos de mayor precisión podrán evaluarse con el mismo protocolo.</w:t>
+        <w:t>La prioridad es la validación experimental de la fatiga en nadadores reales. Para ello se propone un protocolo de grabación de series largas de nado continuo (por ejemplo, 400 m o series hasta el agotamiento) con cámara lateral fija y calibrada, acompañado de referencias independientes del estado de fatiga: concentración de lactato en sangre, escala de esfuerzo percibido y valoración experta del entrenador. Con esos datos podría medirse la concordancia entre el ciclo de inicio detectado y la referencia, y estimarse la sensibilidad y la especificidad del método.</w:t>
+      </w:r>
+    </w:p>
+    <w:p>
+      <w:pPr>
+        <w:pStyle w:val="Normal"/>
+        <w:jc w:val="both"/>
+        <w:rPr/>
+      </w:pPr>
+      <w:r>
+        <w:rPr/>
+        <w:t>En paralelo, la anotación manual de un conjunto de fotogramas subacuáticos permitiría calcular las métricas estándar de estimación de pose (OKS, PCK y mAP) sobre los datos propios y comparar los modelos con el mismo criterio que la literatura. La ampliación del estudio a los ocho nadadores disponibles y a los cuatro estilos permitiría, además, comparar patrones individuales de fatiga.</w:t>
       </w:r>
     </w:p>
     <w:p>
@@ -32307,11 +33462,11 @@
         </w:numPr>
         <w:rPr/>
       </w:pPr>
-      <w:bookmarkStart w:id="141" w:name="__RefHeading___Toc8509_2653454663"/>
-      <w:bookmarkEnd w:id="141"/>
-      <w:r>
-        <w:rPr/>
-        <w:t>Extensión del sistema</w:t>
+      <w:bookmarkStart w:id="140" w:name="__RefHeading___Toc9244_1990011517"/>
+      <w:bookmarkEnd w:id="140"/>
+      <w:r>
+        <w:rPr/>
+        <w:t>Modelos de visión</w:t>
       </w:r>
     </w:p>
     <w:p>
@@ -32322,7 +33477,7 @@
       </w:pPr>
       <w:r>
         <w:rPr/>
-        <w:t>El modo audio, que estimaría la frecuencia de brazada y el patrón respiratorio a partir del sonido, completaría los modos de entrada previstos. La fusión con sensores inerciales permitiría medir la velocidad sin calibrar la cámara. La validación de la vista automática con secuencias nuevas, y su extensión a vistas oblicuas, reforzaría el modo híbrido, y el entrenamiento del clasificador de estilo con vídeos reales etiquetados reduciría la distancia entre el dominio sintético y el real.</w:t>
+        <w:t>El ajuste fino de los modelos de pose con imágenes de natación, procedentes de SwimXYZ y de fotogramas propios anotados, debería mejorar la detección bajo el agua y la distinción entre el brazo izquierdo y el derecho. Con un conjunto anotado suficiente cabría desarrollar un modelo propio especializado en natación. Del mismo modo, la adaptación de MotionBERT a nadadores, con datos de captura de movimiento acuático o sintéticos, permitiría obtener ángulos 3D fiables en la extremidad inferior. Cuando se disponga de GPU, ViTPose y otros modelos de mayor precisión podrán evaluarse con el mismo protocolo.</w:t>
       </w:r>
     </w:p>
     <w:p>
@@ -32335,11 +33490,11 @@
         </w:numPr>
         <w:rPr/>
       </w:pPr>
-      <w:bookmarkStart w:id="142" w:name="__RefHeading___Toc8511_2653454663"/>
-      <w:bookmarkEnd w:id="142"/>
-      <w:r>
-        <w:rPr/>
-        <w:t>Aplicación práctica</w:t>
+      <w:bookmarkStart w:id="141" w:name="__RefHeading___Toc9246_1990011517"/>
+      <w:bookmarkEnd w:id="141"/>
+      <w:r>
+        <w:rPr/>
+        <w:t>Extensión del sistema</w:t>
       </w:r>
     </w:p>
     <w:p>
@@ -32350,1003 +33505,35 @@
       </w:pPr>
       <w:r>
         <w:rPr/>
-        <w:t>Por último, una versión con procesamiento en tiempo casi real y una interfaz para el entrenador facilitarían su uso diario en el club. Un sistema de grabación con cámara que acompañe al nadador permitiría analizar series completas de nado continuo, condición necesaria para observar la fatiga en entrenamientos reales.</w:t>
-      </w:r>
-    </w:p>
-    <w:p>
-      <w:pPr>
-        <w:pStyle w:val="Heading1"/>
+        <w:t>El modo audio, que estimaría la frecuencia de brazada y el patrón respiratorio a partir del sonido, completaría los modos de entrada previstos. La fusión con sensores inerciales permitiría medir la velocidad sin calibrar la cámara. La validación de la vista automática con secuencias nuevas, y su extensión a vistas oblicuas, reforzaría el modo híbrido, y el entrenamiento del clasificador de estilo con vídeos reales etiquetados reduciría la distancia entre el dominio sintético y el real.</w:t>
+      </w:r>
+    </w:p>
+    <w:p>
+      <w:pPr>
+        <w:pStyle w:val="Heading2"/>
+        <w:keepNext w:val="true"/>
         <w:numPr>
-          <w:ilvl w:val="0"/>
+          <w:ilvl w:val="1"/>
           <w:numId w:val="84"/>
         </w:numPr>
         <w:rPr/>
       </w:pPr>
-      <w:bookmarkStart w:id="143" w:name="__RefHeading___Toc8513_2653454663"/>
-      <w:bookmarkStart w:id="144" w:name="_Toc37845895"/>
-      <w:bookmarkStart w:id="145" w:name="_Toc37758910"/>
-      <w:bookmarkEnd w:id="143"/>
-      <w:r>
-        <w:rPr/>
-        <w:t>REFERENCIAS</w:t>
-      </w:r>
-      <w:bookmarkEnd w:id="144"/>
-      <w:bookmarkEnd w:id="145"/>
-    </w:p>
-    <w:p>
-      <w:pPr>
-        <w:pStyle w:val="Bibliography"/>
-        <w:spacing w:before="120" w:after="80"/>
-        <w:ind w:hanging="567" w:left="567"/>
-        <w:rPr/>
-      </w:pPr>
-      <w:bookmarkStart w:id="146" w:name="ref_craig1979"/>
-      <w:r>
-        <w:rPr/>
-        <w:t>[1]</w:t>
-      </w:r>
-      <w:bookmarkEnd w:id="146"/>
-      <w:r>
-        <w:rPr/>
-        <w:tab/>
-        <w:t xml:space="preserve">A. B. Craig y D. R. Pendergast, «Relationships of stroke rate, distance per stroke, and velocity in competitive swimming», </w:t>
-      </w:r>
-      <w:r>
-        <w:rPr>
-          <w:i/>
-        </w:rPr>
-        <w:t>Medicine and Science in Sports</w:t>
-      </w:r>
-      <w:r>
-        <w:rPr/>
-        <w:t>, vol. 11, n.º 3, pp. 278-283, 1979.</w:t>
-      </w:r>
-    </w:p>
-    <w:p>
-      <w:pPr>
-        <w:pStyle w:val="Bibliography"/>
-        <w:spacing w:before="120" w:after="80"/>
-        <w:ind w:hanging="567" w:left="567"/>
-        <w:rPr/>
-      </w:pPr>
-      <w:bookmarkStart w:id="147" w:name="ref_alberty2005"/>
-      <w:r>
-        <w:rPr/>
-        <w:t>[2]</w:t>
-      </w:r>
-      <w:bookmarkEnd w:id="147"/>
-      <w:r>
-        <w:rPr/>
-        <w:tab/>
-        <w:t xml:space="preserve">M. Alberty, M. Sidney, F. Huot-Marchand, J. M. Hespel y P. Pelayo, «Intracyclic velocity variations and arm coordination during exhaustive exercise in front crawl stroke», </w:t>
-      </w:r>
-      <w:r>
-        <w:rPr>
-          <w:i/>
-        </w:rPr>
-        <w:t>International Journal of Sports Medicine</w:t>
-      </w:r>
-      <w:r>
-        <w:rPr/>
-        <w:t>, vol. 26, n.º 6, pp. 471-475, 2005.</w:t>
-      </w:r>
-    </w:p>
-    <w:p>
-      <w:pPr>
-        <w:pStyle w:val="Bibliography"/>
-        <w:spacing w:before="120" w:after="80"/>
-        <w:ind w:hanging="567" w:left="567"/>
-        <w:rPr/>
-      </w:pPr>
-      <w:bookmarkStart w:id="148" w:name="ref_costill1985"/>
-      <w:r>
-        <w:rPr/>
-        <w:t>[3]</w:t>
-      </w:r>
-      <w:bookmarkEnd w:id="148"/>
-      <w:r>
-        <w:rPr/>
-        <w:tab/>
-        <w:t xml:space="preserve">D. L. Costill, J. Kovaleski, D. Porter, J. Kirwan, R. Fielding y D. King, «Energy expenditure during front crawl swimming: predicting success in middle-distance events», </w:t>
-      </w:r>
-      <w:r>
-        <w:rPr>
-          <w:i/>
-        </w:rPr>
-        <w:t>International Journal of Sports Medicine</w:t>
-      </w:r>
-      <w:r>
-        <w:rPr/>
-        <w:t>, vol. 6, n.º 5, pp. 266-270, 1985.</w:t>
-      </w:r>
-    </w:p>
-    <w:p>
-      <w:pPr>
-        <w:pStyle w:val="Bibliography"/>
-        <w:spacing w:before="120" w:after="80"/>
-        <w:ind w:hanging="567" w:left="567"/>
-        <w:rPr/>
-      </w:pPr>
-      <w:bookmarkStart w:id="149" w:name="ref_toussaint1992"/>
-      <w:r>
-        <w:rPr/>
-        <w:t>[4]</w:t>
-      </w:r>
-      <w:bookmarkEnd w:id="149"/>
-      <w:r>
-        <w:rPr/>
-        <w:tab/>
-        <w:t xml:space="preserve">H. M. Toussaint y P. J. Beek, «Biomechanics of competitive front crawl swimming», </w:t>
-      </w:r>
-      <w:r>
-        <w:rPr>
-          <w:i/>
-        </w:rPr>
-        <w:t>Sports Medicine</w:t>
-      </w:r>
-      <w:r>
-        <w:rPr/>
-        <w:t>, vol. 13, n.º 1, pp. 8-24, 1992.</w:t>
-      </w:r>
-    </w:p>
-    <w:p>
-      <w:pPr>
-        <w:pStyle w:val="Bibliography"/>
-        <w:spacing w:before="120" w:after="80"/>
-        <w:ind w:hanging="567" w:left="567"/>
-        <w:rPr/>
-      </w:pPr>
-      <w:bookmarkStart w:id="150" w:name="ref_chollet2000"/>
-      <w:r>
-        <w:rPr/>
-        <w:t>[5]</w:t>
-      </w:r>
-      <w:bookmarkEnd w:id="150"/>
-      <w:r>
-        <w:rPr/>
-        <w:tab/>
-        <w:t xml:space="preserve">D. Chollet, S. Chalies y J. C. Chatard, «A new index of coordination for the crawl: description and usefulness», </w:t>
-      </w:r>
-      <w:r>
-        <w:rPr>
-          <w:i/>
-        </w:rPr>
-        <w:t>International Journal of Sports Medicine</w:t>
-      </w:r>
-      <w:r>
-        <w:rPr/>
-        <w:t>, vol. 21, n.º 1, pp. 54-59, 2000.</w:t>
-      </w:r>
-    </w:p>
-    <w:p>
-      <w:pPr>
-        <w:pStyle w:val="Bibliography"/>
-        <w:spacing w:before="120" w:after="80"/>
-        <w:ind w:hanging="567" w:left="567"/>
-        <w:rPr/>
-      </w:pPr>
-      <w:bookmarkStart w:id="151" w:name="ref_lecun2015"/>
-      <w:r>
-        <w:rPr/>
-        <w:t>[6]</w:t>
-      </w:r>
-      <w:bookmarkEnd w:id="151"/>
-      <w:r>
-        <w:rPr/>
-        <w:tab/>
-        <w:t xml:space="preserve">Y. LeCun, Y. Bengio y G. Hinton, «Deep learning», </w:t>
-      </w:r>
-      <w:r>
-        <w:rPr>
-          <w:i/>
-        </w:rPr>
-        <w:t>Nature</w:t>
-      </w:r>
-      <w:r>
-        <w:rPr/>
-        <w:t>, vol. 521, n.º 7553, pp. 436-444, 2015.</w:t>
-      </w:r>
-    </w:p>
-    <w:p>
-      <w:pPr>
-        <w:pStyle w:val="Bibliography"/>
-        <w:spacing w:before="120" w:after="80"/>
-        <w:ind w:hanging="567" w:left="567"/>
-        <w:rPr/>
-      </w:pPr>
-      <w:bookmarkStart w:id="152" w:name="ref_vaswani2017"/>
-      <w:r>
-        <w:rPr/>
-        <w:t>[7]</w:t>
-      </w:r>
-      <w:bookmarkEnd w:id="152"/>
-      <w:r>
-        <w:rPr/>
-        <w:tab/>
-        <w:t xml:space="preserve">A. Vaswani et al., «Attention is all you need», en </w:t>
-      </w:r>
-      <w:r>
-        <w:rPr>
-          <w:i/>
-        </w:rPr>
-        <w:t>Advances in Neural Information Processing Systems (NeurIPS)</w:t>
-      </w:r>
-      <w:r>
-        <w:rPr/>
-        <w:t>, vol. 30, 2017.</w:t>
-      </w:r>
-    </w:p>
-    <w:p>
-      <w:pPr>
-        <w:pStyle w:val="Bibliography"/>
-        <w:spacing w:before="120" w:after="80"/>
-        <w:ind w:hanging="567" w:left="567"/>
-        <w:rPr/>
-      </w:pPr>
-      <w:bookmarkStart w:id="153" w:name="ref_pan2010"/>
-      <w:r>
-        <w:rPr/>
-        <w:t>[8]</w:t>
-      </w:r>
-      <w:bookmarkEnd w:id="153"/>
-      <w:r>
-        <w:rPr/>
-        <w:tab/>
-        <w:t xml:space="preserve">S. J. Pan y Q. Yang, «A survey on transfer learning», </w:t>
-      </w:r>
-      <w:r>
-        <w:rPr>
-          <w:i/>
-        </w:rPr>
-        <w:t>IEEE Transactions on Knowledge and Data Engineering</w:t>
-      </w:r>
-      <w:r>
-        <w:rPr/>
-        <w:t>, vol. 22, n.º 10, pp. 1345-1359, 2010.</w:t>
-      </w:r>
-    </w:p>
-    <w:p>
-      <w:pPr>
-        <w:pStyle w:val="Bibliography"/>
-        <w:spacing w:before="120" w:after="80"/>
-        <w:ind w:hanging="567" w:left="567"/>
-        <w:rPr/>
-      </w:pPr>
-      <w:bookmarkStart w:id="154" w:name="ref_lin2014"/>
-      <w:r>
-        <w:rPr/>
-        <w:t>[9]</w:t>
-      </w:r>
-      <w:bookmarkEnd w:id="154"/>
-      <w:r>
-        <w:rPr/>
-        <w:tab/>
-        <w:t xml:space="preserve">T.-Y. Lin et al., «Microsoft COCO: common objects in context», en </w:t>
-      </w:r>
-      <w:r>
-        <w:rPr>
-          <w:i/>
-        </w:rPr>
-        <w:t>European Conference on Computer Vision (ECCV)</w:t>
-      </w:r>
-      <w:r>
-        <w:rPr/>
-        <w:t>, 2014, pp. 740-755.</w:t>
-      </w:r>
-    </w:p>
-    <w:p>
-      <w:pPr>
-        <w:pStyle w:val="Bibliography"/>
-        <w:spacing w:before="120" w:after="80"/>
-        <w:ind w:hanging="567" w:left="567"/>
-        <w:rPr/>
-      </w:pPr>
-      <w:bookmarkStart w:id="155" w:name="ref_cao2017"/>
-      <w:r>
-        <w:rPr/>
-        <w:t>[10]</w:t>
-      </w:r>
-      <w:bookmarkEnd w:id="155"/>
-      <w:r>
-        <w:rPr/>
-        <w:tab/>
-        <w:t xml:space="preserve">Z. Cao, T. Simon, S.-E. Wei y Y. Sheikh, «Realtime multi-person 2D pose estimation using part affinity fields», en </w:t>
-      </w:r>
-      <w:r>
-        <w:rPr>
-          <w:i/>
-        </w:rPr>
-        <w:t>Proc. IEEE CVPR</w:t>
-      </w:r>
-      <w:r>
-        <w:rPr/>
-        <w:t>, 2017, pp. 7291-7299.</w:t>
-      </w:r>
-    </w:p>
-    <w:p>
-      <w:pPr>
-        <w:pStyle w:val="Bibliography"/>
-        <w:spacing w:before="120" w:after="80"/>
-        <w:ind w:hanging="567" w:left="567"/>
-        <w:rPr/>
-      </w:pPr>
-      <w:bookmarkStart w:id="156" w:name="ref_sun2019"/>
-      <w:r>
-        <w:rPr/>
-        <w:t>[11]</w:t>
-      </w:r>
-      <w:bookmarkEnd w:id="156"/>
-      <w:r>
-        <w:rPr/>
-        <w:tab/>
-        <w:t xml:space="preserve">K. Sun, B. Xiao, D. Liu y J. Wang, «Deep high-resolution representation learning for human pose estimation», en </w:t>
-      </w:r>
-      <w:r>
-        <w:rPr>
-          <w:i/>
-        </w:rPr>
-        <w:t>Proc. IEEE CVPR</w:t>
-      </w:r>
-      <w:r>
-        <w:rPr/>
-        <w:t>, 2019, pp. 5693-5703.</w:t>
-      </w:r>
-    </w:p>
-    <w:p>
-      <w:pPr>
-        <w:pStyle w:val="Bibliography"/>
-        <w:spacing w:before="120" w:after="80"/>
-        <w:ind w:hanging="567" w:left="567"/>
-        <w:rPr/>
-      </w:pPr>
-      <w:bookmarkStart w:id="157" w:name="ref_redmon2016"/>
-      <w:r>
-        <w:rPr/>
-        <w:t>[12]</w:t>
-      </w:r>
-      <w:bookmarkEnd w:id="157"/>
-      <w:r>
-        <w:rPr/>
-        <w:tab/>
-        <w:t xml:space="preserve">J. Redmon, S. Divvala, R. Girshick y A. Farhadi, «You only look once: unified, real-time object detection», en </w:t>
-      </w:r>
-      <w:r>
-        <w:rPr>
-          <w:i/>
-        </w:rPr>
-        <w:t>Proc. IEEE Conference on Computer Vision and Pattern Recognition (CVPR)</w:t>
-      </w:r>
-      <w:r>
-        <w:rPr/>
-        <w:t>, 2016, pp. 779-788.</w:t>
-      </w:r>
-    </w:p>
-    <w:p>
-      <w:pPr>
-        <w:pStyle w:val="Bibliography"/>
-        <w:spacing w:before="120" w:after="80"/>
-        <w:ind w:hanging="567" w:left="567"/>
-        <w:rPr/>
-      </w:pPr>
-      <w:bookmarkStart w:id="158" w:name="ref_maji2022"/>
-      <w:r>
-        <w:rPr/>
-        <w:t>[13]</w:t>
-      </w:r>
-      <w:bookmarkEnd w:id="158"/>
-      <w:r>
-        <w:rPr/>
-        <w:tab/>
-        <w:t xml:space="preserve">D. Maji, S. Nagori, M. Mathew y D. Poddar, «YOLO-Pose: enhancing YOLO for multi person pose estimation using object keypoint similarity loss», en </w:t>
-      </w:r>
-      <w:r>
-        <w:rPr>
-          <w:i/>
-        </w:rPr>
-        <w:t>Proc. IEEE CVPR Workshops</w:t>
-      </w:r>
-      <w:r>
-        <w:rPr/>
-        <w:t>, 2022.</w:t>
-      </w:r>
-    </w:p>
-    <w:p>
-      <w:pPr>
-        <w:pStyle w:val="Bibliography"/>
-        <w:spacing w:before="120" w:after="80"/>
-        <w:ind w:hanging="567" w:left="567"/>
-        <w:rPr/>
-      </w:pPr>
-      <w:bookmarkStart w:id="159" w:name="ref_jocher2023"/>
-      <w:r>
-        <w:rPr/>
-        <w:t>[14]</w:t>
-      </w:r>
-      <w:bookmarkEnd w:id="159"/>
-      <w:r>
-        <w:rPr/>
-        <w:tab/>
-        <w:t xml:space="preserve">G. Jocher, A. Chaurasia y J. Qiu, </w:t>
-      </w:r>
-      <w:r>
-        <w:rPr>
-          <w:i/>
-        </w:rPr>
-        <w:t>Ultralytics YOLOv8</w:t>
-      </w:r>
-      <w:r>
-        <w:rPr/>
-        <w:t xml:space="preserve"> (software y documentación de modelos), GitHub, 2023.</w:t>
-      </w:r>
-    </w:p>
-    <w:p>
-      <w:pPr>
-        <w:pStyle w:val="Bibliography"/>
-        <w:spacing w:before="120" w:after="80"/>
-        <w:ind w:hanging="567" w:left="567"/>
-        <w:rPr/>
-      </w:pPr>
-      <w:bookmarkStart w:id="160" w:name="ref_google2021"/>
-      <w:r>
-        <w:rPr/>
-        <w:t>[15]</w:t>
-      </w:r>
-      <w:bookmarkEnd w:id="160"/>
-      <w:r>
-        <w:rPr/>
-        <w:tab/>
-        <w:t xml:space="preserve">Google, </w:t>
-      </w:r>
-      <w:r>
-        <w:rPr>
-          <w:i/>
-        </w:rPr>
-        <w:t>MoveNet: ultra fast and accurate pose detection model</w:t>
-      </w:r>
-      <w:r>
-        <w:rPr/>
-        <w:t>, TensorFlow Hub, 2021.</w:t>
-      </w:r>
-    </w:p>
-    <w:p>
-      <w:pPr>
-        <w:pStyle w:val="Bibliography"/>
-        <w:spacing w:before="120" w:after="80"/>
-        <w:ind w:hanging="567" w:left="567"/>
-        <w:rPr/>
-      </w:pPr>
-      <w:bookmarkStart w:id="161" w:name="ref_bazarevsky2020"/>
-      <w:r>
-        <w:rPr/>
-        <w:t>[16]</w:t>
-      </w:r>
-      <w:bookmarkEnd w:id="161"/>
-      <w:r>
-        <w:rPr/>
-        <w:tab/>
-        <w:t>V. Bazarevsky, I. Grishchenko, K. Raveendran, T. Zhu, F. Zhang y M. Grundmann, «BlazePose: on-device real-time body pose tracking», arXiv:2006.10204, 2020.</w:t>
-      </w:r>
-    </w:p>
-    <w:p>
-      <w:pPr>
-        <w:pStyle w:val="Bibliography"/>
-        <w:spacing w:before="120" w:after="80"/>
-        <w:ind w:hanging="567" w:left="567"/>
-        <w:rPr/>
-      </w:pPr>
-      <w:bookmarkStart w:id="162" w:name="ref_xu2022"/>
-      <w:r>
-        <w:rPr/>
-        <w:t>[17]</w:t>
-      </w:r>
-      <w:bookmarkEnd w:id="162"/>
-      <w:r>
-        <w:rPr/>
-        <w:tab/>
-        <w:t xml:space="preserve">Y. Xu, J. Zhang, Q. Zhang y D. Tao, «ViTPose: simple vision transformer baselines for human pose estimation», en </w:t>
-      </w:r>
-      <w:r>
-        <w:rPr>
-          <w:i/>
-        </w:rPr>
-        <w:t>Advances in Neural Information Processing Systems (NeurIPS)</w:t>
-      </w:r>
-      <w:r>
-        <w:rPr/>
-        <w:t>, vol. 35, 2022.</w:t>
-      </w:r>
-    </w:p>
-    <w:p>
-      <w:pPr>
-        <w:pStyle w:val="Bibliography"/>
-        <w:spacing w:before="120" w:after="80"/>
-        <w:ind w:hanging="567" w:left="567"/>
-        <w:rPr/>
-      </w:pPr>
-      <w:bookmarkStart w:id="163" w:name="ref_einfalt2018"/>
-      <w:r>
-        <w:rPr/>
-        <w:t>[18]</w:t>
-      </w:r>
-      <w:bookmarkEnd w:id="163"/>
-      <w:r>
-        <w:rPr/>
-        <w:tab/>
-        <w:t xml:space="preserve">M. Einfalt, D. Zecha y R. Lienhart, «Activity-conditioned continuous human pose estimation for performance analysis of athletes using the example of swimming», en </w:t>
-      </w:r>
-      <w:r>
-        <w:rPr>
-          <w:i/>
-        </w:rPr>
-        <w:t>Proc. IEEE Winter Conference on Applications of Computer Vision (WACV)</w:t>
-      </w:r>
-      <w:r>
-        <w:rPr/>
-        <w:t>, 2018, pp. 446-455.</w:t>
-      </w:r>
-    </w:p>
-    <w:p>
-      <w:pPr>
-        <w:pStyle w:val="Bibliography"/>
-        <w:spacing w:before="120" w:after="80"/>
-        <w:ind w:hanging="567" w:left="567"/>
-        <w:rPr/>
-      </w:pPr>
-      <w:bookmarkStart w:id="164" w:name="ref_fiche2023"/>
-      <w:r>
-        <w:rPr/>
-        <w:t>[19]</w:t>
-      </w:r>
-      <w:bookmarkEnd w:id="164"/>
-      <w:r>
-        <w:rPr/>
-        <w:tab/>
-        <w:t xml:space="preserve">G. Fiche, V. Sevestre, C. Gonzalez-Barral, S. Leglaive y R. Séguier, «SwimXYZ: a large-scale dataset of synthetic swimming motions and videos», en </w:t>
-      </w:r>
-      <w:r>
-        <w:rPr>
-          <w:i/>
-        </w:rPr>
-        <w:t>ACM SIGGRAPH Conference on Motion, Interaction and Games (MIG)</w:t>
-      </w:r>
-      <w:r>
-        <w:rPr/>
-        <w:t>, 2023.</w:t>
-      </w:r>
-    </w:p>
-    <w:p>
-      <w:pPr>
-        <w:pStyle w:val="Bibliography"/>
-        <w:spacing w:before="120" w:after="80"/>
-        <w:ind w:hanging="567" w:left="567"/>
-        <w:rPr/>
-      </w:pPr>
-      <w:bookmarkStart w:id="165" w:name="ref_andriluka2014"/>
-      <w:r>
-        <w:rPr/>
-        <w:t>[20]</w:t>
-      </w:r>
-      <w:bookmarkEnd w:id="165"/>
-      <w:r>
-        <w:rPr/>
-        <w:tab/>
-        <w:t xml:space="preserve">M. Andriluka, L. Pishchulin, P. Gehler y B. Schiele, «2D human pose estimation: new benchmark and state of the art analysis», en </w:t>
-      </w:r>
-      <w:r>
-        <w:rPr>
-          <w:i/>
-        </w:rPr>
-        <w:t>Proc. IEEE CVPR</w:t>
-      </w:r>
-      <w:r>
-        <w:rPr/>
-        <w:t>, 2014, pp. 3686-3693.</w:t>
-      </w:r>
-    </w:p>
-    <w:p>
-      <w:pPr>
-        <w:pStyle w:val="Bibliography"/>
-        <w:spacing w:before="120" w:after="80"/>
-        <w:ind w:hanging="567" w:left="567"/>
-        <w:rPr/>
-      </w:pPr>
-      <w:bookmarkStart w:id="166" w:name="ref_martinez2017"/>
-      <w:r>
-        <w:rPr/>
-        <w:t>[21]</w:t>
-      </w:r>
-      <w:bookmarkEnd w:id="166"/>
-      <w:r>
-        <w:rPr/>
-        <w:tab/>
-        <w:t xml:space="preserve">J. Martinez, R. Hossain, J. Romero y J. J. Little, «A simple yet effective baseline for 3D human pose estimation», en </w:t>
-      </w:r>
-      <w:r>
-        <w:rPr>
-          <w:i/>
-        </w:rPr>
-        <w:t>Proc. IEEE International Conference on Computer Vision (ICCV)</w:t>
-      </w:r>
-      <w:r>
-        <w:rPr/>
-        <w:t>, 2017, pp. 2640-2649.</w:t>
-      </w:r>
-    </w:p>
-    <w:p>
-      <w:pPr>
-        <w:pStyle w:val="Bibliography"/>
-        <w:spacing w:before="120" w:after="80"/>
-        <w:ind w:hanging="567" w:left="567"/>
-        <w:rPr/>
-      </w:pPr>
-      <w:bookmarkStart w:id="167" w:name="ref_ionescu2014"/>
-      <w:r>
-        <w:rPr/>
-        <w:t>[22]</w:t>
-      </w:r>
-      <w:bookmarkEnd w:id="167"/>
-      <w:r>
-        <w:rPr/>
-        <w:tab/>
-        <w:t xml:space="preserve">C. Ionescu, D. Papava, V. Olaru y C. Sminchisescu, «Human3.6M: large scale datasets and predictive methods for 3D human sensing in natural environments», </w:t>
-      </w:r>
-      <w:r>
-        <w:rPr>
-          <w:i/>
-        </w:rPr>
-        <w:t>IEEE Transactions on Pattern Analysis and Machine Intelligence</w:t>
-      </w:r>
-      <w:r>
-        <w:rPr/>
-        <w:t>, vol. 36, n.º 7, pp. 1325-1339, 2014.</w:t>
-      </w:r>
-    </w:p>
-    <w:p>
-      <w:pPr>
-        <w:pStyle w:val="Bibliography"/>
-        <w:spacing w:before="120" w:after="80"/>
-        <w:ind w:hanging="567" w:left="567"/>
-        <w:rPr/>
-      </w:pPr>
-      <w:bookmarkStart w:id="168" w:name="ref_zhu2023"/>
-      <w:r>
-        <w:rPr/>
-        <w:t>[23]</w:t>
-      </w:r>
-      <w:bookmarkEnd w:id="168"/>
-      <w:r>
-        <w:rPr/>
-        <w:tab/>
-        <w:t xml:space="preserve">W. Zhu, X. Ma, Z. Liu, L. Liu, W. Wu e Y. Wang, «MotionBERT: a unified perspective on learning human motion representations», en </w:t>
-      </w:r>
-      <w:r>
-        <w:rPr>
-          <w:i/>
-        </w:rPr>
-        <w:t>Proc. IEEE/CVF ICCV</w:t>
-      </w:r>
-      <w:r>
-        <w:rPr/>
-        <w:t>, 2023, pp. 15085-15099.</w:t>
-      </w:r>
-    </w:p>
-    <w:p>
-      <w:pPr>
-        <w:pStyle w:val="Bibliography"/>
-        <w:spacing w:before="120" w:after="80"/>
-        <w:ind w:hanging="567" w:left="567"/>
-        <w:rPr/>
-      </w:pPr>
-      <w:bookmarkStart w:id="169" w:name="ref_chandola2009"/>
-      <w:r>
-        <w:rPr/>
-        <w:t>[24]</w:t>
-      </w:r>
-      <w:bookmarkEnd w:id="169"/>
-      <w:r>
-        <w:rPr/>
-        <w:tab/>
-        <w:t xml:space="preserve">V. Chandola, A. Banerjee y V. Kumar, «Anomaly detection: a survey», </w:t>
-      </w:r>
-      <w:r>
-        <w:rPr>
-          <w:i/>
-        </w:rPr>
-        <w:t>ACM Computing Surveys</w:t>
-      </w:r>
-      <w:r>
-        <w:rPr/>
-        <w:t>, vol. 41, n.º 3, art. 15, 2009.</w:t>
-      </w:r>
-    </w:p>
-    <w:p>
-      <w:pPr>
-        <w:pStyle w:val="Bibliography"/>
-        <w:spacing w:before="120" w:after="80"/>
-        <w:ind w:hanging="567" w:left="567"/>
-        <w:rPr/>
-      </w:pPr>
-      <w:bookmarkStart w:id="170" w:name="ref_liu2008"/>
-      <w:r>
-        <w:rPr/>
-        <w:t>[25]</w:t>
-      </w:r>
-      <w:bookmarkEnd w:id="170"/>
-      <w:r>
-        <w:rPr/>
-        <w:tab/>
-        <w:t xml:space="preserve">F. T. Liu, K. M. Ting y Z.-H. Zhou, «Isolation forest», en </w:t>
-      </w:r>
-      <w:r>
-        <w:rPr>
-          <w:i/>
-        </w:rPr>
-        <w:t>Proc. IEEE International Conference on Data Mining (ICDM)</w:t>
-      </w:r>
-      <w:r>
-        <w:rPr/>
-        <w:t>, 2008, pp. 413-422.</w:t>
-      </w:r>
-    </w:p>
-    <w:p>
-      <w:pPr>
-        <w:pStyle w:val="Bibliography"/>
-        <w:spacing w:before="120" w:after="80"/>
-        <w:ind w:hanging="567" w:left="567"/>
-        <w:rPr/>
-      </w:pPr>
-      <w:bookmarkStart w:id="171" w:name="ref_killick2012"/>
-      <w:r>
-        <w:rPr/>
-        <w:t>[26]</w:t>
-      </w:r>
-      <w:bookmarkEnd w:id="171"/>
-      <w:r>
-        <w:rPr/>
-        <w:tab/>
-        <w:t xml:space="preserve">R. Killick, P. Fearnhead e I. A. Eckley, «Optimal detection of changepoints with a linear computational cost», </w:t>
-      </w:r>
-      <w:r>
-        <w:rPr>
-          <w:i/>
-        </w:rPr>
-        <w:t>Journal of the American Statistical Association</w:t>
-      </w:r>
-      <w:r>
-        <w:rPr/>
-        <w:t>, vol. 107, n.º 500, pp. 1590-1598, 2012.</w:t>
-      </w:r>
-    </w:p>
-    <w:p>
-      <w:pPr>
-        <w:pStyle w:val="Bibliography"/>
-        <w:spacing w:before="120" w:after="80"/>
-        <w:ind w:hanging="567" w:left="567"/>
-        <w:rPr/>
-      </w:pPr>
-      <w:bookmarkStart w:id="172" w:name="ref_breiman2001"/>
-      <w:r>
-        <w:rPr/>
-        <w:t>[27]</w:t>
-      </w:r>
-      <w:bookmarkEnd w:id="172"/>
-      <w:r>
-        <w:rPr/>
-        <w:tab/>
-        <w:t xml:space="preserve">L. Breiman, «Random forests», </w:t>
-      </w:r>
-      <w:r>
-        <w:rPr>
-          <w:i/>
-        </w:rPr>
-        <w:t>Machine Learning</w:t>
-      </w:r>
-      <w:r>
-        <w:rPr/>
-        <w:t>, vol. 45, n.º 1, pp. 5-32, 2001.</w:t>
-      </w:r>
-    </w:p>
-    <w:p>
-      <w:pPr>
-        <w:pStyle w:val="Bibliography"/>
-        <w:spacing w:before="120" w:after="80"/>
-        <w:ind w:hanging="567" w:left="567"/>
-        <w:rPr/>
-      </w:pPr>
-      <w:bookmarkStart w:id="173" w:name="ref_chen2016"/>
-      <w:r>
-        <w:rPr/>
-        <w:t>[28]</w:t>
-      </w:r>
-      <w:bookmarkEnd w:id="173"/>
-      <w:r>
-        <w:rPr/>
-        <w:tab/>
-        <w:t xml:space="preserve">T. Chen y C. Guestrin, «XGBoost: a scalable tree boosting system», en </w:t>
-      </w:r>
-      <w:r>
-        <w:rPr>
-          <w:i/>
-        </w:rPr>
-        <w:t>Proc. 22nd ACM SIGKDD Conference on Knowledge Discovery and Data Mining</w:t>
-      </w:r>
-      <w:r>
-        <w:rPr/>
-        <w:t>, 2016, pp. 785-794.</w:t>
-      </w:r>
-    </w:p>
-    <w:p>
-      <w:pPr>
-        <w:pStyle w:val="Bibliography"/>
-        <w:spacing w:before="120" w:after="80"/>
-        <w:ind w:hanging="567" w:left="567"/>
-        <w:rPr/>
-      </w:pPr>
-      <w:bookmarkStart w:id="174" w:name="ref_kaufman2012"/>
-      <w:r>
-        <w:rPr/>
-        <w:t>[29]</w:t>
-      </w:r>
-      <w:bookmarkEnd w:id="174"/>
-      <w:r>
-        <w:rPr/>
-        <w:tab/>
-        <w:t xml:space="preserve">S. Kaufman, S. Rosset, C. Perlich y O. Stitelman, «Leakage in data mining: formulation, detection, and avoidance», </w:t>
-      </w:r>
-      <w:r>
-        <w:rPr>
-          <w:i/>
-        </w:rPr>
-        <w:t>ACM Transactions on Knowledge Discovery from Data</w:t>
-      </w:r>
-      <w:r>
-        <w:rPr/>
-        <w:t>, vol. 6, n.º 4, art. 15, 2012.</w:t>
-      </w:r>
-    </w:p>
-    <w:p>
-      <w:pPr>
-        <w:pStyle w:val="Bibliography"/>
-        <w:spacing w:before="120" w:after="80"/>
-        <w:ind w:hanging="567" w:left="567"/>
-        <w:rPr/>
-      </w:pPr>
-      <w:bookmarkStart w:id="175" w:name="ref_shapley1953"/>
-      <w:r>
-        <w:rPr/>
-        <w:t>[30]</w:t>
-      </w:r>
-      <w:bookmarkEnd w:id="175"/>
-      <w:r>
-        <w:rPr/>
-        <w:tab/>
-        <w:t xml:space="preserve">L. S. Shapley, «A value for n-person games», en </w:t>
-      </w:r>
-      <w:r>
-        <w:rPr>
-          <w:i/>
-        </w:rPr>
-        <w:t>Contributions to the Theory of Games II</w:t>
-      </w:r>
-      <w:r>
-        <w:rPr/>
-        <w:t>, Annals of Mathematics Studies 28, Princeton University Press, 1953, pp. 307-317.</w:t>
-      </w:r>
-    </w:p>
-    <w:p>
-      <w:pPr>
-        <w:pStyle w:val="Bibliography"/>
-        <w:spacing w:before="120" w:after="80"/>
-        <w:ind w:hanging="567" w:left="567"/>
-        <w:rPr/>
-      </w:pPr>
-      <w:bookmarkStart w:id="176" w:name="ref_lundberg2017"/>
-      <w:r>
-        <w:rPr/>
-        <w:t>[31]</w:t>
-      </w:r>
-      <w:bookmarkEnd w:id="176"/>
-      <w:r>
-        <w:rPr/>
-        <w:tab/>
-        <w:t xml:space="preserve">S. M. Lundberg y S.-I. Lee, «A unified approach to interpreting model predictions», en </w:t>
-      </w:r>
-      <w:r>
-        <w:rPr>
-          <w:i/>
-        </w:rPr>
-        <w:t>Advances in Neural Information Processing Systems (NeurIPS)</w:t>
-      </w:r>
-      <w:r>
-        <w:rPr/>
-        <w:t>, vol. 30, 2017, pp. 4765-4774.</w:t>
-      </w:r>
-    </w:p>
-    <w:p>
-      <w:pPr>
-        <w:pStyle w:val="Bibliography"/>
-        <w:spacing w:before="120" w:after="80"/>
-        <w:ind w:hanging="567" w:left="567"/>
-        <w:rPr/>
-      </w:pPr>
-      <w:bookmarkStart w:id="177" w:name="ref_lundberg2020"/>
-      <w:r>
-        <w:rPr/>
-        <w:t>[32]</w:t>
-      </w:r>
-      <w:bookmarkEnd w:id="177"/>
-      <w:r>
-        <w:rPr/>
-        <w:tab/>
-        <w:t xml:space="preserve">S. M. Lundberg et al., «From local explanations to global understanding with explainable AI for trees», </w:t>
-      </w:r>
-      <w:r>
-        <w:rPr>
-          <w:i/>
-        </w:rPr>
-        <w:t>Nature Machine Intelligence</w:t>
-      </w:r>
-      <w:r>
-        <w:rPr/>
-        <w:t>, vol. 2, pp. 56-67, 2020.</w:t>
-      </w:r>
-    </w:p>
-    <w:p>
-      <w:pPr>
-        <w:pStyle w:val="Bibliography"/>
-        <w:spacing w:before="120" w:after="80"/>
-        <w:ind w:hanging="567" w:left="567"/>
-        <w:rPr/>
-      </w:pPr>
-      <w:bookmarkStart w:id="178" w:name="ref_savitzky1964"/>
-      <w:r>
-        <w:rPr/>
-        <w:t>[33]</w:t>
-      </w:r>
-      <w:bookmarkEnd w:id="178"/>
-      <w:r>
-        <w:rPr/>
-        <w:tab/>
-        <w:t xml:space="preserve">A. Savitzky y M. J. E. Golay, «Smoothing and differentiation of data by simplified least squares procedures», </w:t>
-      </w:r>
-      <w:r>
-        <w:rPr>
-          <w:i/>
-        </w:rPr>
-        <w:t>Analytical Chemistry</w:t>
-      </w:r>
-      <w:r>
-        <w:rPr/>
-        <w:t>, vol. 36, n.º 8, pp. 1627-1639, 1964.</w:t>
-      </w:r>
-    </w:p>
-    <w:p>
-      <w:pPr>
-        <w:pStyle w:val="Bibliography"/>
-        <w:spacing w:before="120" w:after="80"/>
-        <w:ind w:hanging="567" w:left="567"/>
-        <w:rPr/>
-      </w:pPr>
-      <w:bookmarkStart w:id="179" w:name="ref_jolliffe2016"/>
-      <w:r>
-        <w:rPr/>
-        <w:t>[34]</w:t>
-      </w:r>
-      <w:bookmarkEnd w:id="179"/>
-      <w:r>
-        <w:rPr/>
-        <w:tab/>
-        <w:t xml:space="preserve">I. T. Jolliffe y J. Cadima, «Principal component analysis: a review and recent developments», </w:t>
-      </w:r>
-      <w:r>
-        <w:rPr>
-          <w:i/>
-        </w:rPr>
-        <w:t>Philosophical Transactions of the Royal Society A</w:t>
-      </w:r>
-      <w:r>
-        <w:rPr/>
-        <w:t>, vol. 374, n.º 2065, 20150202, 2016.</w:t>
+      <w:bookmarkStart w:id="142" w:name="__RefHeading___Toc9248_1990011517"/>
+      <w:bookmarkEnd w:id="142"/>
+      <w:r>
+        <w:rPr/>
+        <w:t>Aplicación práctica</w:t>
+      </w:r>
+    </w:p>
+    <w:p>
+      <w:pPr>
+        <w:pStyle w:val="Normal"/>
+        <w:jc w:val="both"/>
+        <w:rPr/>
+      </w:pPr>
+      <w:r>
+        <w:rPr/>
+        <w:t>Por último, una versión con procesamiento en tiempo casi real y una interfaz para el entrenador facilitarían su uso diario en el club. Un sistema de grabación con cámara que acompañe al nadador permitiría analizar series completas de nado continuo, condición necesaria para observar la fatiga en entrenamientos reales.</w:t>
       </w:r>
     </w:p>
     <w:p>
@@ -33358,7 +33545,1003 @@
         </w:numPr>
         <w:rPr/>
       </w:pPr>
-      <w:bookmarkStart w:id="180" w:name="__RefHeading___Toc8515_2653454663"/>
+      <w:bookmarkStart w:id="143" w:name="__RefHeading___Toc9250_1990011517"/>
+      <w:bookmarkStart w:id="144" w:name="_Toc37845895"/>
+      <w:bookmarkStart w:id="145" w:name="_Toc37758910"/>
+      <w:bookmarkEnd w:id="143"/>
+      <w:r>
+        <w:rPr/>
+        <w:t>REFERENCIAS</w:t>
+      </w:r>
+      <w:bookmarkEnd w:id="144"/>
+      <w:bookmarkEnd w:id="145"/>
+    </w:p>
+    <w:p>
+      <w:pPr>
+        <w:pStyle w:val="Bibliography"/>
+        <w:spacing w:before="120" w:after="80"/>
+        <w:ind w:hanging="567" w:left="567"/>
+        <w:rPr/>
+      </w:pPr>
+      <w:bookmarkStart w:id="146" w:name="ref_craig1979"/>
+      <w:r>
+        <w:rPr/>
+        <w:t>[1]</w:t>
+      </w:r>
+      <w:bookmarkEnd w:id="146"/>
+      <w:r>
+        <w:rPr/>
+        <w:tab/>
+        <w:t xml:space="preserve">A. B. Craig y D. R. Pendergast, «Relationships of stroke rate, distance per stroke, and velocity in competitive swimming», </w:t>
+      </w:r>
+      <w:r>
+        <w:rPr>
+          <w:i/>
+        </w:rPr>
+        <w:t>Medicine and Science in Sports</w:t>
+      </w:r>
+      <w:r>
+        <w:rPr/>
+        <w:t>, vol. 11, n.º 3, pp. 278-283, 1979.</w:t>
+      </w:r>
+    </w:p>
+    <w:p>
+      <w:pPr>
+        <w:pStyle w:val="Bibliography"/>
+        <w:spacing w:before="120" w:after="80"/>
+        <w:ind w:hanging="567" w:left="567"/>
+        <w:rPr/>
+      </w:pPr>
+      <w:bookmarkStart w:id="147" w:name="ref_alberty2005"/>
+      <w:r>
+        <w:rPr/>
+        <w:t>[2]</w:t>
+      </w:r>
+      <w:bookmarkEnd w:id="147"/>
+      <w:r>
+        <w:rPr/>
+        <w:tab/>
+        <w:t xml:space="preserve">M. Alberty, M. Sidney, F. Huot-Marchand, J. M. Hespel y P. Pelayo, «Intracyclic velocity variations and arm coordination during exhaustive exercise in front crawl stroke», </w:t>
+      </w:r>
+      <w:r>
+        <w:rPr>
+          <w:i/>
+        </w:rPr>
+        <w:t>International Journal of Sports Medicine</w:t>
+      </w:r>
+      <w:r>
+        <w:rPr/>
+        <w:t>, vol. 26, n.º 6, pp. 471-475, 2005.</w:t>
+      </w:r>
+    </w:p>
+    <w:p>
+      <w:pPr>
+        <w:pStyle w:val="Bibliography"/>
+        <w:spacing w:before="120" w:after="80"/>
+        <w:ind w:hanging="567" w:left="567"/>
+        <w:rPr/>
+      </w:pPr>
+      <w:bookmarkStart w:id="148" w:name="ref_costill1985"/>
+      <w:r>
+        <w:rPr/>
+        <w:t>[3]</w:t>
+      </w:r>
+      <w:bookmarkEnd w:id="148"/>
+      <w:r>
+        <w:rPr/>
+        <w:tab/>
+        <w:t xml:space="preserve">D. L. Costill, J. Kovaleski, D. Porter, J. Kirwan, R. Fielding y D. King, «Energy expenditure during front crawl swimming: predicting success in middle-distance events», </w:t>
+      </w:r>
+      <w:r>
+        <w:rPr>
+          <w:i/>
+        </w:rPr>
+        <w:t>International Journal of Sports Medicine</w:t>
+      </w:r>
+      <w:r>
+        <w:rPr/>
+        <w:t>, vol. 6, n.º 5, pp. 266-270, 1985.</w:t>
+      </w:r>
+    </w:p>
+    <w:p>
+      <w:pPr>
+        <w:pStyle w:val="Bibliography"/>
+        <w:spacing w:before="120" w:after="80"/>
+        <w:ind w:hanging="567" w:left="567"/>
+        <w:rPr/>
+      </w:pPr>
+      <w:bookmarkStart w:id="149" w:name="ref_toussaint1992"/>
+      <w:r>
+        <w:rPr/>
+        <w:t>[4]</w:t>
+      </w:r>
+      <w:bookmarkEnd w:id="149"/>
+      <w:r>
+        <w:rPr/>
+        <w:tab/>
+        <w:t xml:space="preserve">H. M. Toussaint y P. J. Beek, «Biomechanics of competitive front crawl swimming», </w:t>
+      </w:r>
+      <w:r>
+        <w:rPr>
+          <w:i/>
+        </w:rPr>
+        <w:t>Sports Medicine</w:t>
+      </w:r>
+      <w:r>
+        <w:rPr/>
+        <w:t>, vol. 13, n.º 1, pp. 8-24, 1992.</w:t>
+      </w:r>
+    </w:p>
+    <w:p>
+      <w:pPr>
+        <w:pStyle w:val="Bibliography"/>
+        <w:spacing w:before="120" w:after="80"/>
+        <w:ind w:hanging="567" w:left="567"/>
+        <w:rPr/>
+      </w:pPr>
+      <w:bookmarkStart w:id="150" w:name="ref_chollet2000"/>
+      <w:r>
+        <w:rPr/>
+        <w:t>[5]</w:t>
+      </w:r>
+      <w:bookmarkEnd w:id="150"/>
+      <w:r>
+        <w:rPr/>
+        <w:tab/>
+        <w:t xml:space="preserve">D. Chollet, S. Chalies y J. C. Chatard, «A new index of coordination for the crawl: description and usefulness», </w:t>
+      </w:r>
+      <w:r>
+        <w:rPr>
+          <w:i/>
+        </w:rPr>
+        <w:t>International Journal of Sports Medicine</w:t>
+      </w:r>
+      <w:r>
+        <w:rPr/>
+        <w:t>, vol. 21, n.º 1, pp. 54-59, 2000.</w:t>
+      </w:r>
+    </w:p>
+    <w:p>
+      <w:pPr>
+        <w:pStyle w:val="Bibliography"/>
+        <w:spacing w:before="120" w:after="80"/>
+        <w:ind w:hanging="567" w:left="567"/>
+        <w:rPr/>
+      </w:pPr>
+      <w:bookmarkStart w:id="151" w:name="ref_lecun2015"/>
+      <w:r>
+        <w:rPr/>
+        <w:t>[6]</w:t>
+      </w:r>
+      <w:bookmarkEnd w:id="151"/>
+      <w:r>
+        <w:rPr/>
+        <w:tab/>
+        <w:t xml:space="preserve">Y. LeCun, Y. Bengio y G. Hinton, «Deep learning», </w:t>
+      </w:r>
+      <w:r>
+        <w:rPr>
+          <w:i/>
+        </w:rPr>
+        <w:t>Nature</w:t>
+      </w:r>
+      <w:r>
+        <w:rPr/>
+        <w:t>, vol. 521, n.º 7553, pp. 436-444, 2015.</w:t>
+      </w:r>
+    </w:p>
+    <w:p>
+      <w:pPr>
+        <w:pStyle w:val="Bibliography"/>
+        <w:spacing w:before="120" w:after="80"/>
+        <w:ind w:hanging="567" w:left="567"/>
+        <w:rPr/>
+      </w:pPr>
+      <w:bookmarkStart w:id="152" w:name="ref_vaswani2017"/>
+      <w:r>
+        <w:rPr/>
+        <w:t>[7]</w:t>
+      </w:r>
+      <w:bookmarkEnd w:id="152"/>
+      <w:r>
+        <w:rPr/>
+        <w:tab/>
+        <w:t xml:space="preserve">A. Vaswani et al., «Attention is all you need», en </w:t>
+      </w:r>
+      <w:r>
+        <w:rPr>
+          <w:i/>
+        </w:rPr>
+        <w:t>Advances in Neural Information Processing Systems (NeurIPS)</w:t>
+      </w:r>
+      <w:r>
+        <w:rPr/>
+        <w:t>, vol. 30, 2017.</w:t>
+      </w:r>
+    </w:p>
+    <w:p>
+      <w:pPr>
+        <w:pStyle w:val="Bibliography"/>
+        <w:spacing w:before="120" w:after="80"/>
+        <w:ind w:hanging="567" w:left="567"/>
+        <w:rPr/>
+      </w:pPr>
+      <w:bookmarkStart w:id="153" w:name="ref_pan2010"/>
+      <w:r>
+        <w:rPr/>
+        <w:t>[8]</w:t>
+      </w:r>
+      <w:bookmarkEnd w:id="153"/>
+      <w:r>
+        <w:rPr/>
+        <w:tab/>
+        <w:t xml:space="preserve">S. J. Pan y Q. Yang, «A survey on transfer learning», </w:t>
+      </w:r>
+      <w:r>
+        <w:rPr>
+          <w:i/>
+        </w:rPr>
+        <w:t>IEEE Transactions on Knowledge and Data Engineering</w:t>
+      </w:r>
+      <w:r>
+        <w:rPr/>
+        <w:t>, vol. 22, n.º 10, pp. 1345-1359, 2010.</w:t>
+      </w:r>
+    </w:p>
+    <w:p>
+      <w:pPr>
+        <w:pStyle w:val="Bibliography"/>
+        <w:spacing w:before="120" w:after="80"/>
+        <w:ind w:hanging="567" w:left="567"/>
+        <w:rPr/>
+      </w:pPr>
+      <w:bookmarkStart w:id="154" w:name="ref_lin2014"/>
+      <w:r>
+        <w:rPr/>
+        <w:t>[9]</w:t>
+      </w:r>
+      <w:bookmarkEnd w:id="154"/>
+      <w:r>
+        <w:rPr/>
+        <w:tab/>
+        <w:t xml:space="preserve">T.-Y. Lin et al., «Microsoft COCO: common objects in context», en </w:t>
+      </w:r>
+      <w:r>
+        <w:rPr>
+          <w:i/>
+        </w:rPr>
+        <w:t>European Conference on Computer Vision (ECCV)</w:t>
+      </w:r>
+      <w:r>
+        <w:rPr/>
+        <w:t>, 2014, pp. 740-755.</w:t>
+      </w:r>
+    </w:p>
+    <w:p>
+      <w:pPr>
+        <w:pStyle w:val="Bibliography"/>
+        <w:spacing w:before="120" w:after="80"/>
+        <w:ind w:hanging="567" w:left="567"/>
+        <w:rPr/>
+      </w:pPr>
+      <w:bookmarkStart w:id="155" w:name="ref_cao2017"/>
+      <w:r>
+        <w:rPr/>
+        <w:t>[10]</w:t>
+      </w:r>
+      <w:bookmarkEnd w:id="155"/>
+      <w:r>
+        <w:rPr/>
+        <w:tab/>
+        <w:t xml:space="preserve">Z. Cao, T. Simon, S.-E. Wei y Y. Sheikh, «Realtime multi-person 2D pose estimation using part affinity fields», en </w:t>
+      </w:r>
+      <w:r>
+        <w:rPr>
+          <w:i/>
+        </w:rPr>
+        <w:t>Proc. IEEE CVPR</w:t>
+      </w:r>
+      <w:r>
+        <w:rPr/>
+        <w:t>, 2017, pp. 7291-7299.</w:t>
+      </w:r>
+    </w:p>
+    <w:p>
+      <w:pPr>
+        <w:pStyle w:val="Bibliography"/>
+        <w:spacing w:before="120" w:after="80"/>
+        <w:ind w:hanging="567" w:left="567"/>
+        <w:rPr/>
+      </w:pPr>
+      <w:bookmarkStart w:id="156" w:name="ref_sun2019"/>
+      <w:r>
+        <w:rPr/>
+        <w:t>[11]</w:t>
+      </w:r>
+      <w:bookmarkEnd w:id="156"/>
+      <w:r>
+        <w:rPr/>
+        <w:tab/>
+        <w:t xml:space="preserve">K. Sun, B. Xiao, D. Liu y J. Wang, «Deep high-resolution representation learning for human pose estimation», en </w:t>
+      </w:r>
+      <w:r>
+        <w:rPr>
+          <w:i/>
+        </w:rPr>
+        <w:t>Proc. IEEE CVPR</w:t>
+      </w:r>
+      <w:r>
+        <w:rPr/>
+        <w:t>, 2019, pp. 5693-5703.</w:t>
+      </w:r>
+    </w:p>
+    <w:p>
+      <w:pPr>
+        <w:pStyle w:val="Bibliography"/>
+        <w:spacing w:before="120" w:after="80"/>
+        <w:ind w:hanging="567" w:left="567"/>
+        <w:rPr/>
+      </w:pPr>
+      <w:bookmarkStart w:id="157" w:name="ref_redmon2016"/>
+      <w:r>
+        <w:rPr/>
+        <w:t>[12]</w:t>
+      </w:r>
+      <w:bookmarkEnd w:id="157"/>
+      <w:r>
+        <w:rPr/>
+        <w:tab/>
+        <w:t xml:space="preserve">J. Redmon, S. Divvala, R. Girshick y A. Farhadi, «You only look once: unified, real-time object detection», en </w:t>
+      </w:r>
+      <w:r>
+        <w:rPr>
+          <w:i/>
+        </w:rPr>
+        <w:t>Proc. IEEE Conference on Computer Vision and Pattern Recognition (CVPR)</w:t>
+      </w:r>
+      <w:r>
+        <w:rPr/>
+        <w:t>, 2016, pp. 779-788.</w:t>
+      </w:r>
+    </w:p>
+    <w:p>
+      <w:pPr>
+        <w:pStyle w:val="Bibliography"/>
+        <w:spacing w:before="120" w:after="80"/>
+        <w:ind w:hanging="567" w:left="567"/>
+        <w:rPr/>
+      </w:pPr>
+      <w:bookmarkStart w:id="158" w:name="ref_maji2022"/>
+      <w:r>
+        <w:rPr/>
+        <w:t>[13]</w:t>
+      </w:r>
+      <w:bookmarkEnd w:id="158"/>
+      <w:r>
+        <w:rPr/>
+        <w:tab/>
+        <w:t xml:space="preserve">D. Maji, S. Nagori, M. Mathew y D. Poddar, «YOLO-Pose: enhancing YOLO for multi person pose estimation using object keypoint similarity loss», en </w:t>
+      </w:r>
+      <w:r>
+        <w:rPr>
+          <w:i/>
+        </w:rPr>
+        <w:t>Proc. IEEE CVPR Workshops</w:t>
+      </w:r>
+      <w:r>
+        <w:rPr/>
+        <w:t>, 2022.</w:t>
+      </w:r>
+    </w:p>
+    <w:p>
+      <w:pPr>
+        <w:pStyle w:val="Bibliography"/>
+        <w:spacing w:before="120" w:after="80"/>
+        <w:ind w:hanging="567" w:left="567"/>
+        <w:rPr/>
+      </w:pPr>
+      <w:bookmarkStart w:id="159" w:name="ref_jocher2023"/>
+      <w:r>
+        <w:rPr/>
+        <w:t>[14]</w:t>
+      </w:r>
+      <w:bookmarkEnd w:id="159"/>
+      <w:r>
+        <w:rPr/>
+        <w:tab/>
+        <w:t xml:space="preserve">G. Jocher, A. Chaurasia y J. Qiu, </w:t>
+      </w:r>
+      <w:r>
+        <w:rPr>
+          <w:i/>
+        </w:rPr>
+        <w:t>Ultralytics YOLOv8</w:t>
+      </w:r>
+      <w:r>
+        <w:rPr/>
+        <w:t xml:space="preserve"> (software y documentación de modelos), GitHub, 2023.</w:t>
+      </w:r>
+    </w:p>
+    <w:p>
+      <w:pPr>
+        <w:pStyle w:val="Bibliography"/>
+        <w:spacing w:before="120" w:after="80"/>
+        <w:ind w:hanging="567" w:left="567"/>
+        <w:rPr/>
+      </w:pPr>
+      <w:bookmarkStart w:id="160" w:name="ref_google2021"/>
+      <w:r>
+        <w:rPr/>
+        <w:t>[15]</w:t>
+      </w:r>
+      <w:bookmarkEnd w:id="160"/>
+      <w:r>
+        <w:rPr/>
+        <w:tab/>
+        <w:t xml:space="preserve">Google, </w:t>
+      </w:r>
+      <w:r>
+        <w:rPr>
+          <w:i/>
+        </w:rPr>
+        <w:t>MoveNet: ultra fast and accurate pose detection model</w:t>
+      </w:r>
+      <w:r>
+        <w:rPr/>
+        <w:t>, TensorFlow Hub, 2021.</w:t>
+      </w:r>
+    </w:p>
+    <w:p>
+      <w:pPr>
+        <w:pStyle w:val="Bibliography"/>
+        <w:spacing w:before="120" w:after="80"/>
+        <w:ind w:hanging="567" w:left="567"/>
+        <w:rPr/>
+      </w:pPr>
+      <w:bookmarkStart w:id="161" w:name="ref_bazarevsky2020"/>
+      <w:r>
+        <w:rPr/>
+        <w:t>[16]</w:t>
+      </w:r>
+      <w:bookmarkEnd w:id="161"/>
+      <w:r>
+        <w:rPr/>
+        <w:tab/>
+        <w:t>V. Bazarevsky, I. Grishchenko, K. Raveendran, T. Zhu, F. Zhang y M. Grundmann, «BlazePose: on-device real-time body pose tracking», arXiv:2006.10204, 2020.</w:t>
+      </w:r>
+    </w:p>
+    <w:p>
+      <w:pPr>
+        <w:pStyle w:val="Bibliography"/>
+        <w:spacing w:before="120" w:after="80"/>
+        <w:ind w:hanging="567" w:left="567"/>
+        <w:rPr/>
+      </w:pPr>
+      <w:bookmarkStart w:id="162" w:name="ref_xu2022"/>
+      <w:r>
+        <w:rPr/>
+        <w:t>[17]</w:t>
+      </w:r>
+      <w:bookmarkEnd w:id="162"/>
+      <w:r>
+        <w:rPr/>
+        <w:tab/>
+        <w:t xml:space="preserve">Y. Xu, J. Zhang, Q. Zhang y D. Tao, «ViTPose: simple vision transformer baselines for human pose estimation», en </w:t>
+      </w:r>
+      <w:r>
+        <w:rPr>
+          <w:i/>
+        </w:rPr>
+        <w:t>Advances in Neural Information Processing Systems (NeurIPS)</w:t>
+      </w:r>
+      <w:r>
+        <w:rPr/>
+        <w:t>, vol. 35, 2022.</w:t>
+      </w:r>
+    </w:p>
+    <w:p>
+      <w:pPr>
+        <w:pStyle w:val="Bibliography"/>
+        <w:spacing w:before="120" w:after="80"/>
+        <w:ind w:hanging="567" w:left="567"/>
+        <w:rPr/>
+      </w:pPr>
+      <w:bookmarkStart w:id="163" w:name="ref_einfalt2018"/>
+      <w:r>
+        <w:rPr/>
+        <w:t>[18]</w:t>
+      </w:r>
+      <w:bookmarkEnd w:id="163"/>
+      <w:r>
+        <w:rPr/>
+        <w:tab/>
+        <w:t xml:space="preserve">M. Einfalt, D. Zecha y R. Lienhart, «Activity-conditioned continuous human pose estimation for performance analysis of athletes using the example of swimming», en </w:t>
+      </w:r>
+      <w:r>
+        <w:rPr>
+          <w:i/>
+        </w:rPr>
+        <w:t>Proc. IEEE Winter Conference on Applications of Computer Vision (WACV)</w:t>
+      </w:r>
+      <w:r>
+        <w:rPr/>
+        <w:t>, 2018, pp. 446-455.</w:t>
+      </w:r>
+    </w:p>
+    <w:p>
+      <w:pPr>
+        <w:pStyle w:val="Bibliography"/>
+        <w:spacing w:before="120" w:after="80"/>
+        <w:ind w:hanging="567" w:left="567"/>
+        <w:rPr/>
+      </w:pPr>
+      <w:bookmarkStart w:id="164" w:name="ref_fiche2023"/>
+      <w:r>
+        <w:rPr/>
+        <w:t>[19]</w:t>
+      </w:r>
+      <w:bookmarkEnd w:id="164"/>
+      <w:r>
+        <w:rPr/>
+        <w:tab/>
+        <w:t xml:space="preserve">G. Fiche, V. Sevestre, C. Gonzalez-Barral, S. Leglaive y R. Séguier, «SwimXYZ: a large-scale dataset of synthetic swimming motions and videos», en </w:t>
+      </w:r>
+      <w:r>
+        <w:rPr>
+          <w:i/>
+        </w:rPr>
+        <w:t>ACM SIGGRAPH Conference on Motion, Interaction and Games (MIG)</w:t>
+      </w:r>
+      <w:r>
+        <w:rPr/>
+        <w:t>, 2023.</w:t>
+      </w:r>
+    </w:p>
+    <w:p>
+      <w:pPr>
+        <w:pStyle w:val="Bibliography"/>
+        <w:spacing w:before="120" w:after="80"/>
+        <w:ind w:hanging="567" w:left="567"/>
+        <w:rPr/>
+      </w:pPr>
+      <w:bookmarkStart w:id="165" w:name="ref_andriluka2014"/>
+      <w:r>
+        <w:rPr/>
+        <w:t>[20]</w:t>
+      </w:r>
+      <w:bookmarkEnd w:id="165"/>
+      <w:r>
+        <w:rPr/>
+        <w:tab/>
+        <w:t xml:space="preserve">M. Andriluka, L. Pishchulin, P. Gehler y B. Schiele, «2D human pose estimation: new benchmark and state of the art analysis», en </w:t>
+      </w:r>
+      <w:r>
+        <w:rPr>
+          <w:i/>
+        </w:rPr>
+        <w:t>Proc. IEEE CVPR</w:t>
+      </w:r>
+      <w:r>
+        <w:rPr/>
+        <w:t>, 2014, pp. 3686-3693.</w:t>
+      </w:r>
+    </w:p>
+    <w:p>
+      <w:pPr>
+        <w:pStyle w:val="Bibliography"/>
+        <w:spacing w:before="120" w:after="80"/>
+        <w:ind w:hanging="567" w:left="567"/>
+        <w:rPr/>
+      </w:pPr>
+      <w:bookmarkStart w:id="166" w:name="ref_martinez2017"/>
+      <w:r>
+        <w:rPr/>
+        <w:t>[21]</w:t>
+      </w:r>
+      <w:bookmarkEnd w:id="166"/>
+      <w:r>
+        <w:rPr/>
+        <w:tab/>
+        <w:t xml:space="preserve">J. Martinez, R. Hossain, J. Romero y J. J. Little, «A simple yet effective baseline for 3D human pose estimation», en </w:t>
+      </w:r>
+      <w:r>
+        <w:rPr>
+          <w:i/>
+        </w:rPr>
+        <w:t>Proc. IEEE International Conference on Computer Vision (ICCV)</w:t>
+      </w:r>
+      <w:r>
+        <w:rPr/>
+        <w:t>, 2017, pp. 2640-2649.</w:t>
+      </w:r>
+    </w:p>
+    <w:p>
+      <w:pPr>
+        <w:pStyle w:val="Bibliography"/>
+        <w:spacing w:before="120" w:after="80"/>
+        <w:ind w:hanging="567" w:left="567"/>
+        <w:rPr/>
+      </w:pPr>
+      <w:bookmarkStart w:id="167" w:name="ref_ionescu2014"/>
+      <w:r>
+        <w:rPr/>
+        <w:t>[22]</w:t>
+      </w:r>
+      <w:bookmarkEnd w:id="167"/>
+      <w:r>
+        <w:rPr/>
+        <w:tab/>
+        <w:t xml:space="preserve">C. Ionescu, D. Papava, V. Olaru y C. Sminchisescu, «Human3.6M: large scale datasets and predictive methods for 3D human sensing in natural environments», </w:t>
+      </w:r>
+      <w:r>
+        <w:rPr>
+          <w:i/>
+        </w:rPr>
+        <w:t>IEEE Transactions on Pattern Analysis and Machine Intelligence</w:t>
+      </w:r>
+      <w:r>
+        <w:rPr/>
+        <w:t>, vol. 36, n.º 7, pp. 1325-1339, 2014.</w:t>
+      </w:r>
+    </w:p>
+    <w:p>
+      <w:pPr>
+        <w:pStyle w:val="Bibliography"/>
+        <w:spacing w:before="120" w:after="80"/>
+        <w:ind w:hanging="567" w:left="567"/>
+        <w:rPr/>
+      </w:pPr>
+      <w:bookmarkStart w:id="168" w:name="ref_zhu2023"/>
+      <w:r>
+        <w:rPr/>
+        <w:t>[23]</w:t>
+      </w:r>
+      <w:bookmarkEnd w:id="168"/>
+      <w:r>
+        <w:rPr/>
+        <w:tab/>
+        <w:t xml:space="preserve">W. Zhu, X. Ma, Z. Liu, L. Liu, W. Wu e Y. Wang, «MotionBERT: a unified perspective on learning human motion representations», en </w:t>
+      </w:r>
+      <w:r>
+        <w:rPr>
+          <w:i/>
+        </w:rPr>
+        <w:t>Proc. IEEE/CVF ICCV</w:t>
+      </w:r>
+      <w:r>
+        <w:rPr/>
+        <w:t>, 2023, pp. 15085-15099.</w:t>
+      </w:r>
+    </w:p>
+    <w:p>
+      <w:pPr>
+        <w:pStyle w:val="Bibliography"/>
+        <w:spacing w:before="120" w:after="80"/>
+        <w:ind w:hanging="567" w:left="567"/>
+        <w:rPr/>
+      </w:pPr>
+      <w:bookmarkStart w:id="169" w:name="ref_chandola2009"/>
+      <w:r>
+        <w:rPr/>
+        <w:t>[24]</w:t>
+      </w:r>
+      <w:bookmarkEnd w:id="169"/>
+      <w:r>
+        <w:rPr/>
+        <w:tab/>
+        <w:t xml:space="preserve">V. Chandola, A. Banerjee y V. Kumar, «Anomaly detection: a survey», </w:t>
+      </w:r>
+      <w:r>
+        <w:rPr>
+          <w:i/>
+        </w:rPr>
+        <w:t>ACM Computing Surveys</w:t>
+      </w:r>
+      <w:r>
+        <w:rPr/>
+        <w:t>, vol. 41, n.º 3, art. 15, 2009.</w:t>
+      </w:r>
+    </w:p>
+    <w:p>
+      <w:pPr>
+        <w:pStyle w:val="Bibliography"/>
+        <w:spacing w:before="120" w:after="80"/>
+        <w:ind w:hanging="567" w:left="567"/>
+        <w:rPr/>
+      </w:pPr>
+      <w:bookmarkStart w:id="170" w:name="ref_liu2008"/>
+      <w:r>
+        <w:rPr/>
+        <w:t>[25]</w:t>
+      </w:r>
+      <w:bookmarkEnd w:id="170"/>
+      <w:r>
+        <w:rPr/>
+        <w:tab/>
+        <w:t xml:space="preserve">F. T. Liu, K. M. Ting y Z.-H. Zhou, «Isolation forest», en </w:t>
+      </w:r>
+      <w:r>
+        <w:rPr>
+          <w:i/>
+        </w:rPr>
+        <w:t>Proc. IEEE International Conference on Data Mining (ICDM)</w:t>
+      </w:r>
+      <w:r>
+        <w:rPr/>
+        <w:t>, 2008, pp. 413-422.</w:t>
+      </w:r>
+    </w:p>
+    <w:p>
+      <w:pPr>
+        <w:pStyle w:val="Bibliography"/>
+        <w:spacing w:before="120" w:after="80"/>
+        <w:ind w:hanging="567" w:left="567"/>
+        <w:rPr/>
+      </w:pPr>
+      <w:bookmarkStart w:id="171" w:name="ref_killick2012"/>
+      <w:r>
+        <w:rPr/>
+        <w:t>[26]</w:t>
+      </w:r>
+      <w:bookmarkEnd w:id="171"/>
+      <w:r>
+        <w:rPr/>
+        <w:tab/>
+        <w:t xml:space="preserve">R. Killick, P. Fearnhead e I. A. Eckley, «Optimal detection of changepoints with a linear computational cost», </w:t>
+      </w:r>
+      <w:r>
+        <w:rPr>
+          <w:i/>
+        </w:rPr>
+        <w:t>Journal of the American Statistical Association</w:t>
+      </w:r>
+      <w:r>
+        <w:rPr/>
+        <w:t>, vol. 107, n.º 500, pp. 1590-1598, 2012.</w:t>
+      </w:r>
+    </w:p>
+    <w:p>
+      <w:pPr>
+        <w:pStyle w:val="Bibliography"/>
+        <w:spacing w:before="120" w:after="80"/>
+        <w:ind w:hanging="567" w:left="567"/>
+        <w:rPr/>
+      </w:pPr>
+      <w:bookmarkStart w:id="172" w:name="ref_breiman2001"/>
+      <w:r>
+        <w:rPr/>
+        <w:t>[27]</w:t>
+      </w:r>
+      <w:bookmarkEnd w:id="172"/>
+      <w:r>
+        <w:rPr/>
+        <w:tab/>
+        <w:t xml:space="preserve">L. Breiman, «Random forests», </w:t>
+      </w:r>
+      <w:r>
+        <w:rPr>
+          <w:i/>
+        </w:rPr>
+        <w:t>Machine Learning</w:t>
+      </w:r>
+      <w:r>
+        <w:rPr/>
+        <w:t>, vol. 45, n.º 1, pp. 5-32, 2001.</w:t>
+      </w:r>
+    </w:p>
+    <w:p>
+      <w:pPr>
+        <w:pStyle w:val="Bibliography"/>
+        <w:spacing w:before="120" w:after="80"/>
+        <w:ind w:hanging="567" w:left="567"/>
+        <w:rPr/>
+      </w:pPr>
+      <w:bookmarkStart w:id="173" w:name="ref_chen2016"/>
+      <w:r>
+        <w:rPr/>
+        <w:t>[28]</w:t>
+      </w:r>
+      <w:bookmarkEnd w:id="173"/>
+      <w:r>
+        <w:rPr/>
+        <w:tab/>
+        <w:t xml:space="preserve">T. Chen y C. Guestrin, «XGBoost: a scalable tree boosting system», en </w:t>
+      </w:r>
+      <w:r>
+        <w:rPr>
+          <w:i/>
+        </w:rPr>
+        <w:t>Proc. 22nd ACM SIGKDD Conference on Knowledge Discovery and Data Mining</w:t>
+      </w:r>
+      <w:r>
+        <w:rPr/>
+        <w:t>, 2016, pp. 785-794.</w:t>
+      </w:r>
+    </w:p>
+    <w:p>
+      <w:pPr>
+        <w:pStyle w:val="Bibliography"/>
+        <w:spacing w:before="120" w:after="80"/>
+        <w:ind w:hanging="567" w:left="567"/>
+        <w:rPr/>
+      </w:pPr>
+      <w:bookmarkStart w:id="174" w:name="ref_kaufman2012"/>
+      <w:r>
+        <w:rPr/>
+        <w:t>[29]</w:t>
+      </w:r>
+      <w:bookmarkEnd w:id="174"/>
+      <w:r>
+        <w:rPr/>
+        <w:tab/>
+        <w:t xml:space="preserve">S. Kaufman, S. Rosset, C. Perlich y O. Stitelman, «Leakage in data mining: formulation, detection, and avoidance», </w:t>
+      </w:r>
+      <w:r>
+        <w:rPr>
+          <w:i/>
+        </w:rPr>
+        <w:t>ACM Transactions on Knowledge Discovery from Data</w:t>
+      </w:r>
+      <w:r>
+        <w:rPr/>
+        <w:t>, vol. 6, n.º 4, art. 15, 2012.</w:t>
+      </w:r>
+    </w:p>
+    <w:p>
+      <w:pPr>
+        <w:pStyle w:val="Bibliography"/>
+        <w:spacing w:before="120" w:after="80"/>
+        <w:ind w:hanging="567" w:left="567"/>
+        <w:rPr/>
+      </w:pPr>
+      <w:bookmarkStart w:id="175" w:name="ref_shapley1953"/>
+      <w:r>
+        <w:rPr/>
+        <w:t>[30]</w:t>
+      </w:r>
+      <w:bookmarkEnd w:id="175"/>
+      <w:r>
+        <w:rPr/>
+        <w:tab/>
+        <w:t xml:space="preserve">L. S. Shapley, «A value for n-person games», en </w:t>
+      </w:r>
+      <w:r>
+        <w:rPr>
+          <w:i/>
+        </w:rPr>
+        <w:t>Contributions to the Theory of Games II</w:t>
+      </w:r>
+      <w:r>
+        <w:rPr/>
+        <w:t>, Annals of Mathematics Studies 28, Princeton University Press, 1953, pp. 307-317.</w:t>
+      </w:r>
+    </w:p>
+    <w:p>
+      <w:pPr>
+        <w:pStyle w:val="Bibliography"/>
+        <w:spacing w:before="120" w:after="80"/>
+        <w:ind w:hanging="567" w:left="567"/>
+        <w:rPr/>
+      </w:pPr>
+      <w:bookmarkStart w:id="176" w:name="ref_lundberg2017"/>
+      <w:r>
+        <w:rPr/>
+        <w:t>[31]</w:t>
+      </w:r>
+      <w:bookmarkEnd w:id="176"/>
+      <w:r>
+        <w:rPr/>
+        <w:tab/>
+        <w:t xml:space="preserve">S. M. Lundberg y S.-I. Lee, «A unified approach to interpreting model predictions», en </w:t>
+      </w:r>
+      <w:r>
+        <w:rPr>
+          <w:i/>
+        </w:rPr>
+        <w:t>Advances in Neural Information Processing Systems (NeurIPS)</w:t>
+      </w:r>
+      <w:r>
+        <w:rPr/>
+        <w:t>, vol. 30, 2017, pp. 4765-4774.</w:t>
+      </w:r>
+    </w:p>
+    <w:p>
+      <w:pPr>
+        <w:pStyle w:val="Bibliography"/>
+        <w:spacing w:before="120" w:after="80"/>
+        <w:ind w:hanging="567" w:left="567"/>
+        <w:rPr/>
+      </w:pPr>
+      <w:bookmarkStart w:id="177" w:name="ref_lundberg2020"/>
+      <w:r>
+        <w:rPr/>
+        <w:t>[32]</w:t>
+      </w:r>
+      <w:bookmarkEnd w:id="177"/>
+      <w:r>
+        <w:rPr/>
+        <w:tab/>
+        <w:t xml:space="preserve">S. M. Lundberg et al., «From local explanations to global understanding with explainable AI for trees», </w:t>
+      </w:r>
+      <w:r>
+        <w:rPr>
+          <w:i/>
+        </w:rPr>
+        <w:t>Nature Machine Intelligence</w:t>
+      </w:r>
+      <w:r>
+        <w:rPr/>
+        <w:t>, vol. 2, pp. 56-67, 2020.</w:t>
+      </w:r>
+    </w:p>
+    <w:p>
+      <w:pPr>
+        <w:pStyle w:val="Bibliography"/>
+        <w:spacing w:before="120" w:after="80"/>
+        <w:ind w:hanging="567" w:left="567"/>
+        <w:rPr/>
+      </w:pPr>
+      <w:bookmarkStart w:id="178" w:name="ref_savitzky1964"/>
+      <w:r>
+        <w:rPr/>
+        <w:t>[33]</w:t>
+      </w:r>
+      <w:bookmarkEnd w:id="178"/>
+      <w:r>
+        <w:rPr/>
+        <w:tab/>
+        <w:t xml:space="preserve">A. Savitzky y M. J. E. Golay, «Smoothing and differentiation of data by simplified least squares procedures», </w:t>
+      </w:r>
+      <w:r>
+        <w:rPr>
+          <w:i/>
+        </w:rPr>
+        <w:t>Analytical Chemistry</w:t>
+      </w:r>
+      <w:r>
+        <w:rPr/>
+        <w:t>, vol. 36, n.º 8, pp. 1627-1639, 1964.</w:t>
+      </w:r>
+    </w:p>
+    <w:p>
+      <w:pPr>
+        <w:pStyle w:val="Bibliography"/>
+        <w:spacing w:before="120" w:after="80"/>
+        <w:ind w:hanging="567" w:left="567"/>
+        <w:rPr/>
+      </w:pPr>
+      <w:bookmarkStart w:id="179" w:name="ref_jolliffe2016"/>
+      <w:r>
+        <w:rPr/>
+        <w:t>[34]</w:t>
+      </w:r>
+      <w:bookmarkEnd w:id="179"/>
+      <w:r>
+        <w:rPr/>
+        <w:tab/>
+        <w:t xml:space="preserve">I. T. Jolliffe y J. Cadima, «Principal component analysis: a review and recent developments», </w:t>
+      </w:r>
+      <w:r>
+        <w:rPr>
+          <w:i/>
+        </w:rPr>
+        <w:t>Philosophical Transactions of the Royal Society A</w:t>
+      </w:r>
+      <w:r>
+        <w:rPr/>
+        <w:t>, vol. 374, n.º 2065, 20150202, 2016.</w:t>
+      </w:r>
+    </w:p>
+    <w:p>
+      <w:pPr>
+        <w:pStyle w:val="Heading1"/>
+        <w:numPr>
+          <w:ilvl w:val="0"/>
+          <w:numId w:val="86"/>
+        </w:numPr>
+        <w:rPr/>
+      </w:pPr>
+      <w:bookmarkStart w:id="180" w:name="__RefHeading___Toc9252_1990011517"/>
       <w:bookmarkStart w:id="181" w:name="_Toc37845896"/>
       <w:bookmarkStart w:id="182" w:name="_Toc37758911"/>
       <w:bookmarkEnd w:id="180"/>
@@ -33368,190 +34551,6 @@
       </w:r>
       <w:bookmarkEnd w:id="181"/>
       <w:bookmarkEnd w:id="182"/>
-    </w:p>
-    <w:p>
-      <w:pPr>
-        <w:pStyle w:val="Heading2"/>
-        <w:keepNext w:val="true"/>
-        <w:numPr>
-          <w:ilvl w:val="1"/>
-          <w:numId w:val="86"/>
-        </w:numPr>
-        <w:rPr/>
-      </w:pPr>
-      <w:bookmarkStart w:id="183" w:name="__RefHeading___Toc8517_2653454663"/>
-      <w:bookmarkEnd w:id="183"/>
-      <w:r>
-        <w:rPr/>
-        <w:t>Anexo A. Guía de ejecución</w:t>
-      </w:r>
-    </w:p>
-    <w:p>
-      <w:pPr>
-        <w:pStyle w:val="Normal"/>
-        <w:rPr/>
-      </w:pPr>
-      <w:r>
-        <w:rPr>
-          <w:rFonts w:ascii="Consolas" w:hAnsi="Consolas"/>
-          <w:sz w:val="18"/>
-        </w:rPr>
-        <w:t>pip install -r requirements.txt</w:t>
-      </w:r>
-    </w:p>
-    <w:p>
-      <w:pPr>
-        <w:pStyle w:val="Normal"/>
-        <w:rPr/>
-      </w:pPr>
-      <w:r>
-        <w:rPr>
-          <w:rFonts w:ascii="Consolas" w:hAnsi="Consolas"/>
-          <w:sz w:val="18"/>
-        </w:rPr>
-        <w:t>python diagnostico.py</w:t>
-      </w:r>
-    </w:p>
-    <w:p>
-      <w:pPr>
-        <w:pStyle w:val="Normal"/>
-        <w:rPr/>
-      </w:pPr>
-      <w:r>
-        <w:rPr>
-          <w:rFonts w:ascii="Consolas" w:hAnsi="Consolas"/>
-          <w:sz w:val="18"/>
-        </w:rPr>
-        <w:t>python analizar.py "videos/GX011614.MP4" --nadador "P1" --estilo crol --vista lateral</w:t>
-      </w:r>
-    </w:p>
-    <w:p>
-      <w:pPr>
-        <w:pStyle w:val="Normal"/>
-        <w:rPr/>
-      </w:pPr>
-      <w:r>
-        <w:rPr>
-          <w:rFonts w:ascii="Consolas" w:hAnsi="Consolas"/>
-          <w:sz w:val="18"/>
-        </w:rPr>
-        <w:t>python analizar.py "videos/GX011614.MP4" --comparativa</w:t>
-      </w:r>
-    </w:p>
-    <w:p>
-      <w:pPr>
-        <w:pStyle w:val="Normal"/>
-        <w:rPr/>
-      </w:pPr>
-      <w:r>
-        <w:rPr>
-          <w:rFonts w:ascii="Consolas" w:hAnsi="Consolas"/>
-          <w:sz w:val="18"/>
-        </w:rPr>
-        <w:t>python lote.py --carpeta videos --crear-lista      (y después sin --crear-lista)</w:t>
-      </w:r>
-    </w:p>
-    <w:p>
-      <w:pPr>
-        <w:pStyle w:val="Normal"/>
-        <w:rPr/>
-      </w:pPr>
-      <w:r>
-        <w:rPr>
-          <w:rFonts w:ascii="Consolas" w:hAnsi="Consolas"/>
-          <w:sz w:val="18"/>
-        </w:rPr>
-        <w:t>python sesion.py resultados/GX011614 resultados/GX011617 resultados/GX011618 --nadador "P1"</w:t>
-      </w:r>
-    </w:p>
-    <w:p>
-      <w:pPr>
-        <w:pStyle w:val="Normal"/>
-        <w:rPr/>
-      </w:pPr>
-      <w:r>
-        <w:rPr>
-          <w:rFonts w:ascii="Consolas" w:hAnsi="Consolas"/>
-          <w:sz w:val="18"/>
-        </w:rPr>
-        <w:t>python informe_nadador.py resultados --nadador P1 --estilo crol</w:t>
-      </w:r>
-    </w:p>
-    <w:p>
-      <w:pPr>
-        <w:pStyle w:val="Normal"/>
-        <w:rPr/>
-      </w:pPr>
-      <w:r>
-        <w:rPr>
-          <w:rFonts w:ascii="Consolas" w:hAnsi="Consolas"/>
-          <w:sz w:val="18"/>
-        </w:rPr>
-        <w:t>python caso_ficticio.py      (datos sintéticos de referencia conocida)</w:t>
-      </w:r>
-    </w:p>
-    <w:p>
-      <w:pPr>
-        <w:pStyle w:val="Normal"/>
-        <w:rPr/>
-      </w:pPr>
-      <w:r>
-        <w:rPr>
-          <w:rFonts w:ascii="Consolas" w:hAnsi="Consolas"/>
-          <w:sz w:val="18"/>
-        </w:rPr>
-        <w:t>python en_vivo.py "videos/Aaron/libre/GX011614.MP4" --nadador P1      (tiempo real; cámara: en_vivo.py 0)</w:t>
-      </w:r>
-    </w:p>
-    <w:p>
-      <w:pPr>
-        <w:pStyle w:val="Normal"/>
-        <w:rPr/>
-      </w:pPr>
-      <w:r>
-        <w:rPr>
-          <w:rFonts w:ascii="Consolas" w:hAnsi="Consolas"/>
-          <w:sz w:val="18"/>
-        </w:rPr>
-        <w:t>python en_vivo.py "&lt;vídeo&gt;" --resultados resultados/&lt;vídeo&gt; --tiempo-real      (reutiliza la pose)</w:t>
-      </w:r>
-    </w:p>
-    <w:p>
-      <w:pPr>
-        <w:pStyle w:val="Normal"/>
-        <w:rPr/>
-      </w:pPr>
-      <w:r>
-        <w:rPr>
-          <w:rFonts w:ascii="Consolas" w:hAnsi="Consolas"/>
-          <w:sz w:val="18"/>
-        </w:rPr>
-        <w:t>python reducir_video.py videos --salida videos_1920      (antes de subir al clúster)</w:t>
-      </w:r>
-    </w:p>
-    <w:p>
-      <w:pPr>
-        <w:pStyle w:val="Normal"/>
-        <w:rPr/>
-      </w:pPr>
-      <w:r>
-        <w:rPr>
-          <w:rFonts w:ascii="Consolas" w:hAnsi="Consolas"/>
-          <w:sz w:val="18"/>
-        </w:rPr>
-        <w:t>sbatch cluster/lote.sbatch      (clúster con GPU; instalación: bash cluster/instalar.sh)</w:t>
-      </w:r>
-    </w:p>
-    <w:p>
-      <w:pPr>
-        <w:pStyle w:val="Normal"/>
-        <w:jc w:val="both"/>
-        <w:rPr/>
-      </w:pPr>
-      <w:r>
-        <w:rPr/>
-        <w:t>Salidas en la carpeta de resultados: puntos 2D y 3D, medidas por fotograma, variables por ciclo, valores SHAP por ciclo, resumen en formato JSON, figuras y vídeo anotado.</w:t>
-      </w:r>
     </w:p>
     <w:p>
       <w:pPr>
@@ -33563,7 +34562,191 @@
         </w:numPr>
         <w:rPr/>
       </w:pPr>
-      <w:bookmarkStart w:id="184" w:name="__RefHeading___Toc8519_2653454663"/>
+      <w:bookmarkStart w:id="183" w:name="__RefHeading___Toc9254_1990011517"/>
+      <w:bookmarkEnd w:id="183"/>
+      <w:r>
+        <w:rPr/>
+        <w:t>Anexo A. Guía de ejecución</w:t>
+      </w:r>
+    </w:p>
+    <w:p>
+      <w:pPr>
+        <w:pStyle w:val="Normal"/>
+        <w:rPr/>
+      </w:pPr>
+      <w:r>
+        <w:rPr>
+          <w:rFonts w:ascii="Consolas" w:hAnsi="Consolas"/>
+          <w:sz w:val="18"/>
+        </w:rPr>
+        <w:t>pip install -r requirements.txt</w:t>
+      </w:r>
+    </w:p>
+    <w:p>
+      <w:pPr>
+        <w:pStyle w:val="Normal"/>
+        <w:rPr/>
+      </w:pPr>
+      <w:r>
+        <w:rPr>
+          <w:rFonts w:ascii="Consolas" w:hAnsi="Consolas"/>
+          <w:sz w:val="18"/>
+        </w:rPr>
+        <w:t>python diagnostico.py</w:t>
+      </w:r>
+    </w:p>
+    <w:p>
+      <w:pPr>
+        <w:pStyle w:val="Normal"/>
+        <w:rPr/>
+      </w:pPr>
+      <w:r>
+        <w:rPr>
+          <w:rFonts w:ascii="Consolas" w:hAnsi="Consolas"/>
+          <w:sz w:val="18"/>
+        </w:rPr>
+        <w:t>python analizar.py "videos/GX011614.MP4" --nadador "P1" --estilo crol --vista lateral</w:t>
+      </w:r>
+    </w:p>
+    <w:p>
+      <w:pPr>
+        <w:pStyle w:val="Normal"/>
+        <w:rPr/>
+      </w:pPr>
+      <w:r>
+        <w:rPr>
+          <w:rFonts w:ascii="Consolas" w:hAnsi="Consolas"/>
+          <w:sz w:val="18"/>
+        </w:rPr>
+        <w:t>python analizar.py "videos/GX011614.MP4" --comparativa</w:t>
+      </w:r>
+    </w:p>
+    <w:p>
+      <w:pPr>
+        <w:pStyle w:val="Normal"/>
+        <w:rPr/>
+      </w:pPr>
+      <w:r>
+        <w:rPr>
+          <w:rFonts w:ascii="Consolas" w:hAnsi="Consolas"/>
+          <w:sz w:val="18"/>
+        </w:rPr>
+        <w:t>python lote.py --carpeta videos --crear-lista      (y después sin --crear-lista)</w:t>
+      </w:r>
+    </w:p>
+    <w:p>
+      <w:pPr>
+        <w:pStyle w:val="Normal"/>
+        <w:rPr/>
+      </w:pPr>
+      <w:r>
+        <w:rPr>
+          <w:rFonts w:ascii="Consolas" w:hAnsi="Consolas"/>
+          <w:sz w:val="18"/>
+        </w:rPr>
+        <w:t>python sesion.py resultados/GX011614 resultados/GX011617 resultados/GX011618 --nadador "P1"</w:t>
+      </w:r>
+    </w:p>
+    <w:p>
+      <w:pPr>
+        <w:pStyle w:val="Normal"/>
+        <w:rPr/>
+      </w:pPr>
+      <w:r>
+        <w:rPr>
+          <w:rFonts w:ascii="Consolas" w:hAnsi="Consolas"/>
+          <w:sz w:val="18"/>
+        </w:rPr>
+        <w:t>python informe_nadador.py resultados --nadador P1 --estilo crol</w:t>
+      </w:r>
+    </w:p>
+    <w:p>
+      <w:pPr>
+        <w:pStyle w:val="Normal"/>
+        <w:rPr/>
+      </w:pPr>
+      <w:r>
+        <w:rPr>
+          <w:rFonts w:ascii="Consolas" w:hAnsi="Consolas"/>
+          <w:sz w:val="18"/>
+        </w:rPr>
+        <w:t>python caso_ficticio.py      (datos sintéticos de referencia conocida)</w:t>
+      </w:r>
+    </w:p>
+    <w:p>
+      <w:pPr>
+        <w:pStyle w:val="Normal"/>
+        <w:rPr/>
+      </w:pPr>
+      <w:r>
+        <w:rPr>
+          <w:rFonts w:ascii="Consolas" w:hAnsi="Consolas"/>
+          <w:sz w:val="18"/>
+        </w:rPr>
+        <w:t>python en_vivo.py "videos/Aaron/libre/GX011614.MP4" --nadador P1      (tiempo real; cámara: en_vivo.py 0)</w:t>
+      </w:r>
+    </w:p>
+    <w:p>
+      <w:pPr>
+        <w:pStyle w:val="Normal"/>
+        <w:rPr/>
+      </w:pPr>
+      <w:r>
+        <w:rPr>
+          <w:rFonts w:ascii="Consolas" w:hAnsi="Consolas"/>
+          <w:sz w:val="18"/>
+        </w:rPr>
+        <w:t>python en_vivo.py "&lt;vídeo&gt;" --resultados resultados/&lt;vídeo&gt; --tiempo-real      (reutiliza la pose)</w:t>
+      </w:r>
+    </w:p>
+    <w:p>
+      <w:pPr>
+        <w:pStyle w:val="Normal"/>
+        <w:rPr/>
+      </w:pPr>
+      <w:r>
+        <w:rPr>
+          <w:rFonts w:ascii="Consolas" w:hAnsi="Consolas"/>
+          <w:sz w:val="18"/>
+        </w:rPr>
+        <w:t>python reducir_video.py videos --salida videos_1920      (antes de subir al clúster)</w:t>
+      </w:r>
+    </w:p>
+    <w:p>
+      <w:pPr>
+        <w:pStyle w:val="Normal"/>
+        <w:rPr/>
+      </w:pPr>
+      <w:r>
+        <w:rPr>
+          <w:rFonts w:ascii="Consolas" w:hAnsi="Consolas"/>
+          <w:sz w:val="18"/>
+        </w:rPr>
+        <w:t>sbatch cluster/lote.sbatch      (clúster con GPU; instalación: bash cluster/instalar.sh)</w:t>
+      </w:r>
+    </w:p>
+    <w:p>
+      <w:pPr>
+        <w:pStyle w:val="Normal"/>
+        <w:jc w:val="both"/>
+        <w:rPr/>
+      </w:pPr>
+      <w:r>
+        <w:rPr/>
+        <w:t>Salidas en la carpeta de resultados: puntos 2D y 3D, medidas por fotograma, variables por ciclo, valores SHAP por ciclo, resumen en formato JSON, figuras y vídeo anotado.</w:t>
+      </w:r>
+    </w:p>
+    <w:p>
+      <w:pPr>
+        <w:pStyle w:val="Heading2"/>
+        <w:keepNext w:val="true"/>
+        <w:numPr>
+          <w:ilvl w:val="1"/>
+          <w:numId w:val="88"/>
+        </w:numPr>
+        <w:rPr/>
+      </w:pPr>
+      <w:bookmarkStart w:id="184" w:name="__RefHeading___Toc9256_1990011517"/>
       <w:bookmarkEnd w:id="184"/>
       <w:r>
         <w:rPr/>
@@ -34633,11 +35816,11 @@
         <w:keepNext w:val="true"/>
         <w:numPr>
           <w:ilvl w:val="1"/>
-          <w:numId w:val="88"/>
+          <w:numId w:val="89"/>
         </w:numPr>
         <w:rPr/>
       </w:pPr>
-      <w:bookmarkStart w:id="185" w:name="__RefHeading___Toc8521_2653454663"/>
+      <w:bookmarkStart w:id="185" w:name="__RefHeading___Toc9258_1990011517"/>
       <w:bookmarkEnd w:id="185"/>
       <w:r>
         <w:rPr/>
@@ -34913,11 +36096,11 @@
         <w:keepNext w:val="true"/>
         <w:numPr>
           <w:ilvl w:val="1"/>
-          <w:numId w:val="89"/>
+          <w:numId w:val="90"/>
         </w:numPr>
         <w:rPr/>
       </w:pPr>
-      <w:bookmarkStart w:id="186" w:name="__RefHeading___Toc8523_2653454663"/>
+      <w:bookmarkStart w:id="186" w:name="__RefHeading___Toc9260_1990011517"/>
       <w:bookmarkEnd w:id="186"/>
       <w:r>
         <w:rPr/>
@@ -39386,6 +40569,2062 @@
           <w:p>
             <w:pPr>
               <w:pStyle w:val="Normal"/>
+              <w:keepNext w:val="true"/>
+              <w:widowControl/>
+              <w:spacing w:before="20" w:after="20"/>
+              <w:rPr>
+                <w:rFonts w:ascii="Calibri" w:hAnsi="Calibri" w:eastAsia="Calibri" w:cs="Times New Roman"/>
+                <w:kern w:val="0"/>
+                <w:lang w:val="es-ES" w:bidi="ar-SA"/>
+              </w:rPr>
+            </w:pPr>
+            <w:r>
+              <w:rPr>
+                <w:rFonts w:eastAsia="Calibri" w:cs="Times New Roman"/>
+                <w:kern w:val="0"/>
+                <w:sz w:val="16"/>
+                <w:lang w:val="es-ES" w:bidi="ar-SA"/>
+              </w:rPr>
+              <w:t>IMG_7217</w:t>
+            </w:r>
+          </w:p>
+        </w:tc>
+        <w:tc>
+          <w:tcPr>
+            <w:tcW w:w="567" w:type="dxa"/>
+            <w:tcBorders/>
+          </w:tcPr>
+          <w:p>
+            <w:pPr>
+              <w:pStyle w:val="Normal"/>
+              <w:keepNext w:val="true"/>
+              <w:widowControl/>
+              <w:spacing w:before="20" w:after="20"/>
+              <w:rPr>
+                <w:rFonts w:ascii="Calibri" w:hAnsi="Calibri" w:eastAsia="Calibri" w:cs="Times New Roman"/>
+                <w:kern w:val="0"/>
+                <w:lang w:val="es-ES" w:bidi="ar-SA"/>
+              </w:rPr>
+            </w:pPr>
+            <w:r>
+              <w:rPr>
+                <w:rFonts w:eastAsia="Calibri" w:cs="Times New Roman"/>
+                <w:kern w:val="0"/>
+                <w:sz w:val="16"/>
+                <w:lang w:val="es-ES" w:bidi="ar-SA"/>
+              </w:rPr>
+              <w:t>P4</w:t>
+            </w:r>
+          </w:p>
+        </w:tc>
+        <w:tc>
+          <w:tcPr>
+            <w:tcW w:w="964" w:type="dxa"/>
+            <w:tcBorders/>
+          </w:tcPr>
+          <w:p>
+            <w:pPr>
+              <w:pStyle w:val="Normal"/>
+              <w:keepNext w:val="true"/>
+              <w:widowControl/>
+              <w:spacing w:before="20" w:after="20"/>
+              <w:rPr>
+                <w:rFonts w:ascii="Calibri" w:hAnsi="Calibri" w:eastAsia="Calibri" w:cs="Times New Roman"/>
+                <w:kern w:val="0"/>
+                <w:lang w:val="es-ES" w:bidi="ar-SA"/>
+              </w:rPr>
+            </w:pPr>
+            <w:r>
+              <w:rPr>
+                <w:rFonts w:eastAsia="Calibri" w:cs="Times New Roman"/>
+                <w:kern w:val="0"/>
+                <w:sz w:val="16"/>
+                <w:lang w:val="es-ES" w:bidi="ar-SA"/>
+              </w:rPr>
+              <w:t>Braza</w:t>
+            </w:r>
+          </w:p>
+        </w:tc>
+        <w:tc>
+          <w:tcPr>
+            <w:tcW w:w="906" w:type="dxa"/>
+            <w:tcBorders/>
+          </w:tcPr>
+          <w:p>
+            <w:pPr>
+              <w:pStyle w:val="Normal"/>
+              <w:keepNext w:val="true"/>
+              <w:widowControl/>
+              <w:spacing w:before="20" w:after="20"/>
+              <w:rPr>
+                <w:rFonts w:ascii="Calibri" w:hAnsi="Calibri" w:eastAsia="Calibri" w:cs="Times New Roman"/>
+                <w:kern w:val="0"/>
+                <w:lang w:val="es-ES" w:bidi="ar-SA"/>
+              </w:rPr>
+            </w:pPr>
+            <w:r>
+              <w:rPr>
+                <w:rFonts w:eastAsia="Calibri" w:cs="Times New Roman"/>
+                <w:kern w:val="0"/>
+                <w:sz w:val="16"/>
+                <w:lang w:val="es-ES" w:bidi="ar-SA"/>
+              </w:rPr>
+              <w:t>Frontal</w:t>
+            </w:r>
+          </w:p>
+        </w:tc>
+        <w:tc>
+          <w:tcPr>
+            <w:tcW w:w="964" w:type="dxa"/>
+            <w:tcBorders/>
+          </w:tcPr>
+          <w:p>
+            <w:pPr>
+              <w:pStyle w:val="Normal"/>
+              <w:keepNext w:val="true"/>
+              <w:widowControl/>
+              <w:spacing w:before="20" w:after="20"/>
+              <w:rPr>
+                <w:rFonts w:ascii="Calibri" w:hAnsi="Calibri" w:eastAsia="Calibri" w:cs="Times New Roman"/>
+                <w:kern w:val="0"/>
+                <w:lang w:val="es-ES" w:bidi="ar-SA"/>
+              </w:rPr>
+            </w:pPr>
+            <w:r>
+              <w:rPr>
+                <w:rFonts w:eastAsia="Calibri" w:cs="Times New Roman"/>
+                <w:kern w:val="0"/>
+                <w:sz w:val="16"/>
+                <w:lang w:val="es-ES" w:bidi="ar-SA"/>
+              </w:rPr>
+              <w:t>7,3 s</w:t>
+            </w:r>
+          </w:p>
+        </w:tc>
+        <w:tc>
+          <w:tcPr>
+            <w:tcW w:w="1021" w:type="dxa"/>
+            <w:tcBorders/>
+          </w:tcPr>
+          <w:p>
+            <w:pPr>
+              <w:pStyle w:val="Normal"/>
+              <w:keepNext w:val="true"/>
+              <w:widowControl/>
+              <w:spacing w:before="20" w:after="20"/>
+              <w:rPr>
+                <w:rFonts w:ascii="Calibri" w:hAnsi="Calibri" w:eastAsia="Calibri" w:cs="Times New Roman"/>
+                <w:kern w:val="0"/>
+                <w:lang w:val="es-ES" w:bidi="ar-SA"/>
+              </w:rPr>
+            </w:pPr>
+            <w:r>
+              <w:rPr>
+                <w:rFonts w:eastAsia="Calibri" w:cs="Times New Roman"/>
+                <w:kern w:val="0"/>
+                <w:sz w:val="16"/>
+                <w:lang w:val="es-ES" w:bidi="ar-SA"/>
+              </w:rPr>
+              <w:t>5,1 s</w:t>
+            </w:r>
+          </w:p>
+        </w:tc>
+        <w:tc>
+          <w:tcPr>
+            <w:tcW w:w="736" w:type="dxa"/>
+            <w:tcBorders/>
+          </w:tcPr>
+          <w:p>
+            <w:pPr>
+              <w:pStyle w:val="Normal"/>
+              <w:keepNext w:val="true"/>
+              <w:widowControl/>
+              <w:spacing w:before="20" w:after="20"/>
+              <w:rPr>
+                <w:rFonts w:ascii="Calibri" w:hAnsi="Calibri" w:eastAsia="Calibri" w:cs="Times New Roman"/>
+                <w:kern w:val="0"/>
+                <w:lang w:val="es-ES" w:bidi="ar-SA"/>
+              </w:rPr>
+            </w:pPr>
+            <w:r>
+              <w:rPr>
+                <w:rFonts w:eastAsia="Calibri" w:cs="Times New Roman"/>
+                <w:kern w:val="0"/>
+                <w:sz w:val="16"/>
+                <w:lang w:val="es-ES" w:bidi="ar-SA"/>
+              </w:rPr>
+              <w:t>2</w:t>
+            </w:r>
+          </w:p>
+        </w:tc>
+        <w:tc>
+          <w:tcPr>
+            <w:tcW w:w="1305" w:type="dxa"/>
+            <w:tcBorders/>
+          </w:tcPr>
+          <w:p>
+            <w:pPr>
+              <w:pStyle w:val="Normal"/>
+              <w:keepNext w:val="true"/>
+              <w:widowControl/>
+              <w:spacing w:before="20" w:after="20"/>
+              <w:rPr>
+                <w:rFonts w:ascii="Calibri" w:hAnsi="Calibri" w:eastAsia="Calibri" w:cs="Times New Roman"/>
+                <w:kern w:val="0"/>
+                <w:lang w:val="es-ES" w:bidi="ar-SA"/>
+              </w:rPr>
+            </w:pPr>
+            <w:r>
+              <w:rPr>
+                <w:rFonts w:eastAsia="Calibri" w:cs="Times New Roman"/>
+                <w:kern w:val="0"/>
+                <w:sz w:val="16"/>
+                <w:lang w:val="es-ES" w:bidi="ar-SA"/>
+              </w:rPr>
+              <w:t>39,7</w:t>
+            </w:r>
+          </w:p>
+        </w:tc>
+        <w:tc>
+          <w:tcPr>
+            <w:tcW w:w="1360" w:type="dxa"/>
+            <w:tcBorders/>
+          </w:tcPr>
+          <w:p>
+            <w:pPr>
+              <w:pStyle w:val="Normal"/>
+              <w:keepNext w:val="true"/>
+              <w:widowControl/>
+              <w:spacing w:before="20" w:after="20"/>
+              <w:rPr>
+                <w:rFonts w:ascii="Calibri" w:hAnsi="Calibri" w:eastAsia="Calibri" w:cs="Times New Roman"/>
+                <w:kern w:val="0"/>
+                <w:lang w:val="es-ES" w:bidi="ar-SA"/>
+              </w:rPr>
+            </w:pPr>
+            <w:r>
+              <w:rPr>
+                <w:rFonts w:eastAsia="Calibri" w:cs="Times New Roman"/>
+                <w:kern w:val="0"/>
+                <w:sz w:val="16"/>
+                <w:lang w:val="es-ES" w:bidi="ar-SA"/>
+              </w:rPr>
+              <w:t>(simultáneos)</w:t>
+            </w:r>
+          </w:p>
+        </w:tc>
+      </w:tr>
+      <w:tr>
+        <w:trPr>
+          <w:cantSplit w:val="true"/>
+        </w:trPr>
+        <w:tc>
+          <w:tcPr>
+            <w:tcW w:w="1247" w:type="dxa"/>
+            <w:tcBorders/>
+          </w:tcPr>
+          <w:p>
+            <w:pPr>
+              <w:pStyle w:val="Normal"/>
+              <w:keepNext w:val="true"/>
+              <w:widowControl/>
+              <w:spacing w:before="20" w:after="20"/>
+              <w:rPr>
+                <w:rFonts w:ascii="Calibri" w:hAnsi="Calibri" w:eastAsia="Calibri" w:cs="Times New Roman"/>
+                <w:kern w:val="0"/>
+                <w:lang w:val="es-ES" w:bidi="ar-SA"/>
+              </w:rPr>
+            </w:pPr>
+            <w:r>
+              <w:rPr>
+                <w:rFonts w:eastAsia="Calibri" w:cs="Times New Roman"/>
+                <w:kern w:val="0"/>
+                <w:sz w:val="16"/>
+                <w:lang w:val="es-ES" w:bidi="ar-SA"/>
+              </w:rPr>
+              <w:t>ASCR</w:t>
+            </w:r>
+          </w:p>
+        </w:tc>
+        <w:tc>
+          <w:tcPr>
+            <w:tcW w:w="567" w:type="dxa"/>
+            <w:tcBorders/>
+          </w:tcPr>
+          <w:p>
+            <w:pPr>
+              <w:pStyle w:val="Normal"/>
+              <w:keepNext w:val="true"/>
+              <w:widowControl/>
+              <w:spacing w:before="20" w:after="20"/>
+              <w:rPr>
+                <w:rFonts w:ascii="Calibri" w:hAnsi="Calibri" w:eastAsia="Calibri" w:cs="Times New Roman"/>
+                <w:kern w:val="0"/>
+                <w:lang w:val="es-ES" w:bidi="ar-SA"/>
+              </w:rPr>
+            </w:pPr>
+            <w:r>
+              <w:rPr>
+                <w:rFonts w:eastAsia="Calibri" w:cs="Times New Roman"/>
+                <w:kern w:val="0"/>
+                <w:sz w:val="16"/>
+                <w:lang w:val="es-ES" w:bidi="ar-SA"/>
+              </w:rPr>
+              <w:t>P5</w:t>
+            </w:r>
+          </w:p>
+        </w:tc>
+        <w:tc>
+          <w:tcPr>
+            <w:tcW w:w="964" w:type="dxa"/>
+            <w:tcBorders/>
+          </w:tcPr>
+          <w:p>
+            <w:pPr>
+              <w:pStyle w:val="Normal"/>
+              <w:keepNext w:val="true"/>
+              <w:widowControl/>
+              <w:spacing w:before="20" w:after="20"/>
+              <w:rPr>
+                <w:rFonts w:ascii="Calibri" w:hAnsi="Calibri" w:eastAsia="Calibri" w:cs="Times New Roman"/>
+                <w:kern w:val="0"/>
+                <w:lang w:val="es-ES" w:bidi="ar-SA"/>
+              </w:rPr>
+            </w:pPr>
+            <w:r>
+              <w:rPr>
+                <w:rFonts w:eastAsia="Calibri" w:cs="Times New Roman"/>
+                <w:kern w:val="0"/>
+                <w:sz w:val="16"/>
+                <w:lang w:val="es-ES" w:bidi="ar-SA"/>
+              </w:rPr>
+              <w:t>Crol</w:t>
+            </w:r>
+          </w:p>
+        </w:tc>
+        <w:tc>
+          <w:tcPr>
+            <w:tcW w:w="906" w:type="dxa"/>
+            <w:tcBorders/>
+          </w:tcPr>
+          <w:p>
+            <w:pPr>
+              <w:pStyle w:val="Normal"/>
+              <w:keepNext w:val="true"/>
+              <w:widowControl/>
+              <w:spacing w:before="20" w:after="20"/>
+              <w:rPr>
+                <w:rFonts w:ascii="Calibri" w:hAnsi="Calibri" w:eastAsia="Calibri" w:cs="Times New Roman"/>
+                <w:kern w:val="0"/>
+                <w:lang w:val="es-ES" w:bidi="ar-SA"/>
+              </w:rPr>
+            </w:pPr>
+            <w:r>
+              <w:rPr>
+                <w:rFonts w:eastAsia="Calibri" w:cs="Times New Roman"/>
+                <w:kern w:val="0"/>
+                <w:sz w:val="16"/>
+                <w:lang w:val="es-ES" w:bidi="ar-SA"/>
+              </w:rPr>
+              <w:t>Lateral</w:t>
+            </w:r>
+          </w:p>
+        </w:tc>
+        <w:tc>
+          <w:tcPr>
+            <w:tcW w:w="964" w:type="dxa"/>
+            <w:tcBorders/>
+          </w:tcPr>
+          <w:p>
+            <w:pPr>
+              <w:pStyle w:val="Normal"/>
+              <w:keepNext w:val="true"/>
+              <w:widowControl/>
+              <w:spacing w:before="20" w:after="20"/>
+              <w:rPr>
+                <w:rFonts w:ascii="Calibri" w:hAnsi="Calibri" w:eastAsia="Calibri" w:cs="Times New Roman"/>
+                <w:kern w:val="0"/>
+                <w:lang w:val="es-ES" w:bidi="ar-SA"/>
+              </w:rPr>
+            </w:pPr>
+            <w:r>
+              <w:rPr>
+                <w:rFonts w:eastAsia="Calibri" w:cs="Times New Roman"/>
+                <w:kern w:val="0"/>
+                <w:sz w:val="16"/>
+                <w:lang w:val="es-ES" w:bidi="ar-SA"/>
+              </w:rPr>
+              <w:t>28,2 s</w:t>
+            </w:r>
+          </w:p>
+        </w:tc>
+        <w:tc>
+          <w:tcPr>
+            <w:tcW w:w="1021" w:type="dxa"/>
+            <w:tcBorders/>
+          </w:tcPr>
+          <w:p>
+            <w:pPr>
+              <w:pStyle w:val="Normal"/>
+              <w:keepNext w:val="true"/>
+              <w:widowControl/>
+              <w:spacing w:before="20" w:after="20"/>
+              <w:rPr>
+                <w:rFonts w:ascii="Calibri" w:hAnsi="Calibri" w:eastAsia="Calibri" w:cs="Times New Roman"/>
+                <w:kern w:val="0"/>
+                <w:lang w:val="es-ES" w:bidi="ar-SA"/>
+              </w:rPr>
+            </w:pPr>
+            <w:r>
+              <w:rPr>
+                <w:rFonts w:eastAsia="Calibri" w:cs="Times New Roman"/>
+                <w:kern w:val="0"/>
+                <w:sz w:val="16"/>
+                <w:lang w:val="es-ES" w:bidi="ar-SA"/>
+              </w:rPr>
+              <w:t>2,3 s</w:t>
+            </w:r>
+          </w:p>
+        </w:tc>
+        <w:tc>
+          <w:tcPr>
+            <w:tcW w:w="736" w:type="dxa"/>
+            <w:tcBorders/>
+          </w:tcPr>
+          <w:p>
+            <w:pPr>
+              <w:pStyle w:val="Normal"/>
+              <w:keepNext w:val="true"/>
+              <w:widowControl/>
+              <w:spacing w:before="20" w:after="20"/>
+              <w:rPr>
+                <w:rFonts w:ascii="Calibri" w:hAnsi="Calibri" w:eastAsia="Calibri" w:cs="Times New Roman"/>
+                <w:kern w:val="0"/>
+                <w:lang w:val="es-ES" w:bidi="ar-SA"/>
+              </w:rPr>
+            </w:pPr>
+            <w:r>
+              <w:rPr>
+                <w:rFonts w:eastAsia="Calibri" w:cs="Times New Roman"/>
+                <w:kern w:val="0"/>
+                <w:sz w:val="16"/>
+                <w:lang w:val="es-ES" w:bidi="ar-SA"/>
+              </w:rPr>
+              <w:t>0</w:t>
+            </w:r>
+          </w:p>
+        </w:tc>
+        <w:tc>
+          <w:tcPr>
+            <w:tcW w:w="1305" w:type="dxa"/>
+            <w:tcBorders/>
+          </w:tcPr>
+          <w:p>
+            <w:pPr>
+              <w:pStyle w:val="Normal"/>
+              <w:keepNext w:val="true"/>
+              <w:widowControl/>
+              <w:spacing w:before="20" w:after="20"/>
+              <w:rPr>
+                <w:rFonts w:ascii="Calibri" w:hAnsi="Calibri" w:eastAsia="Calibri" w:cs="Times New Roman"/>
+                <w:kern w:val="0"/>
+                <w:lang w:val="es-ES" w:bidi="ar-SA"/>
+              </w:rPr>
+            </w:pPr>
+            <w:r>
+              <w:rPr>
+                <w:rFonts w:eastAsia="Calibri" w:cs="Times New Roman"/>
+                <w:kern w:val="0"/>
+                <w:sz w:val="16"/>
+                <w:lang w:val="es-ES" w:bidi="ar-SA"/>
+              </w:rPr>
+              <w:t>—</w:t>
+            </w:r>
+          </w:p>
+        </w:tc>
+        <w:tc>
+          <w:tcPr>
+            <w:tcW w:w="1360" w:type="dxa"/>
+            <w:tcBorders/>
+          </w:tcPr>
+          <w:p>
+            <w:pPr>
+              <w:pStyle w:val="Normal"/>
+              <w:keepNext w:val="true"/>
+              <w:widowControl/>
+              <w:spacing w:before="20" w:after="20"/>
+              <w:rPr>
+                <w:rFonts w:ascii="Calibri" w:hAnsi="Calibri" w:eastAsia="Calibri" w:cs="Times New Roman"/>
+                <w:kern w:val="0"/>
+                <w:lang w:val="es-ES" w:bidi="ar-SA"/>
+              </w:rPr>
+            </w:pPr>
+            <w:r>
+              <w:rPr>
+                <w:rFonts w:eastAsia="Calibri" w:cs="Times New Roman"/>
+                <w:kern w:val="0"/>
+                <w:sz w:val="16"/>
+                <w:lang w:val="es-ES" w:bidi="ar-SA"/>
+              </w:rPr>
+              <w:t>—</w:t>
+            </w:r>
+          </w:p>
+        </w:tc>
+      </w:tr>
+      <w:tr>
+        <w:trPr>
+          <w:cantSplit w:val="true"/>
+        </w:trPr>
+        <w:tc>
+          <w:tcPr>
+            <w:tcW w:w="1247" w:type="dxa"/>
+            <w:tcBorders/>
+          </w:tcPr>
+          <w:p>
+            <w:pPr>
+              <w:pStyle w:val="Normal"/>
+              <w:keepNext w:val="true"/>
+              <w:widowControl/>
+              <w:spacing w:before="20" w:after="20"/>
+              <w:rPr>
+                <w:rFonts w:ascii="Calibri" w:hAnsi="Calibri" w:eastAsia="Calibri" w:cs="Times New Roman"/>
+                <w:kern w:val="0"/>
+                <w:lang w:val="es-ES" w:bidi="ar-SA"/>
+              </w:rPr>
+            </w:pPr>
+            <w:r>
+              <w:rPr>
+                <w:rFonts w:eastAsia="Calibri" w:cs="Times New Roman"/>
+                <w:kern w:val="0"/>
+                <w:sz w:val="16"/>
+                <w:lang w:val="es-ES" w:bidi="ar-SA"/>
+              </w:rPr>
+              <w:t>GX010718</w:t>
+            </w:r>
+          </w:p>
+        </w:tc>
+        <w:tc>
+          <w:tcPr>
+            <w:tcW w:w="567" w:type="dxa"/>
+            <w:tcBorders/>
+          </w:tcPr>
+          <w:p>
+            <w:pPr>
+              <w:pStyle w:val="Normal"/>
+              <w:keepNext w:val="true"/>
+              <w:widowControl/>
+              <w:spacing w:before="20" w:after="20"/>
+              <w:rPr>
+                <w:rFonts w:ascii="Calibri" w:hAnsi="Calibri" w:eastAsia="Calibri" w:cs="Times New Roman"/>
+                <w:kern w:val="0"/>
+                <w:lang w:val="es-ES" w:bidi="ar-SA"/>
+              </w:rPr>
+            </w:pPr>
+            <w:r>
+              <w:rPr>
+                <w:rFonts w:eastAsia="Calibri" w:cs="Times New Roman"/>
+                <w:kern w:val="0"/>
+                <w:sz w:val="16"/>
+                <w:lang w:val="es-ES" w:bidi="ar-SA"/>
+              </w:rPr>
+              <w:t>P5</w:t>
+            </w:r>
+          </w:p>
+        </w:tc>
+        <w:tc>
+          <w:tcPr>
+            <w:tcW w:w="964" w:type="dxa"/>
+            <w:tcBorders/>
+          </w:tcPr>
+          <w:p>
+            <w:pPr>
+              <w:pStyle w:val="Normal"/>
+              <w:keepNext w:val="true"/>
+              <w:widowControl/>
+              <w:spacing w:before="20" w:after="20"/>
+              <w:rPr>
+                <w:rFonts w:ascii="Calibri" w:hAnsi="Calibri" w:eastAsia="Calibri" w:cs="Times New Roman"/>
+                <w:kern w:val="0"/>
+                <w:lang w:val="es-ES" w:bidi="ar-SA"/>
+              </w:rPr>
+            </w:pPr>
+            <w:r>
+              <w:rPr>
+                <w:rFonts w:eastAsia="Calibri" w:cs="Times New Roman"/>
+                <w:kern w:val="0"/>
+                <w:sz w:val="16"/>
+                <w:lang w:val="es-ES" w:bidi="ar-SA"/>
+              </w:rPr>
+              <w:t>Crol</w:t>
+            </w:r>
+          </w:p>
+        </w:tc>
+        <w:tc>
+          <w:tcPr>
+            <w:tcW w:w="906" w:type="dxa"/>
+            <w:tcBorders/>
+          </w:tcPr>
+          <w:p>
+            <w:pPr>
+              <w:pStyle w:val="Normal"/>
+              <w:keepNext w:val="true"/>
+              <w:widowControl/>
+              <w:spacing w:before="20" w:after="20"/>
+              <w:rPr>
+                <w:rFonts w:ascii="Calibri" w:hAnsi="Calibri" w:eastAsia="Calibri" w:cs="Times New Roman"/>
+                <w:kern w:val="0"/>
+                <w:lang w:val="es-ES" w:bidi="ar-SA"/>
+              </w:rPr>
+            </w:pPr>
+            <w:r>
+              <w:rPr>
+                <w:rFonts w:eastAsia="Calibri" w:cs="Times New Roman"/>
+                <w:kern w:val="0"/>
+                <w:sz w:val="16"/>
+                <w:lang w:val="es-ES" w:bidi="ar-SA"/>
+              </w:rPr>
+              <w:t>Lateral</w:t>
+            </w:r>
+          </w:p>
+        </w:tc>
+        <w:tc>
+          <w:tcPr>
+            <w:tcW w:w="964" w:type="dxa"/>
+            <w:tcBorders/>
+          </w:tcPr>
+          <w:p>
+            <w:pPr>
+              <w:pStyle w:val="Normal"/>
+              <w:keepNext w:val="true"/>
+              <w:widowControl/>
+              <w:spacing w:before="20" w:after="20"/>
+              <w:rPr>
+                <w:rFonts w:ascii="Calibri" w:hAnsi="Calibri" w:eastAsia="Calibri" w:cs="Times New Roman"/>
+                <w:kern w:val="0"/>
+                <w:lang w:val="es-ES" w:bidi="ar-SA"/>
+              </w:rPr>
+            </w:pPr>
+            <w:r>
+              <w:rPr>
+                <w:rFonts w:eastAsia="Calibri" w:cs="Times New Roman"/>
+                <w:kern w:val="0"/>
+                <w:sz w:val="16"/>
+                <w:lang w:val="es-ES" w:bidi="ar-SA"/>
+              </w:rPr>
+              <w:t>20,7 s</w:t>
+            </w:r>
+          </w:p>
+        </w:tc>
+        <w:tc>
+          <w:tcPr>
+            <w:tcW w:w="1021" w:type="dxa"/>
+            <w:tcBorders/>
+          </w:tcPr>
+          <w:p>
+            <w:pPr>
+              <w:pStyle w:val="Normal"/>
+              <w:keepNext w:val="true"/>
+              <w:widowControl/>
+              <w:spacing w:before="20" w:after="20"/>
+              <w:rPr>
+                <w:rFonts w:ascii="Calibri" w:hAnsi="Calibri" w:eastAsia="Calibri" w:cs="Times New Roman"/>
+                <w:kern w:val="0"/>
+                <w:lang w:val="es-ES" w:bidi="ar-SA"/>
+              </w:rPr>
+            </w:pPr>
+            <w:r>
+              <w:rPr>
+                <w:rFonts w:eastAsia="Calibri" w:cs="Times New Roman"/>
+                <w:kern w:val="0"/>
+                <w:sz w:val="16"/>
+                <w:lang w:val="es-ES" w:bidi="ar-SA"/>
+              </w:rPr>
+              <w:t>11,5 s</w:t>
+            </w:r>
+          </w:p>
+        </w:tc>
+        <w:tc>
+          <w:tcPr>
+            <w:tcW w:w="736" w:type="dxa"/>
+            <w:tcBorders/>
+          </w:tcPr>
+          <w:p>
+            <w:pPr>
+              <w:pStyle w:val="Normal"/>
+              <w:keepNext w:val="true"/>
+              <w:widowControl/>
+              <w:spacing w:before="20" w:after="20"/>
+              <w:rPr>
+                <w:rFonts w:ascii="Calibri" w:hAnsi="Calibri" w:eastAsia="Calibri" w:cs="Times New Roman"/>
+                <w:kern w:val="0"/>
+                <w:lang w:val="es-ES" w:bidi="ar-SA"/>
+              </w:rPr>
+            </w:pPr>
+            <w:r>
+              <w:rPr>
+                <w:rFonts w:eastAsia="Calibri" w:cs="Times New Roman"/>
+                <w:kern w:val="0"/>
+                <w:sz w:val="16"/>
+                <w:lang w:val="es-ES" w:bidi="ar-SA"/>
+              </w:rPr>
+              <w:t>5</w:t>
+            </w:r>
+          </w:p>
+        </w:tc>
+        <w:tc>
+          <w:tcPr>
+            <w:tcW w:w="1305" w:type="dxa"/>
+            <w:tcBorders/>
+          </w:tcPr>
+          <w:p>
+            <w:pPr>
+              <w:pStyle w:val="Normal"/>
+              <w:keepNext w:val="true"/>
+              <w:widowControl/>
+              <w:spacing w:before="20" w:after="20"/>
+              <w:rPr>
+                <w:rFonts w:ascii="Calibri" w:hAnsi="Calibri" w:eastAsia="Calibri" w:cs="Times New Roman"/>
+                <w:kern w:val="0"/>
+                <w:lang w:val="es-ES" w:bidi="ar-SA"/>
+              </w:rPr>
+            </w:pPr>
+            <w:r>
+              <w:rPr>
+                <w:rFonts w:eastAsia="Calibri" w:cs="Times New Roman"/>
+                <w:kern w:val="0"/>
+                <w:sz w:val="16"/>
+                <w:lang w:val="es-ES" w:bidi="ar-SA"/>
+              </w:rPr>
+              <w:t>52,0</w:t>
+            </w:r>
+          </w:p>
+        </w:tc>
+        <w:tc>
+          <w:tcPr>
+            <w:tcW w:w="1360" w:type="dxa"/>
+            <w:tcBorders/>
+          </w:tcPr>
+          <w:p>
+            <w:pPr>
+              <w:pStyle w:val="Normal"/>
+              <w:keepNext w:val="true"/>
+              <w:widowControl/>
+              <w:spacing w:before="20" w:after="20"/>
+              <w:rPr>
+                <w:rFonts w:ascii="Calibri" w:hAnsi="Calibri" w:eastAsia="Calibri" w:cs="Times New Roman"/>
+                <w:kern w:val="0"/>
+                <w:lang w:val="es-ES" w:bidi="ar-SA"/>
+              </w:rPr>
+            </w:pPr>
+            <w:r>
+              <w:rPr>
+                <w:rFonts w:eastAsia="Calibri" w:cs="Times New Roman"/>
+                <w:kern w:val="0"/>
+                <w:sz w:val="16"/>
+                <w:lang w:val="es-ES" w:bidi="ar-SA"/>
+              </w:rPr>
+              <w:t>crol</w:t>
+            </w:r>
+          </w:p>
+        </w:tc>
+      </w:tr>
+      <w:tr>
+        <w:trPr>
+          <w:cantSplit w:val="true"/>
+        </w:trPr>
+        <w:tc>
+          <w:tcPr>
+            <w:tcW w:w="1247" w:type="dxa"/>
+            <w:tcBorders/>
+          </w:tcPr>
+          <w:p>
+            <w:pPr>
+              <w:pStyle w:val="Normal"/>
+              <w:keepNext w:val="true"/>
+              <w:widowControl/>
+              <w:spacing w:before="20" w:after="20"/>
+              <w:rPr>
+                <w:rFonts w:ascii="Calibri" w:hAnsi="Calibri" w:eastAsia="Calibri" w:cs="Times New Roman"/>
+                <w:kern w:val="0"/>
+                <w:lang w:val="es-ES" w:bidi="ar-SA"/>
+              </w:rPr>
+            </w:pPr>
+            <w:r>
+              <w:rPr>
+                <w:rFonts w:eastAsia="Calibri" w:cs="Times New Roman"/>
+                <w:kern w:val="0"/>
+                <w:sz w:val="16"/>
+                <w:lang w:val="es-ES" w:bidi="ar-SA"/>
+              </w:rPr>
+              <w:t>GX010719</w:t>
+            </w:r>
+          </w:p>
+        </w:tc>
+        <w:tc>
+          <w:tcPr>
+            <w:tcW w:w="567" w:type="dxa"/>
+            <w:tcBorders/>
+          </w:tcPr>
+          <w:p>
+            <w:pPr>
+              <w:pStyle w:val="Normal"/>
+              <w:keepNext w:val="true"/>
+              <w:widowControl/>
+              <w:spacing w:before="20" w:after="20"/>
+              <w:rPr>
+                <w:rFonts w:ascii="Calibri" w:hAnsi="Calibri" w:eastAsia="Calibri" w:cs="Times New Roman"/>
+                <w:kern w:val="0"/>
+                <w:lang w:val="es-ES" w:bidi="ar-SA"/>
+              </w:rPr>
+            </w:pPr>
+            <w:r>
+              <w:rPr>
+                <w:rFonts w:eastAsia="Calibri" w:cs="Times New Roman"/>
+                <w:kern w:val="0"/>
+                <w:sz w:val="16"/>
+                <w:lang w:val="es-ES" w:bidi="ar-SA"/>
+              </w:rPr>
+              <w:t>P5</w:t>
+            </w:r>
+          </w:p>
+        </w:tc>
+        <w:tc>
+          <w:tcPr>
+            <w:tcW w:w="964" w:type="dxa"/>
+            <w:tcBorders/>
+          </w:tcPr>
+          <w:p>
+            <w:pPr>
+              <w:pStyle w:val="Normal"/>
+              <w:keepNext w:val="true"/>
+              <w:widowControl/>
+              <w:spacing w:before="20" w:after="20"/>
+              <w:rPr>
+                <w:rFonts w:ascii="Calibri" w:hAnsi="Calibri" w:eastAsia="Calibri" w:cs="Times New Roman"/>
+                <w:kern w:val="0"/>
+                <w:lang w:val="es-ES" w:bidi="ar-SA"/>
+              </w:rPr>
+            </w:pPr>
+            <w:r>
+              <w:rPr>
+                <w:rFonts w:eastAsia="Calibri" w:cs="Times New Roman"/>
+                <w:kern w:val="0"/>
+                <w:sz w:val="16"/>
+                <w:lang w:val="es-ES" w:bidi="ar-SA"/>
+              </w:rPr>
+              <w:t>Crol</w:t>
+            </w:r>
+          </w:p>
+        </w:tc>
+        <w:tc>
+          <w:tcPr>
+            <w:tcW w:w="906" w:type="dxa"/>
+            <w:tcBorders/>
+          </w:tcPr>
+          <w:p>
+            <w:pPr>
+              <w:pStyle w:val="Normal"/>
+              <w:keepNext w:val="true"/>
+              <w:widowControl/>
+              <w:spacing w:before="20" w:after="20"/>
+              <w:rPr>
+                <w:rFonts w:ascii="Calibri" w:hAnsi="Calibri" w:eastAsia="Calibri" w:cs="Times New Roman"/>
+                <w:kern w:val="0"/>
+                <w:lang w:val="es-ES" w:bidi="ar-SA"/>
+              </w:rPr>
+            </w:pPr>
+            <w:r>
+              <w:rPr>
+                <w:rFonts w:eastAsia="Calibri" w:cs="Times New Roman"/>
+                <w:kern w:val="0"/>
+                <w:sz w:val="16"/>
+                <w:lang w:val="es-ES" w:bidi="ar-SA"/>
+              </w:rPr>
+              <w:t>Lateral</w:t>
+            </w:r>
+          </w:p>
+        </w:tc>
+        <w:tc>
+          <w:tcPr>
+            <w:tcW w:w="964" w:type="dxa"/>
+            <w:tcBorders/>
+          </w:tcPr>
+          <w:p>
+            <w:pPr>
+              <w:pStyle w:val="Normal"/>
+              <w:keepNext w:val="true"/>
+              <w:widowControl/>
+              <w:spacing w:before="20" w:after="20"/>
+              <w:rPr>
+                <w:rFonts w:ascii="Calibri" w:hAnsi="Calibri" w:eastAsia="Calibri" w:cs="Times New Roman"/>
+                <w:kern w:val="0"/>
+                <w:lang w:val="es-ES" w:bidi="ar-SA"/>
+              </w:rPr>
+            </w:pPr>
+            <w:r>
+              <w:rPr>
+                <w:rFonts w:eastAsia="Calibri" w:cs="Times New Roman"/>
+                <w:kern w:val="0"/>
+                <w:sz w:val="16"/>
+                <w:lang w:val="es-ES" w:bidi="ar-SA"/>
+              </w:rPr>
+              <w:t>16,9 s</w:t>
+            </w:r>
+          </w:p>
+        </w:tc>
+        <w:tc>
+          <w:tcPr>
+            <w:tcW w:w="1021" w:type="dxa"/>
+            <w:tcBorders/>
+          </w:tcPr>
+          <w:p>
+            <w:pPr>
+              <w:pStyle w:val="Normal"/>
+              <w:keepNext w:val="true"/>
+              <w:widowControl/>
+              <w:spacing w:before="20" w:after="20"/>
+              <w:rPr>
+                <w:rFonts w:ascii="Calibri" w:hAnsi="Calibri" w:eastAsia="Calibri" w:cs="Times New Roman"/>
+                <w:kern w:val="0"/>
+                <w:lang w:val="es-ES" w:bidi="ar-SA"/>
+              </w:rPr>
+            </w:pPr>
+            <w:r>
+              <w:rPr>
+                <w:rFonts w:eastAsia="Calibri" w:cs="Times New Roman"/>
+                <w:kern w:val="0"/>
+                <w:sz w:val="16"/>
+                <w:lang w:val="es-ES" w:bidi="ar-SA"/>
+              </w:rPr>
+              <w:t>14,8 s</w:t>
+            </w:r>
+          </w:p>
+        </w:tc>
+        <w:tc>
+          <w:tcPr>
+            <w:tcW w:w="736" w:type="dxa"/>
+            <w:tcBorders/>
+          </w:tcPr>
+          <w:p>
+            <w:pPr>
+              <w:pStyle w:val="Normal"/>
+              <w:keepNext w:val="true"/>
+              <w:widowControl/>
+              <w:spacing w:before="20" w:after="20"/>
+              <w:rPr>
+                <w:rFonts w:ascii="Calibri" w:hAnsi="Calibri" w:eastAsia="Calibri" w:cs="Times New Roman"/>
+                <w:kern w:val="0"/>
+                <w:lang w:val="es-ES" w:bidi="ar-SA"/>
+              </w:rPr>
+            </w:pPr>
+            <w:r>
+              <w:rPr>
+                <w:rFonts w:eastAsia="Calibri" w:cs="Times New Roman"/>
+                <w:kern w:val="0"/>
+                <w:sz w:val="16"/>
+                <w:lang w:val="es-ES" w:bidi="ar-SA"/>
+              </w:rPr>
+              <w:t>11</w:t>
+            </w:r>
+          </w:p>
+        </w:tc>
+        <w:tc>
+          <w:tcPr>
+            <w:tcW w:w="1305" w:type="dxa"/>
+            <w:tcBorders/>
+          </w:tcPr>
+          <w:p>
+            <w:pPr>
+              <w:pStyle w:val="Normal"/>
+              <w:keepNext w:val="true"/>
+              <w:widowControl/>
+              <w:spacing w:before="20" w:after="20"/>
+              <w:rPr>
+                <w:rFonts w:ascii="Calibri" w:hAnsi="Calibri" w:eastAsia="Calibri" w:cs="Times New Roman"/>
+                <w:kern w:val="0"/>
+                <w:lang w:val="es-ES" w:bidi="ar-SA"/>
+              </w:rPr>
+            </w:pPr>
+            <w:r>
+              <w:rPr>
+                <w:rFonts w:eastAsia="Calibri" w:cs="Times New Roman"/>
+                <w:kern w:val="0"/>
+                <w:sz w:val="16"/>
+                <w:lang w:val="es-ES" w:bidi="ar-SA"/>
+              </w:rPr>
+              <w:t>58,4</w:t>
+            </w:r>
+          </w:p>
+        </w:tc>
+        <w:tc>
+          <w:tcPr>
+            <w:tcW w:w="1360" w:type="dxa"/>
+            <w:tcBorders/>
+          </w:tcPr>
+          <w:p>
+            <w:pPr>
+              <w:pStyle w:val="Normal"/>
+              <w:keepNext w:val="true"/>
+              <w:widowControl/>
+              <w:spacing w:before="20" w:after="20"/>
+              <w:rPr>
+                <w:rFonts w:ascii="Calibri" w:hAnsi="Calibri" w:eastAsia="Calibri" w:cs="Times New Roman"/>
+                <w:kern w:val="0"/>
+                <w:lang w:val="es-ES" w:bidi="ar-SA"/>
+              </w:rPr>
+            </w:pPr>
+            <w:r>
+              <w:rPr>
+                <w:rFonts w:eastAsia="Calibri" w:cs="Times New Roman"/>
+                <w:kern w:val="0"/>
+                <w:sz w:val="16"/>
+                <w:lang w:val="es-ES" w:bidi="ar-SA"/>
+              </w:rPr>
+              <w:t>braza</w:t>
+            </w:r>
+          </w:p>
+        </w:tc>
+      </w:tr>
+      <w:tr>
+        <w:trPr>
+          <w:cantSplit w:val="true"/>
+        </w:trPr>
+        <w:tc>
+          <w:tcPr>
+            <w:tcW w:w="1247" w:type="dxa"/>
+            <w:tcBorders/>
+          </w:tcPr>
+          <w:p>
+            <w:pPr>
+              <w:pStyle w:val="Normal"/>
+              <w:keepNext w:val="true"/>
+              <w:widowControl/>
+              <w:spacing w:before="20" w:after="20"/>
+              <w:rPr>
+                <w:rFonts w:ascii="Calibri" w:hAnsi="Calibri" w:eastAsia="Calibri" w:cs="Times New Roman"/>
+                <w:kern w:val="0"/>
+                <w:lang w:val="es-ES" w:bidi="ar-SA"/>
+              </w:rPr>
+            </w:pPr>
+            <w:r>
+              <w:rPr>
+                <w:rFonts w:eastAsia="Calibri" w:cs="Times New Roman"/>
+                <w:kern w:val="0"/>
+                <w:sz w:val="16"/>
+                <w:lang w:val="es-ES" w:bidi="ar-SA"/>
+              </w:rPr>
+              <w:t>GX010731</w:t>
+            </w:r>
+          </w:p>
+        </w:tc>
+        <w:tc>
+          <w:tcPr>
+            <w:tcW w:w="567" w:type="dxa"/>
+            <w:tcBorders/>
+          </w:tcPr>
+          <w:p>
+            <w:pPr>
+              <w:pStyle w:val="Normal"/>
+              <w:keepNext w:val="true"/>
+              <w:widowControl/>
+              <w:spacing w:before="20" w:after="20"/>
+              <w:rPr>
+                <w:rFonts w:ascii="Calibri" w:hAnsi="Calibri" w:eastAsia="Calibri" w:cs="Times New Roman"/>
+                <w:kern w:val="0"/>
+                <w:lang w:val="es-ES" w:bidi="ar-SA"/>
+              </w:rPr>
+            </w:pPr>
+            <w:r>
+              <w:rPr>
+                <w:rFonts w:eastAsia="Calibri" w:cs="Times New Roman"/>
+                <w:kern w:val="0"/>
+                <w:sz w:val="16"/>
+                <w:lang w:val="es-ES" w:bidi="ar-SA"/>
+              </w:rPr>
+              <w:t>P5</w:t>
+            </w:r>
+          </w:p>
+        </w:tc>
+        <w:tc>
+          <w:tcPr>
+            <w:tcW w:w="964" w:type="dxa"/>
+            <w:tcBorders/>
+          </w:tcPr>
+          <w:p>
+            <w:pPr>
+              <w:pStyle w:val="Normal"/>
+              <w:keepNext w:val="true"/>
+              <w:widowControl/>
+              <w:spacing w:before="20" w:after="20"/>
+              <w:rPr>
+                <w:rFonts w:ascii="Calibri" w:hAnsi="Calibri" w:eastAsia="Calibri" w:cs="Times New Roman"/>
+                <w:kern w:val="0"/>
+                <w:lang w:val="es-ES" w:bidi="ar-SA"/>
+              </w:rPr>
+            </w:pPr>
+            <w:r>
+              <w:rPr>
+                <w:rFonts w:eastAsia="Calibri" w:cs="Times New Roman"/>
+                <w:kern w:val="0"/>
+                <w:sz w:val="16"/>
+                <w:lang w:val="es-ES" w:bidi="ar-SA"/>
+              </w:rPr>
+              <w:t>Crol</w:t>
+            </w:r>
+          </w:p>
+        </w:tc>
+        <w:tc>
+          <w:tcPr>
+            <w:tcW w:w="906" w:type="dxa"/>
+            <w:tcBorders/>
+          </w:tcPr>
+          <w:p>
+            <w:pPr>
+              <w:pStyle w:val="Normal"/>
+              <w:keepNext w:val="true"/>
+              <w:widowControl/>
+              <w:spacing w:before="20" w:after="20"/>
+              <w:rPr>
+                <w:rFonts w:ascii="Calibri" w:hAnsi="Calibri" w:eastAsia="Calibri" w:cs="Times New Roman"/>
+                <w:kern w:val="0"/>
+                <w:lang w:val="es-ES" w:bidi="ar-SA"/>
+              </w:rPr>
+            </w:pPr>
+            <w:r>
+              <w:rPr>
+                <w:rFonts w:eastAsia="Calibri" w:cs="Times New Roman"/>
+                <w:kern w:val="0"/>
+                <w:sz w:val="16"/>
+                <w:lang w:val="es-ES" w:bidi="ar-SA"/>
+              </w:rPr>
+              <w:t>Lateral</w:t>
+            </w:r>
+          </w:p>
+        </w:tc>
+        <w:tc>
+          <w:tcPr>
+            <w:tcW w:w="964" w:type="dxa"/>
+            <w:tcBorders/>
+          </w:tcPr>
+          <w:p>
+            <w:pPr>
+              <w:pStyle w:val="Normal"/>
+              <w:keepNext w:val="true"/>
+              <w:widowControl/>
+              <w:spacing w:before="20" w:after="20"/>
+              <w:rPr>
+                <w:rFonts w:ascii="Calibri" w:hAnsi="Calibri" w:eastAsia="Calibri" w:cs="Times New Roman"/>
+                <w:kern w:val="0"/>
+                <w:lang w:val="es-ES" w:bidi="ar-SA"/>
+              </w:rPr>
+            </w:pPr>
+            <w:r>
+              <w:rPr>
+                <w:rFonts w:eastAsia="Calibri" w:cs="Times New Roman"/>
+                <w:kern w:val="0"/>
+                <w:sz w:val="16"/>
+                <w:lang w:val="es-ES" w:bidi="ar-SA"/>
+              </w:rPr>
+              <w:t>2068,2 s</w:t>
+            </w:r>
+          </w:p>
+        </w:tc>
+        <w:tc>
+          <w:tcPr>
+            <w:tcW w:w="1021" w:type="dxa"/>
+            <w:tcBorders/>
+          </w:tcPr>
+          <w:p>
+            <w:pPr>
+              <w:pStyle w:val="Normal"/>
+              <w:keepNext w:val="true"/>
+              <w:widowControl/>
+              <w:spacing w:before="20" w:after="20"/>
+              <w:rPr>
+                <w:rFonts w:ascii="Calibri" w:hAnsi="Calibri" w:eastAsia="Calibri" w:cs="Times New Roman"/>
+                <w:kern w:val="0"/>
+                <w:lang w:val="es-ES" w:bidi="ar-SA"/>
+              </w:rPr>
+            </w:pPr>
+            <w:r>
+              <w:rPr>
+                <w:rFonts w:eastAsia="Calibri" w:cs="Times New Roman"/>
+                <w:kern w:val="0"/>
+                <w:sz w:val="16"/>
+                <w:lang w:val="es-ES" w:bidi="ar-SA"/>
+              </w:rPr>
+              <w:t>130,3 s</w:t>
+            </w:r>
+          </w:p>
+        </w:tc>
+        <w:tc>
+          <w:tcPr>
+            <w:tcW w:w="736" w:type="dxa"/>
+            <w:tcBorders/>
+          </w:tcPr>
+          <w:p>
+            <w:pPr>
+              <w:pStyle w:val="Normal"/>
+              <w:keepNext w:val="true"/>
+              <w:widowControl/>
+              <w:spacing w:before="20" w:after="20"/>
+              <w:rPr>
+                <w:rFonts w:ascii="Calibri" w:hAnsi="Calibri" w:eastAsia="Calibri" w:cs="Times New Roman"/>
+                <w:kern w:val="0"/>
+                <w:lang w:val="es-ES" w:bidi="ar-SA"/>
+              </w:rPr>
+            </w:pPr>
+            <w:r>
+              <w:rPr>
+                <w:rFonts w:eastAsia="Calibri" w:cs="Times New Roman"/>
+                <w:kern w:val="0"/>
+                <w:sz w:val="16"/>
+                <w:lang w:val="es-ES" w:bidi="ar-SA"/>
+              </w:rPr>
+              <w:t>19</w:t>
+            </w:r>
+          </w:p>
+        </w:tc>
+        <w:tc>
+          <w:tcPr>
+            <w:tcW w:w="1305" w:type="dxa"/>
+            <w:tcBorders/>
+          </w:tcPr>
+          <w:p>
+            <w:pPr>
+              <w:pStyle w:val="Normal"/>
+              <w:keepNext w:val="true"/>
+              <w:widowControl/>
+              <w:spacing w:before="20" w:after="20"/>
+              <w:rPr>
+                <w:rFonts w:ascii="Calibri" w:hAnsi="Calibri" w:eastAsia="Calibri" w:cs="Times New Roman"/>
+                <w:kern w:val="0"/>
+                <w:lang w:val="es-ES" w:bidi="ar-SA"/>
+              </w:rPr>
+            </w:pPr>
+            <w:r>
+              <w:rPr>
+                <w:rFonts w:eastAsia="Calibri" w:cs="Times New Roman"/>
+                <w:kern w:val="0"/>
+                <w:sz w:val="16"/>
+                <w:lang w:val="es-ES" w:bidi="ar-SA"/>
+              </w:rPr>
+              <w:t>51,6</w:t>
+            </w:r>
+          </w:p>
+        </w:tc>
+        <w:tc>
+          <w:tcPr>
+            <w:tcW w:w="1360" w:type="dxa"/>
+            <w:tcBorders/>
+          </w:tcPr>
+          <w:p>
+            <w:pPr>
+              <w:pStyle w:val="Normal"/>
+              <w:keepNext w:val="true"/>
+              <w:widowControl/>
+              <w:spacing w:before="20" w:after="20"/>
+              <w:rPr>
+                <w:rFonts w:ascii="Calibri" w:hAnsi="Calibri" w:eastAsia="Calibri" w:cs="Times New Roman"/>
+                <w:kern w:val="0"/>
+                <w:lang w:val="es-ES" w:bidi="ar-SA"/>
+              </w:rPr>
+            </w:pPr>
+            <w:r>
+              <w:rPr>
+                <w:rFonts w:eastAsia="Calibri" w:cs="Times New Roman"/>
+                <w:kern w:val="0"/>
+                <w:sz w:val="16"/>
+                <w:lang w:val="es-ES" w:bidi="ar-SA"/>
+              </w:rPr>
+              <w:t>mariposa</w:t>
+            </w:r>
+          </w:p>
+        </w:tc>
+      </w:tr>
+      <w:tr>
+        <w:trPr>
+          <w:cantSplit w:val="true"/>
+        </w:trPr>
+        <w:tc>
+          <w:tcPr>
+            <w:tcW w:w="1247" w:type="dxa"/>
+            <w:tcBorders/>
+          </w:tcPr>
+          <w:p>
+            <w:pPr>
+              <w:pStyle w:val="Normal"/>
+              <w:keepNext w:val="true"/>
+              <w:widowControl/>
+              <w:spacing w:before="20" w:after="20"/>
+              <w:rPr>
+                <w:rFonts w:ascii="Calibri" w:hAnsi="Calibri" w:eastAsia="Calibri" w:cs="Times New Roman"/>
+                <w:kern w:val="0"/>
+                <w:lang w:val="es-ES" w:bidi="ar-SA"/>
+              </w:rPr>
+            </w:pPr>
+            <w:r>
+              <w:rPr>
+                <w:rFonts w:eastAsia="Calibri" w:cs="Times New Roman"/>
+                <w:kern w:val="0"/>
+                <w:sz w:val="16"/>
+                <w:lang w:val="es-ES" w:bidi="ar-SA"/>
+              </w:rPr>
+              <w:t>GX011613</w:t>
+            </w:r>
+          </w:p>
+        </w:tc>
+        <w:tc>
+          <w:tcPr>
+            <w:tcW w:w="567" w:type="dxa"/>
+            <w:tcBorders/>
+          </w:tcPr>
+          <w:p>
+            <w:pPr>
+              <w:pStyle w:val="Normal"/>
+              <w:keepNext w:val="true"/>
+              <w:widowControl/>
+              <w:spacing w:before="20" w:after="20"/>
+              <w:rPr>
+                <w:rFonts w:ascii="Calibri" w:hAnsi="Calibri" w:eastAsia="Calibri" w:cs="Times New Roman"/>
+                <w:kern w:val="0"/>
+                <w:lang w:val="es-ES" w:bidi="ar-SA"/>
+              </w:rPr>
+            </w:pPr>
+            <w:r>
+              <w:rPr>
+                <w:rFonts w:eastAsia="Calibri" w:cs="Times New Roman"/>
+                <w:kern w:val="0"/>
+                <w:sz w:val="16"/>
+                <w:lang w:val="es-ES" w:bidi="ar-SA"/>
+              </w:rPr>
+              <w:t>P5</w:t>
+            </w:r>
+          </w:p>
+        </w:tc>
+        <w:tc>
+          <w:tcPr>
+            <w:tcW w:w="964" w:type="dxa"/>
+            <w:tcBorders/>
+          </w:tcPr>
+          <w:p>
+            <w:pPr>
+              <w:pStyle w:val="Normal"/>
+              <w:keepNext w:val="true"/>
+              <w:widowControl/>
+              <w:spacing w:before="20" w:after="20"/>
+              <w:rPr>
+                <w:rFonts w:ascii="Calibri" w:hAnsi="Calibri" w:eastAsia="Calibri" w:cs="Times New Roman"/>
+                <w:kern w:val="0"/>
+                <w:lang w:val="es-ES" w:bidi="ar-SA"/>
+              </w:rPr>
+            </w:pPr>
+            <w:r>
+              <w:rPr>
+                <w:rFonts w:eastAsia="Calibri" w:cs="Times New Roman"/>
+                <w:kern w:val="0"/>
+                <w:sz w:val="16"/>
+                <w:lang w:val="es-ES" w:bidi="ar-SA"/>
+              </w:rPr>
+              <w:t>Crol</w:t>
+            </w:r>
+          </w:p>
+        </w:tc>
+        <w:tc>
+          <w:tcPr>
+            <w:tcW w:w="906" w:type="dxa"/>
+            <w:tcBorders/>
+          </w:tcPr>
+          <w:p>
+            <w:pPr>
+              <w:pStyle w:val="Normal"/>
+              <w:keepNext w:val="true"/>
+              <w:widowControl/>
+              <w:spacing w:before="20" w:after="20"/>
+              <w:rPr>
+                <w:rFonts w:ascii="Calibri" w:hAnsi="Calibri" w:eastAsia="Calibri" w:cs="Times New Roman"/>
+                <w:kern w:val="0"/>
+                <w:lang w:val="es-ES" w:bidi="ar-SA"/>
+              </w:rPr>
+            </w:pPr>
+            <w:r>
+              <w:rPr>
+                <w:rFonts w:eastAsia="Calibri" w:cs="Times New Roman"/>
+                <w:kern w:val="0"/>
+                <w:sz w:val="16"/>
+                <w:lang w:val="es-ES" w:bidi="ar-SA"/>
+              </w:rPr>
+              <w:t>Lateral</w:t>
+            </w:r>
+          </w:p>
+        </w:tc>
+        <w:tc>
+          <w:tcPr>
+            <w:tcW w:w="964" w:type="dxa"/>
+            <w:tcBorders/>
+          </w:tcPr>
+          <w:p>
+            <w:pPr>
+              <w:pStyle w:val="Normal"/>
+              <w:keepNext w:val="true"/>
+              <w:widowControl/>
+              <w:spacing w:before="20" w:after="20"/>
+              <w:rPr>
+                <w:rFonts w:ascii="Calibri" w:hAnsi="Calibri" w:eastAsia="Calibri" w:cs="Times New Roman"/>
+                <w:kern w:val="0"/>
+                <w:lang w:val="es-ES" w:bidi="ar-SA"/>
+              </w:rPr>
+            </w:pPr>
+            <w:r>
+              <w:rPr>
+                <w:rFonts w:eastAsia="Calibri" w:cs="Times New Roman"/>
+                <w:kern w:val="0"/>
+                <w:sz w:val="16"/>
+                <w:lang w:val="es-ES" w:bidi="ar-SA"/>
+              </w:rPr>
+              <w:t>28,2 s</w:t>
+            </w:r>
+          </w:p>
+        </w:tc>
+        <w:tc>
+          <w:tcPr>
+            <w:tcW w:w="1021" w:type="dxa"/>
+            <w:tcBorders/>
+          </w:tcPr>
+          <w:p>
+            <w:pPr>
+              <w:pStyle w:val="Normal"/>
+              <w:keepNext w:val="true"/>
+              <w:widowControl/>
+              <w:spacing w:before="20" w:after="20"/>
+              <w:rPr>
+                <w:rFonts w:ascii="Calibri" w:hAnsi="Calibri" w:eastAsia="Calibri" w:cs="Times New Roman"/>
+                <w:kern w:val="0"/>
+                <w:lang w:val="es-ES" w:bidi="ar-SA"/>
+              </w:rPr>
+            </w:pPr>
+            <w:r>
+              <w:rPr>
+                <w:rFonts w:eastAsia="Calibri" w:cs="Times New Roman"/>
+                <w:kern w:val="0"/>
+                <w:sz w:val="16"/>
+                <w:lang w:val="es-ES" w:bidi="ar-SA"/>
+              </w:rPr>
+              <w:t>2,3 s</w:t>
+            </w:r>
+          </w:p>
+        </w:tc>
+        <w:tc>
+          <w:tcPr>
+            <w:tcW w:w="736" w:type="dxa"/>
+            <w:tcBorders/>
+          </w:tcPr>
+          <w:p>
+            <w:pPr>
+              <w:pStyle w:val="Normal"/>
+              <w:keepNext w:val="true"/>
+              <w:widowControl/>
+              <w:spacing w:before="20" w:after="20"/>
+              <w:rPr>
+                <w:rFonts w:ascii="Calibri" w:hAnsi="Calibri" w:eastAsia="Calibri" w:cs="Times New Roman"/>
+                <w:kern w:val="0"/>
+                <w:lang w:val="es-ES" w:bidi="ar-SA"/>
+              </w:rPr>
+            </w:pPr>
+            <w:r>
+              <w:rPr>
+                <w:rFonts w:eastAsia="Calibri" w:cs="Times New Roman"/>
+                <w:kern w:val="0"/>
+                <w:sz w:val="16"/>
+                <w:lang w:val="es-ES" w:bidi="ar-SA"/>
+              </w:rPr>
+              <w:t>0</w:t>
+            </w:r>
+          </w:p>
+        </w:tc>
+        <w:tc>
+          <w:tcPr>
+            <w:tcW w:w="1305" w:type="dxa"/>
+            <w:tcBorders/>
+          </w:tcPr>
+          <w:p>
+            <w:pPr>
+              <w:pStyle w:val="Normal"/>
+              <w:keepNext w:val="true"/>
+              <w:widowControl/>
+              <w:spacing w:before="20" w:after="20"/>
+              <w:rPr>
+                <w:rFonts w:ascii="Calibri" w:hAnsi="Calibri" w:eastAsia="Calibri" w:cs="Times New Roman"/>
+                <w:kern w:val="0"/>
+                <w:lang w:val="es-ES" w:bidi="ar-SA"/>
+              </w:rPr>
+            </w:pPr>
+            <w:r>
+              <w:rPr>
+                <w:rFonts w:eastAsia="Calibri" w:cs="Times New Roman"/>
+                <w:kern w:val="0"/>
+                <w:sz w:val="16"/>
+                <w:lang w:val="es-ES" w:bidi="ar-SA"/>
+              </w:rPr>
+              <w:t>—</w:t>
+            </w:r>
+          </w:p>
+        </w:tc>
+        <w:tc>
+          <w:tcPr>
+            <w:tcW w:w="1360" w:type="dxa"/>
+            <w:tcBorders/>
+          </w:tcPr>
+          <w:p>
+            <w:pPr>
+              <w:pStyle w:val="Normal"/>
+              <w:keepNext w:val="true"/>
+              <w:widowControl/>
+              <w:spacing w:before="20" w:after="20"/>
+              <w:rPr>
+                <w:rFonts w:ascii="Calibri" w:hAnsi="Calibri" w:eastAsia="Calibri" w:cs="Times New Roman"/>
+                <w:kern w:val="0"/>
+                <w:lang w:val="es-ES" w:bidi="ar-SA"/>
+              </w:rPr>
+            </w:pPr>
+            <w:r>
+              <w:rPr>
+                <w:rFonts w:eastAsia="Calibri" w:cs="Times New Roman"/>
+                <w:kern w:val="0"/>
+                <w:sz w:val="16"/>
+                <w:lang w:val="es-ES" w:bidi="ar-SA"/>
+              </w:rPr>
+              <w:t>—</w:t>
+            </w:r>
+          </w:p>
+        </w:tc>
+      </w:tr>
+      <w:tr>
+        <w:trPr>
+          <w:cantSplit w:val="true"/>
+        </w:trPr>
+        <w:tc>
+          <w:tcPr>
+            <w:tcW w:w="1247" w:type="dxa"/>
+            <w:tcBorders/>
+          </w:tcPr>
+          <w:p>
+            <w:pPr>
+              <w:pStyle w:val="Normal"/>
+              <w:keepNext w:val="true"/>
+              <w:widowControl/>
+              <w:spacing w:before="20" w:after="20"/>
+              <w:rPr>
+                <w:rFonts w:ascii="Calibri" w:hAnsi="Calibri" w:eastAsia="Calibri" w:cs="Times New Roman"/>
+                <w:kern w:val="0"/>
+                <w:lang w:val="es-ES" w:bidi="ar-SA"/>
+              </w:rPr>
+            </w:pPr>
+            <w:r>
+              <w:rPr>
+                <w:rFonts w:eastAsia="Calibri" w:cs="Times New Roman"/>
+                <w:kern w:val="0"/>
+                <w:sz w:val="16"/>
+                <w:lang w:val="es-ES" w:bidi="ar-SA"/>
+              </w:rPr>
+              <w:t>GX011615</w:t>
+            </w:r>
+          </w:p>
+        </w:tc>
+        <w:tc>
+          <w:tcPr>
+            <w:tcW w:w="567" w:type="dxa"/>
+            <w:tcBorders/>
+          </w:tcPr>
+          <w:p>
+            <w:pPr>
+              <w:pStyle w:val="Normal"/>
+              <w:keepNext w:val="true"/>
+              <w:widowControl/>
+              <w:spacing w:before="20" w:after="20"/>
+              <w:rPr>
+                <w:rFonts w:ascii="Calibri" w:hAnsi="Calibri" w:eastAsia="Calibri" w:cs="Times New Roman"/>
+                <w:kern w:val="0"/>
+                <w:lang w:val="es-ES" w:bidi="ar-SA"/>
+              </w:rPr>
+            </w:pPr>
+            <w:r>
+              <w:rPr>
+                <w:rFonts w:eastAsia="Calibri" w:cs="Times New Roman"/>
+                <w:kern w:val="0"/>
+                <w:sz w:val="16"/>
+                <w:lang w:val="es-ES" w:bidi="ar-SA"/>
+              </w:rPr>
+              <w:t>P5</w:t>
+            </w:r>
+          </w:p>
+        </w:tc>
+        <w:tc>
+          <w:tcPr>
+            <w:tcW w:w="964" w:type="dxa"/>
+            <w:tcBorders/>
+          </w:tcPr>
+          <w:p>
+            <w:pPr>
+              <w:pStyle w:val="Normal"/>
+              <w:keepNext w:val="true"/>
+              <w:widowControl/>
+              <w:spacing w:before="20" w:after="20"/>
+              <w:rPr>
+                <w:rFonts w:ascii="Calibri" w:hAnsi="Calibri" w:eastAsia="Calibri" w:cs="Times New Roman"/>
+                <w:kern w:val="0"/>
+                <w:lang w:val="es-ES" w:bidi="ar-SA"/>
+              </w:rPr>
+            </w:pPr>
+            <w:r>
+              <w:rPr>
+                <w:rFonts w:eastAsia="Calibri" w:cs="Times New Roman"/>
+                <w:kern w:val="0"/>
+                <w:sz w:val="16"/>
+                <w:lang w:val="es-ES" w:bidi="ar-SA"/>
+              </w:rPr>
+              <w:t>Crol</w:t>
+            </w:r>
+          </w:p>
+        </w:tc>
+        <w:tc>
+          <w:tcPr>
+            <w:tcW w:w="906" w:type="dxa"/>
+            <w:tcBorders/>
+          </w:tcPr>
+          <w:p>
+            <w:pPr>
+              <w:pStyle w:val="Normal"/>
+              <w:keepNext w:val="true"/>
+              <w:widowControl/>
+              <w:spacing w:before="20" w:after="20"/>
+              <w:rPr>
+                <w:rFonts w:ascii="Calibri" w:hAnsi="Calibri" w:eastAsia="Calibri" w:cs="Times New Roman"/>
+                <w:kern w:val="0"/>
+                <w:lang w:val="es-ES" w:bidi="ar-SA"/>
+              </w:rPr>
+            </w:pPr>
+            <w:r>
+              <w:rPr>
+                <w:rFonts w:eastAsia="Calibri" w:cs="Times New Roman"/>
+                <w:kern w:val="0"/>
+                <w:sz w:val="16"/>
+                <w:lang w:val="es-ES" w:bidi="ar-SA"/>
+              </w:rPr>
+              <w:t>Lateral</w:t>
+            </w:r>
+          </w:p>
+        </w:tc>
+        <w:tc>
+          <w:tcPr>
+            <w:tcW w:w="964" w:type="dxa"/>
+            <w:tcBorders/>
+          </w:tcPr>
+          <w:p>
+            <w:pPr>
+              <w:pStyle w:val="Normal"/>
+              <w:keepNext w:val="true"/>
+              <w:widowControl/>
+              <w:spacing w:before="20" w:after="20"/>
+              <w:rPr>
+                <w:rFonts w:ascii="Calibri" w:hAnsi="Calibri" w:eastAsia="Calibri" w:cs="Times New Roman"/>
+                <w:kern w:val="0"/>
+                <w:lang w:val="es-ES" w:bidi="ar-SA"/>
+              </w:rPr>
+            </w:pPr>
+            <w:r>
+              <w:rPr>
+                <w:rFonts w:eastAsia="Calibri" w:cs="Times New Roman"/>
+                <w:kern w:val="0"/>
+                <w:sz w:val="16"/>
+                <w:lang w:val="es-ES" w:bidi="ar-SA"/>
+              </w:rPr>
+              <w:t>33,9 s</w:t>
+            </w:r>
+          </w:p>
+        </w:tc>
+        <w:tc>
+          <w:tcPr>
+            <w:tcW w:w="1021" w:type="dxa"/>
+            <w:tcBorders/>
+          </w:tcPr>
+          <w:p>
+            <w:pPr>
+              <w:pStyle w:val="Normal"/>
+              <w:keepNext w:val="true"/>
+              <w:widowControl/>
+              <w:spacing w:before="20" w:after="20"/>
+              <w:rPr>
+                <w:rFonts w:ascii="Calibri" w:hAnsi="Calibri" w:eastAsia="Calibri" w:cs="Times New Roman"/>
+                <w:kern w:val="0"/>
+                <w:lang w:val="es-ES" w:bidi="ar-SA"/>
+              </w:rPr>
+            </w:pPr>
+            <w:r>
+              <w:rPr>
+                <w:rFonts w:eastAsia="Calibri" w:cs="Times New Roman"/>
+                <w:kern w:val="0"/>
+                <w:sz w:val="16"/>
+                <w:lang w:val="es-ES" w:bidi="ar-SA"/>
+              </w:rPr>
+              <w:t>20,4 s</w:t>
+            </w:r>
+          </w:p>
+        </w:tc>
+        <w:tc>
+          <w:tcPr>
+            <w:tcW w:w="736" w:type="dxa"/>
+            <w:tcBorders/>
+          </w:tcPr>
+          <w:p>
+            <w:pPr>
+              <w:pStyle w:val="Normal"/>
+              <w:keepNext w:val="true"/>
+              <w:widowControl/>
+              <w:spacing w:before="20" w:after="20"/>
+              <w:rPr>
+                <w:rFonts w:ascii="Calibri" w:hAnsi="Calibri" w:eastAsia="Calibri" w:cs="Times New Roman"/>
+                <w:kern w:val="0"/>
+                <w:lang w:val="es-ES" w:bidi="ar-SA"/>
+              </w:rPr>
+            </w:pPr>
+            <w:r>
+              <w:rPr>
+                <w:rFonts w:eastAsia="Calibri" w:cs="Times New Roman"/>
+                <w:kern w:val="0"/>
+                <w:sz w:val="16"/>
+                <w:lang w:val="es-ES" w:bidi="ar-SA"/>
+              </w:rPr>
+              <w:t>11</w:t>
+            </w:r>
+          </w:p>
+        </w:tc>
+        <w:tc>
+          <w:tcPr>
+            <w:tcW w:w="1305" w:type="dxa"/>
+            <w:tcBorders/>
+          </w:tcPr>
+          <w:p>
+            <w:pPr>
+              <w:pStyle w:val="Normal"/>
+              <w:keepNext w:val="true"/>
+              <w:widowControl/>
+              <w:spacing w:before="20" w:after="20"/>
+              <w:rPr>
+                <w:rFonts w:ascii="Calibri" w:hAnsi="Calibri" w:eastAsia="Calibri" w:cs="Times New Roman"/>
+                <w:kern w:val="0"/>
+                <w:lang w:val="es-ES" w:bidi="ar-SA"/>
+              </w:rPr>
+            </w:pPr>
+            <w:r>
+              <w:rPr>
+                <w:rFonts w:eastAsia="Calibri" w:cs="Times New Roman"/>
+                <w:kern w:val="0"/>
+                <w:sz w:val="16"/>
+                <w:lang w:val="es-ES" w:bidi="ar-SA"/>
+              </w:rPr>
+              <w:t>39,7</w:t>
+            </w:r>
+          </w:p>
+        </w:tc>
+        <w:tc>
+          <w:tcPr>
+            <w:tcW w:w="1360" w:type="dxa"/>
+            <w:tcBorders/>
+          </w:tcPr>
+          <w:p>
+            <w:pPr>
+              <w:pStyle w:val="Normal"/>
+              <w:keepNext w:val="true"/>
+              <w:widowControl/>
+              <w:spacing w:before="20" w:after="20"/>
+              <w:rPr>
+                <w:rFonts w:ascii="Calibri" w:hAnsi="Calibri" w:eastAsia="Calibri" w:cs="Times New Roman"/>
+                <w:kern w:val="0"/>
+                <w:lang w:val="es-ES" w:bidi="ar-SA"/>
+              </w:rPr>
+            </w:pPr>
+            <w:r>
+              <w:rPr>
+                <w:rFonts w:eastAsia="Calibri" w:cs="Times New Roman"/>
+                <w:kern w:val="0"/>
+                <w:sz w:val="16"/>
+                <w:lang w:val="es-ES" w:bidi="ar-SA"/>
+              </w:rPr>
+              <w:t>crol</w:t>
+            </w:r>
+          </w:p>
+        </w:tc>
+      </w:tr>
+      <w:tr>
+        <w:trPr>
+          <w:cantSplit w:val="true"/>
+        </w:trPr>
+        <w:tc>
+          <w:tcPr>
+            <w:tcW w:w="1247" w:type="dxa"/>
+            <w:tcBorders/>
+          </w:tcPr>
+          <w:p>
+            <w:pPr>
+              <w:pStyle w:val="Normal"/>
+              <w:keepNext w:val="true"/>
+              <w:widowControl/>
+              <w:spacing w:before="20" w:after="20"/>
+              <w:rPr>
+                <w:rFonts w:ascii="Calibri" w:hAnsi="Calibri" w:eastAsia="Calibri" w:cs="Times New Roman"/>
+                <w:kern w:val="0"/>
+                <w:lang w:val="es-ES" w:bidi="ar-SA"/>
+              </w:rPr>
+            </w:pPr>
+            <w:r>
+              <w:rPr>
+                <w:rFonts w:eastAsia="Calibri" w:cs="Times New Roman"/>
+                <w:kern w:val="0"/>
+                <w:sz w:val="16"/>
+                <w:lang w:val="es-ES" w:bidi="ar-SA"/>
+              </w:rPr>
+              <w:t>IMG_7214</w:t>
+            </w:r>
+          </w:p>
+        </w:tc>
+        <w:tc>
+          <w:tcPr>
+            <w:tcW w:w="567" w:type="dxa"/>
+            <w:tcBorders/>
+          </w:tcPr>
+          <w:p>
+            <w:pPr>
+              <w:pStyle w:val="Normal"/>
+              <w:keepNext w:val="true"/>
+              <w:widowControl/>
+              <w:spacing w:before="20" w:after="20"/>
+              <w:rPr>
+                <w:rFonts w:ascii="Calibri" w:hAnsi="Calibri" w:eastAsia="Calibri" w:cs="Times New Roman"/>
+                <w:kern w:val="0"/>
+                <w:lang w:val="es-ES" w:bidi="ar-SA"/>
+              </w:rPr>
+            </w:pPr>
+            <w:r>
+              <w:rPr>
+                <w:rFonts w:eastAsia="Calibri" w:cs="Times New Roman"/>
+                <w:kern w:val="0"/>
+                <w:sz w:val="16"/>
+                <w:lang w:val="es-ES" w:bidi="ar-SA"/>
+              </w:rPr>
+              <w:t>P5</w:t>
+            </w:r>
+          </w:p>
+        </w:tc>
+        <w:tc>
+          <w:tcPr>
+            <w:tcW w:w="964" w:type="dxa"/>
+            <w:tcBorders/>
+          </w:tcPr>
+          <w:p>
+            <w:pPr>
+              <w:pStyle w:val="Normal"/>
+              <w:keepNext w:val="true"/>
+              <w:widowControl/>
+              <w:spacing w:before="20" w:after="20"/>
+              <w:rPr>
+                <w:rFonts w:ascii="Calibri" w:hAnsi="Calibri" w:eastAsia="Calibri" w:cs="Times New Roman"/>
+                <w:kern w:val="0"/>
+                <w:lang w:val="es-ES" w:bidi="ar-SA"/>
+              </w:rPr>
+            </w:pPr>
+            <w:r>
+              <w:rPr>
+                <w:rFonts w:eastAsia="Calibri" w:cs="Times New Roman"/>
+                <w:kern w:val="0"/>
+                <w:sz w:val="16"/>
+                <w:lang w:val="es-ES" w:bidi="ar-SA"/>
+              </w:rPr>
+              <w:t>Crol</w:t>
+            </w:r>
+          </w:p>
+        </w:tc>
+        <w:tc>
+          <w:tcPr>
+            <w:tcW w:w="906" w:type="dxa"/>
+            <w:tcBorders/>
+          </w:tcPr>
+          <w:p>
+            <w:pPr>
+              <w:pStyle w:val="Normal"/>
+              <w:keepNext w:val="true"/>
+              <w:widowControl/>
+              <w:spacing w:before="20" w:after="20"/>
+              <w:rPr>
+                <w:rFonts w:ascii="Calibri" w:hAnsi="Calibri" w:eastAsia="Calibri" w:cs="Times New Roman"/>
+                <w:kern w:val="0"/>
+                <w:lang w:val="es-ES" w:bidi="ar-SA"/>
+              </w:rPr>
+            </w:pPr>
+            <w:r>
+              <w:rPr>
+                <w:rFonts w:eastAsia="Calibri" w:cs="Times New Roman"/>
+                <w:kern w:val="0"/>
+                <w:sz w:val="16"/>
+                <w:lang w:val="es-ES" w:bidi="ar-SA"/>
+              </w:rPr>
+              <w:t>Frontal</w:t>
+            </w:r>
+          </w:p>
+        </w:tc>
+        <w:tc>
+          <w:tcPr>
+            <w:tcW w:w="964" w:type="dxa"/>
+            <w:tcBorders/>
+          </w:tcPr>
+          <w:p>
+            <w:pPr>
+              <w:pStyle w:val="Normal"/>
+              <w:keepNext w:val="true"/>
+              <w:widowControl/>
+              <w:spacing w:before="20" w:after="20"/>
+              <w:rPr>
+                <w:rFonts w:ascii="Calibri" w:hAnsi="Calibri" w:eastAsia="Calibri" w:cs="Times New Roman"/>
+                <w:kern w:val="0"/>
+                <w:lang w:val="es-ES" w:bidi="ar-SA"/>
+              </w:rPr>
+            </w:pPr>
+            <w:r>
+              <w:rPr>
+                <w:rFonts w:eastAsia="Calibri" w:cs="Times New Roman"/>
+                <w:kern w:val="0"/>
+                <w:sz w:val="16"/>
+                <w:lang w:val="es-ES" w:bidi="ar-SA"/>
+              </w:rPr>
+              <w:t>65,3 s</w:t>
+            </w:r>
+          </w:p>
+        </w:tc>
+        <w:tc>
+          <w:tcPr>
+            <w:tcW w:w="1021" w:type="dxa"/>
+            <w:tcBorders/>
+          </w:tcPr>
+          <w:p>
+            <w:pPr>
+              <w:pStyle w:val="Normal"/>
+              <w:keepNext w:val="true"/>
+              <w:widowControl/>
+              <w:spacing w:before="20" w:after="20"/>
+              <w:rPr>
+                <w:rFonts w:ascii="Calibri" w:hAnsi="Calibri" w:eastAsia="Calibri" w:cs="Times New Roman"/>
+                <w:kern w:val="0"/>
+                <w:lang w:val="es-ES" w:bidi="ar-SA"/>
+              </w:rPr>
+            </w:pPr>
+            <w:r>
+              <w:rPr>
+                <w:rFonts w:eastAsia="Calibri" w:cs="Times New Roman"/>
+                <w:kern w:val="0"/>
+                <w:sz w:val="16"/>
+                <w:lang w:val="es-ES" w:bidi="ar-SA"/>
+              </w:rPr>
+              <w:t>48,3 s</w:t>
+            </w:r>
+          </w:p>
+        </w:tc>
+        <w:tc>
+          <w:tcPr>
+            <w:tcW w:w="736" w:type="dxa"/>
+            <w:tcBorders/>
+          </w:tcPr>
+          <w:p>
+            <w:pPr>
+              <w:pStyle w:val="Normal"/>
+              <w:keepNext w:val="true"/>
+              <w:widowControl/>
+              <w:spacing w:before="20" w:after="20"/>
+              <w:rPr>
+                <w:rFonts w:ascii="Calibri" w:hAnsi="Calibri" w:eastAsia="Calibri" w:cs="Times New Roman"/>
+                <w:kern w:val="0"/>
+                <w:lang w:val="es-ES" w:bidi="ar-SA"/>
+              </w:rPr>
+            </w:pPr>
+            <w:r>
+              <w:rPr>
+                <w:rFonts w:eastAsia="Calibri" w:cs="Times New Roman"/>
+                <w:kern w:val="0"/>
+                <w:sz w:val="16"/>
+                <w:lang w:val="es-ES" w:bidi="ar-SA"/>
+              </w:rPr>
+              <w:t>16</w:t>
+            </w:r>
+          </w:p>
+        </w:tc>
+        <w:tc>
+          <w:tcPr>
+            <w:tcW w:w="1305" w:type="dxa"/>
+            <w:tcBorders/>
+          </w:tcPr>
+          <w:p>
+            <w:pPr>
+              <w:pStyle w:val="Normal"/>
+              <w:keepNext w:val="true"/>
+              <w:widowControl/>
+              <w:spacing w:before="20" w:after="20"/>
+              <w:rPr>
+                <w:rFonts w:ascii="Calibri" w:hAnsi="Calibri" w:eastAsia="Calibri" w:cs="Times New Roman"/>
+                <w:kern w:val="0"/>
+                <w:lang w:val="es-ES" w:bidi="ar-SA"/>
+              </w:rPr>
+            </w:pPr>
+            <w:r>
+              <w:rPr>
+                <w:rFonts w:eastAsia="Calibri" w:cs="Times New Roman"/>
+                <w:kern w:val="0"/>
+                <w:sz w:val="16"/>
+                <w:lang w:val="es-ES" w:bidi="ar-SA"/>
+              </w:rPr>
+              <w:t>47,2</w:t>
+            </w:r>
+          </w:p>
+        </w:tc>
+        <w:tc>
+          <w:tcPr>
+            <w:tcW w:w="1360" w:type="dxa"/>
+            <w:tcBorders/>
+          </w:tcPr>
+          <w:p>
+            <w:pPr>
+              <w:pStyle w:val="Normal"/>
+              <w:keepNext w:val="true"/>
+              <w:widowControl/>
+              <w:spacing w:before="20" w:after="20"/>
+              <w:rPr>
+                <w:rFonts w:ascii="Calibri" w:hAnsi="Calibri" w:eastAsia="Calibri" w:cs="Times New Roman"/>
+                <w:kern w:val="0"/>
+                <w:lang w:val="es-ES" w:bidi="ar-SA"/>
+              </w:rPr>
+            </w:pPr>
+            <w:r>
+              <w:rPr>
+                <w:rFonts w:eastAsia="Calibri" w:cs="Times New Roman"/>
+                <w:kern w:val="0"/>
+                <w:sz w:val="16"/>
+                <w:lang w:val="es-ES" w:bidi="ar-SA"/>
+              </w:rPr>
+              <w:t>(simultáneos)</w:t>
+            </w:r>
+          </w:p>
+        </w:tc>
+      </w:tr>
+      <w:tr>
+        <w:trPr>
+          <w:cantSplit w:val="true"/>
+        </w:trPr>
+        <w:tc>
+          <w:tcPr>
+            <w:tcW w:w="1247" w:type="dxa"/>
+            <w:tcBorders/>
+          </w:tcPr>
+          <w:p>
+            <w:pPr>
+              <w:pStyle w:val="Normal"/>
               <w:keepNext w:val="false"/>
               <w:widowControl/>
               <w:spacing w:before="20" w:after="20"/>
@@ -39402,7 +42641,7 @@
                 <w:sz w:val="16"/>
                 <w:lang w:val="es-ES" w:bidi="ar-SA"/>
               </w:rPr>
-              <w:t>IMG_7217</w:t>
+              <w:t>IMG_7216</w:t>
             </w:r>
           </w:p>
         </w:tc>
@@ -39430,7 +42669,7 @@
                 <w:sz w:val="16"/>
                 <w:lang w:val="es-ES" w:bidi="ar-SA"/>
               </w:rPr>
-              <w:t>P4</w:t>
+              <w:t>P5</w:t>
             </w:r>
           </w:p>
         </w:tc>
@@ -39458,7 +42697,7 @@
                 <w:sz w:val="16"/>
                 <w:lang w:val="es-ES" w:bidi="ar-SA"/>
               </w:rPr>
-              <w:t>Braza</w:t>
+              <w:t>Crol</w:t>
             </w:r>
           </w:p>
         </w:tc>
@@ -39486,7 +42725,7 @@
                 <w:sz w:val="16"/>
                 <w:lang w:val="es-ES" w:bidi="ar-SA"/>
               </w:rPr>
-              <w:t>Frontal</w:t>
+              <w:t>Lateral</w:t>
             </w:r>
           </w:p>
         </w:tc>
@@ -39514,7 +42753,7 @@
                 <w:sz w:val="16"/>
                 <w:lang w:val="es-ES" w:bidi="ar-SA"/>
               </w:rPr>
-              <w:t>7,3 s</w:t>
+              <w:t>40,3 s</w:t>
             </w:r>
           </w:p>
         </w:tc>
@@ -39542,7 +42781,7 @@
                 <w:sz w:val="16"/>
                 <w:lang w:val="es-ES" w:bidi="ar-SA"/>
               </w:rPr>
-              <w:t>5,1 s</w:t>
+              <w:t>18,8 s</w:t>
             </w:r>
           </w:p>
         </w:tc>
@@ -39570,7 +42809,7 @@
                 <w:sz w:val="16"/>
                 <w:lang w:val="es-ES" w:bidi="ar-SA"/>
               </w:rPr>
-              <w:t>2</w:t>
+              <w:t>8</w:t>
             </w:r>
           </w:p>
         </w:tc>
@@ -39598,7 +42837,7 @@
                 <w:sz w:val="16"/>
                 <w:lang w:val="es-ES" w:bidi="ar-SA"/>
               </w:rPr>
-              <w:t>39,7</w:t>
+              <w:t>41,4</w:t>
             </w:r>
           </w:p>
         </w:tc>
@@ -39626,7 +42865,7 @@
                 <w:sz w:val="16"/>
                 <w:lang w:val="es-ES" w:bidi="ar-SA"/>
               </w:rPr>
-              <w:t>(simultáneos)</w:t>
+              <w:t>crol</w:t>
             </w:r>
           </w:p>
         </w:tc>
@@ -39648,11 +42887,11 @@
         <w:keepNext w:val="true"/>
         <w:numPr>
           <w:ilvl w:val="1"/>
-          <w:numId w:val="90"/>
+          <w:numId w:val="91"/>
         </w:numPr>
         <w:rPr/>
       </w:pPr>
-      <w:bookmarkStart w:id="187" w:name="__RefHeading___Toc8525_2653454663"/>
+      <w:bookmarkStart w:id="187" w:name="__RefHeading___Toc9262_1990011517"/>
       <w:bookmarkEnd w:id="187"/>
       <w:r>
         <w:rPr/>
@@ -42793,11 +46032,11 @@
         <w:keepNext w:val="true"/>
         <w:numPr>
           <w:ilvl w:val="1"/>
-          <w:numId w:val="91"/>
+          <w:numId w:val="92"/>
         </w:numPr>
         <w:rPr/>
       </w:pPr>
-      <w:bookmarkStart w:id="188" w:name="__RefHeading___Toc8527_2653454663"/>
+      <w:bookmarkStart w:id="188" w:name="__RefHeading___Toc9264_1990011517"/>
       <w:bookmarkEnd w:id="188"/>
       <w:r>
         <w:rPr/>
@@ -44135,12 +47374,12 @@
       </w:r>
     </w:p>
     <w:sectPr>
-      <w:headerReference w:type="even" r:id="rId16"/>
-      <w:headerReference w:type="default" r:id="rId17"/>
-      <w:headerReference w:type="first" r:id="rId18"/>
-      <w:footerReference w:type="even" r:id="rId19"/>
-      <w:footerReference w:type="default" r:id="rId20"/>
-      <w:footerReference w:type="first" r:id="rId21"/>
+      <w:headerReference w:type="even" r:id="rId19"/>
+      <w:headerReference w:type="default" r:id="rId20"/>
+      <w:headerReference w:type="first" r:id="rId21"/>
+      <w:footerReference w:type="even" r:id="rId22"/>
+      <w:footerReference w:type="default" r:id="rId23"/>
+      <w:footerReference w:type="first" r:id="rId24"/>
       <w:type w:val="nextPage"/>
       <w:pgSz w:w="11906" w:h="16838"/>
       <w:pgMar w:left="1701" w:right="1701" w:gutter="0" w:header="708" w:top="2269" w:footer="708" w:bottom="1843"/>
@@ -44201,7 +47440,7 @@
         </w:r>
         <w:r>
           <w:rPr/>
-          <w:t>68</w:t>
+          <w:t>71</w:t>
         </w:r>
         <w:r>
           <w:rPr/>
@@ -44300,7 +47539,7 @@
       <mc:AlternateContent>
         <mc:Choice Requires="wps">
           <w:drawing>
-            <wp:anchor behindDoc="1" distT="0" distB="0" distL="0" distR="0" simplePos="0" locked="0" layoutInCell="1" allowOverlap="1" relativeHeight="82" wp14:anchorId="68A1117B">
+            <wp:anchor behindDoc="1" distT="0" distB="0" distL="0" distR="0" simplePos="0" locked="0" layoutInCell="1" allowOverlap="1" relativeHeight="88" wp14:anchorId="68A1117B">
               <wp:simplePos x="0" y="0"/>
               <wp:positionH relativeFrom="column">
                 <wp:posOffset>12065</wp:posOffset>
@@ -44311,7 +47550,7 @@
               <wp:extent cx="5607685" cy="635"/>
               <wp:effectExtent l="5080" t="5080" r="5080" b="5080"/>
               <wp:wrapNone/>
-              <wp:docPr id="15" name="4 Conector recto"/>
+              <wp:docPr id="18" name="4 Conector recto"/>
               <a:graphic xmlns:a="http://schemas.openxmlformats.org/drawingml/2006/main">
                 <a:graphicData uri="http://schemas.microsoft.com/office/word/2010/wordprocessingShape">
                   <wps:wsp>
@@ -45058,6 +48297,9 @@
     <w:abstractNumId w:val="2"/>
   </w:num>
   <w:num w:numId="91">
+    <w:abstractNumId w:val="2"/>
+  </w:num>
+  <w:num w:numId="92">
     <w:abstractNumId w:val="2"/>
   </w:num>
 </w:numbering>

--- a/memoria/TFM_StrokeLab_final.docx
+++ b/memoria/TFM_StrokeLab_final.docx
@@ -681,7 +681,7 @@
         <w:ind w:hanging="0" w:left="0"/>
         <w:rPr/>
       </w:pPr>
-      <w:bookmarkStart w:id="44" w:name="__RefHeading___Toc9170_1990011517"/>
+      <w:bookmarkStart w:id="44" w:name="__RefHeading___Toc9170_350176733"/>
       <w:bookmarkStart w:id="45" w:name="_Toc37845866"/>
       <w:bookmarkStart w:id="46" w:name="_Toc37758881"/>
       <w:bookmarkEnd w:id="44"/>
@@ -710,7 +710,7 @@
       </w:r>
       <w:r>
         <w:rPr/>
-        <w:t>, un sistema de análisis biomecánico explicable que, a partir de vídeo monocular convencional, cuantifica la eficiencia de la técnica de nado, detecta el inicio de la fatiga técnica e identifica las variables que la explican. La arquitectura combina una vertical de visión por computador, que estima la pose humana en dos y tres dimensiones, con una vertical de datos tabulares que segmenta el nado en ciclos de brazada, calcula indicadores cinemáticos por ciclo y modela mediante aprendizaje no supervisado el patrón técnico de referencia de cada nadador. La desviación sostenida respecto a ese patrón define el inicio de la fatiga y su atribución a cada variable se obtiene con valores de Shapley. El sistema determina automáticamente la vista de la cámara y la familia del estilo, y ofrece un modo de análisis en tiempo real. Se aplicó a 25 secuencias reales de 5 participantes en 4 estilos (44,9 min grabados), de las que obtuvo 6,3 min analizables y 165 ciclos válidos. La frecuencia de ciclo estimada presenta un error relativo del 6,5 % al 8,2 % frente al conteo manual en vista lateral y frontal, y la familia del estilo se identifica en 15 de 19 secuencias. En una secuencia continua de 34 min, el sistema detecta el inicio de la fatiga técnica en t = 748,0 s y lo atribuye a variables concretas de la técnica. Con datos sintéticos de referencia conocida, el error mediano es del 4,7 % en la frecuencia de ciclo, del 1,3 % en la velocidad y del 4,3 % en la distancia por ciclo, y el detector de fatiga alcanza una tasa de detección del 100 % con un 10 % de falsas alarmas. La principal limitación es la escasez de datos reales anotados y la ausencia de una referencia fisiológica de la fatiga.</w:t>
+        <w:t>, un sistema de análisis biomecánico explicable que, a partir de vídeo monocular convencional, cuantifica la eficiencia de la técnica de nado, detecta el inicio de la fatiga técnica e identifica las variables que la explican. La arquitectura combina una vertical de visión por computador, que estima la pose humana en dos y tres dimensiones, con una vertical de datos tabulares que segmenta el nado en ciclos de brazada, calcula indicadores cinemáticos por ciclo y modela mediante aprendizaje no supervisado el patrón técnico de referencia de cada nadador. La desviación sostenida respecto a ese patrón define el inicio de la fatiga y su atribución a cada variable se obtiene con valores de Shapley. El sistema determina automáticamente la vista de la cámara y la familia del estilo, y ofrece un modo de análisis en tiempo real. Se aplicó a 25 secuencias reales de 5 participantes en 4 estilos (44,9 min grabados), de las que obtuvo 6,3 min analizables y 165 ciclos válidos. La frecuencia de ciclo estimada presenta un error relativo del 6,5 % al 8,2 % frente al conteo manual en vista lateral y frontal, y la familia del estilo se identifica en 15 de 19 secuencias. En una secuencia de entrenamiento de 34 min, el sistema detecta un cambio técnico sostenido compatible con la fatiga a partir de t = 748,0 s (aumento de la frecuencia de ciclo), aunque con pocos ciclos válidos y sin referencia fisiológica. Con datos sintéticos de referencia conocida, el error mediano es del 4,7 % en la frecuencia de ciclo, del 1,3 % en la velocidad y del 4,3 % en la distancia por ciclo, y el detector de fatiga alcanza una tasa de detección del 100 % con un 10 % de falsas alarmas. La principal limitación es la escasez de datos reales anotados y la ausencia de una referencia fisiológica de la fatiga.</w:t>
       </w:r>
     </w:p>
     <w:p>
@@ -752,7 +752,7 @@
         <w:ind w:hanging="0" w:left="0"/>
         <w:rPr/>
       </w:pPr>
-      <w:bookmarkStart w:id="47" w:name="__RefHeading___Toc9172_1990011517"/>
+      <w:bookmarkStart w:id="47" w:name="__RefHeading___Toc9172_350176733"/>
       <w:bookmarkStart w:id="48" w:name="_Toc37845867"/>
       <w:bookmarkStart w:id="49" w:name="_Toc37758882"/>
       <w:bookmarkEnd w:id="47"/>
@@ -781,7 +781,7 @@
       </w:r>
       <w:r>
         <w:rPr/>
-        <w:t>, an explainable biomechanical analysis system that, from conventional monocular video, quantifies swimming technique efficiency, detects the onset of technical fatigue and identifies the variables that explain it. The architecture combines a computer vision vertical, which estimates two- and three-dimensional human pose, with a tabular vertical that segments swimming into stroke cycles, computes per-cycle kinematic indicators and models each swimmer’s reference technique through unsupervised learning. A sustained deviation from that reference defines fatigue onset, and its attribution to each variable is obtained with Shapley values. The system determines the camera view and the stroke family automatically and offers a real-time analysis mode. It was applied to 25 real sequences of 5 participants in 4 strokes (44.9 min recorded), yielding 6.3 min of analysable video and 165 valid cycles. The estimated stroke rate shows a relative error of 6.5 % to 8.2 % against manual counts in side and front views, and the stroke family is identified in 15 of 19 sequences. On a continuous 34-min sequence, the system detects the onset of technical fatigue at t = 748.0 s and attributes it to specific technique variables. On synthetic data with known ground truth, the median error is 4.7 % for stroke rate, 1.3 % for velocity and 4.3 % for distance per stroke, and the fatigue detector reaches a 100 % detection rate with 10 % false alarms. The main limitation is the scarcity of annotated real data and the lack of a physiological fatigue reference.</w:t>
+        <w:t>, an explainable biomechanical analysis system that, from conventional monocular video, quantifies swimming technique efficiency, detects the onset of technical fatigue and identifies the variables that explain it. The architecture combines a computer vision vertical, which estimates two- and three-dimensional human pose, with a tabular vertical that segments swimming into stroke cycles, computes per-cycle kinematic indicators and models each swimmer’s reference technique through unsupervised learning. A sustained deviation from that reference defines fatigue onset, and its attribution to each variable is obtained with Shapley values. The system determines the camera view and the stroke family automatically and offers a real-time analysis mode. It was applied to 25 real sequences of 5 participants in 4 strokes (44.9 min recorded), yielding 6.3 min of analysable video and 165 valid cycles. The estimated stroke rate shows a relative error of 6.5 % to 8.2 % against manual counts in side and front views, and the stroke family is identified in 15 of 19 sequences. On a 34-min training sequence, the system detects a sustained technical change compatible with fatigue from t = 748.0 s (higher stroke rate), although with few valid cycles and no physiological reference. On synthetic data with known ground truth, the median error is 4.7 % for stroke rate, 1.3 % for velocity and 4.3 % for distance per stroke, and the fatigue detector reaches a 100 % detection rate with 10 % false alarms. The main limitation is the scarcity of annotated real data and the lack of a physiological fatigue reference.</w:t>
       </w:r>
     </w:p>
     <w:p>
@@ -900,7 +900,7 @@
         <w:ind w:hanging="0" w:left="0"/>
         <w:rPr/>
       </w:pPr>
-      <w:bookmarkStart w:id="50" w:name="__RefHeading___Toc9174_1990011517"/>
+      <w:bookmarkStart w:id="50" w:name="__RefHeading___Toc9174_350176733"/>
       <w:bookmarkStart w:id="51" w:name="_Toc37845868"/>
       <w:bookmarkStart w:id="52" w:name="_Toc37758883"/>
       <w:bookmarkEnd w:id="50"/>
@@ -1534,7 +1534,7 @@
             </w:rPr>
             <w:fldChar w:fldCharType="separate"/>
           </w:r>
-          <w:hyperlink w:anchor="__RefHeading___Toc9170_1990011517">
+          <w:hyperlink w:anchor="__RefHeading___Toc9170_350176733">
             <w:r>
               <w:rPr>
                 <w:webHidden/>
@@ -1555,7 +1555,7 @@
             </w:tabs>
             <w:rPr/>
           </w:pPr>
-          <w:hyperlink w:anchor="__RefHeading___Toc9172_1990011517">
+          <w:hyperlink w:anchor="__RefHeading___Toc9172_350176733">
             <w:r>
               <w:rPr>
                 <w:webHidden/>
@@ -1576,7 +1576,7 @@
             </w:tabs>
             <w:rPr/>
           </w:pPr>
-          <w:hyperlink w:anchor="__RefHeading___Toc9174_1990011517">
+          <w:hyperlink w:anchor="__RefHeading___Toc9174_350176733">
             <w:r>
               <w:rPr>
                 <w:webHidden/>
@@ -1597,7 +1597,7 @@
             </w:tabs>
             <w:rPr/>
           </w:pPr>
-          <w:hyperlink w:anchor="__RefHeading___Toc9176_1990011517">
+          <w:hyperlink w:anchor="__RefHeading___Toc9176_350176733">
             <w:r>
               <w:rPr>
                 <w:webHidden/>
@@ -1618,7 +1618,7 @@
             </w:tabs>
             <w:rPr/>
           </w:pPr>
-          <w:hyperlink w:anchor="__RefHeading___Toc9178_1990011517">
+          <w:hyperlink w:anchor="__RefHeading___Toc9178_350176733">
             <w:r>
               <w:rPr>
                 <w:webHidden/>
@@ -1639,7 +1639,7 @@
             </w:tabs>
             <w:rPr/>
           </w:pPr>
-          <w:hyperlink w:anchor="__RefHeading___Toc9180_1990011517">
+          <w:hyperlink w:anchor="__RefHeading___Toc9180_350176733">
             <w:r>
               <w:rPr>
                 <w:webHidden/>
@@ -1660,7 +1660,7 @@
             </w:tabs>
             <w:rPr/>
           </w:pPr>
-          <w:hyperlink w:anchor="__RefHeading___Toc9182_1990011517">
+          <w:hyperlink w:anchor="__RefHeading___Toc9182_350176733">
             <w:r>
               <w:rPr>
                 <w:webHidden/>
@@ -1681,7 +1681,7 @@
             </w:tabs>
             <w:rPr/>
           </w:pPr>
-          <w:hyperlink w:anchor="__RefHeading___Toc9184_1990011517">
+          <w:hyperlink w:anchor="__RefHeading___Toc9184_350176733">
             <w:r>
               <w:rPr>
                 <w:webHidden/>
@@ -1702,7 +1702,7 @@
             </w:tabs>
             <w:rPr/>
           </w:pPr>
-          <w:hyperlink w:anchor="__RefHeading___Toc9186_1990011517">
+          <w:hyperlink w:anchor="__RefHeading___Toc9186_350176733">
             <w:r>
               <w:rPr>
                 <w:webHidden/>
@@ -1723,7 +1723,7 @@
             </w:tabs>
             <w:rPr/>
           </w:pPr>
-          <w:hyperlink w:anchor="__RefHeading___Toc9188_1990011517">
+          <w:hyperlink w:anchor="__RefHeading___Toc9188_350176733">
             <w:r>
               <w:rPr>
                 <w:webHidden/>
@@ -1744,7 +1744,7 @@
             </w:tabs>
             <w:rPr/>
           </w:pPr>
-          <w:hyperlink w:anchor="__RefHeading___Toc9190_1990011517">
+          <w:hyperlink w:anchor="__RefHeading___Toc9190_350176733">
             <w:r>
               <w:rPr>
                 <w:webHidden/>
@@ -1765,7 +1765,7 @@
             </w:tabs>
             <w:rPr/>
           </w:pPr>
-          <w:hyperlink w:anchor="__RefHeading___Toc9192_1990011517">
+          <w:hyperlink w:anchor="__RefHeading___Toc9192_350176733">
             <w:r>
               <w:rPr>
                 <w:webHidden/>
@@ -1786,7 +1786,7 @@
             </w:tabs>
             <w:rPr/>
           </w:pPr>
-          <w:hyperlink w:anchor="__RefHeading___Toc9194_1990011517">
+          <w:hyperlink w:anchor="__RefHeading___Toc9194_350176733">
             <w:r>
               <w:rPr>
                 <w:webHidden/>
@@ -1807,7 +1807,7 @@
             </w:tabs>
             <w:rPr/>
           </w:pPr>
-          <w:hyperlink w:anchor="__RefHeading___Toc9196_1990011517">
+          <w:hyperlink w:anchor="__RefHeading___Toc9196_350176733">
             <w:r>
               <w:rPr>
                 <w:webHidden/>
@@ -1828,7 +1828,7 @@
             </w:tabs>
             <w:rPr/>
           </w:pPr>
-          <w:hyperlink w:anchor="__RefHeading___Toc9198_1990011517">
+          <w:hyperlink w:anchor="__RefHeading___Toc9198_350176733">
             <w:r>
               <w:rPr>
                 <w:webHidden/>
@@ -1849,7 +1849,7 @@
             </w:tabs>
             <w:rPr/>
           </w:pPr>
-          <w:hyperlink w:anchor="__RefHeading___Toc9200_1990011517">
+          <w:hyperlink w:anchor="__RefHeading___Toc9200_350176733">
             <w:r>
               <w:rPr>
                 <w:webHidden/>
@@ -1870,7 +1870,7 @@
             </w:tabs>
             <w:rPr/>
           </w:pPr>
-          <w:hyperlink w:anchor="__RefHeading___Toc9202_1990011517">
+          <w:hyperlink w:anchor="__RefHeading___Toc9202_350176733">
             <w:r>
               <w:rPr>
                 <w:webHidden/>
@@ -1891,7 +1891,7 @@
             </w:tabs>
             <w:rPr/>
           </w:pPr>
-          <w:hyperlink w:anchor="__RefHeading___Toc9204_1990011517">
+          <w:hyperlink w:anchor="__RefHeading___Toc9204_350176733">
             <w:r>
               <w:rPr>
                 <w:webHidden/>
@@ -1912,7 +1912,7 @@
             </w:tabs>
             <w:rPr/>
           </w:pPr>
-          <w:hyperlink w:anchor="__RefHeading___Toc9206_1990011517">
+          <w:hyperlink w:anchor="__RefHeading___Toc9206_350176733">
             <w:r>
               <w:rPr>
                 <w:webHidden/>
@@ -1933,7 +1933,7 @@
             </w:tabs>
             <w:rPr/>
           </w:pPr>
-          <w:hyperlink w:anchor="__RefHeading___Toc9208_1990011517">
+          <w:hyperlink w:anchor="__RefHeading___Toc9208_350176733">
             <w:r>
               <w:rPr>
                 <w:webHidden/>
@@ -1954,7 +1954,7 @@
             </w:tabs>
             <w:rPr/>
           </w:pPr>
-          <w:hyperlink w:anchor="__RefHeading___Toc9210_1990011517">
+          <w:hyperlink w:anchor="__RefHeading___Toc9210_350176733">
             <w:r>
               <w:rPr>
                 <w:webHidden/>
@@ -1975,7 +1975,7 @@
             </w:tabs>
             <w:rPr/>
           </w:pPr>
-          <w:hyperlink w:anchor="__RefHeading___Toc9212_1990011517">
+          <w:hyperlink w:anchor="__RefHeading___Toc9212_350176733">
             <w:r>
               <w:rPr>
                 <w:webHidden/>
@@ -1996,7 +1996,7 @@
             </w:tabs>
             <w:rPr/>
           </w:pPr>
-          <w:hyperlink w:anchor="__RefHeading___Toc9214_1990011517">
+          <w:hyperlink w:anchor="__RefHeading___Toc9214_350176733">
             <w:r>
               <w:rPr>
                 <w:webHidden/>
@@ -2017,7 +2017,7 @@
             </w:tabs>
             <w:rPr/>
           </w:pPr>
-          <w:hyperlink w:anchor="__RefHeading___Toc9216_1990011517">
+          <w:hyperlink w:anchor="__RefHeading___Toc9216_350176733">
             <w:r>
               <w:rPr>
                 <w:webHidden/>
@@ -2038,7 +2038,7 @@
             </w:tabs>
             <w:rPr/>
           </w:pPr>
-          <w:hyperlink w:anchor="__RefHeading___Toc9218_1990011517">
+          <w:hyperlink w:anchor="__RefHeading___Toc9218_350176733">
             <w:r>
               <w:rPr>
                 <w:webHidden/>
@@ -2059,7 +2059,7 @@
             </w:tabs>
             <w:rPr/>
           </w:pPr>
-          <w:hyperlink w:anchor="__RefHeading___Toc9220_1990011517">
+          <w:hyperlink w:anchor="__RefHeading___Toc9220_350176733">
             <w:r>
               <w:rPr>
                 <w:webHidden/>
@@ -2080,7 +2080,7 @@
             </w:tabs>
             <w:rPr/>
           </w:pPr>
-          <w:hyperlink w:anchor="__RefHeading___Toc9222_1990011517">
+          <w:hyperlink w:anchor="__RefHeading___Toc9222_350176733">
             <w:r>
               <w:rPr>
                 <w:webHidden/>
@@ -2101,7 +2101,7 @@
             </w:tabs>
             <w:rPr/>
           </w:pPr>
-          <w:hyperlink w:anchor="__RefHeading___Toc9224_1990011517">
+          <w:hyperlink w:anchor="__RefHeading___Toc9224_350176733">
             <w:r>
               <w:rPr>
                 <w:webHidden/>
@@ -2122,7 +2122,7 @@
             </w:tabs>
             <w:rPr/>
           </w:pPr>
-          <w:hyperlink w:anchor="__RefHeading___Toc9226_1990011517">
+          <w:hyperlink w:anchor="__RefHeading___Toc9226_350176733">
             <w:r>
               <w:rPr>
                 <w:webHidden/>
@@ -2143,7 +2143,7 @@
             </w:tabs>
             <w:rPr/>
           </w:pPr>
-          <w:hyperlink w:anchor="__RefHeading___Toc9228_1990011517">
+          <w:hyperlink w:anchor="__RefHeading___Toc9228_350176733">
             <w:r>
               <w:rPr>
                 <w:webHidden/>
@@ -2164,7 +2164,7 @@
             </w:tabs>
             <w:rPr/>
           </w:pPr>
-          <w:hyperlink w:anchor="__RefHeading___Toc9230_1990011517">
+          <w:hyperlink w:anchor="__RefHeading___Toc9230_350176733">
             <w:r>
               <w:rPr>
                 <w:webHidden/>
@@ -2185,7 +2185,7 @@
             </w:tabs>
             <w:rPr/>
           </w:pPr>
-          <w:hyperlink w:anchor="__RefHeading___Toc9232_1990011517">
+          <w:hyperlink w:anchor="__RefHeading___Toc9232_350176733">
             <w:r>
               <w:rPr>
                 <w:webHidden/>
@@ -2206,7 +2206,7 @@
             </w:tabs>
             <w:rPr/>
           </w:pPr>
-          <w:hyperlink w:anchor="__RefHeading___Toc9234_1990011517">
+          <w:hyperlink w:anchor="__RefHeading___Toc9234_350176733">
             <w:r>
               <w:rPr>
                 <w:webHidden/>
@@ -2227,7 +2227,7 @@
             </w:tabs>
             <w:rPr/>
           </w:pPr>
-          <w:hyperlink w:anchor="__RefHeading___Toc9236_1990011517">
+          <w:hyperlink w:anchor="__RefHeading___Toc9236_350176733">
             <w:r>
               <w:rPr>
                 <w:webHidden/>
@@ -2248,7 +2248,7 @@
             </w:tabs>
             <w:rPr/>
           </w:pPr>
-          <w:hyperlink w:anchor="__RefHeading___Toc9238_1990011517">
+          <w:hyperlink w:anchor="__RefHeading___Toc9238_350176733">
             <w:r>
               <w:rPr>
                 <w:webHidden/>
@@ -2269,7 +2269,7 @@
             </w:tabs>
             <w:rPr/>
           </w:pPr>
-          <w:hyperlink w:anchor="__RefHeading___Toc9240_1990011517">
+          <w:hyperlink w:anchor="__RefHeading___Toc9240_350176733">
             <w:r>
               <w:rPr>
                 <w:webHidden/>
@@ -2290,7 +2290,7 @@
             </w:tabs>
             <w:rPr/>
           </w:pPr>
-          <w:hyperlink w:anchor="__RefHeading___Toc9242_1990011517">
+          <w:hyperlink w:anchor="__RefHeading___Toc9242_350176733">
             <w:r>
               <w:rPr>
                 <w:webHidden/>
@@ -2311,7 +2311,7 @@
             </w:tabs>
             <w:rPr/>
           </w:pPr>
-          <w:hyperlink w:anchor="__RefHeading___Toc9244_1990011517">
+          <w:hyperlink w:anchor="__RefHeading___Toc9244_350176733">
             <w:r>
               <w:rPr>
                 <w:webHidden/>
@@ -2332,7 +2332,7 @@
             </w:tabs>
             <w:rPr/>
           </w:pPr>
-          <w:hyperlink w:anchor="__RefHeading___Toc9246_1990011517">
+          <w:hyperlink w:anchor="__RefHeading___Toc9246_350176733">
             <w:r>
               <w:rPr>
                 <w:webHidden/>
@@ -2353,7 +2353,7 @@
             </w:tabs>
             <w:rPr/>
           </w:pPr>
-          <w:hyperlink w:anchor="__RefHeading___Toc9248_1990011517">
+          <w:hyperlink w:anchor="__RefHeading___Toc9248_350176733">
             <w:r>
               <w:rPr>
                 <w:webHidden/>
@@ -2374,7 +2374,7 @@
             </w:tabs>
             <w:rPr/>
           </w:pPr>
-          <w:hyperlink w:anchor="__RefHeading___Toc9250_1990011517">
+          <w:hyperlink w:anchor="__RefHeading___Toc9250_350176733">
             <w:r>
               <w:rPr>
                 <w:webHidden/>
@@ -2395,7 +2395,7 @@
             </w:tabs>
             <w:rPr/>
           </w:pPr>
-          <w:hyperlink w:anchor="__RefHeading___Toc9252_1990011517">
+          <w:hyperlink w:anchor="__RefHeading___Toc9252_350176733">
             <w:r>
               <w:rPr>
                 <w:webHidden/>
@@ -2416,7 +2416,7 @@
             </w:tabs>
             <w:rPr/>
           </w:pPr>
-          <w:hyperlink w:anchor="__RefHeading___Toc9254_1990011517">
+          <w:hyperlink w:anchor="__RefHeading___Toc9254_350176733">
             <w:r>
               <w:rPr>
                 <w:webHidden/>
@@ -2437,7 +2437,7 @@
             </w:tabs>
             <w:rPr/>
           </w:pPr>
-          <w:hyperlink w:anchor="__RefHeading___Toc9256_1990011517">
+          <w:hyperlink w:anchor="__RefHeading___Toc9256_350176733">
             <w:r>
               <w:rPr>
                 <w:webHidden/>
@@ -2458,7 +2458,7 @@
             </w:tabs>
             <w:rPr/>
           </w:pPr>
-          <w:hyperlink w:anchor="__RefHeading___Toc9258_1990011517">
+          <w:hyperlink w:anchor="__RefHeading___Toc9258_350176733">
             <w:r>
               <w:rPr>
                 <w:webHidden/>
@@ -2479,7 +2479,7 @@
             </w:tabs>
             <w:rPr/>
           </w:pPr>
-          <w:hyperlink w:anchor="__RefHeading___Toc9260_1990011517">
+          <w:hyperlink w:anchor="__RefHeading___Toc9260_350176733">
             <w:r>
               <w:rPr>
                 <w:webHidden/>
@@ -2500,7 +2500,7 @@
             </w:tabs>
             <w:rPr/>
           </w:pPr>
-          <w:hyperlink w:anchor="__RefHeading___Toc9262_1990011517">
+          <w:hyperlink w:anchor="__RefHeading___Toc9262_350176733">
             <w:r>
               <w:rPr>
                 <w:webHidden/>
@@ -2521,7 +2521,7 @@
             </w:tabs>
             <w:rPr/>
           </w:pPr>
-          <w:hyperlink w:anchor="__RefHeading___Toc9264_1990011517">
+          <w:hyperlink w:anchor="__RefHeading___Toc9264_350176733">
             <w:r>
               <w:rPr>
                 <w:webHidden/>
@@ -3766,7 +3766,7 @@
         <w:spacing w:before="0" w:after="240"/>
         <w:rPr/>
       </w:pPr>
-      <w:bookmarkStart w:id="53" w:name="__RefHeading___Toc9176_1990011517"/>
+      <w:bookmarkStart w:id="53" w:name="__RefHeading___Toc9176_350176733"/>
       <w:bookmarkStart w:id="54" w:name="_Toc37845869"/>
       <w:bookmarkStart w:id="55" w:name="_Toc37758884"/>
       <w:bookmarkEnd w:id="53"/>
@@ -3786,7 +3786,7 @@
         </w:numPr>
         <w:rPr/>
       </w:pPr>
-      <w:bookmarkStart w:id="56" w:name="__RefHeading___Toc9178_1990011517"/>
+      <w:bookmarkStart w:id="56" w:name="__RefHeading___Toc9178_350176733"/>
       <w:bookmarkStart w:id="57" w:name="_Toc37845870"/>
       <w:bookmarkStart w:id="58" w:name="_Toc37758885"/>
       <w:bookmarkEnd w:id="56"/>
@@ -3865,7 +3865,7 @@
         </w:numPr>
         <w:rPr/>
       </w:pPr>
-      <w:bookmarkStart w:id="59" w:name="__RefHeading___Toc9180_1990011517"/>
+      <w:bookmarkStart w:id="59" w:name="__RefHeading___Toc9180_350176733"/>
       <w:bookmarkStart w:id="60" w:name="_Toc37845871"/>
       <w:bookmarkStart w:id="61" w:name="_Toc37758886"/>
       <w:bookmarkEnd w:id="59"/>
@@ -3937,7 +3937,7 @@
         </w:numPr>
         <w:rPr/>
       </w:pPr>
-      <w:bookmarkStart w:id="62" w:name="__RefHeading___Toc9182_1990011517"/>
+      <w:bookmarkStart w:id="62" w:name="__RefHeading___Toc9182_350176733"/>
       <w:bookmarkStart w:id="63" w:name="_Toc37845872"/>
       <w:bookmarkStart w:id="64" w:name="_Toc37758887"/>
       <w:bookmarkEnd w:id="62"/>
@@ -3968,7 +3968,7 @@
         </w:numPr>
         <w:rPr/>
       </w:pPr>
-      <w:bookmarkStart w:id="65" w:name="__RefHeading___Toc9184_1990011517"/>
+      <w:bookmarkStart w:id="65" w:name="__RefHeading___Toc9184_350176733"/>
       <w:bookmarkStart w:id="66" w:name="_Toc37845873"/>
       <w:bookmarkStart w:id="67" w:name="_Toc37758888"/>
       <w:bookmarkStart w:id="68" w:name="_Ref36545721"/>
@@ -4143,7 +4143,7 @@
         </w:numPr>
         <w:rPr/>
       </w:pPr>
-      <w:bookmarkStart w:id="69" w:name="__RefHeading___Toc9186_1990011517"/>
+      <w:bookmarkStart w:id="69" w:name="__RefHeading___Toc9186_350176733"/>
       <w:bookmarkStart w:id="70" w:name="_Toc37845874"/>
       <w:bookmarkStart w:id="71" w:name="_Toc37758889"/>
       <w:bookmarkEnd w:id="69"/>
@@ -4223,7 +4223,7 @@
         </w:numPr>
         <w:rPr/>
       </w:pPr>
-      <w:bookmarkStart w:id="72" w:name="__RefHeading___Toc9188_1990011517"/>
+      <w:bookmarkStart w:id="72" w:name="__RefHeading___Toc9188_350176733"/>
       <w:bookmarkStart w:id="73" w:name="_Toc37845875"/>
       <w:bookmarkStart w:id="74" w:name="_Toc37758890"/>
       <w:bookmarkEnd w:id="72"/>
@@ -4243,7 +4243,7 @@
         </w:numPr>
         <w:rPr/>
       </w:pPr>
-      <w:bookmarkStart w:id="75" w:name="__RefHeading___Toc9190_1990011517"/>
+      <w:bookmarkStart w:id="75" w:name="__RefHeading___Toc9190_350176733"/>
       <w:bookmarkStart w:id="76" w:name="_Toc37845876"/>
       <w:bookmarkStart w:id="77" w:name="_Toc37758891"/>
       <w:bookmarkEnd w:id="75"/>
@@ -10856,7 +10856,7 @@
         </w:numPr>
         <w:rPr/>
       </w:pPr>
-      <w:bookmarkStart w:id="78" w:name="__RefHeading___Toc9192_1990011517"/>
+      <w:bookmarkStart w:id="78" w:name="__RefHeading___Toc9192_350176733"/>
       <w:bookmarkStart w:id="79" w:name="_Toc37845877"/>
       <w:bookmarkStart w:id="80" w:name="_Toc37758892"/>
       <w:bookmarkEnd w:id="78"/>
@@ -11484,7 +11484,7 @@
         </w:numPr>
         <w:rPr/>
       </w:pPr>
-      <w:bookmarkStart w:id="81" w:name="__RefHeading___Toc9194_1990011517"/>
+      <w:bookmarkStart w:id="81" w:name="__RefHeading___Toc9194_350176733"/>
       <w:bookmarkStart w:id="82" w:name="_Toc37845878"/>
       <w:bookmarkStart w:id="83" w:name="_Toc37758893"/>
       <w:bookmarkEnd w:id="81"/>
@@ -11515,7 +11515,7 @@
         </w:numPr>
         <w:rPr/>
       </w:pPr>
-      <w:bookmarkStart w:id="84" w:name="__RefHeading___Toc9196_1990011517"/>
+      <w:bookmarkStart w:id="84" w:name="__RefHeading___Toc9196_350176733"/>
       <w:bookmarkStart w:id="85" w:name="_Toc37845879"/>
       <w:bookmarkStart w:id="86" w:name="_Toc37758894"/>
       <w:bookmarkEnd w:id="84"/>
@@ -11535,7 +11535,7 @@
         </w:numPr>
         <w:rPr/>
       </w:pPr>
-      <w:bookmarkStart w:id="87" w:name="__RefHeading___Toc9198_1990011517"/>
+      <w:bookmarkStart w:id="87" w:name="__RefHeading___Toc9198_350176733"/>
       <w:bookmarkStart w:id="88" w:name="_Toc37845880"/>
       <w:bookmarkStart w:id="89" w:name="_Toc37758895"/>
       <w:bookmarkEnd w:id="87"/>
@@ -11566,7 +11566,7 @@
         </w:numPr>
         <w:rPr/>
       </w:pPr>
-      <w:bookmarkStart w:id="90" w:name="__RefHeading___Toc9200_1990011517"/>
+      <w:bookmarkStart w:id="90" w:name="__RefHeading___Toc9200_350176733"/>
       <w:bookmarkStart w:id="91" w:name="_Toc37845881"/>
       <w:bookmarkStart w:id="92" w:name="_Toc37758896"/>
       <w:bookmarkEnd w:id="90"/>
@@ -11739,7 +11739,7 @@
         </w:numPr>
         <w:rPr/>
       </w:pPr>
-      <w:bookmarkStart w:id="93" w:name="__RefHeading___Toc9202_1990011517"/>
+      <w:bookmarkStart w:id="93" w:name="__RefHeading___Toc9202_350176733"/>
       <w:bookmarkStart w:id="94" w:name="_Toc37845882"/>
       <w:bookmarkStart w:id="95" w:name="_Toc37758897"/>
       <w:bookmarkEnd w:id="93"/>
@@ -11796,7 +11796,7 @@
         </w:numPr>
         <w:rPr/>
       </w:pPr>
-      <w:bookmarkStart w:id="96" w:name="__RefHeading___Toc9204_1990011517"/>
+      <w:bookmarkStart w:id="96" w:name="__RefHeading___Toc9204_350176733"/>
       <w:bookmarkStart w:id="97" w:name="_Toc37845883"/>
       <w:bookmarkStart w:id="98" w:name="_Toc37758898"/>
       <w:bookmarkEnd w:id="96"/>
@@ -11816,7 +11816,7 @@
         </w:numPr>
         <w:rPr/>
       </w:pPr>
-      <w:bookmarkStart w:id="99" w:name="__RefHeading___Toc9206_1990011517"/>
+      <w:bookmarkStart w:id="99" w:name="__RefHeading___Toc9206_350176733"/>
       <w:bookmarkStart w:id="100" w:name="_Toc37845884"/>
       <w:bookmarkStart w:id="101" w:name="_Toc37758899"/>
       <w:bookmarkEnd w:id="99"/>
@@ -11930,7 +11930,7 @@
         </w:numPr>
         <w:rPr/>
       </w:pPr>
-      <w:bookmarkStart w:id="102" w:name="__RefHeading___Toc9208_1990011517"/>
+      <w:bookmarkStart w:id="102" w:name="__RefHeading___Toc9208_350176733"/>
       <w:bookmarkStart w:id="103" w:name="_Toc37845885"/>
       <w:bookmarkStart w:id="104" w:name="_Toc37758900"/>
       <w:bookmarkEnd w:id="102"/>
@@ -19509,7 +19509,7 @@
         </w:numPr>
         <w:rPr/>
       </w:pPr>
-      <w:bookmarkStart w:id="105" w:name="__RefHeading___Toc9210_1990011517"/>
+      <w:bookmarkStart w:id="105" w:name="__RefHeading___Toc9210_350176733"/>
       <w:bookmarkStart w:id="106" w:name="_Toc37845886"/>
       <w:bookmarkStart w:id="107" w:name="_Toc37758901"/>
       <w:bookmarkEnd w:id="105"/>
@@ -19631,7 +19631,7 @@
         </w:numPr>
         <w:rPr/>
       </w:pPr>
-      <w:bookmarkStart w:id="108" w:name="__RefHeading___Toc9212_1990011517"/>
+      <w:bookmarkStart w:id="108" w:name="__RefHeading___Toc9212_350176733"/>
       <w:bookmarkStart w:id="109" w:name="_Toc37845887"/>
       <w:bookmarkStart w:id="110" w:name="_Toc37758902"/>
       <w:bookmarkEnd w:id="108"/>
@@ -20265,7 +20265,7 @@
         </w:numPr>
         <w:rPr/>
       </w:pPr>
-      <w:bookmarkStart w:id="111" w:name="__RefHeading___Toc9214_1990011517"/>
+      <w:bookmarkStart w:id="111" w:name="__RefHeading___Toc9214_350176733"/>
       <w:bookmarkStart w:id="112" w:name="_Toc37845888"/>
       <w:bookmarkStart w:id="113" w:name="_Toc37758903"/>
       <w:bookmarkEnd w:id="111"/>
@@ -20296,7 +20296,7 @@
         </w:numPr>
         <w:rPr/>
       </w:pPr>
-      <w:bookmarkStart w:id="114" w:name="__RefHeading___Toc9216_1990011517"/>
+      <w:bookmarkStart w:id="114" w:name="__RefHeading___Toc9216_350176733"/>
       <w:bookmarkStart w:id="115" w:name="_Toc37845889"/>
       <w:bookmarkStart w:id="116" w:name="_Toc37758904"/>
       <w:bookmarkEnd w:id="114"/>
@@ -26289,7 +26289,7 @@
         <w:rPr>
           <w:b/>
         </w:rPr>
-        <w:t>El sistema detecta el inicio de la fatiga técnica en el ciclo 7 (t = 748,0 s, 12,5 min)</w:t>
+        <w:t>El sistema detecta un cambio técnico sostenido, compatible con la fatiga, a partir del ciclo 7 (t = 748,0 s, 12,5 min)</w:t>
       </w:r>
       <w:r>
         <w:rPr/>
@@ -30919,7 +30919,7 @@
         </w:numPr>
         <w:rPr/>
       </w:pPr>
-      <w:bookmarkStart w:id="117" w:name="__RefHeading___Toc9218_1990011517"/>
+      <w:bookmarkStart w:id="117" w:name="__RefHeading___Toc9218_350176733"/>
       <w:bookmarkStart w:id="118" w:name="_Toc37845890"/>
       <w:bookmarkStart w:id="119" w:name="_Toc37758905"/>
       <w:bookmarkEnd w:id="117"/>
@@ -30951,7 +30951,7 @@
         </w:numPr>
         <w:rPr/>
       </w:pPr>
-      <w:bookmarkStart w:id="120" w:name="__RefHeading___Toc9220_1990011517"/>
+      <w:bookmarkStart w:id="120" w:name="__RefHeading___Toc9220_350176733"/>
       <w:bookmarkEnd w:id="120"/>
       <w:r>
         <w:rPr/>
@@ -31405,7 +31405,7 @@
         </w:numPr>
         <w:rPr/>
       </w:pPr>
-      <w:bookmarkStart w:id="121" w:name="__RefHeading___Toc9222_1990011517"/>
+      <w:bookmarkStart w:id="121" w:name="__RefHeading___Toc9222_350176733"/>
       <w:bookmarkEnd w:id="121"/>
       <w:r>
         <w:rPr/>
@@ -31655,7 +31655,7 @@
         </w:numPr>
         <w:rPr/>
       </w:pPr>
-      <w:bookmarkStart w:id="122" w:name="__RefHeading___Toc9224_1990011517"/>
+      <w:bookmarkStart w:id="122" w:name="__RefHeading___Toc9224_350176733"/>
       <w:bookmarkEnd w:id="122"/>
       <w:r>
         <w:rPr/>
@@ -31694,7 +31694,7 @@
         </w:numPr>
         <w:rPr/>
       </w:pPr>
-      <w:bookmarkStart w:id="123" w:name="__RefHeading___Toc9226_1990011517"/>
+      <w:bookmarkStart w:id="123" w:name="__RefHeading___Toc9226_350176733"/>
       <w:bookmarkEnd w:id="123"/>
       <w:r>
         <w:rPr/>
@@ -31766,7 +31766,7 @@
         </w:numPr>
         <w:rPr/>
       </w:pPr>
-      <w:bookmarkStart w:id="124" w:name="__RefHeading___Toc9228_1990011517"/>
+      <w:bookmarkStart w:id="124" w:name="__RefHeading___Toc9228_350176733"/>
       <w:bookmarkEnd w:id="124"/>
       <w:r>
         <w:rPr/>
@@ -31869,7 +31869,7 @@
         </w:numPr>
         <w:rPr/>
       </w:pPr>
-      <w:bookmarkStart w:id="125" w:name="__RefHeading___Toc9230_1990011517"/>
+      <w:bookmarkStart w:id="125" w:name="__RefHeading___Toc9230_350176733"/>
       <w:bookmarkEnd w:id="125"/>
       <w:r>
         <w:rPr/>
@@ -31988,7 +31988,7 @@
         </w:numPr>
         <w:rPr/>
       </w:pPr>
-      <w:bookmarkStart w:id="126" w:name="__RefHeading___Toc9232_1990011517"/>
+      <w:bookmarkStart w:id="126" w:name="__RefHeading___Toc9232_350176733"/>
       <w:bookmarkEnd w:id="126"/>
       <w:r>
         <w:rPr/>
@@ -32243,7 +32243,7 @@
         </w:numPr>
         <w:rPr/>
       </w:pPr>
-      <w:bookmarkStart w:id="127" w:name="__RefHeading___Toc9234_1990011517"/>
+      <w:bookmarkStart w:id="127" w:name="__RefHeading___Toc9234_350176733"/>
       <w:bookmarkStart w:id="128" w:name="_Toc37845891"/>
       <w:bookmarkStart w:id="129" w:name="_Toc37758906"/>
       <w:bookmarkEnd w:id="127"/>
@@ -32263,7 +32263,7 @@
         </w:numPr>
         <w:rPr/>
       </w:pPr>
-      <w:bookmarkStart w:id="130" w:name="__RefHeading___Toc9236_1990011517"/>
+      <w:bookmarkStart w:id="130" w:name="__RefHeading___Toc9236_350176733"/>
       <w:bookmarkStart w:id="131" w:name="_Toc37845892"/>
       <w:bookmarkStart w:id="132" w:name="_Toc37758907"/>
       <w:bookmarkEnd w:id="130"/>
@@ -32849,7 +32849,7 @@
                 <w:sz w:val="18"/>
                 <w:lang w:val="es-ES" w:bidi="ar-SA"/>
               </w:rPr>
-              <w:t>Validado con datos sintéticos (detección 100 %, falsas alarmas 10 %) y en tiempo real (10/10, sin falsas alarmas); fatiga técnica detectada en la secuencia real de 34 min; sin referencia fisiológica</w:t>
+              <w:t>Validado con datos sintéticos (detección 100 %, falsas alarmas 10 %) y en tiempo real (10/10, sin falsas alarmas); cambio técnico sostenido detectado en la secuencia real de 34 min; sin referencia fisiológica</w:t>
             </w:r>
           </w:p>
         </w:tc>
@@ -33257,7 +33257,7 @@
       </w:pPr>
       <w:r>
         <w:rPr/>
-        <w:t>Con datos sintéticos de referencia conocida, el sistema estima la frecuencia de ciclo, la velocidad y la distancia por ciclo con errores medianos inferiores al 5 %, detecta el inicio de la fatiga al comienzo de la transición programada, también en tiempo real, y atribuye la fatiga a las variables alteradas. Con vídeo real, la frecuencia de ciclo se aproxima al conteo manual con un error del 6,5 % al 8,2 %, la vista y la familia del estilo se determinan automáticamente, y el análisis de 25 secuencias de 5 participantes produjo 165 ciclos válidos y perfiles técnicos diferenciados por nadador. En la secuencia continua de 34 min, el sistema detectó el inicio de la fatiga técnica en t = 748,0 s y explicó sus causas. Las sesiones de pasadas cortas no presentaron fatiga, como cabía esperar por su duración.</w:t>
+        <w:t>Con datos sintéticos de referencia conocida, el sistema estima la frecuencia de ciclo, la velocidad y la distancia por ciclo con errores medianos inferiores al 5 %, detecta el inicio de la fatiga al comienzo de la transición programada, también en tiempo real, y atribuye la fatiga a las variables alteradas. Con vídeo real, la frecuencia de ciclo se aproxima al conteo manual con un error del 6,5 % al 8,2 %, la vista y la familia del estilo se determinan automáticamente, y el análisis de 25 secuencias de 5 participantes produjo 165 ciclos válidos y perfiles técnicos diferenciados por nadador. En la secuencia de 34 min, el sistema detectó un cambio técnico sostenido compatible con la fatiga a partir de t = 748,0 s y explicó sus causas, con la cautela de los pocos ciclos válidos. Las sesiones de pasadas cortas no presentaron fatiga, como cabía esperar por su duración.</w:t>
       </w:r>
     </w:p>
     <w:p>
@@ -33294,7 +33294,7 @@
         </w:numPr>
         <w:rPr/>
       </w:pPr>
-      <w:bookmarkStart w:id="133" w:name="__RefHeading___Toc9238_1990011517"/>
+      <w:bookmarkStart w:id="133" w:name="__RefHeading___Toc9238_350176733"/>
       <w:bookmarkStart w:id="134" w:name="_Toc37845893"/>
       <w:bookmarkStart w:id="135" w:name="_Toc37758908"/>
       <w:bookmarkEnd w:id="133"/>
@@ -33391,7 +33391,7 @@
         </w:numPr>
         <w:rPr/>
       </w:pPr>
-      <w:bookmarkStart w:id="136" w:name="__RefHeading___Toc9240_1990011517"/>
+      <w:bookmarkStart w:id="136" w:name="__RefHeading___Toc9240_350176733"/>
       <w:bookmarkStart w:id="137" w:name="_Toc37845894"/>
       <w:bookmarkStart w:id="138" w:name="_Toc37758909"/>
       <w:bookmarkEnd w:id="136"/>
@@ -33423,7 +33423,7 @@
         </w:numPr>
         <w:rPr/>
       </w:pPr>
-      <w:bookmarkStart w:id="139" w:name="__RefHeading___Toc9242_1990011517"/>
+      <w:bookmarkStart w:id="139" w:name="__RefHeading___Toc9242_350176733"/>
       <w:bookmarkEnd w:id="139"/>
       <w:r>
         <w:rPr/>
@@ -33462,7 +33462,7 @@
         </w:numPr>
         <w:rPr/>
       </w:pPr>
-      <w:bookmarkStart w:id="140" w:name="__RefHeading___Toc9244_1990011517"/>
+      <w:bookmarkStart w:id="140" w:name="__RefHeading___Toc9244_350176733"/>
       <w:bookmarkEnd w:id="140"/>
       <w:r>
         <w:rPr/>
@@ -33490,7 +33490,7 @@
         </w:numPr>
         <w:rPr/>
       </w:pPr>
-      <w:bookmarkStart w:id="141" w:name="__RefHeading___Toc9246_1990011517"/>
+      <w:bookmarkStart w:id="141" w:name="__RefHeading___Toc9246_350176733"/>
       <w:bookmarkEnd w:id="141"/>
       <w:r>
         <w:rPr/>
@@ -33518,7 +33518,7 @@
         </w:numPr>
         <w:rPr/>
       </w:pPr>
-      <w:bookmarkStart w:id="142" w:name="__RefHeading___Toc9248_1990011517"/>
+      <w:bookmarkStart w:id="142" w:name="__RefHeading___Toc9248_350176733"/>
       <w:bookmarkEnd w:id="142"/>
       <w:r>
         <w:rPr/>
@@ -33545,7 +33545,7 @@
         </w:numPr>
         <w:rPr/>
       </w:pPr>
-      <w:bookmarkStart w:id="143" w:name="__RefHeading___Toc9250_1990011517"/>
+      <w:bookmarkStart w:id="143" w:name="__RefHeading___Toc9250_350176733"/>
       <w:bookmarkStart w:id="144" w:name="_Toc37845895"/>
       <w:bookmarkStart w:id="145" w:name="_Toc37758910"/>
       <w:bookmarkEnd w:id="143"/>
@@ -34541,7 +34541,7 @@
         </w:numPr>
         <w:rPr/>
       </w:pPr>
-      <w:bookmarkStart w:id="180" w:name="__RefHeading___Toc9252_1990011517"/>
+      <w:bookmarkStart w:id="180" w:name="__RefHeading___Toc9252_350176733"/>
       <w:bookmarkStart w:id="181" w:name="_Toc37845896"/>
       <w:bookmarkStart w:id="182" w:name="_Toc37758911"/>
       <w:bookmarkEnd w:id="180"/>
@@ -34562,7 +34562,7 @@
         </w:numPr>
         <w:rPr/>
       </w:pPr>
-      <w:bookmarkStart w:id="183" w:name="__RefHeading___Toc9254_1990011517"/>
+      <w:bookmarkStart w:id="183" w:name="__RefHeading___Toc9254_350176733"/>
       <w:bookmarkEnd w:id="183"/>
       <w:r>
         <w:rPr/>
@@ -34746,7 +34746,7 @@
         </w:numPr>
         <w:rPr/>
       </w:pPr>
-      <w:bookmarkStart w:id="184" w:name="__RefHeading___Toc9256_1990011517"/>
+      <w:bookmarkStart w:id="184" w:name="__RefHeading___Toc9256_350176733"/>
       <w:bookmarkEnd w:id="184"/>
       <w:r>
         <w:rPr/>
@@ -35820,7 +35820,7 @@
         </w:numPr>
         <w:rPr/>
       </w:pPr>
-      <w:bookmarkStart w:id="185" w:name="__RefHeading___Toc9258_1990011517"/>
+      <w:bookmarkStart w:id="185" w:name="__RefHeading___Toc9258_350176733"/>
       <w:bookmarkEnd w:id="185"/>
       <w:r>
         <w:rPr/>
@@ -36100,7 +36100,7 @@
         </w:numPr>
         <w:rPr/>
       </w:pPr>
-      <w:bookmarkStart w:id="186" w:name="__RefHeading___Toc9260_1990011517"/>
+      <w:bookmarkStart w:id="186" w:name="__RefHeading___Toc9260_350176733"/>
       <w:bookmarkEnd w:id="186"/>
       <w:r>
         <w:rPr/>
@@ -42891,7 +42891,7 @@
         </w:numPr>
         <w:rPr/>
       </w:pPr>
-      <w:bookmarkStart w:id="187" w:name="__RefHeading___Toc9262_1990011517"/>
+      <w:bookmarkStart w:id="187" w:name="__RefHeading___Toc9262_350176733"/>
       <w:bookmarkEnd w:id="187"/>
       <w:r>
         <w:rPr/>
@@ -46036,7 +46036,7 @@
         </w:numPr>
         <w:rPr/>
       </w:pPr>
-      <w:bookmarkStart w:id="188" w:name="__RefHeading___Toc9264_1990011517"/>
+      <w:bookmarkStart w:id="188" w:name="__RefHeading___Toc9264_350176733"/>
       <w:bookmarkEnd w:id="188"/>
       <w:r>
         <w:rPr/>
